--- a/docs/docs/Faculdade de Tecnologia Padre Danilo José de Oliveira Ohl.docx
+++ b/docs/docs/Faculdade de Tecnologia Padre Danilo José de Oliveira Ohl.docx
@@ -1559,7 +1559,7 @@
           <w:r>
             <w:fldChar w:fldCharType="separate"/>
           </w:r>
-          <w:hyperlink w:anchor="_Toc237900482" w:history="1">
+          <w:hyperlink w:anchor="_Toc238051048" w:history="1">
             <w:r>
               <w:rPr>
                 <w:rStyle w:val="Hyperlink"/>
@@ -1586,7 +1586,7 @@
                 <w:noProof/>
                 <w:webHidden/>
               </w:rPr>
-              <w:instrText xml:space="preserve"> PAGEREF _Toc237900482 \h </w:instrText>
+              <w:instrText xml:space="preserve"> PAGEREF _Toc238051048 \h </w:instrText>
             </w:r>
             <w:r>
               <w:rPr>
@@ -1630,7 +1630,7 @@
               <w:color w:val="auto"/>
             </w:rPr>
           </w:pPr>
-          <w:hyperlink w:anchor="_Toc237900483" w:history="1">
+          <w:hyperlink w:anchor="_Toc238051049" w:history="1">
             <w:r>
               <w:rPr>
                 <w:rStyle w:val="Hyperlink"/>
@@ -1672,7 +1672,7 @@
                 <w:noProof/>
                 <w:webHidden/>
               </w:rPr>
-              <w:instrText xml:space="preserve"> PAGEREF _Toc237900483 \h </w:instrText>
+              <w:instrText xml:space="preserve"> PAGEREF _Toc238051049 \h </w:instrText>
             </w:r>
             <w:r>
               <w:rPr>
@@ -1716,7 +1716,7 @@
               <w:color w:val="auto"/>
             </w:rPr>
           </w:pPr>
-          <w:hyperlink w:anchor="_Toc237900484" w:history="1">
+          <w:hyperlink w:anchor="_Toc238051050" w:history="1">
             <w:r>
               <w:rPr>
                 <w:rStyle w:val="Hyperlink"/>
@@ -1758,7 +1758,7 @@
                 <w:noProof/>
                 <w:webHidden/>
               </w:rPr>
-              <w:instrText xml:space="preserve"> PAGEREF _Toc237900484 \h </w:instrText>
+              <w:instrText xml:space="preserve"> PAGEREF _Toc238051050 \h </w:instrText>
             </w:r>
             <w:r>
               <w:rPr>
@@ -1802,7 +1802,7 @@
               <w:color w:val="auto"/>
             </w:rPr>
           </w:pPr>
-          <w:hyperlink w:anchor="_Toc237900485" w:history="1">
+          <w:hyperlink w:anchor="_Toc238051051" w:history="1">
             <w:r>
               <w:rPr>
                 <w:rStyle w:val="Hyperlink"/>
@@ -1844,7 +1844,7 @@
                 <w:noProof/>
                 <w:webHidden/>
               </w:rPr>
-              <w:instrText xml:space="preserve"> PAGEREF _Toc237900485 \h </w:instrText>
+              <w:instrText xml:space="preserve"> PAGEREF _Toc238051051 \h </w:instrText>
             </w:r>
             <w:r>
               <w:rPr>
@@ -1888,7 +1888,7 @@
               <w:color w:val="auto"/>
             </w:rPr>
           </w:pPr>
-          <w:hyperlink w:anchor="_Toc237900486" w:history="1">
+          <w:hyperlink w:anchor="_Toc238051052" w:history="1">
             <w:r>
               <w:rPr>
                 <w:rStyle w:val="Hyperlink"/>
@@ -1930,7 +1930,7 @@
                 <w:noProof/>
                 <w:webHidden/>
               </w:rPr>
-              <w:instrText xml:space="preserve"> PAGEREF _Toc237900486 \h </w:instrText>
+              <w:instrText xml:space="preserve"> PAGEREF _Toc238051052 \h </w:instrText>
             </w:r>
             <w:r>
               <w:rPr>
@@ -1968,30 +1968,18 @@
               <w:tab w:val="right" w:leader="dot" w:pos="8560"/>
             </w:tabs>
             <w:rPr>
+              <w:rFonts w:asciiTheme="minorHAnsi" w:eastAsiaTheme="minorEastAsia" w:hAnsiTheme="minorHAnsi" w:cstheme="minorBidi"/>
               <w:noProof/>
+              <w:color w:val="auto"/>
             </w:rPr>
           </w:pPr>
-          <w:hyperlink w:anchor="_Toc237900487" w:history="1">
+          <w:hyperlink w:anchor="_Toc238051053" w:history="1">
             <w:r>
               <w:rPr>
                 <w:rStyle w:val="Hyperlink"/>
                 <w:noProof/>
               </w:rPr>
-              <w:t>4.1 Objetivo d</w:t>
-            </w:r>
-            <w:r>
-              <w:rPr>
-                <w:rStyle w:val="Hyperlink"/>
-                <w:noProof/>
-              </w:rPr>
-              <w:t>a</w:t>
-            </w:r>
-            <w:r>
-              <w:rPr>
-                <w:rStyle w:val="Hyperlink"/>
-                <w:noProof/>
-              </w:rPr>
-              <w:t xml:space="preserve"> definição de perfis</w:t>
+              <w:t>4.1 Objetivo da definição de perfis</w:t>
             </w:r>
             <w:r>
               <w:rPr>
@@ -2012,7 +2000,7 @@
                 <w:noProof/>
                 <w:webHidden/>
               </w:rPr>
-              <w:instrText xml:space="preserve"> PAGEREF _Toc237900487 \h </w:instrText>
+              <w:instrText xml:space="preserve"> PAGEREF _Toc238051053 \h </w:instrText>
             </w:r>
             <w:r>
               <w:rPr>
@@ -2050,10 +2038,12 @@
               <w:tab w:val="right" w:leader="dot" w:pos="8560"/>
             </w:tabs>
             <w:rPr>
+              <w:rFonts w:asciiTheme="minorHAnsi" w:eastAsiaTheme="minorEastAsia" w:hAnsiTheme="minorHAnsi" w:cstheme="minorBidi"/>
               <w:noProof/>
+              <w:color w:val="auto"/>
             </w:rPr>
           </w:pPr>
-          <w:hyperlink w:anchor="_Toc237900488" w:history="1">
+          <w:hyperlink w:anchor="_Toc238051054" w:history="1">
             <w:r>
               <w:rPr>
                 <w:rStyle w:val="Hyperlink"/>
@@ -2080,7 +2070,7 @@
                 <w:noProof/>
                 <w:webHidden/>
               </w:rPr>
-              <w:instrText xml:space="preserve"> PAGEREF _Toc237900488 \h </w:instrText>
+              <w:instrText xml:space="preserve"> PAGEREF _Toc238051054 \h </w:instrText>
             </w:r>
             <w:r>
               <w:rPr>
@@ -2118,10 +2108,12 @@
               <w:tab w:val="right" w:leader="dot" w:pos="8560"/>
             </w:tabs>
             <w:rPr>
+              <w:rFonts w:asciiTheme="minorHAnsi" w:eastAsiaTheme="minorEastAsia" w:hAnsiTheme="minorHAnsi" w:cstheme="minorBidi"/>
               <w:noProof/>
+              <w:color w:val="auto"/>
             </w:rPr>
           </w:pPr>
-          <w:hyperlink w:anchor="_Toc237900489" w:history="1">
+          <w:hyperlink w:anchor="_Toc238051055" w:history="1">
             <w:r>
               <w:rPr>
                 <w:rStyle w:val="Hyperlink"/>
@@ -2148,7 +2140,7 @@
                 <w:noProof/>
                 <w:webHidden/>
               </w:rPr>
-              <w:instrText xml:space="preserve"> PAGEREF _Toc237900489 \h </w:instrText>
+              <w:instrText xml:space="preserve"> PAGEREF _Toc238051055 \h </w:instrText>
             </w:r>
             <w:r>
               <w:rPr>
@@ -2186,10 +2178,12 @@
               <w:tab w:val="right" w:leader="dot" w:pos="8560"/>
             </w:tabs>
             <w:rPr>
+              <w:rFonts w:asciiTheme="minorHAnsi" w:eastAsiaTheme="minorEastAsia" w:hAnsiTheme="minorHAnsi" w:cstheme="minorBidi"/>
               <w:noProof/>
+              <w:color w:val="auto"/>
             </w:rPr>
           </w:pPr>
-          <w:hyperlink w:anchor="_Toc237900490" w:history="1">
+          <w:hyperlink w:anchor="_Toc238051056" w:history="1">
             <w:r>
               <w:rPr>
                 <w:rStyle w:val="Hyperlink"/>
@@ -2216,7 +2210,7 @@
                 <w:noProof/>
                 <w:webHidden/>
               </w:rPr>
-              <w:instrText xml:space="preserve"> PAGEREF _Toc237900490 \h </w:instrText>
+              <w:instrText xml:space="preserve"> PAGEREF _Toc238051056 \h </w:instrText>
             </w:r>
             <w:r>
               <w:rPr>
@@ -2236,7 +2230,7 @@
                 <w:noProof/>
                 <w:webHidden/>
               </w:rPr>
-              <w:t>14</w:t>
+              <w:t>13</w:t>
             </w:r>
             <w:r>
               <w:rPr>
@@ -2254,10 +2248,12 @@
               <w:tab w:val="right" w:leader="dot" w:pos="8560"/>
             </w:tabs>
             <w:rPr>
+              <w:rFonts w:asciiTheme="minorHAnsi" w:eastAsiaTheme="minorEastAsia" w:hAnsiTheme="minorHAnsi" w:cstheme="minorBidi"/>
               <w:noProof/>
+              <w:color w:val="auto"/>
             </w:rPr>
           </w:pPr>
-          <w:hyperlink w:anchor="_Toc237900491" w:history="1">
+          <w:hyperlink w:anchor="_Toc238051057" w:history="1">
             <w:r>
               <w:rPr>
                 <w:rStyle w:val="Hyperlink"/>
@@ -2284,7 +2280,7 @@
                 <w:noProof/>
                 <w:webHidden/>
               </w:rPr>
-              <w:instrText xml:space="preserve"> PAGEREF _Toc237900491 \h </w:instrText>
+              <w:instrText xml:space="preserve"> PAGEREF _Toc238051057 \h </w:instrText>
             </w:r>
             <w:r>
               <w:rPr>
@@ -2305,6 +2301,178 @@
                 <w:webHidden/>
               </w:rPr>
               <w:t>14</w:t>
+            </w:r>
+            <w:r>
+              <w:rPr>
+                <w:noProof/>
+                <w:webHidden/>
+              </w:rPr>
+              <w:fldChar w:fldCharType="end"/>
+            </w:r>
+          </w:hyperlink>
+        </w:p>
+        <w:p>
+          <w:pPr>
+            <w:pStyle w:val="TOC1"/>
+            <w:tabs>
+              <w:tab w:val="left" w:pos="480"/>
+              <w:tab w:val="right" w:leader="dot" w:pos="8560"/>
+            </w:tabs>
+            <w:rPr>
+              <w:rFonts w:asciiTheme="minorHAnsi" w:eastAsiaTheme="minorEastAsia" w:hAnsiTheme="minorHAnsi" w:cstheme="minorBidi"/>
+              <w:noProof/>
+              <w:color w:val="auto"/>
+            </w:rPr>
+          </w:pPr>
+          <w:hyperlink w:anchor="_Toc238051058" w:history="1">
+            <w:r>
+              <w:rPr>
+                <w:rStyle w:val="Hyperlink"/>
+                <w:noProof/>
+              </w:rPr>
+              <w:t>5.</w:t>
+            </w:r>
+            <w:r>
+              <w:rPr>
+                <w:rFonts w:asciiTheme="minorHAnsi" w:eastAsiaTheme="minorEastAsia" w:hAnsiTheme="minorHAnsi" w:cstheme="minorBidi"/>
+                <w:noProof/>
+                <w:color w:val="auto"/>
+              </w:rPr>
+              <w:tab/>
+            </w:r>
+            <w:r>
+              <w:rPr>
+                <w:rStyle w:val="Hyperlink"/>
+                <w:noProof/>
+              </w:rPr>
+              <w:t>Requisitos de Segurança</w:t>
+            </w:r>
+            <w:r>
+              <w:rPr>
+                <w:noProof/>
+                <w:webHidden/>
+              </w:rPr>
+              <w:tab/>
+            </w:r>
+            <w:r>
+              <w:rPr>
+                <w:noProof/>
+                <w:webHidden/>
+              </w:rPr>
+              <w:fldChar w:fldCharType="begin"/>
+            </w:r>
+            <w:r>
+              <w:rPr>
+                <w:noProof/>
+                <w:webHidden/>
+              </w:rPr>
+              <w:instrText xml:space="preserve"> PAGEREF _Toc238051058 \h </w:instrText>
+            </w:r>
+            <w:r>
+              <w:rPr>
+                <w:noProof/>
+                <w:webHidden/>
+              </w:rPr>
+            </w:r>
+            <w:r>
+              <w:rPr>
+                <w:noProof/>
+                <w:webHidden/>
+              </w:rPr>
+              <w:fldChar w:fldCharType="separate"/>
+            </w:r>
+            <w:r>
+              <w:rPr>
+                <w:noProof/>
+                <w:webHidden/>
+              </w:rPr>
+              <w:t>15</w:t>
+            </w:r>
+            <w:r>
+              <w:rPr>
+                <w:noProof/>
+                <w:webHidden/>
+              </w:rPr>
+              <w:fldChar w:fldCharType="end"/>
+            </w:r>
+          </w:hyperlink>
+        </w:p>
+        <w:p>
+          <w:pPr>
+            <w:pStyle w:val="TOC1"/>
+            <w:tabs>
+              <w:tab w:val="left" w:pos="480"/>
+              <w:tab w:val="right" w:leader="dot" w:pos="8560"/>
+            </w:tabs>
+            <w:rPr>
+              <w:rFonts w:asciiTheme="minorHAnsi" w:eastAsiaTheme="minorEastAsia" w:hAnsiTheme="minorHAnsi" w:cstheme="minorBidi"/>
+              <w:noProof/>
+              <w:color w:val="auto"/>
+            </w:rPr>
+          </w:pPr>
+          <w:hyperlink w:anchor="_Toc238051059" w:history="1">
+            <w:r>
+              <w:rPr>
+                <w:rStyle w:val="Hyperlink"/>
+                <w:noProof/>
+              </w:rPr>
+              <w:t>6.</w:t>
+            </w:r>
+            <w:r>
+              <w:rPr>
+                <w:rFonts w:asciiTheme="minorHAnsi" w:eastAsiaTheme="minorEastAsia" w:hAnsiTheme="minorHAnsi" w:cstheme="minorBidi"/>
+                <w:noProof/>
+                <w:color w:val="auto"/>
+              </w:rPr>
+              <w:tab/>
+            </w:r>
+            <w:r>
+              <w:rPr>
+                <w:rStyle w:val="Hyperlink"/>
+                <w:noProof/>
+              </w:rPr>
+              <w:t>Estrutura de grupos e Ous</w:t>
+            </w:r>
+            <w:r>
+              <w:rPr>
+                <w:noProof/>
+                <w:webHidden/>
+              </w:rPr>
+              <w:tab/>
+            </w:r>
+            <w:r>
+              <w:rPr>
+                <w:noProof/>
+                <w:webHidden/>
+              </w:rPr>
+              <w:fldChar w:fldCharType="begin"/>
+            </w:r>
+            <w:r>
+              <w:rPr>
+                <w:noProof/>
+                <w:webHidden/>
+              </w:rPr>
+              <w:instrText xml:space="preserve"> PAGEREF _Toc238051059 \h </w:instrText>
+            </w:r>
+            <w:r>
+              <w:rPr>
+                <w:noProof/>
+                <w:webHidden/>
+              </w:rPr>
+            </w:r>
+            <w:r>
+              <w:rPr>
+                <w:noProof/>
+                <w:webHidden/>
+              </w:rPr>
+              <w:fldChar w:fldCharType="separate"/>
+            </w:r>
+            <w:r>
+              <w:rPr>
+                <w:noProof/>
+                <w:webHidden/>
+              </w:rPr>
+              <w:t>17</w:t>
             </w:r>
             <w:r>
               <w:rPr>
@@ -2588,7 +2756,7 @@
     <w:p>
       <w:pPr>
         <w:spacing w:after="0" w:line="259" w:lineRule="auto"/>
-        <w:ind w:left="3540" w:firstLine="0"/>
+        <w:ind w:left="0" w:firstLine="0"/>
         <w:rPr>
           <w:b/>
           <w:bCs/>
@@ -2598,42 +2766,9 @@
     </w:p>
     <w:p>
       <w:pPr>
-        <w:spacing w:after="0" w:line="259" w:lineRule="auto"/>
-        <w:ind w:left="3540" w:firstLine="0"/>
-        <w:rPr>
-          <w:b/>
-          <w:bCs/>
-          <w:lang w:val="en-US"/>
-        </w:rPr>
-      </w:pPr>
-    </w:p>
-    <w:p>
-      <w:pPr>
-        <w:spacing w:after="0" w:line="259" w:lineRule="auto"/>
-        <w:ind w:left="3540" w:firstLine="0"/>
-        <w:rPr>
-          <w:b/>
-          <w:bCs/>
-          <w:lang w:val="en-US"/>
-        </w:rPr>
-      </w:pPr>
-    </w:p>
-    <w:p>
-      <w:pPr>
-        <w:spacing w:after="0" w:line="259" w:lineRule="auto"/>
-        <w:ind w:left="3540" w:firstLine="0"/>
-        <w:rPr>
-          <w:b/>
-          <w:bCs/>
-          <w:lang w:val="en-US"/>
-        </w:rPr>
-      </w:pPr>
-    </w:p>
-    <w:p>
-      <w:pPr>
         <w:pStyle w:val="Heading1"/>
       </w:pPr>
-      <w:bookmarkStart w:id="0" w:name="_Toc237900482"/>
+      <w:bookmarkStart w:id="0" w:name="_Toc238051048"/>
       <w:r>
         <w:lastRenderedPageBreak/>
         <w:t>INTRODUÇÃO</w:t>
@@ -2720,7 +2855,7 @@
           <w:numId w:val="3"/>
         </w:numPr>
       </w:pPr>
-      <w:bookmarkStart w:id="1" w:name="_Toc237900483"/>
+      <w:bookmarkStart w:id="1" w:name="_Toc238051049"/>
       <w:r>
         <w:lastRenderedPageBreak/>
         <w:t>Mapeamento dos setores da faculdade</w:t>
@@ -3979,7 +4114,7 @@
           <w:numId w:val="3"/>
         </w:numPr>
       </w:pPr>
-      <w:bookmarkStart w:id="2" w:name="_Toc237900484"/>
+      <w:bookmarkStart w:id="2" w:name="_Toc238051050"/>
       <w:r>
         <w:t>Mapeamento da Estrutura de Unidades Organizacionais</w:t>
       </w:r>
@@ -4794,7 +4929,7 @@
           <w:numId w:val="3"/>
         </w:numPr>
       </w:pPr>
-      <w:bookmarkStart w:id="3" w:name="_Toc237900485"/>
+      <w:bookmarkStart w:id="3" w:name="_Toc238051051"/>
       <w:r>
         <w:lastRenderedPageBreak/>
         <w:t>LEVANTAMENTO DA INFRAESTRUTURA DE SERVIDORES E REDE</w:t>
@@ -5000,7 +5135,7 @@
         </w:numPr>
         <w:ind w:left="360" w:firstLine="0"/>
       </w:pPr>
-      <w:bookmarkStart w:id="4" w:name="_Toc237900486"/>
+      <w:bookmarkStart w:id="4" w:name="_Toc238051052"/>
       <w:r>
         <w:lastRenderedPageBreak/>
         <w:t>Identificando perfis de usuário</w:t>
@@ -5015,7 +5150,7 @@
       <w:pPr>
         <w:pStyle w:val="Heading2"/>
       </w:pPr>
-      <w:bookmarkStart w:id="5" w:name="_Toc237900487"/>
+      <w:bookmarkStart w:id="5" w:name="_Toc238051053"/>
       <w:r>
         <w:t xml:space="preserve">4.1 </w:t>
       </w:r>
@@ -5040,7 +5175,7 @@
       <w:r>
         <w:tab/>
       </w:r>
-      <w:bookmarkStart w:id="6" w:name="_Toc237900488"/>
+      <w:bookmarkStart w:id="6" w:name="_Toc238051054"/>
       <w:r>
         <w:t>4.2. Perfil de alunos</w:t>
       </w:r>
@@ -5059,7 +5194,7 @@
       <w:r>
         <w:tab/>
       </w:r>
-      <w:bookmarkStart w:id="7" w:name="_Toc237900489"/>
+      <w:bookmarkStart w:id="7" w:name="_Toc238051055"/>
       <w:r>
         <w:t>4.3. Perfil de professores</w:t>
       </w:r>
@@ -5075,7 +5210,7 @@
       <w:pPr>
         <w:pStyle w:val="Heading2"/>
       </w:pPr>
-      <w:bookmarkStart w:id="8" w:name="_Toc237900490"/>
+      <w:bookmarkStart w:id="8" w:name="_Toc238051056"/>
       <w:r>
         <w:t>4.4. Perfil Administrativo</w:t>
       </w:r>
@@ -5094,7 +5229,7 @@
       <w:r>
         <w:tab/>
       </w:r>
-      <w:bookmarkStart w:id="9" w:name="_Toc237900491"/>
+      <w:bookmarkStart w:id="9" w:name="_Toc238051057"/>
       <w:r>
         <w:t>4.5 Diretrizes de segurança e política de senha</w:t>
       </w:r>
@@ -5112,13 +5247,794 @@
     <w:p/>
     <w:p/>
     <w:p/>
-    <w:p>
-      <w:pPr>
-        <w:pStyle w:val="ListParagraph"/>
-        <w:ind w:left="2484" w:firstLine="0"/>
-      </w:pPr>
-    </w:p>
-    <w:p/>
+    <w:p/>
+    <w:p/>
+    <w:p/>
+    <w:p/>
+    <w:p/>
+    <w:p/>
+    <w:p/>
+    <w:p/>
+    <w:p/>
+    <w:p/>
+    <w:p/>
+    <w:p/>
+    <w:p/>
+    <w:p/>
+    <w:p/>
+    <w:p/>
+    <w:p/>
+    <w:p/>
+    <w:p/>
+    <w:p/>
+    <w:p/>
+    <w:p/>
+    <w:p/>
+    <w:p/>
+    <w:p/>
+    <w:p/>
+    <w:p/>
+    <w:p/>
+    <w:p>
+      <w:pPr>
+        <w:ind w:left="0" w:firstLine="0"/>
+      </w:pPr>
+    </w:p>
+    <w:p>
+      <w:pPr>
+        <w:pStyle w:val="Heading1"/>
+        <w:numPr>
+          <w:ilvl w:val="0"/>
+          <w:numId w:val="3"/>
+        </w:numPr>
+      </w:pPr>
+      <w:bookmarkStart w:id="10" w:name="_Toc238051058"/>
+      <w:r>
+        <w:lastRenderedPageBreak/>
+        <w:t>Requisitos de Segurança</w:t>
+      </w:r>
+      <w:bookmarkEnd w:id="10"/>
+    </w:p>
+    <w:p/>
+    <w:p>
+      <w:r>
+        <w:t xml:space="preserve">A definição de requisitos de segurança no Active Directory é uma etapa crítica para garantir a integridade, confidencialidade e disponibilidade dos recursos institucionais. De acordo com a documentação oficial da </w:t>
+      </w:r>
+      <w:r>
+        <w:rPr>
+          <w:b/>
+          <w:bCs/>
+        </w:rPr>
+        <w:t>Microsoft Learn</w:t>
+      </w:r>
+      <w:r>
+        <w:t xml:space="preserve">, a configuração de políticas de segurança deve seguir princípios como </w:t>
+      </w:r>
+      <w:r>
+        <w:rPr>
+          <w:b/>
+          <w:bCs/>
+        </w:rPr>
+        <w:t>complexidade de senhas</w:t>
+      </w:r>
+      <w:r>
+        <w:t xml:space="preserve">, </w:t>
+      </w:r>
+      <w:r>
+        <w:rPr>
+          <w:b/>
+          <w:bCs/>
+        </w:rPr>
+        <w:t>bloqueio de contas após tentativas inválidas</w:t>
+      </w:r>
+      <w:r>
+        <w:t xml:space="preserve">, </w:t>
+      </w:r>
+      <w:r>
+        <w:rPr>
+          <w:b/>
+          <w:bCs/>
+        </w:rPr>
+        <w:t>auditoria de acessos</w:t>
+      </w:r>
+      <w:r>
+        <w:t xml:space="preserve"> e </w:t>
+      </w:r>
+      <w:r>
+        <w:rPr>
+          <w:b/>
+          <w:bCs/>
+        </w:rPr>
+        <w:t>aplicação do princípio do menor privilégio</w:t>
+      </w:r>
+      <w:r>
+        <w:t xml:space="preserve">. Essas medidas são complementadas por recomendações de órgãos internacionais como o </w:t>
+      </w:r>
+      <w:r>
+        <w:rPr>
+          <w:b/>
+          <w:bCs/>
+        </w:rPr>
+        <w:t>NIST</w:t>
+      </w:r>
+      <w:r>
+        <w:t xml:space="preserve"> e normas da </w:t>
+      </w:r>
+      <w:r>
+        <w:rPr>
+          <w:b/>
+          <w:bCs/>
+        </w:rPr>
+        <w:t>ISO/IEC 27001</w:t>
+      </w:r>
+      <w:r>
+        <w:t>, que reforçam a importância de controles técnicos e administrativos para ambientes corporativos e educacionais.</w:t>
+      </w:r>
+    </w:p>
+    <w:p>
+      <w:r>
+        <w:t>Os requisitos definidos para este projeto incluem:</w:t>
+      </w:r>
+    </w:p>
+    <w:p>
+      <w:pPr>
+        <w:numPr>
+          <w:ilvl w:val="0"/>
+          <w:numId w:val="8"/>
+        </w:numPr>
+      </w:pPr>
+      <w:r>
+        <w:rPr>
+          <w:b/>
+          <w:bCs/>
+        </w:rPr>
+        <w:t>Política de senhas fortes</w:t>
+      </w:r>
+      <w:r>
+        <w:t xml:space="preserve">: exigência de no mínimo 12 caracteres, incluindo letras maiúsculas, minúsculas, números e símbolos, com troca obrigatória no primeiro acesso e expiração periódica. Essa prática é recomendada pela Microsoft Learn como parte das </w:t>
+      </w:r>
+      <w:r>
+        <w:rPr>
+          <w:b/>
+          <w:bCs/>
+        </w:rPr>
+        <w:t>Account Policies</w:t>
+      </w:r>
+      <w:r>
+        <w:t>, sendo considerada a primeira barreira contra acessos indevidos.</w:t>
+      </w:r>
+    </w:p>
+    <w:p>
+      <w:pPr>
+        <w:numPr>
+          <w:ilvl w:val="0"/>
+          <w:numId w:val="8"/>
+        </w:numPr>
+      </w:pPr>
+      <w:r>
+        <w:rPr>
+          <w:b/>
+          <w:bCs/>
+        </w:rPr>
+        <w:t>Bloqueio de contas</w:t>
+      </w:r>
+      <w:r>
+        <w:t>: implementação de bloqueio automático após cinco tentativas consecutivas de login mal-sucedidas, prevenindo ataques de força bruta.</w:t>
+      </w:r>
+    </w:p>
+    <w:p>
+      <w:pPr>
+        <w:numPr>
+          <w:ilvl w:val="0"/>
+          <w:numId w:val="8"/>
+        </w:numPr>
+      </w:pPr>
+      <w:r>
+        <w:rPr>
+          <w:b/>
+          <w:bCs/>
+        </w:rPr>
+        <w:t>Restrições de personalização e ferramentas administrativas</w:t>
+      </w:r>
+      <w:r>
+        <w:t>: bloqueio de acesso ao Editor de Registro, Prompt de Comando, Painel de Controle e alterações na área de trabalho, evitando que usuários modifiquem configurações críticas.</w:t>
+      </w:r>
+    </w:p>
+    <w:p>
+      <w:pPr>
+        <w:numPr>
+          <w:ilvl w:val="0"/>
+          <w:numId w:val="8"/>
+        </w:numPr>
+      </w:pPr>
+      <w:r>
+        <w:rPr>
+          <w:b/>
+          <w:bCs/>
+        </w:rPr>
+        <w:t>Auditoria de acessos</w:t>
+      </w:r>
+      <w:r>
+        <w:t>: registro detalhado de logins, falhas de autenticação e acessos a recursos críticos, com geração de relatórios periódicos para análise da equipe de TI.</w:t>
+      </w:r>
+    </w:p>
+    <w:p>
+      <w:pPr>
+        <w:numPr>
+          <w:ilvl w:val="0"/>
+          <w:numId w:val="8"/>
+        </w:numPr>
+      </w:pPr>
+      <w:r>
+        <w:rPr>
+          <w:b/>
+          <w:bCs/>
+        </w:rPr>
+        <w:t>Controle de softwares e dispositivos</w:t>
+      </w:r>
+      <w:r>
+        <w:t>: bloqueio da instalação de programas sem privilégios administrativos e restrição ao uso de dispositivos externos não autorizados, reduzindo riscos de malware e vazamento de dados.</w:t>
+      </w:r>
+    </w:p>
+    <w:p>
+      <w:pPr>
+        <w:numPr>
+          <w:ilvl w:val="0"/>
+          <w:numId w:val="8"/>
+        </w:numPr>
+      </w:pPr>
+      <w:r>
+        <w:rPr>
+          <w:b/>
+          <w:bCs/>
+        </w:rPr>
+        <w:t>Sessões ociosas</w:t>
+      </w:r>
+      <w:r>
+        <w:t>: bloqueio automático após período de inatividade, prevenindo uso indevido de máquinas deixadas abertas.</w:t>
+      </w:r>
+    </w:p>
+    <w:p>
+      <w:pPr>
+        <w:numPr>
+          <w:ilvl w:val="0"/>
+          <w:numId w:val="8"/>
+        </w:numPr>
+      </w:pPr>
+      <w:r>
+        <w:rPr>
+          <w:b/>
+          <w:bCs/>
+        </w:rPr>
+        <w:t>Atualizações automáticas</w:t>
+      </w:r>
+      <w:r>
+        <w:t>: aplicação obrigatória de patches e correções de segurança, conforme orientações da Microsoft Learn sobre manutenção contínua de sistemas.</w:t>
+      </w:r>
+    </w:p>
+    <w:p>
+      <w:pPr>
+        <w:numPr>
+          <w:ilvl w:val="0"/>
+          <w:numId w:val="8"/>
+        </w:numPr>
+      </w:pPr>
+      <w:r>
+        <w:rPr>
+          <w:b/>
+          <w:bCs/>
+        </w:rPr>
+        <w:t>Gestão de privilégios</w:t>
+      </w:r>
+      <w:r>
+        <w:t>: separação de contas administrativas das contas de uso diário e aplicação do princípio do menor privilégio, garantindo que cada usuário tenha apenas o acesso necessário.</w:t>
+      </w:r>
+    </w:p>
+    <w:p>
+      <w:pPr>
+        <w:numPr>
+          <w:ilvl w:val="0"/>
+          <w:numId w:val="8"/>
+        </w:numPr>
+      </w:pPr>
+      <w:r>
+        <w:rPr>
+          <w:b/>
+          <w:bCs/>
+        </w:rPr>
+        <w:t>Proteção avançada de credenciais</w:t>
+      </w:r>
+      <w:r>
+        <w:t xml:space="preserve">: recomendação do uso de </w:t>
+      </w:r>
+      <w:r>
+        <w:rPr>
+          <w:b/>
+          <w:bCs/>
+        </w:rPr>
+        <w:t>Credential Guard</w:t>
+      </w:r>
+      <w:r>
+        <w:t xml:space="preserve"> e do grupo </w:t>
+      </w:r>
+      <w:r>
+        <w:rPr>
+          <w:b/>
+          <w:bCs/>
+        </w:rPr>
+        <w:t>Usuários Protegidos</w:t>
+      </w:r>
+      <w:r>
+        <w:t xml:space="preserve">, conforme indicado pela Microsoft Learn, para mitigar ataques como </w:t>
+      </w:r>
+      <w:r>
+        <w:rPr>
+          <w:i/>
+          <w:iCs/>
+        </w:rPr>
+        <w:t>pass-the-hash</w:t>
+      </w:r>
+      <w:r>
+        <w:t xml:space="preserve"> e roubo de credenciais em memória.</w:t>
+      </w:r>
+    </w:p>
+    <w:p>
+      <w:r>
+        <w:lastRenderedPageBreak/>
+        <w:t xml:space="preserve">Essas políticas foram definidas com base em fontes técnicas confiáveis, como </w:t>
+      </w:r>
+      <w:r>
+        <w:rPr>
+          <w:b/>
+          <w:bCs/>
+        </w:rPr>
+        <w:t>Microsoft Learn</w:t>
+      </w:r>
+      <w:r>
+        <w:t xml:space="preserve">, </w:t>
+      </w:r>
+      <w:r>
+        <w:rPr>
+          <w:b/>
+          <w:bCs/>
+        </w:rPr>
+        <w:t>NIST</w:t>
+      </w:r>
+      <w:r>
+        <w:t xml:space="preserve">, </w:t>
+      </w:r>
+      <w:r>
+        <w:rPr>
+          <w:b/>
+          <w:bCs/>
+        </w:rPr>
+        <w:t>ISO/IEC 27001</w:t>
+      </w:r>
+      <w:r>
+        <w:t xml:space="preserve"> e literatura acadêmica disponível em bases como </w:t>
+      </w:r>
+      <w:r>
+        <w:rPr>
+          <w:b/>
+          <w:bCs/>
+        </w:rPr>
+        <w:t>IEEE Xplore</w:t>
+      </w:r>
+      <w:r>
+        <w:t xml:space="preserve">, </w:t>
+      </w:r>
+      <w:r>
+        <w:rPr>
+          <w:b/>
+          <w:bCs/>
+        </w:rPr>
+        <w:t>ACM Digital Library</w:t>
+      </w:r>
+      <w:r>
+        <w:t xml:space="preserve"> e </w:t>
+      </w:r>
+      <w:r>
+        <w:rPr>
+          <w:b/>
+          <w:bCs/>
+        </w:rPr>
+        <w:t>Portal de Periódicos CAPES</w:t>
+      </w:r>
+      <w:r>
+        <w:t xml:space="preserve">. A adoção dessas medidas assegura que o Active Directory não apenas centralize a autenticação, mas também estabeleça um </w:t>
+      </w:r>
+      <w:r>
+        <w:rPr>
+          <w:b/>
+          <w:bCs/>
+        </w:rPr>
+        <w:t>padrão mínimo de proteção robusto</w:t>
+      </w:r>
+      <w:r>
+        <w:t>, alinhado às melhores práticas internacionais e adaptado ao contexto institucional.</w:t>
+      </w:r>
+    </w:p>
+    <w:p/>
+    <w:p/>
+    <w:p/>
+    <w:p/>
+    <w:p/>
+    <w:p/>
+    <w:p/>
+    <w:p/>
+    <w:p/>
+    <w:p/>
+    <w:p/>
+    <w:p/>
+    <w:p/>
+    <w:p/>
+    <w:p/>
+    <w:p/>
+    <w:p/>
+    <w:p/>
+    <w:p/>
+    <w:p/>
+    <w:p/>
+    <w:p/>
+    <w:p/>
+    <w:p/>
+    <w:p/>
+    <w:p/>
+    <w:p/>
+    <w:p>
+      <w:pPr>
+        <w:pStyle w:val="Heading1"/>
+        <w:ind w:left="0" w:firstLine="0"/>
+        <w:jc w:val="both"/>
+      </w:pPr>
+    </w:p>
+    <w:p>
+      <w:pPr>
+        <w:pStyle w:val="Heading1"/>
+        <w:numPr>
+          <w:ilvl w:val="0"/>
+          <w:numId w:val="3"/>
+        </w:numPr>
+      </w:pPr>
+      <w:bookmarkStart w:id="11" w:name="_Toc238051059"/>
+      <w:r>
+        <w:t>Estrutura de grupos e Ous</w:t>
+      </w:r>
+      <w:bookmarkEnd w:id="11"/>
+    </w:p>
+    <w:p/>
+    <w:p>
+      <w:r>
+        <w:t xml:space="preserve">A organização lógica dos usuários e recursos dentro do Active Directory é fundamental para garantir a eficiência administrativa e a aplicação consistente das políticas de segurança. Conforme orientações da </w:t>
+      </w:r>
+      <w:r>
+        <w:rPr>
+          <w:b/>
+          <w:bCs/>
+        </w:rPr>
+        <w:t>Microsoft Learn</w:t>
+      </w:r>
+      <w:r>
+        <w:t xml:space="preserve"> e normas internacionais de gestão da informação (ISO/IEC 27001, NIST), a estrutura de </w:t>
+      </w:r>
+      <w:r>
+        <w:rPr>
+          <w:b/>
+          <w:bCs/>
+        </w:rPr>
+        <w:t>Organizational Units (OU)</w:t>
+      </w:r>
+      <w:r>
+        <w:t xml:space="preserve"> deve refletir a hierarquia institucional, permitindo que cada perfil seja gerenciado de forma independente e segura.</w:t>
+      </w:r>
+    </w:p>
+    <w:p>
+      <w:r>
+        <w:t>No projeto da Faculdade de Tecnologia Padre Danilo José, a estrutura de OU foi definida da seguinte forma:</w:t>
+      </w:r>
+    </w:p>
+    <w:p>
+      <w:pPr>
+        <w:numPr>
+          <w:ilvl w:val="0"/>
+          <w:numId w:val="9"/>
+        </w:numPr>
+      </w:pPr>
+      <w:r>
+        <w:rPr>
+          <w:b/>
+          <w:bCs/>
+        </w:rPr>
+        <w:t>OU=Usuários</w:t>
+      </w:r>
+      <w:r>
+        <w:t xml:space="preserve">: subdividida em </w:t>
+      </w:r>
+      <w:r>
+        <w:rPr>
+          <w:b/>
+          <w:bCs/>
+        </w:rPr>
+        <w:t>Alunos</w:t>
+      </w:r>
+      <w:r>
+        <w:t xml:space="preserve">, </w:t>
+      </w:r>
+      <w:r>
+        <w:rPr>
+          <w:b/>
+          <w:bCs/>
+        </w:rPr>
+        <w:t>Professores</w:t>
+      </w:r>
+      <w:r>
+        <w:t xml:space="preserve">, </w:t>
+      </w:r>
+      <w:r>
+        <w:rPr>
+          <w:b/>
+          <w:bCs/>
+        </w:rPr>
+        <w:t>Administrativo</w:t>
+      </w:r>
+      <w:r>
+        <w:t xml:space="preserve"> e </w:t>
+      </w:r>
+      <w:r>
+        <w:rPr>
+          <w:b/>
+          <w:bCs/>
+        </w:rPr>
+        <w:t>TI</w:t>
+      </w:r>
+      <w:r>
+        <w:t>, cada qual com suas respectivas ramificações.</w:t>
+      </w:r>
+    </w:p>
+    <w:p>
+      <w:pPr>
+        <w:numPr>
+          <w:ilvl w:val="1"/>
+          <w:numId w:val="9"/>
+        </w:numPr>
+      </w:pPr>
+      <w:r>
+        <w:t xml:space="preserve">Em </w:t>
+      </w:r>
+      <w:r>
+        <w:rPr>
+          <w:b/>
+          <w:bCs/>
+        </w:rPr>
+        <w:t>Alunos</w:t>
+      </w:r>
+      <w:r>
+        <w:t xml:space="preserve"> e </w:t>
+      </w:r>
+      <w:r>
+        <w:rPr>
+          <w:b/>
+          <w:bCs/>
+        </w:rPr>
+        <w:t>Professores</w:t>
+      </w:r>
+      <w:r>
+        <w:t>, há subdivisões por curso (GTI, GEV, GNP), garantindo que cada turma e disciplina possua seus próprios recursos e permissões.</w:t>
+      </w:r>
+    </w:p>
+    <w:p>
+      <w:pPr>
+        <w:numPr>
+          <w:ilvl w:val="1"/>
+          <w:numId w:val="9"/>
+        </w:numPr>
+      </w:pPr>
+      <w:r>
+        <w:t xml:space="preserve">Em </w:t>
+      </w:r>
+      <w:r>
+        <w:rPr>
+          <w:b/>
+          <w:bCs/>
+        </w:rPr>
+        <w:t>Administrativo</w:t>
+      </w:r>
+      <w:r>
+        <w:t>, foram criadas unidades específicas para setores como Congregação, Coordenação, Secretaria, RH, Biblioteca, CPA e CIPA, assegurando segregação lógica e controle granular de acessos.</w:t>
+      </w:r>
+    </w:p>
+    <w:p>
+      <w:pPr>
+        <w:numPr>
+          <w:ilvl w:val="1"/>
+          <w:numId w:val="9"/>
+        </w:numPr>
+      </w:pPr>
+      <w:r>
+        <w:t xml:space="preserve">Em </w:t>
+      </w:r>
+      <w:r>
+        <w:rPr>
+          <w:b/>
+          <w:bCs/>
+        </w:rPr>
+        <w:t>TI</w:t>
+      </w:r>
+      <w:r>
+        <w:t>, foram definidas unidades para Servidores e Suporte, responsáveis pela manutenção e administração do domínio.</w:t>
+      </w:r>
+    </w:p>
+    <w:p>
+      <w:pPr>
+        <w:numPr>
+          <w:ilvl w:val="0"/>
+          <w:numId w:val="9"/>
+        </w:numPr>
+      </w:pPr>
+      <w:r>
+        <w:rPr>
+          <w:b/>
+          <w:bCs/>
+        </w:rPr>
+        <w:t>OU=Computadores</w:t>
+      </w:r>
+      <w:r>
+        <w:t xml:space="preserve">: subdividida em </w:t>
+      </w:r>
+      <w:r>
+        <w:rPr>
+          <w:b/>
+          <w:bCs/>
+        </w:rPr>
+        <w:t>Salas de Aula</w:t>
+      </w:r>
+      <w:r>
+        <w:t xml:space="preserve">, </w:t>
+      </w:r>
+      <w:r>
+        <w:rPr>
+          <w:b/>
+          <w:bCs/>
+        </w:rPr>
+        <w:t>Laboratórios</w:t>
+      </w:r>
+      <w:r>
+        <w:t xml:space="preserve"> (TI, Hardware e outros) e </w:t>
+      </w:r>
+      <w:r>
+        <w:rPr>
+          <w:b/>
+          <w:bCs/>
+        </w:rPr>
+        <w:t>Administração</w:t>
+      </w:r>
+      <w:r>
+        <w:t>, permitindo aplicar políticas específicas a cada ambiente físico.</w:t>
+      </w:r>
+    </w:p>
+    <w:p>
+      <w:r>
+        <w:t xml:space="preserve">Além das OU, foram criados </w:t>
+      </w:r>
+      <w:r>
+        <w:rPr>
+          <w:b/>
+          <w:bCs/>
+        </w:rPr>
+        <w:t>grupos de segurança</w:t>
+      </w:r>
+      <w:r>
+        <w:t xml:space="preserve"> e </w:t>
+      </w:r>
+      <w:r>
+        <w:rPr>
+          <w:b/>
+          <w:bCs/>
+        </w:rPr>
+        <w:t>grupos de distribuição</w:t>
+      </w:r>
+      <w:r>
+        <w:t>. Os grupos de segurança controlam permissões de acesso a pastas, sistemas e impressoras, enquanto os grupos de distribuição são utilizados para comunicação institucional, como envio de comunicados por curso ou setor. Essa separação garante que a gestão de acessos seja feita de forma clara e auditável.</w:t>
+      </w:r>
+    </w:p>
+    <w:p>
+      <w:r>
+        <w:t>A adoção dessa estrutura traz benefícios diretos:</w:t>
+      </w:r>
+    </w:p>
+    <w:p>
+      <w:pPr>
+        <w:numPr>
+          <w:ilvl w:val="0"/>
+          <w:numId w:val="10"/>
+        </w:numPr>
+      </w:pPr>
+      <w:r>
+        <w:t xml:space="preserve">Facilita a aplicação de </w:t>
+      </w:r>
+      <w:r>
+        <w:rPr>
+          <w:b/>
+          <w:bCs/>
+        </w:rPr>
+        <w:t>Group Policies (GPOs)</w:t>
+      </w:r>
+      <w:r>
+        <w:t xml:space="preserve"> específicas por setor ou perfil.</w:t>
+      </w:r>
+    </w:p>
+    <w:p>
+      <w:pPr>
+        <w:numPr>
+          <w:ilvl w:val="0"/>
+          <w:numId w:val="10"/>
+        </w:numPr>
+      </w:pPr>
+      <w:r>
+        <w:t xml:space="preserve">Permite </w:t>
+      </w:r>
+      <w:r>
+        <w:rPr>
+          <w:b/>
+          <w:bCs/>
+        </w:rPr>
+        <w:t>delegação de administração</w:t>
+      </w:r>
+      <w:r>
+        <w:t xml:space="preserve"> sem comprometer o domínio inteiro.</w:t>
+      </w:r>
+    </w:p>
+    <w:p>
+      <w:pPr>
+        <w:numPr>
+          <w:ilvl w:val="0"/>
+          <w:numId w:val="10"/>
+        </w:numPr>
+      </w:pPr>
+      <w:r>
+        <w:t xml:space="preserve">Garante </w:t>
+      </w:r>
+      <w:r>
+        <w:rPr>
+          <w:b/>
+          <w:bCs/>
+        </w:rPr>
+        <w:t>segregação lógica</w:t>
+      </w:r>
+      <w:r>
+        <w:t xml:space="preserve"> entre alunos, professores, administrativos e TI.</w:t>
+      </w:r>
+    </w:p>
+    <w:p>
+      <w:pPr>
+        <w:numPr>
+          <w:ilvl w:val="0"/>
+          <w:numId w:val="10"/>
+        </w:numPr>
+      </w:pPr>
+      <w:r>
+        <w:t xml:space="preserve">Simplifica processos de </w:t>
+      </w:r>
+      <w:r>
+        <w:rPr>
+          <w:b/>
+          <w:bCs/>
+        </w:rPr>
+        <w:t>auditoria e manutenção futura</w:t>
+      </w:r>
+      <w:r>
+        <w:t>, assegurando conformidade com normas de segurança e governança de TI.</w:t>
+      </w:r>
+    </w:p>
+    <w:p>
+      <w:r>
+        <w:t xml:space="preserve">Assim, a estrutura de OU e grupos definida para o Active Directory da instituição não apenas organiza os recursos de forma eficiente, mas também fortalece a </w:t>
+      </w:r>
+      <w:r>
+        <w:lastRenderedPageBreak/>
+        <w:t>segurança e a governança, alinhando-se às melhores práticas recomendadas pela Microsoft e por padrões internacionais.</w:t>
+      </w:r>
+    </w:p>
     <w:p/>
     <w:sectPr>
       <w:headerReference w:type="even" r:id="rId8"/>
@@ -5767,6 +6683,304 @@
     </w:lvl>
   </w:abstractNum>
   <w:abstractNum w:abstractNumId="3" w15:restartNumberingAfterBreak="0">
+    <w:nsid w:val="3C334103"/>
+    <w:multiLevelType w:val="multilevel"/>
+    <w:tmpl w:val="871CA32E"/>
+    <w:lvl w:ilvl="0">
+      <w:start w:val="1"/>
+      <w:numFmt w:val="bullet"/>
+      <w:lvlText w:val=""/>
+      <w:lvlJc w:val="left"/>
+      <w:pPr>
+        <w:tabs>
+          <w:tab w:val="num" w:pos="720"/>
+        </w:tabs>
+        <w:ind w:left="720" w:hanging="360"/>
+      </w:pPr>
+      <w:rPr>
+        <w:rFonts w:ascii="Symbol" w:hAnsi="Symbol" w:hint="default"/>
+        <w:sz w:val="20"/>
+      </w:rPr>
+    </w:lvl>
+    <w:lvl w:ilvl="1">
+      <w:start w:val="1"/>
+      <w:numFmt w:val="bullet"/>
+      <w:lvlText w:val="o"/>
+      <w:lvlJc w:val="left"/>
+      <w:pPr>
+        <w:tabs>
+          <w:tab w:val="num" w:pos="1440"/>
+        </w:tabs>
+        <w:ind w:left="1440" w:hanging="360"/>
+      </w:pPr>
+      <w:rPr>
+        <w:rFonts w:ascii="Courier New" w:hAnsi="Courier New" w:hint="default"/>
+        <w:sz w:val="20"/>
+      </w:rPr>
+    </w:lvl>
+    <w:lvl w:ilvl="2" w:tentative="1">
+      <w:start w:val="1"/>
+      <w:numFmt w:val="bullet"/>
+      <w:lvlText w:val=""/>
+      <w:lvlJc w:val="left"/>
+      <w:pPr>
+        <w:tabs>
+          <w:tab w:val="num" w:pos="2160"/>
+        </w:tabs>
+        <w:ind w:left="2160" w:hanging="360"/>
+      </w:pPr>
+      <w:rPr>
+        <w:rFonts w:ascii="Wingdings" w:hAnsi="Wingdings" w:hint="default"/>
+        <w:sz w:val="20"/>
+      </w:rPr>
+    </w:lvl>
+    <w:lvl w:ilvl="3" w:tentative="1">
+      <w:start w:val="1"/>
+      <w:numFmt w:val="bullet"/>
+      <w:lvlText w:val=""/>
+      <w:lvlJc w:val="left"/>
+      <w:pPr>
+        <w:tabs>
+          <w:tab w:val="num" w:pos="2880"/>
+        </w:tabs>
+        <w:ind w:left="2880" w:hanging="360"/>
+      </w:pPr>
+      <w:rPr>
+        <w:rFonts w:ascii="Wingdings" w:hAnsi="Wingdings" w:hint="default"/>
+        <w:sz w:val="20"/>
+      </w:rPr>
+    </w:lvl>
+    <w:lvl w:ilvl="4" w:tentative="1">
+      <w:start w:val="1"/>
+      <w:numFmt w:val="bullet"/>
+      <w:lvlText w:val=""/>
+      <w:lvlJc w:val="left"/>
+      <w:pPr>
+        <w:tabs>
+          <w:tab w:val="num" w:pos="3600"/>
+        </w:tabs>
+        <w:ind w:left="3600" w:hanging="360"/>
+      </w:pPr>
+      <w:rPr>
+        <w:rFonts w:ascii="Wingdings" w:hAnsi="Wingdings" w:hint="default"/>
+        <w:sz w:val="20"/>
+      </w:rPr>
+    </w:lvl>
+    <w:lvl w:ilvl="5" w:tentative="1">
+      <w:start w:val="1"/>
+      <w:numFmt w:val="bullet"/>
+      <w:lvlText w:val=""/>
+      <w:lvlJc w:val="left"/>
+      <w:pPr>
+        <w:tabs>
+          <w:tab w:val="num" w:pos="4320"/>
+        </w:tabs>
+        <w:ind w:left="4320" w:hanging="360"/>
+      </w:pPr>
+      <w:rPr>
+        <w:rFonts w:ascii="Wingdings" w:hAnsi="Wingdings" w:hint="default"/>
+        <w:sz w:val="20"/>
+      </w:rPr>
+    </w:lvl>
+    <w:lvl w:ilvl="6" w:tentative="1">
+      <w:start w:val="1"/>
+      <w:numFmt w:val="bullet"/>
+      <w:lvlText w:val=""/>
+      <w:lvlJc w:val="left"/>
+      <w:pPr>
+        <w:tabs>
+          <w:tab w:val="num" w:pos="5040"/>
+        </w:tabs>
+        <w:ind w:left="5040" w:hanging="360"/>
+      </w:pPr>
+      <w:rPr>
+        <w:rFonts w:ascii="Wingdings" w:hAnsi="Wingdings" w:hint="default"/>
+        <w:sz w:val="20"/>
+      </w:rPr>
+    </w:lvl>
+    <w:lvl w:ilvl="7" w:tentative="1">
+      <w:start w:val="1"/>
+      <w:numFmt w:val="bullet"/>
+      <w:lvlText w:val=""/>
+      <w:lvlJc w:val="left"/>
+      <w:pPr>
+        <w:tabs>
+          <w:tab w:val="num" w:pos="5760"/>
+        </w:tabs>
+        <w:ind w:left="5760" w:hanging="360"/>
+      </w:pPr>
+      <w:rPr>
+        <w:rFonts w:ascii="Wingdings" w:hAnsi="Wingdings" w:hint="default"/>
+        <w:sz w:val="20"/>
+      </w:rPr>
+    </w:lvl>
+    <w:lvl w:ilvl="8" w:tentative="1">
+      <w:start w:val="1"/>
+      <w:numFmt w:val="bullet"/>
+      <w:lvlText w:val=""/>
+      <w:lvlJc w:val="left"/>
+      <w:pPr>
+        <w:tabs>
+          <w:tab w:val="num" w:pos="6480"/>
+        </w:tabs>
+        <w:ind w:left="6480" w:hanging="360"/>
+      </w:pPr>
+      <w:rPr>
+        <w:rFonts w:ascii="Wingdings" w:hAnsi="Wingdings" w:hint="default"/>
+        <w:sz w:val="20"/>
+      </w:rPr>
+    </w:lvl>
+  </w:abstractNum>
+  <w:abstractNum w:abstractNumId="4" w15:restartNumberingAfterBreak="0">
+    <w:nsid w:val="3FA26364"/>
+    <w:multiLevelType w:val="multilevel"/>
+    <w:tmpl w:val="7102D8A2"/>
+    <w:lvl w:ilvl="0">
+      <w:start w:val="1"/>
+      <w:numFmt w:val="bullet"/>
+      <w:lvlText w:val=""/>
+      <w:lvlJc w:val="left"/>
+      <w:pPr>
+        <w:tabs>
+          <w:tab w:val="num" w:pos="720"/>
+        </w:tabs>
+        <w:ind w:left="720" w:hanging="360"/>
+      </w:pPr>
+      <w:rPr>
+        <w:rFonts w:ascii="Symbol" w:hAnsi="Symbol" w:hint="default"/>
+        <w:sz w:val="20"/>
+      </w:rPr>
+    </w:lvl>
+    <w:lvl w:ilvl="1" w:tentative="1">
+      <w:start w:val="1"/>
+      <w:numFmt w:val="bullet"/>
+      <w:lvlText w:val="o"/>
+      <w:lvlJc w:val="left"/>
+      <w:pPr>
+        <w:tabs>
+          <w:tab w:val="num" w:pos="1440"/>
+        </w:tabs>
+        <w:ind w:left="1440" w:hanging="360"/>
+      </w:pPr>
+      <w:rPr>
+        <w:rFonts w:ascii="Courier New" w:hAnsi="Courier New" w:hint="default"/>
+        <w:sz w:val="20"/>
+      </w:rPr>
+    </w:lvl>
+    <w:lvl w:ilvl="2" w:tentative="1">
+      <w:start w:val="1"/>
+      <w:numFmt w:val="bullet"/>
+      <w:lvlText w:val=""/>
+      <w:lvlJc w:val="left"/>
+      <w:pPr>
+        <w:tabs>
+          <w:tab w:val="num" w:pos="2160"/>
+        </w:tabs>
+        <w:ind w:left="2160" w:hanging="360"/>
+      </w:pPr>
+      <w:rPr>
+        <w:rFonts w:ascii="Wingdings" w:hAnsi="Wingdings" w:hint="default"/>
+        <w:sz w:val="20"/>
+      </w:rPr>
+    </w:lvl>
+    <w:lvl w:ilvl="3" w:tentative="1">
+      <w:start w:val="1"/>
+      <w:numFmt w:val="bullet"/>
+      <w:lvlText w:val=""/>
+      <w:lvlJc w:val="left"/>
+      <w:pPr>
+        <w:tabs>
+          <w:tab w:val="num" w:pos="2880"/>
+        </w:tabs>
+        <w:ind w:left="2880" w:hanging="360"/>
+      </w:pPr>
+      <w:rPr>
+        <w:rFonts w:ascii="Wingdings" w:hAnsi="Wingdings" w:hint="default"/>
+        <w:sz w:val="20"/>
+      </w:rPr>
+    </w:lvl>
+    <w:lvl w:ilvl="4" w:tentative="1">
+      <w:start w:val="1"/>
+      <w:numFmt w:val="bullet"/>
+      <w:lvlText w:val=""/>
+      <w:lvlJc w:val="left"/>
+      <w:pPr>
+        <w:tabs>
+          <w:tab w:val="num" w:pos="3600"/>
+        </w:tabs>
+        <w:ind w:left="3600" w:hanging="360"/>
+      </w:pPr>
+      <w:rPr>
+        <w:rFonts w:ascii="Wingdings" w:hAnsi="Wingdings" w:hint="default"/>
+        <w:sz w:val="20"/>
+      </w:rPr>
+    </w:lvl>
+    <w:lvl w:ilvl="5" w:tentative="1">
+      <w:start w:val="1"/>
+      <w:numFmt w:val="bullet"/>
+      <w:lvlText w:val=""/>
+      <w:lvlJc w:val="left"/>
+      <w:pPr>
+        <w:tabs>
+          <w:tab w:val="num" w:pos="4320"/>
+        </w:tabs>
+        <w:ind w:left="4320" w:hanging="360"/>
+      </w:pPr>
+      <w:rPr>
+        <w:rFonts w:ascii="Wingdings" w:hAnsi="Wingdings" w:hint="default"/>
+        <w:sz w:val="20"/>
+      </w:rPr>
+    </w:lvl>
+    <w:lvl w:ilvl="6" w:tentative="1">
+      <w:start w:val="1"/>
+      <w:numFmt w:val="bullet"/>
+      <w:lvlText w:val=""/>
+      <w:lvlJc w:val="left"/>
+      <w:pPr>
+        <w:tabs>
+          <w:tab w:val="num" w:pos="5040"/>
+        </w:tabs>
+        <w:ind w:left="5040" w:hanging="360"/>
+      </w:pPr>
+      <w:rPr>
+        <w:rFonts w:ascii="Wingdings" w:hAnsi="Wingdings" w:hint="default"/>
+        <w:sz w:val="20"/>
+      </w:rPr>
+    </w:lvl>
+    <w:lvl w:ilvl="7" w:tentative="1">
+      <w:start w:val="1"/>
+      <w:numFmt w:val="bullet"/>
+      <w:lvlText w:val=""/>
+      <w:lvlJc w:val="left"/>
+      <w:pPr>
+        <w:tabs>
+          <w:tab w:val="num" w:pos="5760"/>
+        </w:tabs>
+        <w:ind w:left="5760" w:hanging="360"/>
+      </w:pPr>
+      <w:rPr>
+        <w:rFonts w:ascii="Wingdings" w:hAnsi="Wingdings" w:hint="default"/>
+        <w:sz w:val="20"/>
+      </w:rPr>
+    </w:lvl>
+    <w:lvl w:ilvl="8" w:tentative="1">
+      <w:start w:val="1"/>
+      <w:numFmt w:val="bullet"/>
+      <w:lvlText w:val=""/>
+      <w:lvlJc w:val="left"/>
+      <w:pPr>
+        <w:tabs>
+          <w:tab w:val="num" w:pos="6480"/>
+        </w:tabs>
+        <w:ind w:left="6480" w:hanging="360"/>
+      </w:pPr>
+      <w:rPr>
+        <w:rFonts w:ascii="Wingdings" w:hAnsi="Wingdings" w:hint="default"/>
+        <w:sz w:val="20"/>
+      </w:rPr>
+    </w:lvl>
+  </w:abstractNum>
+  <w:abstractNum w:abstractNumId="5" w15:restartNumberingAfterBreak="0">
     <w:nsid w:val="4809326F"/>
     <w:multiLevelType w:val="hybridMultilevel"/>
     <w:tmpl w:val="EDAA36C8"/>
@@ -5978,7 +7192,7 @@
       </w:rPr>
     </w:lvl>
   </w:abstractNum>
-  <w:abstractNum w:abstractNumId="4" w15:restartNumberingAfterBreak="0">
+  <w:abstractNum w:abstractNumId="6" w15:restartNumberingAfterBreak="0">
     <w:nsid w:val="4AFB3D85"/>
     <w:multiLevelType w:val="hybridMultilevel"/>
     <w:tmpl w:val="92E4DC3C"/>
@@ -6067,7 +7281,7 @@
       </w:pPr>
     </w:lvl>
   </w:abstractNum>
-  <w:abstractNum w:abstractNumId="5" w15:restartNumberingAfterBreak="0">
+  <w:abstractNum w:abstractNumId="7" w15:restartNumberingAfterBreak="0">
     <w:nsid w:val="575A637C"/>
     <w:multiLevelType w:val="hybridMultilevel"/>
     <w:tmpl w:val="63146F94"/>
@@ -6153,7 +7367,156 @@
       </w:pPr>
     </w:lvl>
   </w:abstractNum>
-  <w:abstractNum w:abstractNumId="6" w15:restartNumberingAfterBreak="0">
+  <w:abstractNum w:abstractNumId="8" w15:restartNumberingAfterBreak="0">
+    <w:nsid w:val="5F5F1046"/>
+    <w:multiLevelType w:val="multilevel"/>
+    <w:tmpl w:val="F69674B0"/>
+    <w:lvl w:ilvl="0">
+      <w:start w:val="1"/>
+      <w:numFmt w:val="bullet"/>
+      <w:lvlText w:val=""/>
+      <w:lvlJc w:val="left"/>
+      <w:pPr>
+        <w:tabs>
+          <w:tab w:val="num" w:pos="720"/>
+        </w:tabs>
+        <w:ind w:left="720" w:hanging="360"/>
+      </w:pPr>
+      <w:rPr>
+        <w:rFonts w:ascii="Symbol" w:hAnsi="Symbol" w:hint="default"/>
+        <w:sz w:val="20"/>
+      </w:rPr>
+    </w:lvl>
+    <w:lvl w:ilvl="1" w:tentative="1">
+      <w:start w:val="1"/>
+      <w:numFmt w:val="bullet"/>
+      <w:lvlText w:val="o"/>
+      <w:lvlJc w:val="left"/>
+      <w:pPr>
+        <w:tabs>
+          <w:tab w:val="num" w:pos="1440"/>
+        </w:tabs>
+        <w:ind w:left="1440" w:hanging="360"/>
+      </w:pPr>
+      <w:rPr>
+        <w:rFonts w:ascii="Courier New" w:hAnsi="Courier New" w:hint="default"/>
+        <w:sz w:val="20"/>
+      </w:rPr>
+    </w:lvl>
+    <w:lvl w:ilvl="2" w:tentative="1">
+      <w:start w:val="1"/>
+      <w:numFmt w:val="bullet"/>
+      <w:lvlText w:val=""/>
+      <w:lvlJc w:val="left"/>
+      <w:pPr>
+        <w:tabs>
+          <w:tab w:val="num" w:pos="2160"/>
+        </w:tabs>
+        <w:ind w:left="2160" w:hanging="360"/>
+      </w:pPr>
+      <w:rPr>
+        <w:rFonts w:ascii="Wingdings" w:hAnsi="Wingdings" w:hint="default"/>
+        <w:sz w:val="20"/>
+      </w:rPr>
+    </w:lvl>
+    <w:lvl w:ilvl="3" w:tentative="1">
+      <w:start w:val="1"/>
+      <w:numFmt w:val="bullet"/>
+      <w:lvlText w:val=""/>
+      <w:lvlJc w:val="left"/>
+      <w:pPr>
+        <w:tabs>
+          <w:tab w:val="num" w:pos="2880"/>
+        </w:tabs>
+        <w:ind w:left="2880" w:hanging="360"/>
+      </w:pPr>
+      <w:rPr>
+        <w:rFonts w:ascii="Wingdings" w:hAnsi="Wingdings" w:hint="default"/>
+        <w:sz w:val="20"/>
+      </w:rPr>
+    </w:lvl>
+    <w:lvl w:ilvl="4" w:tentative="1">
+      <w:start w:val="1"/>
+      <w:numFmt w:val="bullet"/>
+      <w:lvlText w:val=""/>
+      <w:lvlJc w:val="left"/>
+      <w:pPr>
+        <w:tabs>
+          <w:tab w:val="num" w:pos="3600"/>
+        </w:tabs>
+        <w:ind w:left="3600" w:hanging="360"/>
+      </w:pPr>
+      <w:rPr>
+        <w:rFonts w:ascii="Wingdings" w:hAnsi="Wingdings" w:hint="default"/>
+        <w:sz w:val="20"/>
+      </w:rPr>
+    </w:lvl>
+    <w:lvl w:ilvl="5" w:tentative="1">
+      <w:start w:val="1"/>
+      <w:numFmt w:val="bullet"/>
+      <w:lvlText w:val=""/>
+      <w:lvlJc w:val="left"/>
+      <w:pPr>
+        <w:tabs>
+          <w:tab w:val="num" w:pos="4320"/>
+        </w:tabs>
+        <w:ind w:left="4320" w:hanging="360"/>
+      </w:pPr>
+      <w:rPr>
+        <w:rFonts w:ascii="Wingdings" w:hAnsi="Wingdings" w:hint="default"/>
+        <w:sz w:val="20"/>
+      </w:rPr>
+    </w:lvl>
+    <w:lvl w:ilvl="6" w:tentative="1">
+      <w:start w:val="1"/>
+      <w:numFmt w:val="bullet"/>
+      <w:lvlText w:val=""/>
+      <w:lvlJc w:val="left"/>
+      <w:pPr>
+        <w:tabs>
+          <w:tab w:val="num" w:pos="5040"/>
+        </w:tabs>
+        <w:ind w:left="5040" w:hanging="360"/>
+      </w:pPr>
+      <w:rPr>
+        <w:rFonts w:ascii="Wingdings" w:hAnsi="Wingdings" w:hint="default"/>
+        <w:sz w:val="20"/>
+      </w:rPr>
+    </w:lvl>
+    <w:lvl w:ilvl="7" w:tentative="1">
+      <w:start w:val="1"/>
+      <w:numFmt w:val="bullet"/>
+      <w:lvlText w:val=""/>
+      <w:lvlJc w:val="left"/>
+      <w:pPr>
+        <w:tabs>
+          <w:tab w:val="num" w:pos="5760"/>
+        </w:tabs>
+        <w:ind w:left="5760" w:hanging="360"/>
+      </w:pPr>
+      <w:rPr>
+        <w:rFonts w:ascii="Wingdings" w:hAnsi="Wingdings" w:hint="default"/>
+        <w:sz w:val="20"/>
+      </w:rPr>
+    </w:lvl>
+    <w:lvl w:ilvl="8" w:tentative="1">
+      <w:start w:val="1"/>
+      <w:numFmt w:val="bullet"/>
+      <w:lvlText w:val=""/>
+      <w:lvlJc w:val="left"/>
+      <w:pPr>
+        <w:tabs>
+          <w:tab w:val="num" w:pos="6480"/>
+        </w:tabs>
+        <w:ind w:left="6480" w:hanging="360"/>
+      </w:pPr>
+      <w:rPr>
+        <w:rFonts w:ascii="Wingdings" w:hAnsi="Wingdings" w:hint="default"/>
+        <w:sz w:val="20"/>
+      </w:rPr>
+    </w:lvl>
+  </w:abstractNum>
+  <w:abstractNum w:abstractNumId="9" w15:restartNumberingAfterBreak="0">
     <w:nsid w:val="6B3222D5"/>
     <w:multiLevelType w:val="multilevel"/>
     <w:tmpl w:val="F0243014"/>
@@ -6306,22 +7669,31 @@
     <w:abstractNumId w:val="0"/>
   </w:num>
   <w:num w:numId="2" w16cid:durableId="1899438238">
-    <w:abstractNumId w:val="3"/>
+    <w:abstractNumId w:val="5"/>
   </w:num>
   <w:num w:numId="3" w16cid:durableId="446317888">
     <w:abstractNumId w:val="2"/>
   </w:num>
   <w:num w:numId="4" w16cid:durableId="316812812">
-    <w:abstractNumId w:val="4"/>
+    <w:abstractNumId w:val="6"/>
   </w:num>
   <w:num w:numId="5" w16cid:durableId="2107534834">
-    <w:abstractNumId w:val="6"/>
+    <w:abstractNumId w:val="9"/>
   </w:num>
   <w:num w:numId="6" w16cid:durableId="1770198717">
     <w:abstractNumId w:val="1"/>
   </w:num>
   <w:num w:numId="7" w16cid:durableId="944921588">
-    <w:abstractNumId w:val="5"/>
+    <w:abstractNumId w:val="7"/>
+  </w:num>
+  <w:num w:numId="8" w16cid:durableId="931546427">
+    <w:abstractNumId w:val="4"/>
+  </w:num>
+  <w:num w:numId="9" w16cid:durableId="1129938157">
+    <w:abstractNumId w:val="3"/>
+  </w:num>
+  <w:num w:numId="10" w16cid:durableId="1913076791">
+    <w:abstractNumId w:val="8"/>
   </w:num>
 </w:numbering>
 </file>

--- a/docs/docs/Faculdade de Tecnologia Padre Danilo José de Oliveira Ohl.docx
+++ b/docs/docs/Faculdade de Tecnologia Padre Danilo José de Oliveira Ohl.docx
@@ -210,7 +210,7 @@
           <w:b/>
           <w:bCs/>
         </w:rPr>
-        <w:t>MIGUEL SANTANA MATOS</w:t>
+        <w:t>ROGER FERREIRA CARDOSO</w:t>
       </w:r>
     </w:p>
     <w:p>
@@ -228,7 +228,7 @@
           <w:b/>
           <w:bCs/>
         </w:rPr>
-        <w:t>ROGER FERREIRA CARDOSO</w:t>
+        <w:t>VICTOR HUGO MARCELINO SILVA</w:t>
       </w:r>
     </w:p>
     <w:p>
@@ -241,13 +241,6 @@
           <w:bCs/>
         </w:rPr>
       </w:pPr>
-      <w:r>
-        <w:rPr>
-          <w:b/>
-          <w:bCs/>
-        </w:rPr>
-        <w:t>VICTOR HUGO MARCELINO SILVA</w:t>
-      </w:r>
     </w:p>
     <w:p>
       <w:pPr>
@@ -347,6 +340,13 @@
           <w:bCs/>
         </w:rPr>
       </w:pPr>
+      <w:r>
+        <w:rPr>
+          <w:b/>
+          <w:bCs/>
+        </w:rPr>
+        <w:t>PROJETO AD</w:t>
+      </w:r>
     </w:p>
     <w:p>
       <w:pPr>
@@ -358,13 +358,6 @@
           <w:bCs/>
         </w:rPr>
       </w:pPr>
-      <w:r>
-        <w:rPr>
-          <w:b/>
-          <w:bCs/>
-        </w:rPr>
-        <w:t>PROJETO AD</w:t>
-      </w:r>
     </w:p>
     <w:p>
       <w:pPr>
@@ -524,17 +517,6 @@
       <w:pPr>
         <w:spacing w:after="0" w:line="259" w:lineRule="auto"/>
         <w:ind w:left="0" w:firstLine="0"/>
-        <w:jc w:val="center"/>
-        <w:rPr>
-          <w:b/>
-          <w:bCs/>
-        </w:rPr>
-      </w:pPr>
-    </w:p>
-    <w:p>
-      <w:pPr>
-        <w:spacing w:after="0" w:line="259" w:lineRule="auto"/>
-        <w:ind w:left="0" w:firstLine="0"/>
         <w:rPr>
           <w:b/>
           <w:bCs/>
@@ -592,7 +574,6 @@
           <w:b/>
           <w:bCs/>
         </w:rPr>
-        <w:lastRenderedPageBreak/>
         <w:t>FACULDADE DE TECNOLOGIA PADRE DANILO DE OLIVEIRA OHL</w:t>
       </w:r>
     </w:p>
@@ -1170,7 +1151,6 @@
           <w:b/>
           <w:bCs/>
         </w:rPr>
-        <w:lastRenderedPageBreak/>
         <w:t>RESUMO</w:t>
       </w:r>
     </w:p>
@@ -1324,7 +1304,6 @@
           <w:bCs/>
           <w:lang w:val="en-US"/>
         </w:rPr>
-        <w:lastRenderedPageBreak/>
         <w:t>ABSTRACT</w:t>
       </w:r>
     </w:p>
@@ -1515,7 +1494,7 @@
       <w:sdtContent>
         <w:p>
           <w:pPr>
-            <w:pStyle w:val="TOCHeading"/>
+            <w:pStyle w:val="CabealhodoSumrio"/>
             <w:jc w:val="center"/>
             <w:rPr>
               <w:color w:val="auto"/>
@@ -1537,7 +1516,7 @@
         </w:p>
         <w:p>
           <w:pPr>
-            <w:pStyle w:val="TOC1"/>
+            <w:pStyle w:val="Sumrio1"/>
             <w:tabs>
               <w:tab w:val="right" w:leader="dot" w:pos="8560"/>
             </w:tabs>
@@ -1619,7 +1598,7 @@
         </w:p>
         <w:p>
           <w:pPr>
-            <w:pStyle w:val="TOC1"/>
+            <w:pStyle w:val="Sumrio1"/>
             <w:tabs>
               <w:tab w:val="left" w:pos="480"/>
               <w:tab w:val="right" w:leader="dot" w:pos="8560"/>
@@ -1705,7 +1684,7 @@
         </w:p>
         <w:p>
           <w:pPr>
-            <w:pStyle w:val="TOC1"/>
+            <w:pStyle w:val="Sumrio1"/>
             <w:tabs>
               <w:tab w:val="left" w:pos="480"/>
               <w:tab w:val="right" w:leader="dot" w:pos="8560"/>
@@ -1791,7 +1770,7 @@
         </w:p>
         <w:p>
           <w:pPr>
-            <w:pStyle w:val="TOC1"/>
+            <w:pStyle w:val="Sumrio1"/>
             <w:tabs>
               <w:tab w:val="left" w:pos="480"/>
               <w:tab w:val="right" w:leader="dot" w:pos="8560"/>
@@ -1877,7 +1856,7 @@
         </w:p>
         <w:p>
           <w:pPr>
-            <w:pStyle w:val="TOC1"/>
+            <w:pStyle w:val="Sumrio1"/>
             <w:tabs>
               <w:tab w:val="left" w:pos="480"/>
               <w:tab w:val="right" w:leader="dot" w:pos="8560"/>
@@ -1963,7 +1942,7 @@
         </w:p>
         <w:p>
           <w:pPr>
-            <w:pStyle w:val="TOC2"/>
+            <w:pStyle w:val="Sumrio2"/>
             <w:tabs>
               <w:tab w:val="right" w:leader="dot" w:pos="8560"/>
             </w:tabs>
@@ -2033,7 +2012,7 @@
         </w:p>
         <w:p>
           <w:pPr>
-            <w:pStyle w:val="TOC2"/>
+            <w:pStyle w:val="Sumrio2"/>
             <w:tabs>
               <w:tab w:val="right" w:leader="dot" w:pos="8560"/>
             </w:tabs>
@@ -2103,7 +2082,7 @@
         </w:p>
         <w:p>
           <w:pPr>
-            <w:pStyle w:val="TOC2"/>
+            <w:pStyle w:val="Sumrio2"/>
             <w:tabs>
               <w:tab w:val="right" w:leader="dot" w:pos="8560"/>
             </w:tabs>
@@ -2173,7 +2152,7 @@
         </w:p>
         <w:p>
           <w:pPr>
-            <w:pStyle w:val="TOC2"/>
+            <w:pStyle w:val="Sumrio2"/>
             <w:tabs>
               <w:tab w:val="right" w:leader="dot" w:pos="8560"/>
             </w:tabs>
@@ -2243,7 +2222,7 @@
         </w:p>
         <w:p>
           <w:pPr>
-            <w:pStyle w:val="TOC2"/>
+            <w:pStyle w:val="Sumrio2"/>
             <w:tabs>
               <w:tab w:val="right" w:leader="dot" w:pos="8560"/>
             </w:tabs>
@@ -2313,7 +2292,7 @@
         </w:p>
         <w:p>
           <w:pPr>
-            <w:pStyle w:val="TOC1"/>
+            <w:pStyle w:val="Sumrio1"/>
             <w:tabs>
               <w:tab w:val="left" w:pos="480"/>
               <w:tab w:val="right" w:leader="dot" w:pos="8560"/>
@@ -2399,7 +2378,7 @@
         </w:p>
         <w:p>
           <w:pPr>
-            <w:pStyle w:val="TOC1"/>
+            <w:pStyle w:val="Sumrio1"/>
             <w:tabs>
               <w:tab w:val="left" w:pos="480"/>
               <w:tab w:val="right" w:leader="dot" w:pos="8560"/>
@@ -2766,7 +2745,7 @@
     </w:p>
     <w:p>
       <w:pPr>
-        <w:pStyle w:val="Heading1"/>
+        <w:pStyle w:val="Ttulo1"/>
       </w:pPr>
       <w:bookmarkStart w:id="0" w:name="_Toc238051048"/>
       <w:r>
@@ -2849,7 +2828,7 @@
     <w:p/>
     <w:p>
       <w:pPr>
-        <w:pStyle w:val="Heading1"/>
+        <w:pStyle w:val="Ttulo1"/>
         <w:numPr>
           <w:ilvl w:val="0"/>
           <w:numId w:val="3"/>
@@ -4075,29 +4054,19 @@
     </w:tbl>
     <w:p>
       <w:pPr>
-        <w:pStyle w:val="Caption"/>
+        <w:pStyle w:val="Legenda"/>
       </w:pPr>
       <w:r>
         <w:t xml:space="preserve">Tabela </w:t>
       </w:r>
-      <w:r>
-        <w:fldChar w:fldCharType="begin"/>
-      </w:r>
-      <w:r>
-        <w:instrText xml:space="preserve"> SEQ Tabela \* ARABIC </w:instrText>
-      </w:r>
-      <w:r>
-        <w:fldChar w:fldCharType="separate"/>
-      </w:r>
-      <w:r>
-        <w:rPr>
-          <w:noProof/>
-        </w:rPr>
-        <w:t>1</w:t>
-      </w:r>
-      <w:r>
-        <w:fldChar w:fldCharType="end"/>
-      </w:r>
+      <w:fldSimple w:instr=" SEQ Tabela \* ARABIC ">
+        <w:r>
+          <w:rPr>
+            <w:noProof/>
+          </w:rPr>
+          <w:t>1</w:t>
+        </w:r>
+      </w:fldSimple>
       <w:r>
         <w:t xml:space="preserve"> - Tabela dos Setores</w:t>
       </w:r>
@@ -4108,7 +4077,7 @@
     <w:p/>
     <w:p>
       <w:pPr>
-        <w:pStyle w:val="Heading1"/>
+        <w:pStyle w:val="Ttulo1"/>
         <w:numPr>
           <w:ilvl w:val="0"/>
           <w:numId w:val="3"/>
@@ -4780,29 +4749,19 @@
     </w:tbl>
     <w:p>
       <w:pPr>
-        <w:pStyle w:val="Caption"/>
+        <w:pStyle w:val="Legenda"/>
       </w:pPr>
       <w:r>
         <w:t xml:space="preserve">Tabela </w:t>
       </w:r>
-      <w:r>
-        <w:fldChar w:fldCharType="begin"/>
-      </w:r>
-      <w:r>
-        <w:instrText xml:space="preserve"> SEQ Tabela \* ARABIC </w:instrText>
-      </w:r>
-      <w:r>
-        <w:fldChar w:fldCharType="separate"/>
-      </w:r>
-      <w:r>
-        <w:rPr>
-          <w:noProof/>
-        </w:rPr>
-        <w:t>2</w:t>
-      </w:r>
-      <w:r>
-        <w:fldChar w:fldCharType="end"/>
-      </w:r>
+      <w:fldSimple w:instr=" SEQ Tabela \* ARABIC ">
+        <w:r>
+          <w:rPr>
+            <w:noProof/>
+          </w:rPr>
+          <w:t>2</w:t>
+        </w:r>
+      </w:fldSimple>
       <w:r>
         <w:t xml:space="preserve">- </w:t>
       </w:r>
@@ -4923,7 +4882,7 @@
     </w:p>
     <w:p>
       <w:pPr>
-        <w:pStyle w:val="Heading1"/>
+        <w:pStyle w:val="Ttulo1"/>
         <w:numPr>
           <w:ilvl w:val="0"/>
           <w:numId w:val="3"/>
@@ -5128,7 +5087,7 @@
     </w:p>
     <w:p>
       <w:pPr>
-        <w:pStyle w:val="Heading1"/>
+        <w:pStyle w:val="Ttulo1"/>
         <w:numPr>
           <w:ilvl w:val="0"/>
           <w:numId w:val="3"/>
@@ -5148,7 +5107,7 @@
     <w:p/>
     <w:p>
       <w:pPr>
-        <w:pStyle w:val="Heading2"/>
+        <w:pStyle w:val="Ttulo2"/>
       </w:pPr>
       <w:bookmarkStart w:id="5" w:name="_Toc238051053"/>
       <w:r>
@@ -5170,7 +5129,7 @@
     <w:p/>
     <w:p>
       <w:pPr>
-        <w:pStyle w:val="Heading2"/>
+        <w:pStyle w:val="Ttulo2"/>
       </w:pPr>
       <w:r>
         <w:tab/>
@@ -5189,7 +5148,7 @@
     <w:p/>
     <w:p>
       <w:pPr>
-        <w:pStyle w:val="Heading2"/>
+        <w:pStyle w:val="Ttulo2"/>
       </w:pPr>
       <w:r>
         <w:tab/>
@@ -5208,7 +5167,7 @@
     <w:p/>
     <w:p>
       <w:pPr>
-        <w:pStyle w:val="Heading2"/>
+        <w:pStyle w:val="Ttulo2"/>
       </w:pPr>
       <w:bookmarkStart w:id="8" w:name="_Toc238051056"/>
       <w:r>
@@ -5224,7 +5183,7 @@
     <w:p/>
     <w:p>
       <w:pPr>
-        <w:pStyle w:val="Heading2"/>
+        <w:pStyle w:val="Ttulo2"/>
       </w:pPr>
       <w:r>
         <w:tab/>
@@ -5282,7 +5241,7 @@
     </w:p>
     <w:p>
       <w:pPr>
-        <w:pStyle w:val="Heading1"/>
+        <w:pStyle w:val="Ttulo1"/>
         <w:numPr>
           <w:ilvl w:val="0"/>
           <w:numId w:val="3"/>
@@ -5683,14 +5642,14 @@
     <w:p/>
     <w:p>
       <w:pPr>
-        <w:pStyle w:val="Heading1"/>
+        <w:pStyle w:val="Ttulo1"/>
         <w:ind w:left="0" w:firstLine="0"/>
         <w:jc w:val="both"/>
       </w:pPr>
     </w:p>
     <w:p>
       <w:pPr>
-        <w:pStyle w:val="Heading1"/>
+        <w:pStyle w:val="Ttulo1"/>
         <w:numPr>
           <w:ilvl w:val="0"/>
           <w:numId w:val="3"/>
@@ -6035,11 +5994,65 @@
         <w:t>segurança e a governança, alinhando-se às melhores práticas recomendadas pela Microsoft e por padrões internacionais.</w:t>
       </w:r>
     </w:p>
-    <w:p/>
+    <w:p>
+      <w:r>
+        <w:rPr>
+          <w:noProof/>
+        </w:rPr>
+        <w:drawing>
+          <wp:inline distT="0" distB="0" distL="0" distR="0" wp14:anchorId="78869C40" wp14:editId="52A1EF69">
+            <wp:extent cx="5441950" cy="5640705"/>
+            <wp:effectExtent l="0" t="0" r="6350" b="0"/>
+            <wp:docPr id="240263385" name="Imagem 2"/>
+            <wp:cNvGraphicFramePr>
+              <a:graphicFrameLocks xmlns:a="http://schemas.openxmlformats.org/drawingml/2006/main" noChangeAspect="1"/>
+            </wp:cNvGraphicFramePr>
+            <a:graphic xmlns:a="http://schemas.openxmlformats.org/drawingml/2006/main">
+              <a:graphicData uri="http://schemas.openxmlformats.org/drawingml/2006/picture">
+                <pic:pic xmlns:pic="http://schemas.openxmlformats.org/drawingml/2006/picture">
+                  <pic:nvPicPr>
+                    <pic:cNvPr id="0" name="Picture 2"/>
+                    <pic:cNvPicPr>
+                      <a:picLocks noChangeAspect="1" noChangeArrowheads="1"/>
+                    </pic:cNvPicPr>
+                  </pic:nvPicPr>
+                  <pic:blipFill>
+                    <a:blip r:embed="rId8">
+                      <a:extLst>
+                        <a:ext uri="{28A0092B-C50C-407E-A947-70E740481C1C}">
+                          <a14:useLocalDpi xmlns:a14="http://schemas.microsoft.com/office/drawing/2010/main" val="0"/>
+                        </a:ext>
+                      </a:extLst>
+                    </a:blip>
+                    <a:srcRect/>
+                    <a:stretch>
+                      <a:fillRect/>
+                    </a:stretch>
+                  </pic:blipFill>
+                  <pic:spPr bwMode="auto">
+                    <a:xfrm>
+                      <a:off x="0" y="0"/>
+                      <a:ext cx="5441950" cy="5640705"/>
+                    </a:xfrm>
+                    <a:prstGeom prst="rect">
+                      <a:avLst/>
+                    </a:prstGeom>
+                    <a:noFill/>
+                    <a:ln>
+                      <a:noFill/>
+                    </a:ln>
+                  </pic:spPr>
+                </pic:pic>
+              </a:graphicData>
+            </a:graphic>
+          </wp:inline>
+        </w:drawing>
+      </w:r>
+    </w:p>
     <w:sectPr>
-      <w:headerReference w:type="even" r:id="rId8"/>
-      <w:headerReference w:type="default" r:id="rId9"/>
-      <w:headerReference w:type="first" r:id="rId10"/>
+      <w:headerReference w:type="even" r:id="rId9"/>
+      <w:headerReference w:type="default" r:id="rId10"/>
+      <w:headerReference w:type="first" r:id="rId11"/>
       <w:pgSz w:w="11906" w:h="16838"/>
       <w:pgMar w:top="1426" w:right="1634" w:bottom="1483" w:left="1702" w:header="716" w:footer="720" w:gutter="0"/>
       <w:cols w:space="720"/>
@@ -8109,10 +8122,10 @@
       <w:color w:val="000000"/>
     </w:rPr>
   </w:style>
-  <w:style w:type="paragraph" w:styleId="Heading1">
+  <w:style w:type="paragraph" w:styleId="Ttulo1">
     <w:name w:val="heading 1"/>
     <w:next w:val="Normal"/>
-    <w:link w:val="Heading1Char"/>
+    <w:link w:val="Ttulo1Char"/>
     <w:uiPriority w:val="9"/>
     <w:qFormat/>
     <w:pPr>
@@ -8129,10 +8142,10 @@
       <w:color w:val="000000"/>
     </w:rPr>
   </w:style>
-  <w:style w:type="paragraph" w:styleId="Heading2">
+  <w:style w:type="paragraph" w:styleId="Ttulo2">
     <w:name w:val="heading 2"/>
     <w:next w:val="Normal"/>
-    <w:link w:val="Heading2Char"/>
+    <w:link w:val="Ttulo2Char"/>
     <w:uiPriority w:val="9"/>
     <w:unhideWhenUsed/>
     <w:qFormat/>
@@ -8150,11 +8163,11 @@
       <w:color w:val="000000"/>
     </w:rPr>
   </w:style>
-  <w:style w:type="paragraph" w:styleId="Heading3">
+  <w:style w:type="paragraph" w:styleId="Ttulo3">
     <w:name w:val="heading 3"/>
     <w:basedOn w:val="Normal"/>
     <w:next w:val="Normal"/>
-    <w:link w:val="Heading3Char"/>
+    <w:link w:val="Ttulo3Char"/>
     <w:uiPriority w:val="9"/>
     <w:semiHidden/>
     <w:unhideWhenUsed/>
@@ -8171,12 +8184,13 @@
       <w:color w:val="0A2F40" w:themeColor="accent1" w:themeShade="7F"/>
     </w:rPr>
   </w:style>
-  <w:style w:type="character" w:default="1" w:styleId="DefaultParagraphFont">
+  <w:style w:type="character" w:default="1" w:styleId="Fontepargpadro">
     <w:name w:val="Default Paragraph Font"/>
     <w:uiPriority w:val="1"/>
+    <w:semiHidden/>
     <w:unhideWhenUsed/>
   </w:style>
-  <w:style w:type="table" w:default="1" w:styleId="TableNormal">
+  <w:style w:type="table" w:default="1" w:styleId="Tabelanormal">
     <w:name w:val="Normal Table"/>
     <w:uiPriority w:val="99"/>
     <w:semiHidden/>
@@ -8191,15 +8205,15 @@
       </w:tblCellMar>
     </w:tblPr>
   </w:style>
-  <w:style w:type="numbering" w:default="1" w:styleId="NoList">
+  <w:style w:type="numbering" w:default="1" w:styleId="Semlista">
     <w:name w:val="No List"/>
     <w:uiPriority w:val="99"/>
     <w:semiHidden/>
     <w:unhideWhenUsed/>
   </w:style>
-  <w:style w:type="character" w:customStyle="1" w:styleId="Heading2Char">
-    <w:name w:val="Heading 2 Char"/>
-    <w:link w:val="Heading2"/>
+  <w:style w:type="character" w:customStyle="1" w:styleId="Ttulo2Char">
+    <w:name w:val="Título 2 Char"/>
+    <w:link w:val="Ttulo2"/>
     <w:rPr>
       <w:rFonts w:ascii="Arial" w:eastAsia="Arial" w:hAnsi="Arial" w:cs="Arial"/>
       <w:b/>
@@ -8207,9 +8221,9 @@
       <w:sz w:val="24"/>
     </w:rPr>
   </w:style>
-  <w:style w:type="character" w:customStyle="1" w:styleId="Heading1Char">
-    <w:name w:val="Heading 1 Char"/>
-    <w:link w:val="Heading1"/>
+  <w:style w:type="character" w:customStyle="1" w:styleId="Ttulo1Char">
+    <w:name w:val="Título 1 Char"/>
+    <w:link w:val="Ttulo1"/>
     <w:rPr>
       <w:rFonts w:ascii="Arial" w:eastAsia="Arial" w:hAnsi="Arial" w:cs="Arial"/>
       <w:b/>
@@ -8217,7 +8231,7 @@
       <w:sz w:val="24"/>
     </w:rPr>
   </w:style>
-  <w:style w:type="paragraph" w:styleId="TOC1">
+  <w:style w:type="paragraph" w:styleId="Sumrio1">
     <w:name w:val="toc 1"/>
     <w:hidden/>
     <w:uiPriority w:val="39"/>
@@ -8231,10 +8245,10 @@
       <w:color w:val="000000"/>
     </w:rPr>
   </w:style>
-  <w:style w:type="paragraph" w:styleId="Footer">
+  <w:style w:type="paragraph" w:styleId="Rodap">
     <w:name w:val="footer"/>
     <w:basedOn w:val="Normal"/>
-    <w:link w:val="FooterChar"/>
+    <w:link w:val="RodapChar"/>
     <w:uiPriority w:val="99"/>
     <w:unhideWhenUsed/>
     <w:rsid w:val="00541C2A"/>
@@ -8246,10 +8260,10 @@
       <w:spacing w:after="0" w:line="240" w:lineRule="auto"/>
     </w:pPr>
   </w:style>
-  <w:style w:type="character" w:customStyle="1" w:styleId="FooterChar">
-    <w:name w:val="Footer Char"/>
-    <w:basedOn w:val="DefaultParagraphFont"/>
-    <w:link w:val="Footer"/>
+  <w:style w:type="character" w:customStyle="1" w:styleId="RodapChar">
+    <w:name w:val="Rodapé Char"/>
+    <w:basedOn w:val="Fontepargpadro"/>
+    <w:link w:val="Rodap"/>
     <w:uiPriority w:val="99"/>
     <w:rsid w:val="00541C2A"/>
     <w:rPr>
@@ -8257,9 +8271,9 @@
       <w:color w:val="000000"/>
     </w:rPr>
   </w:style>
-  <w:style w:type="paragraph" w:styleId="TOCHeading">
+  <w:style w:type="paragraph" w:styleId="CabealhodoSumrio">
     <w:name w:val="TOC Heading"/>
-    <w:basedOn w:val="Heading1"/>
+    <w:basedOn w:val="Ttulo1"/>
     <w:next w:val="Normal"/>
     <w:uiPriority w:val="39"/>
     <w:unhideWhenUsed/>
@@ -8284,7 +8298,7 @@
   </w:style>
   <w:style w:type="character" w:styleId="Hyperlink">
     <w:name w:val="Hyperlink"/>
-    <w:basedOn w:val="DefaultParagraphFont"/>
+    <w:basedOn w:val="Fontepargpadro"/>
     <w:uiPriority w:val="99"/>
     <w:unhideWhenUsed/>
     <w:rsid w:val="00164FE5"/>
@@ -8293,9 +8307,9 @@
       <w:u w:val="single"/>
     </w:rPr>
   </w:style>
-  <w:style w:type="table" w:styleId="TableGrid">
+  <w:style w:type="table" w:styleId="Tabelacomgrade">
     <w:name w:val="Table Grid"/>
-    <w:basedOn w:val="TableNormal"/>
+    <w:basedOn w:val="Tabelanormal"/>
     <w:uiPriority w:val="39"/>
     <w:rsid w:val="002C27AB"/>
     <w:pPr>
@@ -8312,10 +8326,10 @@
       </w:tblBorders>
     </w:tblPr>
   </w:style>
-  <w:style w:type="character" w:customStyle="1" w:styleId="Heading3Char">
-    <w:name w:val="Heading 3 Char"/>
-    <w:basedOn w:val="DefaultParagraphFont"/>
-    <w:link w:val="Heading3"/>
+  <w:style w:type="character" w:customStyle="1" w:styleId="Ttulo3Char">
+    <w:name w:val="Título 3 Char"/>
+    <w:basedOn w:val="Fontepargpadro"/>
+    <w:link w:val="Ttulo3"/>
     <w:uiPriority w:val="9"/>
     <w:semiHidden/>
     <w:rsid w:val="002C27AB"/>
@@ -8324,7 +8338,7 @@
       <w:color w:val="0A2F40" w:themeColor="accent1" w:themeShade="7F"/>
     </w:rPr>
   </w:style>
-  <w:style w:type="paragraph" w:styleId="Caption">
+  <w:style w:type="paragraph" w:styleId="Legenda">
     <w:name w:val="caption"/>
     <w:basedOn w:val="Normal"/>
     <w:next w:val="Normal"/>
@@ -8343,7 +8357,7 @@
       <w:szCs w:val="18"/>
     </w:rPr>
   </w:style>
-  <w:style w:type="paragraph" w:styleId="ListParagraph">
+  <w:style w:type="paragraph" w:styleId="PargrafodaLista">
     <w:name w:val="List Paragraph"/>
     <w:basedOn w:val="Normal"/>
     <w:uiPriority w:val="34"/>
@@ -8354,7 +8368,7 @@
       <w:contextualSpacing/>
     </w:pPr>
   </w:style>
-  <w:style w:type="paragraph" w:styleId="NoSpacing">
+  <w:style w:type="paragraph" w:styleId="SemEspaamento">
     <w:name w:val="No Spacing"/>
     <w:uiPriority w:val="1"/>
     <w:qFormat/>
@@ -8369,9 +8383,9 @@
       <w:color w:val="000000"/>
     </w:rPr>
   </w:style>
-  <w:style w:type="character" w:styleId="UnresolvedMention">
+  <w:style w:type="character" w:styleId="MenoPendente">
     <w:name w:val="Unresolved Mention"/>
-    <w:basedOn w:val="DefaultParagraphFont"/>
+    <w:basedOn w:val="Fontepargpadro"/>
     <w:uiPriority w:val="99"/>
     <w:semiHidden/>
     <w:unhideWhenUsed/>
@@ -8381,7 +8395,7 @@
       <w:shd w:val="clear" w:color="auto" w:fill="E1DFDD"/>
     </w:rPr>
   </w:style>
-  <w:style w:type="paragraph" w:styleId="TOC2">
+  <w:style w:type="paragraph" w:styleId="Sumrio2">
     <w:name w:val="toc 2"/>
     <w:basedOn w:val="Normal"/>
     <w:next w:val="Normal"/>

--- a/docs/docs/Faculdade de Tecnologia Padre Danilo José de Oliveira Ohl.docx
+++ b/docs/docs/Faculdade de Tecnologia Padre Danilo José de Oliveira Ohl.docx
@@ -1,6 +1,6 @@
 
 <file path=word/document.xml><?xml version="1.0" encoding="utf-8"?>
-<w:document xmlns:wpc="http://schemas.microsoft.com/office/word/2010/wordprocessingCanvas" xmlns:cx="http://schemas.microsoft.com/office/drawing/2014/chartex" xmlns:cx1="http://schemas.microsoft.com/office/drawing/2015/9/8/chartex" xmlns:cx2="http://schemas.microsoft.com/office/drawing/2015/10/21/chartex" xmlns:cx3="http://schemas.microsoft.com/office/drawing/2016/5/9/chartex" xmlns:cx4="http://schemas.microsoft.com/office/drawing/2016/5/10/chartex" xmlns:cx5="http://schemas.microsoft.com/office/drawing/2016/5/11/chartex" xmlns:cx6="http://schemas.microsoft.com/office/drawing/2016/5/12/chartex" xmlns:cx7="http://schemas.microsoft.com/office/drawing/2016/5/13/chartex" xmlns:cx8="http://schemas.microsoft.com/office/drawing/2016/5/14/chartex" xmlns:mc="http://schemas.openxmlformats.org/markup-compatibility/2006" xmlns:aink="http://schemas.microsoft.com/office/drawing/2016/ink" xmlns:am3d="http://schemas.microsoft.com/office/drawing/2017/model3d" xmlns:o="urn:schemas-microsoft-com:office:office" xmlns:oel="http://schemas.microsoft.com/office/2019/extlst" xmlns:r="http://schemas.openxmlformats.org/officeDocument/2006/relationships" xmlns:m="http://schemas.openxmlformats.org/officeDocument/2006/math" xmlns:v="urn:schemas-microsoft-com:vml" xmlns:wp14="http://schemas.microsoft.com/office/word/2010/wordprocessingDrawing" xmlns:wp="http://schemas.openxmlformats.org/drawingml/2006/wordprocessingDrawing" xmlns:w10="urn:schemas-microsoft-com:office:word" xmlns:w="http://schemas.openxmlformats.org/wordprocessingml/2006/main" xmlns:w14="http://schemas.microsoft.com/office/word/2010/wordml" xmlns:w15="http://schemas.microsoft.com/office/word/2012/wordml" xmlns:w16cex="http://schemas.microsoft.com/office/word/2018/wordml/cex" xmlns:w16cid="http://schemas.microsoft.com/office/word/2016/wordml/cid" xmlns:w16="http://schemas.microsoft.com/office/word/2018/wordml" xmlns:w16du="http://schemas.microsoft.com/office/word/2023/wordml/word16du" xmlns:w16sdtdh="http://schemas.microsoft.com/office/word/2020/wordml/sdtdatahash" xmlns:w16sdtfl="http://schemas.microsoft.com/office/word/2024/wordml/sdtformatlock" xmlns:w16se="http://schemas.microsoft.com/office/word/2015/wordml/symex" xmlns:wpg="http://schemas.microsoft.com/office/word/2010/wordprocessingGroup" xmlns:wpi="http://schemas.microsoft.com/office/word/2010/wordprocessingInk" xmlns:wne="http://schemas.microsoft.com/office/word/2006/wordml" xmlns:wps="http://schemas.microsoft.com/office/word/2010/wordprocessingShape" mc:Ignorable="w14 w15 w16se w16cid w16 w16cex w16sdtdh w16sdtfl w16du wp14">
+<w:document xmlns:wpc="http://schemas.microsoft.com/office/word/2010/wordprocessingCanvas" xmlns:cx="http://schemas.microsoft.com/office/drawing/2014/chartex" xmlns:cx1="http://schemas.microsoft.com/office/drawing/2015/9/8/chartex" xmlns:cx2="http://schemas.microsoft.com/office/drawing/2015/10/21/chartex" xmlns:cx3="http://schemas.microsoft.com/office/drawing/2016/5/9/chartex" xmlns:cx4="http://schemas.microsoft.com/office/drawing/2016/5/10/chartex" xmlns:cx5="http://schemas.microsoft.com/office/drawing/2016/5/11/chartex" xmlns:cx6="http://schemas.microsoft.com/office/drawing/2016/5/12/chartex" xmlns:cx7="http://schemas.microsoft.com/office/drawing/2016/5/13/chartex" xmlns:cx8="http://schemas.microsoft.com/office/drawing/2016/5/14/chartex" xmlns:mc="http://schemas.openxmlformats.org/markup-compatibility/2006" xmlns:aink="http://schemas.microsoft.com/office/drawing/2016/ink" xmlns:am3d="http://schemas.microsoft.com/office/drawing/2017/model3d" xmlns:o="urn:schemas-microsoft-com:office:office" xmlns:oel="http://schemas.microsoft.com/office/2019/extlst" xmlns:r="http://schemas.openxmlformats.org/officeDocument/2006/relationships" xmlns:m="http://schemas.openxmlformats.org/officeDocument/2006/math" xmlns:v="urn:schemas-microsoft-com:vml" xmlns:wp14="http://schemas.microsoft.com/office/word/2010/wordprocessingDrawing" xmlns:wp="http://schemas.openxmlformats.org/drawingml/2006/wordprocessingDrawing" xmlns:w10="urn:schemas-microsoft-com:office:word" xmlns:w="http://schemas.openxmlformats.org/wordprocessingml/2006/main" xmlns:w14="http://schemas.microsoft.com/office/word/2010/wordml" xmlns:w15="http://schemas.microsoft.com/office/word/2012/wordml" xmlns:w16cex="http://schemas.microsoft.com/office/word/2018/wordml/cex" xmlns:w16cid="http://schemas.microsoft.com/office/word/2016/wordml/cid" xmlns:w16="http://schemas.microsoft.com/office/word/2018/wordml" xmlns:w16sdtdh="http://schemas.microsoft.com/office/word/2020/wordml/sdtdatahash" xmlns:w16se="http://schemas.microsoft.com/office/word/2015/wordml/symex" xmlns:wpg="http://schemas.microsoft.com/office/word/2010/wordprocessingGroup" xmlns:wpi="http://schemas.microsoft.com/office/word/2010/wordprocessingInk" xmlns:wne="http://schemas.microsoft.com/office/word/2006/wordml" xmlns:wps="http://schemas.microsoft.com/office/word/2010/wordprocessingShape" mc:Ignorable="w14 w15 w16se w16cid w16 w16cex w16sdtdh wp14">
   <w:body>
     <w:p>
       <w:pPr>
@@ -210,7 +210,7 @@
           <w:b/>
           <w:bCs/>
         </w:rPr>
-        <w:t>ROGER FERREIRA CARDOSO</w:t>
+        <w:t>MARCELO AUGUSTO SILVA</w:t>
       </w:r>
     </w:p>
     <w:p>
@@ -228,7 +228,7 @@
           <w:b/>
           <w:bCs/>
         </w:rPr>
-        <w:t>VICTOR HUGO MARCELINO SILVA</w:t>
+        <w:t>ROGER FERREIRA CARDOSO</w:t>
       </w:r>
     </w:p>
     <w:p>
@@ -241,6 +241,13 @@
           <w:bCs/>
         </w:rPr>
       </w:pPr>
+      <w:r>
+        <w:rPr>
+          <w:b/>
+          <w:bCs/>
+        </w:rPr>
+        <w:t>VICTOR HUGO MARCELINO SILVA</w:t>
+      </w:r>
     </w:p>
     <w:p>
       <w:pPr>
@@ -668,7 +675,7 @@
           <w:b/>
           <w:bCs/>
         </w:rPr>
-        <w:t>MIGUEL SANTANA MATOS</w:t>
+        <w:t>MARCELO AUGUSTO SILVA</w:t>
       </w:r>
     </w:p>
     <w:p>
@@ -686,7 +693,7 @@
           <w:b/>
           <w:bCs/>
         </w:rPr>
-        <w:t>ROGER FERREIRA CARDOSO</w:t>
+        <w:t>MIGUEL SANTANA MATOS</w:t>
       </w:r>
     </w:p>
     <w:p>
@@ -704,7 +711,7 @@
           <w:b/>
           <w:bCs/>
         </w:rPr>
-        <w:t>VICTOR HUGO MARCELINO SILVA</w:t>
+        <w:t>ROGER FERREIRA CARDOSO</w:t>
       </w:r>
     </w:p>
     <w:p>
@@ -717,6 +724,13 @@
           <w:bCs/>
         </w:rPr>
       </w:pPr>
+      <w:r>
+        <w:rPr>
+          <w:b/>
+          <w:bCs/>
+        </w:rPr>
+        <w:t>VICTOR HUGO MARCELINO SILVA</w:t>
+      </w:r>
     </w:p>
     <w:p>
       <w:pPr>
@@ -1161,7 +1175,15 @@
         <w:ind w:left="20"/>
       </w:pPr>
       <w:r>
-        <w:t>A Tecnologia da Informação possui um papel fundamental no funcionamento das instituições de ensino, sendo responsável por disponibilizar recursos computacionais, sistemas e serviços necessários às atividades administrativas e acadêmicas. Nesse contexto, o gerenciamento adequado de usuários, computadores e permissões torna-se essencial para garantir a organização, a segurança e a eficiência do ambiente tecnológico. O presente trabalho tem como objetivo analisar e propor melhorias para o gerenciamento do ambiente de Active Directory de uma instituição de ensino superior, considerando sua infraestrutura tecnológica e sua estrutura organizacional. O projeto contempla o levantamento dos setores da instituição, a identificação dos diferentes perfis de usuários, o mapeamento da estrutura de Unidades Organizacionais, grupos e permissões de acesso, além da definição de requisitos funcionais e não funcionais relacionados à segurança, disponibilidade e administração do ambiente. Também são abordados processos relacionados ao ciclo de vida das contas de usuários, incluindo criação, alteração, bloqueio, exclusão e auditoria, bem como a aplicação de políticas de segurança e controle de acesso. Espera-se que a proposta contribua para uma administração mais organizada e padronizada do ambiente, facilitando o gerenciamento dos recursos tecnológicos e aumentando a segurança das informações.</w:t>
+        <w:t xml:space="preserve">A Tecnologia da Informação possui um papel fundamental no funcionamento das instituições de ensino, sendo responsável por disponibilizar recursos computacionais, sistemas e serviços necessários às atividades administrativas e acadêmicas. Nesse contexto, o gerenciamento adequado de usuários, computadores e permissões torna-se essencial para garantir a organização, a segurança e a eficiência do ambiente tecnológico. O presente trabalho tem como objetivo analisar e propor melhorias para o gerenciamento do ambiente de Active </w:t>
+      </w:r>
+      <w:proofErr w:type="spellStart"/>
+      <w:r>
+        <w:t>Directory</w:t>
+      </w:r>
+      <w:proofErr w:type="spellEnd"/>
+      <w:r>
+        <w:t xml:space="preserve"> de uma instituição de ensino superior, considerando sua infraestrutura tecnológica e sua estrutura organizacional. O projeto contempla o levantamento dos setores da instituição, a identificação dos diferentes perfis de usuários, o mapeamento da estrutura de Unidades Organizacionais, grupos e permissões de acesso, além da definição de requisitos funcionais e não funcionais relacionados à segurança, disponibilidade e administração do ambiente. Também são abordados processos relacionados ao ciclo de vida das contas de usuários, incluindo criação, alteração, bloqueio, exclusão e auditoria, bem como a aplicação de políticas de segurança e controle de acesso. Espera-se que a proposta contribua para uma administração mais organizada e padronizada do ambiente, facilitando o gerenciamento dos recursos tecnológicos e aumentando a segurança das informações.</w:t>
       </w:r>
     </w:p>
     <w:p>
@@ -1258,13 +1280,43 @@
         <w:t>Palavras-chave:</w:t>
       </w:r>
       <w:r>
-        <w:t xml:space="preserve"> Active Directory. Gerenciamento de usuários. Segurança da informação. Controle de acesso. </w:t>
-      </w:r>
+        <w:t xml:space="preserve"> Active </w:t>
+      </w:r>
+      <w:proofErr w:type="spellStart"/>
+      <w:r>
+        <w:t>Directory</w:t>
+      </w:r>
+      <w:proofErr w:type="spellEnd"/>
+      <w:r>
+        <w:t xml:space="preserve">. Gerenciamento de usuários. Segurança da informação. Controle de acesso. </w:t>
+      </w:r>
+      <w:proofErr w:type="spellStart"/>
       <w:r>
         <w:rPr>
           <w:lang w:val="en-US"/>
         </w:rPr>
-        <w:t>Tecnologia da Informação.</w:t>
+        <w:t>Tecnologia</w:t>
+      </w:r>
+      <w:proofErr w:type="spellEnd"/>
+      <w:r>
+        <w:rPr>
+          <w:lang w:val="en-US"/>
+        </w:rPr>
+        <w:t xml:space="preserve"> da </w:t>
+      </w:r>
+      <w:proofErr w:type="spellStart"/>
+      <w:r>
+        <w:rPr>
+          <w:lang w:val="en-US"/>
+        </w:rPr>
+        <w:t>Informação</w:t>
+      </w:r>
+      <w:proofErr w:type="spellEnd"/>
+      <w:r>
+        <w:rPr>
+          <w:lang w:val="en-US"/>
+        </w:rPr>
+        <w:t>.</w:t>
       </w:r>
     </w:p>
     <w:p>
@@ -1472,7 +1524,7 @@
       <w:sdtContent>
         <w:p>
           <w:pPr>
-            <w:pStyle w:val="TOCHeading"/>
+            <w:pStyle w:val="CabealhodoSumrio"/>
             <w:jc w:val="center"/>
             <w:rPr>
               <w:color w:val="auto"/>
@@ -1494,7 +1546,7 @@
         </w:p>
         <w:p>
           <w:pPr>
-            <w:pStyle w:val="TOC1"/>
+            <w:pStyle w:val="Sumrio1"/>
             <w:tabs>
               <w:tab w:val="right" w:leader="dot" w:pos="8560"/>
             </w:tabs>
@@ -1576,7 +1628,7 @@
         </w:p>
         <w:p>
           <w:pPr>
-            <w:pStyle w:val="TOC1"/>
+            <w:pStyle w:val="Sumrio1"/>
             <w:tabs>
               <w:tab w:val="left" w:pos="480"/>
               <w:tab w:val="right" w:leader="dot" w:pos="8560"/>
@@ -1662,7 +1714,7 @@
         </w:p>
         <w:p>
           <w:pPr>
-            <w:pStyle w:val="TOC1"/>
+            <w:pStyle w:val="Sumrio1"/>
             <w:tabs>
               <w:tab w:val="left" w:pos="480"/>
               <w:tab w:val="right" w:leader="dot" w:pos="8560"/>
@@ -1748,7 +1800,7 @@
         </w:p>
         <w:p>
           <w:pPr>
-            <w:pStyle w:val="TOC1"/>
+            <w:pStyle w:val="Sumrio1"/>
             <w:tabs>
               <w:tab w:val="left" w:pos="480"/>
               <w:tab w:val="right" w:leader="dot" w:pos="8560"/>
@@ -1834,7 +1886,7 @@
         </w:p>
         <w:p>
           <w:pPr>
-            <w:pStyle w:val="TOC1"/>
+            <w:pStyle w:val="Sumrio1"/>
             <w:tabs>
               <w:tab w:val="left" w:pos="480"/>
               <w:tab w:val="right" w:leader="dot" w:pos="8560"/>
@@ -1920,7 +1972,7 @@
         </w:p>
         <w:p>
           <w:pPr>
-            <w:pStyle w:val="TOC1"/>
+            <w:pStyle w:val="Sumrio1"/>
             <w:tabs>
               <w:tab w:val="left" w:pos="480"/>
               <w:tab w:val="right" w:leader="dot" w:pos="8560"/>
@@ -1952,21 +2004,7 @@
                 <w:rStyle w:val="Hyperlink"/>
                 <w:noProof/>
               </w:rPr>
-              <w:t>Ide</w:t>
-            </w:r>
-            <w:r>
-              <w:rPr>
-                <w:rStyle w:val="Hyperlink"/>
-                <w:noProof/>
-              </w:rPr>
-              <w:t>n</w:t>
-            </w:r>
-            <w:r>
-              <w:rPr>
-                <w:rStyle w:val="Hyperlink"/>
-                <w:noProof/>
-              </w:rPr>
-              <w:t>tificando perfis de usuários</w:t>
+              <w:t>Identificando perfis de usuários</w:t>
             </w:r>
             <w:r>
               <w:rPr>
@@ -2020,7 +2058,7 @@
         </w:p>
         <w:p>
           <w:pPr>
-            <w:pStyle w:val="TOC2"/>
+            <w:pStyle w:val="Sumrio2"/>
             <w:tabs>
               <w:tab w:val="right" w:leader="dot" w:pos="8560"/>
             </w:tabs>
@@ -2090,7 +2128,7 @@
         </w:p>
         <w:p>
           <w:pPr>
-            <w:pStyle w:val="TOC2"/>
+            <w:pStyle w:val="Sumrio2"/>
             <w:tabs>
               <w:tab w:val="right" w:leader="dot" w:pos="8560"/>
             </w:tabs>
@@ -2160,7 +2198,7 @@
         </w:p>
         <w:p>
           <w:pPr>
-            <w:pStyle w:val="TOC2"/>
+            <w:pStyle w:val="Sumrio2"/>
             <w:tabs>
               <w:tab w:val="right" w:leader="dot" w:pos="8560"/>
             </w:tabs>
@@ -2230,7 +2268,7 @@
         </w:p>
         <w:p>
           <w:pPr>
-            <w:pStyle w:val="TOC2"/>
+            <w:pStyle w:val="Sumrio2"/>
             <w:tabs>
               <w:tab w:val="right" w:leader="dot" w:pos="8560"/>
             </w:tabs>
@@ -2300,7 +2338,7 @@
         </w:p>
         <w:p>
           <w:pPr>
-            <w:pStyle w:val="TOC2"/>
+            <w:pStyle w:val="Sumrio2"/>
             <w:tabs>
               <w:tab w:val="right" w:leader="dot" w:pos="8560"/>
             </w:tabs>
@@ -2370,7 +2408,7 @@
         </w:p>
         <w:p>
           <w:pPr>
-            <w:pStyle w:val="TOC1"/>
+            <w:pStyle w:val="Sumrio1"/>
             <w:tabs>
               <w:tab w:val="left" w:pos="480"/>
               <w:tab w:val="right" w:leader="dot" w:pos="8560"/>
@@ -2456,7 +2494,7 @@
         </w:p>
         <w:p>
           <w:pPr>
-            <w:pStyle w:val="TOC1"/>
+            <w:pStyle w:val="Sumrio1"/>
             <w:tabs>
               <w:tab w:val="left" w:pos="480"/>
               <w:tab w:val="right" w:leader="dot" w:pos="8560"/>
@@ -2488,21 +2526,7 @@
                 <w:rStyle w:val="Hyperlink"/>
                 <w:noProof/>
               </w:rPr>
-              <w:t xml:space="preserve">Estrutura de </w:t>
-            </w:r>
-            <w:r>
-              <w:rPr>
-                <w:rStyle w:val="Hyperlink"/>
-                <w:noProof/>
-              </w:rPr>
-              <w:t>g</w:t>
-            </w:r>
-            <w:r>
-              <w:rPr>
-                <w:rStyle w:val="Hyperlink"/>
-                <w:noProof/>
-              </w:rPr>
-              <w:t>rupos e Ous</w:t>
+              <w:t>Estrutura de grupos e Ous</w:t>
             </w:r>
             <w:r>
               <w:rPr>
@@ -2826,7 +2850,7 @@
     </w:p>
     <w:p>
       <w:pPr>
-        <w:pStyle w:val="Heading1"/>
+        <w:pStyle w:val="Ttulo1"/>
       </w:pPr>
       <w:bookmarkStart w:id="0" w:name="_Toc238152511"/>
       <w:r>
@@ -2843,7 +2867,15 @@
     </w:p>
     <w:p>
       <w:r>
-        <w:t>Nesse contexto, o Active Directory é uma ferramenta utilizada para o gerenciamento centralizado de identidades, usuários, computadores e recursos de rede. Por meio de sua estrutura, é possível organizar os elementos de um ambiente computacional, controlar permissões de acesso e aplicar políticas de segurança de acordo com as necessidades de cada grupo de usuários.</w:t>
+        <w:t xml:space="preserve">Nesse contexto, o Active </w:t>
+      </w:r>
+      <w:proofErr w:type="spellStart"/>
+      <w:r>
+        <w:t>Directory</w:t>
+      </w:r>
+      <w:proofErr w:type="spellEnd"/>
+      <w:r>
+        <w:t xml:space="preserve"> é uma ferramenta utilizada para o gerenciamento centralizado de identidades, usuários, computadores e recursos de rede. Por meio de sua estrutura, é possível organizar os elementos de um ambiente computacional, controlar permissões de acesso e aplicar políticas de segurança de acordo com as necessidades de cada grupo de usuários.</w:t>
       </w:r>
     </w:p>
     <w:p>
@@ -2853,12 +2885,44 @@
     </w:p>
     <w:p>
       <w:r>
-        <w:t>A infraestrutura analisada neste projeto possui servidores responsáveis por diferentes serviços, incluindo ambientes de autenticação e gerenciamento, monitoramento, inventário, segurança e backup. A rede também apresenta segmentação por VLANs, separando ambientes administrativos, acadêmicos, de rede sem fio e de gerenciamento. Dessa forma, a organização adequada do Active Directory deve considerar não apenas os usuários da instituição, mas também sua estrutura organizacional e tecnológica.</w:t>
-      </w:r>
-    </w:p>
-    <w:p>
-      <w:r>
-        <w:t>Diante desse cenário, este trabalho tem como foco o levantamento e a organização dos processos relacionados ao gerenciamento do ambiente de Active Directory da instituição. Para isso, são realizadas atividades de mapeamento dos setores, identificação dos perfis de usuários, levantamento de requisitos funcionais e não funcionais, definição da estrutura de Unidades Organizacionais (OUs), grupos e permissões de acesso.</w:t>
+        <w:t xml:space="preserve">A infraestrutura analisada neste projeto possui servidores responsáveis por diferentes serviços, incluindo ambientes de autenticação e gerenciamento, monitoramento, inventário, segurança e backup. A rede também apresenta segmentação por </w:t>
+      </w:r>
+      <w:proofErr w:type="spellStart"/>
+      <w:r>
+        <w:t>VLANs</w:t>
+      </w:r>
+      <w:proofErr w:type="spellEnd"/>
+      <w:r>
+        <w:t xml:space="preserve">, separando ambientes administrativos, acadêmicos, de rede sem fio e de gerenciamento. Dessa forma, a organização adequada do Active </w:t>
+      </w:r>
+      <w:proofErr w:type="spellStart"/>
+      <w:r>
+        <w:t>Directory</w:t>
+      </w:r>
+      <w:proofErr w:type="spellEnd"/>
+      <w:r>
+        <w:t xml:space="preserve"> deve considerar não apenas os usuários da instituição, mas também sua estrutura organizacional e tecnológica.</w:t>
+      </w:r>
+    </w:p>
+    <w:p>
+      <w:r>
+        <w:t xml:space="preserve">Diante desse cenário, este trabalho tem como foco o levantamento e a organização dos processos relacionados ao gerenciamento do ambiente de Active </w:t>
+      </w:r>
+      <w:proofErr w:type="spellStart"/>
+      <w:r>
+        <w:t>Directory</w:t>
+      </w:r>
+      <w:proofErr w:type="spellEnd"/>
+      <w:r>
+        <w:t xml:space="preserve"> da instituição. Para isso, são realizadas atividades de mapeamento dos setores, identificação dos perfis de usuários, levantamento de requisitos funcionais e não funcionais, definição da estrutura de Unidades Organizacionais (</w:t>
+      </w:r>
+      <w:proofErr w:type="spellStart"/>
+      <w:r>
+        <w:t>OUs</w:t>
+      </w:r>
+      <w:proofErr w:type="spellEnd"/>
+      <w:r>
+        <w:t>), grupos e permissões de acesso.</w:t>
       </w:r>
     </w:p>
     <w:p>
@@ -2909,7 +2973,7 @@
     <w:p/>
     <w:p>
       <w:pPr>
-        <w:pStyle w:val="Heading1"/>
+        <w:pStyle w:val="Ttulo1"/>
         <w:numPr>
           <w:ilvl w:val="0"/>
           <w:numId w:val="12"/>
@@ -2925,7 +2989,15 @@
     <w:p/>
     <w:p>
       <w:r>
-        <w:t>O levantamento realizado pela equipe de TI da Fatec Barueri identificou um total de 374 computadores em funcionamento, distribuídos entre diferentes perfis de uso na instituição. Esse mapeamento é fundamental para a integração ao Active Directory e para a definição das políticas de segurança e atualização descritas nos cards seguintes. Do total, 289 máquinas estão destinadas ao uso dos discentes, localizadas principalmente nos laboratórios de informática e salas de aula. Além disso, foram contabilizados 30 computadores utilizados pelos docentes, distribuídos em salas de aula e áreas de apoio, e 55 máquinas alocadas em setores administrativos, como secretaria, biblioteca e demais áreas de suporte.</w:t>
+        <w:t xml:space="preserve">O levantamento realizado pela equipe de TI da Fatec Barueri identificou um total de 374 computadores em funcionamento, distribuídos entre diferentes perfis de uso na instituição. Esse mapeamento é fundamental para a integração ao Active </w:t>
+      </w:r>
+      <w:proofErr w:type="spellStart"/>
+      <w:r>
+        <w:t>Directory</w:t>
+      </w:r>
+      <w:proofErr w:type="spellEnd"/>
+      <w:r>
+        <w:t xml:space="preserve"> e para a definição das políticas de segurança e atualização descritas nos cards seguintes. Do total, 289 máquinas estão destinadas ao uso dos discentes, localizadas principalmente nos laboratórios de informática e salas de aula. Além disso, foram contabilizados 30 computadores utilizados pelos docentes, distribuídos em salas de aula e áreas de apoio, e 55 máquinas alocadas em setores administrativos, como secretaria, biblioteca e demais áreas de suporte.</w:t>
       </w:r>
     </w:p>
     <w:p>
@@ -2935,23 +3007,47 @@
     </w:p>
     <w:p>
       <w:r>
-        <w:t>A integração desses computadores será realizada de acordo com a segmentação lógica da rede. Os dispositivos administrativos validarão autenticação nos servidores AD-ADM-01 e AD-ADM-02, ambos baseados em Windows Server, vinculados à VLAN 10 – Adm/Corp. Já os computadores acadêmicos, utilizados por alunos e professores, validarão autenticação nos servidores AD-ACAD-01 e AD-ACAD-02, configurados em Debian 13 com Samba 4, vinculados à VLAN 20 – Acadêmica. Essa divisão garante que cada grupo de máquinas esteja associado ao servidor adequado, permitindo a aplicação de políticas específicas de segurança e atualização, além de assegurar isolamento entre ambientes distintos.</w:t>
-      </w:r>
-    </w:p>
-    <w:p>
-      <w:r>
-        <w:t>Com esse levantamento, a Fatec Barueri passa a contar com uma visão clara e detalhada da infraestrutura de computadores, possibilitando a gestão centralizada de identidades e recursos. A organização entre ambientes administrativo e acadêmico, associada à segmentação em VLANs e à replicação ativa dos servidores, estabelece uma base sólida para a implementação das políticas de segurança e governança descritas nos próximos capítulos da monografia.</w:t>
-      </w:r>
-    </w:p>
-    <w:p/>
-    <w:p/>
-    <w:p/>
-    <w:p/>
-    <w:p/>
-    <w:p/>
-    <w:p>
-      <w:pPr>
-        <w:pStyle w:val="Heading1"/>
+        <w:t xml:space="preserve">A integração desses computadores será realizada de acordo com a segmentação lógica da rede. Os dispositivos administrativos validarão autenticação nos servidores AD-ADM-01 e AD-ADM-02, ambos baseados em Windows Server, vinculados à VLAN 10 – </w:t>
+      </w:r>
+      <w:proofErr w:type="spellStart"/>
+      <w:r>
+        <w:t>Adm</w:t>
+      </w:r>
+      <w:proofErr w:type="spellEnd"/>
+      <w:r>
+        <w:t>/</w:t>
+      </w:r>
+      <w:proofErr w:type="spellStart"/>
+      <w:r>
+        <w:t>Corp</w:t>
+      </w:r>
+      <w:proofErr w:type="spellEnd"/>
+      <w:r>
+        <w:t>. Já os computadores acadêmicos, utilizados por alunos e professores, validarão autenticação nos servidores AD-ACAD-01 e AD-ACAD-02, configurados em Debian 13 com Samba 4, vinculados à VLAN 20 – Acadêmica. Essa divisão garante que cada grupo de máquinas esteja associado ao servidor adequado, permitindo a aplicação de políticas específicas de segurança e atualização, além de assegurar isolamento entre ambientes distintos.</w:t>
+      </w:r>
+    </w:p>
+    <w:p>
+      <w:r>
+        <w:t xml:space="preserve">Com esse levantamento, a Fatec Barueri passa a contar com uma visão clara e detalhada da infraestrutura de computadores, possibilitando a gestão centralizada de identidades e recursos. A organização entre ambientes administrativo e acadêmico, associada à segmentação em </w:t>
+      </w:r>
+      <w:proofErr w:type="spellStart"/>
+      <w:r>
+        <w:t>VLANs</w:t>
+      </w:r>
+      <w:proofErr w:type="spellEnd"/>
+      <w:r>
+        <w:t xml:space="preserve"> e à replicação ativa dos servidores, estabelece uma base sólida para a implementação das políticas de segurança e governança descritas nos próximos capítulos da monografia.</w:t>
+      </w:r>
+    </w:p>
+    <w:p/>
+    <w:p/>
+    <w:p/>
+    <w:p/>
+    <w:p/>
+    <w:p/>
+    <w:p>
+      <w:pPr>
+        <w:pStyle w:val="Ttulo1"/>
         <w:numPr>
           <w:ilvl w:val="0"/>
           <w:numId w:val="12"/>
@@ -2966,7 +3062,15 @@
     </w:p>
     <w:p>
       <w:r>
-        <w:t>O mapeamento dos setores da instituição foi realizado a partir das informações disponibilizadas no site oficial da Faculdade de Tecnologia (FATEC), complementadas pelas informações fornecidas pelo cliente responsável pelo acompanhamento do projeto. Esse levantamento teve como objetivo compreender a estrutura organizacional da instituição e identificar os diferentes setores e perfis que deverão ser considerados na organização do ambiente de Active Directory.</w:t>
+        <w:t xml:space="preserve">O mapeamento dos setores da instituição foi realizado a partir das informações disponibilizadas no site oficial da Faculdade de Tecnologia (FATEC), complementadas pelas informações fornecidas pelo cliente responsável pelo acompanhamento do projeto. Esse levantamento teve como objetivo compreender a estrutura organizacional da instituição e identificar os diferentes setores e perfis que deverão ser considerados na organização do ambiente de Active </w:t>
+      </w:r>
+      <w:proofErr w:type="spellStart"/>
+      <w:r>
+        <w:t>Directory</w:t>
+      </w:r>
+      <w:proofErr w:type="spellEnd"/>
+      <w:r>
+        <w:t>.</w:t>
       </w:r>
     </w:p>
     <w:p>
@@ -2981,7 +3085,15 @@
         <w:t>Administração, Tecnologia da Informação, Docentes e Discentes</w:t>
       </w:r>
       <w:r>
-        <w:t>. Essa divisão permite representar os diferentes perfis presentes na instituição e servirá como base para as próximas etapas do projeto, principalmente para o planejamento da estrutura de Unidades Organizacionais (OUs), definição de grupos e estabelecimento das permissões de acesso.</w:t>
+        <w:t>. Essa divisão permite representar os diferentes perfis presentes na instituição e servirá como base para as próximas etapas do projeto, principalmente para o planejamento da estrutura de Unidades Organizacionais (</w:t>
+      </w:r>
+      <w:proofErr w:type="spellStart"/>
+      <w:r>
+        <w:t>OUs</w:t>
+      </w:r>
+      <w:proofErr w:type="spellEnd"/>
+      <w:r>
+        <w:t>), definição de grupos e estabelecimento das permissões de acesso.</w:t>
       </w:r>
     </w:p>
     <w:p>
@@ -3051,7 +3163,23 @@
     </w:p>
     <w:p>
       <w:r>
-        <w:t>Todos os setores identificados foram considerados no levantamento, não havendo, nesta etapa, nenhum setor definido como prioritário ou sujeito a tratamento diferenciado. Dessa forma, o resultado do mapeamento estabelece uma visão geral da estrutura organizacional da instituição e fornece a base necessária para a continuidade do projeto, especialmente nas etapas relacionadas ao mapeamento da estrutura de OUs, definição de permissões e organização dos usuários no ambiente de Active Directory.</w:t>
+        <w:t xml:space="preserve">Todos os setores identificados foram considerados no levantamento, não havendo, nesta etapa, nenhum setor definido como prioritário ou sujeito a tratamento diferenciado. Dessa forma, o resultado do mapeamento estabelece uma visão geral da estrutura organizacional da instituição e fornece a base necessária para a continuidade do projeto, especialmente nas etapas relacionadas ao mapeamento da estrutura de </w:t>
+      </w:r>
+      <w:proofErr w:type="spellStart"/>
+      <w:r>
+        <w:t>OUs</w:t>
+      </w:r>
+      <w:proofErr w:type="spellEnd"/>
+      <w:r>
+        <w:t xml:space="preserve">, definição de permissões e organização dos usuários no ambiente de Active </w:t>
+      </w:r>
+      <w:proofErr w:type="spellStart"/>
+      <w:r>
+        <w:t>Directory</w:t>
+      </w:r>
+      <w:proofErr w:type="spellEnd"/>
+      <w:r>
+        <w:t>.</w:t>
       </w:r>
     </w:p>
     <w:p/>
@@ -3913,8 +4041,13 @@
           </w:tcPr>
           <w:p>
             <w:r>
-              <w:t>Gestão Empresarial EaD</w:t>
-            </w:r>
+              <w:t xml:space="preserve">Gestão Empresarial </w:t>
+            </w:r>
+            <w:proofErr w:type="spellStart"/>
+            <w:r>
+              <w:t>EaD</w:t>
+            </w:r>
+            <w:proofErr w:type="spellEnd"/>
           </w:p>
         </w:tc>
         <w:tc>
@@ -4158,7 +4291,7 @@
     </w:tbl>
     <w:p>
       <w:pPr>
-        <w:pStyle w:val="Caption"/>
+        <w:pStyle w:val="Legenda"/>
       </w:pPr>
       <w:r>
         <w:t xml:space="preserve">Tabela </w:t>
@@ -4212,7 +4345,7 @@
     <w:p/>
     <w:p>
       <w:pPr>
-        <w:pStyle w:val="Heading1"/>
+        <w:pStyle w:val="Ttulo1"/>
         <w:numPr>
           <w:ilvl w:val="0"/>
           <w:numId w:val="12"/>
@@ -4245,7 +4378,23 @@
     </w:p>
     <w:p>
       <w:r>
-        <w:t>O levantamento da estrutura organizacional e acadêmica da Fatec Barueri é essencial para a correta representação das Unidades Organizacionais (OUs) no Active Directory. Esse processo garante que os recursos computacionais e os perfis de usuários sejam estruturados de acordo com a hierarquia institucional, permitindo a aplicação de políticas de acesso e segurança de forma segmentada e eficiente.</w:t>
+        <w:t>O levantamento da estrutura organizacional e acadêmica da Fatec Barueri é essencial para a correta representação das Unidades Organizacionais (</w:t>
+      </w:r>
+      <w:proofErr w:type="spellStart"/>
+      <w:r>
+        <w:t>OUs</w:t>
+      </w:r>
+      <w:proofErr w:type="spellEnd"/>
+      <w:r>
+        <w:t xml:space="preserve">) no Active </w:t>
+      </w:r>
+      <w:proofErr w:type="spellStart"/>
+      <w:r>
+        <w:t>Directory</w:t>
+      </w:r>
+      <w:proofErr w:type="spellEnd"/>
+      <w:r>
+        <w:t>. Esse processo garante que os recursos computacionais e os perfis de usuários sejam estruturados de acordo com a hierarquia institucional, permitindo a aplicação de políticas de acesso e segurança de forma segmentada e eficiente.</w:t>
       </w:r>
     </w:p>
     <w:p/>
@@ -4257,21 +4406,37 @@
     <w:p/>
     <w:p>
       <w:r>
-        <w:t>No âmbito acadêmico, a Fatec Barueri oferece diversos cursos superiores, entre eles Gestão da Tecnologia da Informação (GTI), Gestão de Eventos (GEV), Gestão de Negócios e Inovação (GNP), Gestão de Recursos Humanos (GRH), Design de Mídias Digitais (DMD), Comércio Exterior, Gestão de Comércio Eletrônico, Transporte Terrestre e Gestão Empresarial EaD. Cada curso possui corpo docente e discente específico, o que exige a criação de perfis distintos para professores e alunos. Os docentes necessitam de acesso a sistemas acadêmicos e recursos de rede, enquanto os discentes devem possuir permissões restritas, voltadas apenas para atividades pedagógicas nos laboratórios e salas de aula.</w:t>
-      </w:r>
-    </w:p>
-    <w:p/>
-    <w:p>
-      <w:r>
-        <w:t>Além dos setores e cursos, a instituição conta com órgãos e comissões como a Congregação, CPA (Comissão Própria de Avaliação), CIPA (Comissão Interna de Prevenção de Acidentes) e o NDE (Núcleo Docente Estruturante), que desempenham funções colegiadas e de governança acadêmica. Esses órgãos também necessitam de representação lógica no Active Directory, assegurando que seus membros tenham acesso adequado aos recursos digitais.</w:t>
-      </w:r>
-    </w:p>
-    <w:p/>
-    <w:p/>
-    <w:p/>
-    <w:p>
-      <w:pPr>
-        <w:pStyle w:val="Caption"/>
+        <w:t xml:space="preserve">No âmbito acadêmico, a Fatec Barueri oferece diversos cursos superiores, entre eles Gestão da Tecnologia da Informação (GTI), Gestão de Eventos (GEV), Gestão de Negócios e Inovação (GNP), Gestão de Recursos Humanos (GRH), Design de Mídias Digitais (DMD), Comércio Exterior, Gestão de Comércio Eletrônico, Transporte Terrestre e Gestão Empresarial </w:t>
+      </w:r>
+      <w:proofErr w:type="spellStart"/>
+      <w:r>
+        <w:t>EaD</w:t>
+      </w:r>
+      <w:proofErr w:type="spellEnd"/>
+      <w:r>
+        <w:t>. Cada curso possui corpo docente e discente específico, o que exige a criação de perfis distintos para professores e alunos. Os docentes necessitam de acesso a sistemas acadêmicos e recursos de rede, enquanto os discentes devem possuir permissões restritas, voltadas apenas para atividades pedagógicas nos laboratórios e salas de aula.</w:t>
+      </w:r>
+    </w:p>
+    <w:p/>
+    <w:p>
+      <w:r>
+        <w:t xml:space="preserve">Além dos setores e cursos, a instituição conta com órgãos e comissões como a Congregação, CPA (Comissão Própria de Avaliação), CIPA (Comissão Interna de Prevenção de Acidentes) e o NDE (Núcleo Docente Estruturante), que desempenham funções colegiadas e de governança acadêmica. Esses órgãos também necessitam de representação lógica no Active </w:t>
+      </w:r>
+      <w:proofErr w:type="spellStart"/>
+      <w:r>
+        <w:t>Directory</w:t>
+      </w:r>
+      <w:proofErr w:type="spellEnd"/>
+      <w:r>
+        <w:t>, assegurando que seus membros tenham acesso adequado aos recursos digitais.</w:t>
+      </w:r>
+    </w:p>
+    <w:p/>
+    <w:p/>
+    <w:p/>
+    <w:p>
+      <w:pPr>
+        <w:pStyle w:val="Legenda"/>
         <w:keepNext/>
       </w:pPr>
     </w:p>
@@ -4652,8 +4817,21 @@
             <w:hideMark/>
           </w:tcPr>
           <w:p>
-            <w:r>
-              <w:t>Lab-TI, Lab-Hardware e Outros-Laboratórios</w:t>
+            <w:proofErr w:type="spellStart"/>
+            <w:r>
+              <w:t>Lab</w:t>
+            </w:r>
+            <w:proofErr w:type="spellEnd"/>
+            <w:r>
+              <w:t xml:space="preserve">-TI, </w:t>
+            </w:r>
+            <w:proofErr w:type="spellStart"/>
+            <w:r>
+              <w:t>Lab</w:t>
+            </w:r>
+            <w:proofErr w:type="spellEnd"/>
+            <w:r>
+              <w:t>-Hardware e Outros-Laboratórios</w:t>
             </w:r>
           </w:p>
         </w:tc>
@@ -4709,7 +4887,7 @@
     </w:tbl>
     <w:p>
       <w:pPr>
-        <w:pStyle w:val="Caption"/>
+        <w:pStyle w:val="Legenda"/>
       </w:pPr>
       <w:r>
         <w:t xml:space="preserve">Tabela </w:t>
@@ -4736,7 +4914,11 @@
         <w:t xml:space="preserve">- </w:t>
       </w:r>
       <w:r>
-        <w:t>Estrutura principal das O</w:t>
+        <w:t xml:space="preserve">Estrutura principal das </w:t>
+      </w:r>
+      <w:proofErr w:type="spellStart"/>
+      <w:r>
+        <w:t>O</w:t>
       </w:r>
       <w:r>
         <w:t>u</w:t>
@@ -4744,26 +4926,27 @@
       <w:r>
         <w:t>s</w:t>
       </w:r>
-    </w:p>
-    <w:p/>
-    <w:p/>
-    <w:p/>
-    <w:p/>
-    <w:p/>
-    <w:p/>
-    <w:p/>
-    <w:p/>
-    <w:p/>
-    <w:p/>
-    <w:p/>
-    <w:p/>
-    <w:p/>
-    <w:p/>
-    <w:p/>
-    <w:p/>
-    <w:p>
-      <w:pPr>
-        <w:pStyle w:val="Heading1"/>
+      <w:proofErr w:type="spellEnd"/>
+    </w:p>
+    <w:p/>
+    <w:p/>
+    <w:p/>
+    <w:p/>
+    <w:p/>
+    <w:p/>
+    <w:p/>
+    <w:p/>
+    <w:p/>
+    <w:p/>
+    <w:p/>
+    <w:p/>
+    <w:p/>
+    <w:p/>
+    <w:p/>
+    <w:p/>
+    <w:p>
+      <w:pPr>
+        <w:pStyle w:val="Ttulo1"/>
         <w:numPr>
           <w:ilvl w:val="0"/>
           <w:numId w:val="12"/>
@@ -4781,7 +4964,15 @@
     </w:p>
     <w:p>
       <w:r>
-        <w:t>O levantamento da infraestrutura de servidores e rede da instituição revelou uma arquitetura organizada em múltiplas camadas, composta por equipamentos de borda, dispositivos de distribuição e servidores dedicados a funções críticas. Essa estrutura garante segurança, redundância e escalabilidade, elementos indispensáveis para a manutenção do Active Directory e dos serviços associados.</w:t>
+        <w:t xml:space="preserve">O levantamento da infraestrutura de servidores e rede da instituição revelou uma arquitetura organizada em múltiplas camadas, composta por equipamentos de borda, dispositivos de distribuição e servidores dedicados a funções críticas. Essa estrutura garante segurança, redundância e escalabilidade, elementos indispensáveis para a manutenção do Active </w:t>
+      </w:r>
+      <w:proofErr w:type="spellStart"/>
+      <w:r>
+        <w:t>Directory</w:t>
+      </w:r>
+      <w:proofErr w:type="spellEnd"/>
+      <w:r>
+        <w:t xml:space="preserve"> e dos serviços associados.</w:t>
       </w:r>
     </w:p>
     <w:p>
@@ -4810,10 +5001,40 @@
         <w:rPr>
           <w:bCs/>
         </w:rPr>
-        <w:t>firewall pfSense dedicado</w:t>
-      </w:r>
-      <w:r>
-        <w:t>, implementado em hardware HP EliteDesk 800 G1, responsável pelo controle de tráfego e pela segmentação lógica das VLANs (10, 20, 30 e 50).</w:t>
+        <w:t xml:space="preserve">firewall </w:t>
+      </w:r>
+      <w:proofErr w:type="spellStart"/>
+      <w:r>
+        <w:rPr>
+          <w:bCs/>
+        </w:rPr>
+        <w:t>pfSense</w:t>
+      </w:r>
+      <w:proofErr w:type="spellEnd"/>
+      <w:r>
+        <w:rPr>
+          <w:bCs/>
+        </w:rPr>
+        <w:t xml:space="preserve"> dedicado</w:t>
+      </w:r>
+      <w:r>
+        <w:t xml:space="preserve">, implementado em hardware HP </w:t>
+      </w:r>
+      <w:proofErr w:type="spellStart"/>
+      <w:r>
+        <w:t>EliteDesk</w:t>
+      </w:r>
+      <w:proofErr w:type="spellEnd"/>
+      <w:r>
+        <w:t xml:space="preserve"> 800 G1, responsável pelo controle de tráfego e pela segmentação lógica das </w:t>
+      </w:r>
+      <w:proofErr w:type="spellStart"/>
+      <w:r>
+        <w:t>VLANs</w:t>
+      </w:r>
+      <w:proofErr w:type="spellEnd"/>
+      <w:r>
+        <w:t xml:space="preserve"> (10, 20, 30 e 50).</w:t>
       </w:r>
     </w:p>
     <w:p>
@@ -4838,8 +5059,16 @@
         <w:rPr>
           <w:bCs/>
         </w:rPr>
-        <w:t>Dell PowerEdge</w:t>
-      </w:r>
+        <w:t xml:space="preserve">Dell </w:t>
+      </w:r>
+      <w:proofErr w:type="spellStart"/>
+      <w:r>
+        <w:rPr>
+          <w:bCs/>
+        </w:rPr>
+        <w:t>PowerEdge</w:t>
+      </w:r>
+      <w:proofErr w:type="spellEnd"/>
       <w:r>
         <w:t xml:space="preserve">. O </w:t>
       </w:r>
@@ -4852,11 +5081,19 @@
       <w:r>
         <w:t xml:space="preserve">, com </w:t>
       </w:r>
-      <w:r>
-        <w:rPr>
-          <w:bCs/>
-        </w:rPr>
-        <w:t>Proxmox VE 8.4</w:t>
+      <w:proofErr w:type="spellStart"/>
+      <w:r>
+        <w:rPr>
+          <w:bCs/>
+        </w:rPr>
+        <w:t>Proxmox</w:t>
+      </w:r>
+      <w:proofErr w:type="spellEnd"/>
+      <w:r>
+        <w:rPr>
+          <w:bCs/>
+        </w:rPr>
+        <w:t xml:space="preserve"> VE 8.4</w:t>
       </w:r>
       <w:r>
         <w:t xml:space="preserve">, hospeda máquinas virtuais e containers, incluindo o controlador de domínio </w:t>
@@ -4879,12 +5116,14 @@
       <w:r>
         <w:t xml:space="preserve">, além de serviços de monitoramento como </w:t>
       </w:r>
+      <w:proofErr w:type="spellStart"/>
       <w:r>
         <w:rPr>
           <w:bCs/>
         </w:rPr>
         <w:t>Zabbix</w:t>
       </w:r>
+      <w:proofErr w:type="spellEnd"/>
       <w:r>
         <w:t xml:space="preserve"> e </w:t>
       </w:r>
@@ -4904,7 +5143,15 @@
         <w:t>Servidor 02 (R230-A)</w:t>
       </w:r>
       <w:r>
-        <w:t xml:space="preserve"> opera em bare-metal com </w:t>
+        <w:t xml:space="preserve"> opera em </w:t>
+      </w:r>
+      <w:proofErr w:type="spellStart"/>
+      <w:r>
+        <w:t>bare</w:t>
+      </w:r>
+      <w:proofErr w:type="spellEnd"/>
+      <w:r>
+        <w:t xml:space="preserve">-metal com </w:t>
       </w:r>
       <w:r>
         <w:rPr>
@@ -4915,11 +5162,19 @@
       <w:r>
         <w:t xml:space="preserve">, dedicado ao </w:t>
       </w:r>
-      <w:r>
-        <w:rPr>
-          <w:bCs/>
-        </w:rPr>
-        <w:t>Wazuh Server</w:t>
+      <w:proofErr w:type="spellStart"/>
+      <w:r>
+        <w:rPr>
+          <w:bCs/>
+        </w:rPr>
+        <w:t>Wazuh</w:t>
+      </w:r>
+      <w:proofErr w:type="spellEnd"/>
+      <w:r>
+        <w:rPr>
+          <w:bCs/>
+        </w:rPr>
+        <w:t xml:space="preserve"> Server</w:t>
       </w:r>
       <w:r>
         <w:t xml:space="preserve">, responsável pela coleta e análise de logs de segurança. O </w:t>
@@ -4933,11 +5188,19 @@
       <w:r>
         <w:t xml:space="preserve">, também em </w:t>
       </w:r>
-      <w:r>
-        <w:rPr>
-          <w:bCs/>
-        </w:rPr>
-        <w:t>Proxmox VE 8.4</w:t>
+      <w:proofErr w:type="spellStart"/>
+      <w:r>
+        <w:rPr>
+          <w:bCs/>
+        </w:rPr>
+        <w:t>Proxmox</w:t>
+      </w:r>
+      <w:proofErr w:type="spellEnd"/>
+      <w:r>
+        <w:rPr>
+          <w:bCs/>
+        </w:rPr>
+        <w:t xml:space="preserve"> VE 8.4</w:t>
       </w:r>
       <w:r>
         <w:t xml:space="preserve">, mantém o </w:t>
@@ -4951,11 +5214,19 @@
       <w:r>
         <w:t xml:space="preserve"> e o </w:t>
       </w:r>
-      <w:r>
-        <w:rPr>
-          <w:bCs/>
-        </w:rPr>
-        <w:t>Proxmox Backup Server</w:t>
+      <w:proofErr w:type="spellStart"/>
+      <w:r>
+        <w:rPr>
+          <w:bCs/>
+        </w:rPr>
+        <w:t>Proxmox</w:t>
+      </w:r>
+      <w:proofErr w:type="spellEnd"/>
+      <w:r>
+        <w:rPr>
+          <w:bCs/>
+        </w:rPr>
+        <w:t xml:space="preserve"> Backup Server</w:t>
       </w:r>
       <w:r>
         <w:t xml:space="preserve">, garantindo resiliência e recuperação de dados. Por fim, o </w:t>
@@ -4999,7 +5270,15 @@
     </w:p>
     <w:p>
       <w:r>
-        <w:t>A segmentação lógica da rede é realizada por meio de VLANs, cada uma com funções específicas:</w:t>
+        <w:t xml:space="preserve">A segmentação lógica da rede é realizada por meio de </w:t>
+      </w:r>
+      <w:proofErr w:type="spellStart"/>
+      <w:r>
+        <w:t>VLANs</w:t>
+      </w:r>
+      <w:proofErr w:type="spellEnd"/>
+      <w:r>
+        <w:t>, cada uma com funções específicas:</w:t>
       </w:r>
     </w:p>
     <w:p>
@@ -5032,14 +5311,24 @@
         <w:t>VLAN 30 (Wi-Fi Interno):</w:t>
       </w:r>
       <w:r>
-        <w:t xml:space="preserve"> conecta os access points das salas, com autenticação 802.1X via </w:t>
-      </w:r>
+        <w:t xml:space="preserve"> conecta os </w:t>
+      </w:r>
+      <w:proofErr w:type="spellStart"/>
+      <w:r>
+        <w:t>access</w:t>
+      </w:r>
+      <w:proofErr w:type="spellEnd"/>
+      <w:r>
+        <w:t xml:space="preserve"> points das salas, com autenticação 802.1X via </w:t>
+      </w:r>
+      <w:proofErr w:type="spellStart"/>
       <w:r>
         <w:rPr>
           <w:bCs/>
         </w:rPr>
         <w:t>FreeRADIUS</w:t>
       </w:r>
+      <w:proofErr w:type="spellEnd"/>
       <w:r>
         <w:t xml:space="preserve"> integrado ao Samba 4.</w:t>
       </w:r>
@@ -5054,56 +5343,80 @@
       <w:r>
         <w:t xml:space="preserve"> conecta os servidores de monitoramento (</w:t>
       </w:r>
-      <w:r>
-        <w:rPr>
-          <w:bCs/>
-        </w:rPr>
-        <w:t>Zabbix, GLPI e Wazuh</w:t>
-      </w:r>
+      <w:proofErr w:type="spellStart"/>
+      <w:r>
+        <w:rPr>
+          <w:bCs/>
+        </w:rPr>
+        <w:t>Zabbix</w:t>
+      </w:r>
+      <w:proofErr w:type="spellEnd"/>
+      <w:r>
+        <w:rPr>
+          <w:bCs/>
+        </w:rPr>
+        <w:t xml:space="preserve">, GLPI e </w:t>
+      </w:r>
+      <w:proofErr w:type="spellStart"/>
+      <w:r>
+        <w:rPr>
+          <w:bCs/>
+        </w:rPr>
+        <w:t>Wazuh</w:t>
+      </w:r>
+      <w:proofErr w:type="spellEnd"/>
       <w:r>
         <w:t>), responsáveis pela coleta de métricas e logs.</w:t>
       </w:r>
     </w:p>
     <w:p>
       <w:r>
-        <w:t>Esse levantamento demonstra que a instituição dispõe de uma infraestrutura robusta, segmentada e alinhada às melhores práticas de segurança e governança. A arquitetura identificada é capaz de suportar de forma eficiente a implementação e manutenção do Active Directory, garantindo confiabilidade, escalabilidade e proteção dos serviços críticos.</w:t>
-      </w:r>
-    </w:p>
-    <w:p/>
-    <w:p/>
-    <w:p/>
-    <w:p/>
-    <w:p/>
-    <w:p/>
-    <w:p/>
-    <w:p/>
-    <w:p/>
-    <w:p/>
-    <w:p/>
-    <w:p/>
-    <w:p/>
-    <w:p/>
-    <w:p/>
-    <w:p/>
-    <w:p/>
-    <w:p/>
-    <w:p/>
-    <w:p/>
-    <w:p/>
-    <w:p/>
-    <w:p/>
-    <w:p/>
-    <w:p/>
-    <w:p/>
-    <w:p/>
-    <w:p/>
-    <w:p/>
-    <w:p/>
-    <w:p/>
-    <w:p/>
-    <w:p>
-      <w:pPr>
-        <w:pStyle w:val="Heading1"/>
+        <w:t xml:space="preserve">Esse levantamento demonstra que a instituição dispõe de uma infraestrutura robusta, segmentada e alinhada às melhores práticas de segurança e governança. A arquitetura identificada é capaz de suportar de forma eficiente a implementação e manutenção do Active </w:t>
+      </w:r>
+      <w:proofErr w:type="spellStart"/>
+      <w:r>
+        <w:t>Directory</w:t>
+      </w:r>
+      <w:proofErr w:type="spellEnd"/>
+      <w:r>
+        <w:t>, garantindo confiabilidade, escalabilidade e proteção dos serviços críticos.</w:t>
+      </w:r>
+    </w:p>
+    <w:p/>
+    <w:p/>
+    <w:p/>
+    <w:p/>
+    <w:p/>
+    <w:p/>
+    <w:p/>
+    <w:p/>
+    <w:p/>
+    <w:p/>
+    <w:p/>
+    <w:p/>
+    <w:p/>
+    <w:p/>
+    <w:p/>
+    <w:p/>
+    <w:p/>
+    <w:p/>
+    <w:p/>
+    <w:p/>
+    <w:p/>
+    <w:p/>
+    <w:p/>
+    <w:p/>
+    <w:p/>
+    <w:p/>
+    <w:p/>
+    <w:p/>
+    <w:p/>
+    <w:p/>
+    <w:p/>
+    <w:p/>
+    <w:p>
+      <w:pPr>
+        <w:pStyle w:val="Ttulo1"/>
         <w:numPr>
           <w:ilvl w:val="0"/>
           <w:numId w:val="12"/>
@@ -5121,18 +5434,50 @@
     </w:p>
     <w:p>
       <w:pPr>
-        <w:pStyle w:val="Heading2"/>
-      </w:pPr>
-    </w:p>
-    <w:p>
-      <w:r>
-        <w:t>O mapeamento dos perfis de usuários e computadores da Fatec Barueri constitui uma etapa estratégica para a correta organização das Unidades Organizacionais (OUs) no Active Directory. Essa estruturação permite aplicar Group Policies (GPOs) específicas, garantir o princípio do menor privilégio e assegurar conformidade com as boas práticas de governança de TI estabelecidas por ITIL e COBIT.</w:t>
-      </w:r>
-    </w:p>
-    <w:p/>
-    <w:p>
-      <w:pPr>
-        <w:pStyle w:val="Heading2"/>
+        <w:pStyle w:val="Ttulo2"/>
+      </w:pPr>
+    </w:p>
+    <w:p>
+      <w:r>
+        <w:t>O mapeamento dos perfis de usuários e computadores da Fatec Barueri constitui uma etapa estratégica para a correta organização das Unidades Organizacionais (</w:t>
+      </w:r>
+      <w:proofErr w:type="spellStart"/>
+      <w:r>
+        <w:t>OUs</w:t>
+      </w:r>
+      <w:proofErr w:type="spellEnd"/>
+      <w:r>
+        <w:t xml:space="preserve">) no Active </w:t>
+      </w:r>
+      <w:proofErr w:type="spellStart"/>
+      <w:r>
+        <w:t>Directory</w:t>
+      </w:r>
+      <w:proofErr w:type="spellEnd"/>
+      <w:r>
+        <w:t xml:space="preserve">. Essa estruturação permite aplicar </w:t>
+      </w:r>
+      <w:proofErr w:type="spellStart"/>
+      <w:r>
+        <w:t>Group</w:t>
+      </w:r>
+      <w:proofErr w:type="spellEnd"/>
+      <w:r>
+        <w:t xml:space="preserve"> Policies (</w:t>
+      </w:r>
+      <w:proofErr w:type="spellStart"/>
+      <w:r>
+        <w:t>GPOs</w:t>
+      </w:r>
+      <w:proofErr w:type="spellEnd"/>
+      <w:r>
+        <w:t>) específicas, garantir o princípio do menor privilégio e assegurar conformidade com as boas práticas de governança de TI estabelecidas por ITIL e COBIT.</w:t>
+      </w:r>
+    </w:p>
+    <w:p/>
+    <w:p>
+      <w:pPr>
+        <w:pStyle w:val="Ttulo2"/>
       </w:pPr>
       <w:bookmarkStart w:id="6" w:name="_Toc238152517"/>
       <w:r>
@@ -5142,13 +5487,21 @@
     </w:p>
     <w:p>
       <w:r>
-        <w:t>O objetivo da definição de perfis é padronizar e categorizar os diferentes tipos de usuários e ativos computacionais da instituição, organizando-os em OUs específicas. Essa padronização possibilita a aplicação de políticas de segurança, configuração e acesso de forma segmentada, além de facilitar auditorias e o gerenciamento centralizado da infraestrutura.</w:t>
-      </w:r>
-    </w:p>
-    <w:p/>
-    <w:p>
-      <w:pPr>
-        <w:pStyle w:val="Heading2"/>
+        <w:t xml:space="preserve">O objetivo da definição de perfis é padronizar e categorizar os diferentes tipos de usuários e ativos computacionais da instituição, organizando-os em </w:t>
+      </w:r>
+      <w:proofErr w:type="spellStart"/>
+      <w:r>
+        <w:t>OUs</w:t>
+      </w:r>
+      <w:proofErr w:type="spellEnd"/>
+      <w:r>
+        <w:t xml:space="preserve"> específicas. Essa padronização possibilita a aplicação de políticas de segurança, configuração e acesso de forma segmentada, além de facilitar auditorias e o gerenciamento centralizado da infraestrutura.</w:t>
+      </w:r>
+    </w:p>
+    <w:p/>
+    <w:p>
+      <w:pPr>
+        <w:pStyle w:val="Ttulo2"/>
       </w:pPr>
       <w:bookmarkStart w:id="7" w:name="_Toc238152518"/>
       <w:r>
@@ -5158,13 +5511,21 @@
     </w:p>
     <w:p>
       <w:r>
-        <w:t>Os alunos são membros do corpo discente matriculados nos cursos da instituição. O padrão de nome de usuário pode ser baseado no número do Registro Acadêmico (RA) ou em uma combinação de nome e sobrenome. A alocação no diretório ocorre na OU_Alunos, com permissões restritas aos computadores dos laboratórios acadêmicos. Esses usuários possuem privilégios padrão, sem acesso ao Prompt de Comando, Painel de Controle ou configurações do sistema. O acesso é permitido às pastas públicas organizadas por curso e disciplina, além de repositórios de material didático disponibilizados pelos professores.</w:t>
-      </w:r>
-    </w:p>
-    <w:p/>
-    <w:p>
-      <w:pPr>
-        <w:pStyle w:val="Heading2"/>
+        <w:t xml:space="preserve">Os alunos são membros do corpo discente matriculados nos cursos da instituição. O padrão de nome de usuário pode ser baseado no número do Registro Acadêmico (RA) ou em uma combinação de nome e sobrenome. A alocação no diretório ocorre na </w:t>
+      </w:r>
+      <w:proofErr w:type="spellStart"/>
+      <w:r>
+        <w:t>OU_Alunos</w:t>
+      </w:r>
+      <w:proofErr w:type="spellEnd"/>
+      <w:r>
+        <w:t>, com permissões restritas aos computadores dos laboratórios acadêmicos. Esses usuários possuem privilégios padrão, sem acesso ao Prompt de Comando, Painel de Controle ou configurações do sistema. O acesso é permitido às pastas públicas organizadas por curso e disciplina, além de repositórios de material didático disponibilizados pelos professores.</w:t>
+      </w:r>
+    </w:p>
+    <w:p/>
+    <w:p>
+      <w:pPr>
+        <w:pStyle w:val="Ttulo2"/>
       </w:pPr>
       <w:bookmarkStart w:id="8" w:name="_Toc238152519"/>
       <w:r>
@@ -5174,13 +5535,29 @@
     </w:p>
     <w:p>
       <w:r>
-        <w:t>Os professores são membros do corpo docente responsáveis pelas disciplinas e atividades acadêmicas. O padrão de nome de usuário segue o formato nome.sobrenome corporativo. A alocação ocorre na OU_Docentes, com permissões de acesso às estações das salas de aula, laboratórios e sala dos professores. Os docentes possuem acesso com permissão de escrita nas pastas de materiais das suas respectivas disciplinas e podem enviar impressões nas impressoras vinculadas à sala dos professores e coordenação.</w:t>
-      </w:r>
-    </w:p>
-    <w:p/>
-    <w:p>
-      <w:pPr>
-        <w:pStyle w:val="Heading2"/>
+        <w:t xml:space="preserve">Os professores são membros do corpo docente responsáveis pelas disciplinas e atividades acadêmicas. O padrão de nome de usuário segue o formato </w:t>
+      </w:r>
+      <w:proofErr w:type="spellStart"/>
+      <w:r>
+        <w:t>nome.sobrenome</w:t>
+      </w:r>
+      <w:proofErr w:type="spellEnd"/>
+      <w:r>
+        <w:t xml:space="preserve"> corporativo. A alocação ocorre na </w:t>
+      </w:r>
+      <w:proofErr w:type="spellStart"/>
+      <w:r>
+        <w:t>OU_Docentes</w:t>
+      </w:r>
+      <w:proofErr w:type="spellEnd"/>
+      <w:r>
+        <w:t>, com permissões de acesso às estações das salas de aula, laboratórios e sala dos professores. Os docentes possuem acesso com permissão de escrita nas pastas de materiais das suas respectivas disciplinas e podem enviar impressões nas impressoras vinculadas à sala dos professores e coordenação.</w:t>
+      </w:r>
+    </w:p>
+    <w:p/>
+    <w:p>
+      <w:pPr>
+        <w:pStyle w:val="Ttulo2"/>
       </w:pPr>
       <w:bookmarkStart w:id="9" w:name="_Toc238152520"/>
       <w:r>
@@ -5190,7 +5567,23 @@
     </w:p>
     <w:p>
       <w:r>
-        <w:t xml:space="preserve">Os funcionários administrativos atuam em setores como Secretaria Acadêmica, Direção, Biblioteca, Recursos Humanos e Suporte de TI. O padrão de nome de usuário também segue o formato nome.sobrenome corporativo. A alocação ocorre na OU_Administrativo, com permissões restritas às estações de trabalho do setor de atuação. Esses usuários possuem acesso exclusivo às pastas </w:t>
+        <w:t xml:space="preserve">Os funcionários administrativos atuam em setores como Secretaria Acadêmica, Direção, Biblioteca, Recursos Humanos e Suporte de TI. O padrão de nome de usuário também segue o formato </w:t>
+      </w:r>
+      <w:proofErr w:type="spellStart"/>
+      <w:r>
+        <w:t>nome.sobrenome</w:t>
+      </w:r>
+      <w:proofErr w:type="spellEnd"/>
+      <w:r>
+        <w:t xml:space="preserve"> corporativo. A alocação ocorre na </w:t>
+      </w:r>
+      <w:proofErr w:type="spellStart"/>
+      <w:r>
+        <w:t>OU_Administrativo</w:t>
+      </w:r>
+      <w:proofErr w:type="spellEnd"/>
+      <w:r>
+        <w:t xml:space="preserve">, com permissões restritas às estações de trabalho do setor de atuação. Esses usuários possuem acesso exclusivo às pastas </w:t>
       </w:r>
       <w:r>
         <w:lastRenderedPageBreak/>
@@ -5200,7 +5593,7 @@
     <w:p/>
     <w:p>
       <w:pPr>
-        <w:pStyle w:val="Heading2"/>
+        <w:pStyle w:val="Ttulo2"/>
       </w:pPr>
       <w:bookmarkStart w:id="10" w:name="_Toc238152521"/>
       <w:r>
@@ -5210,7 +5603,23 @@
     </w:p>
     <w:p>
       <w:r>
-        <w:t>Os computadores são considerados ativos críticos e devem ser organizados em OUs específicas para garantir aplicação de GPOs de segurança e configuração. O padrão de nomenclatura segue o formato SALA-PCXX, permitindo identificar claramente a localização física e a função da máquina. Exemplos:</w:t>
+        <w:t xml:space="preserve">Os computadores são considerados ativos críticos e devem ser organizados em </w:t>
+      </w:r>
+      <w:proofErr w:type="spellStart"/>
+      <w:r>
+        <w:t>OUs</w:t>
+      </w:r>
+      <w:proofErr w:type="spellEnd"/>
+      <w:r>
+        <w:t xml:space="preserve"> específicas para garantir aplicação de </w:t>
+      </w:r>
+      <w:proofErr w:type="spellStart"/>
+      <w:r>
+        <w:t>GPOs</w:t>
+      </w:r>
+      <w:proofErr w:type="spellEnd"/>
+      <w:r>
+        <w:t xml:space="preserve"> de segurança e configuração. O padrão de nomenclatura segue o formato SALA-PCXX, permitindo identificar claramente a localização física e a função da máquina. Exemplos:</w:t>
       </w:r>
     </w:p>
     <w:p>
@@ -5225,14 +5634,24 @@
     </w:p>
     <w:p/>
     <w:p>
-      <w:r>
-        <w:t>OU_Computadores_Administrativos: máquinas da Secretaria, Direção, Biblioteca, Suporte de TI e NAP, separadas por salas/setores.</w:t>
-      </w:r>
-    </w:p>
-    <w:p/>
-    <w:p>
-      <w:r>
-        <w:t>OU_Computadores_Acadêmicos: máquinas dos laboratórios de cada curso (GTI, GEV, GRH, DMD, etc.), organizadas por sala de laboratório.</w:t>
+      <w:proofErr w:type="spellStart"/>
+      <w:r>
+        <w:t>OU_Computadores_Administrativos</w:t>
+      </w:r>
+      <w:proofErr w:type="spellEnd"/>
+      <w:r>
+        <w:t>: máquinas da Secretaria, Direção, Biblioteca, Suporte de TI e NAP, separadas por salas/setores.</w:t>
+      </w:r>
+    </w:p>
+    <w:p/>
+    <w:p>
+      <w:proofErr w:type="spellStart"/>
+      <w:r>
+        <w:t>OU_Computadores_Acadêmicos</w:t>
+      </w:r>
+      <w:proofErr w:type="spellEnd"/>
+      <w:r>
+        <w:t>: máquinas dos laboratórios de cada curso (GTI, GEV, GRH, DMD, etc.), organizadas por sala de laboratório.</w:t>
       </w:r>
     </w:p>
     <w:p/>
@@ -5263,7 +5682,7 @@
     </w:p>
     <w:p>
       <w:pPr>
-        <w:pStyle w:val="Heading1"/>
+        <w:pStyle w:val="Ttulo1"/>
         <w:numPr>
           <w:ilvl w:val="0"/>
           <w:numId w:val="12"/>
@@ -5279,108 +5698,106 @@
     <w:p/>
     <w:p>
       <w:r>
-        <w:t>Os requisitos de segurança do Active Directory da Fatec Barueri foram definidos com base em documentação oficial da Microsoft Learn e em normas internacionais de segurança da informação como NIST, ISO/IEC 27001 e o framework MITRE ATT&amp;CK. A partir dessas referências, foram estabelecidas as seguintes políticas:</w:t>
-      </w:r>
-    </w:p>
-    <w:p/>
-    <w:p>
-      <w:r>
-        <w:t>Política de Senhas Fortes</w:t>
+        <w:t xml:space="preserve">Os requisitos de segurança do Active </w:t>
+      </w:r>
+      <w:proofErr w:type="spellStart"/>
+      <w:r>
+        <w:t>Directory</w:t>
+      </w:r>
+      <w:proofErr w:type="spellEnd"/>
+      <w:r>
+        <w:t xml:space="preserve"> da Fatec Barueri foram definidos com base em documentação oficial da Microsoft </w:t>
+      </w:r>
+      <w:proofErr w:type="spellStart"/>
+      <w:r>
+        <w:t>Learn</w:t>
+      </w:r>
+      <w:proofErr w:type="spellEnd"/>
+      <w:r>
+        <w:t xml:space="preserve"> e em normas internacionais de segurança da informação como NIST, ISO/IEC 27001 e o framework MITRE ATT&amp;CK. A partir dessas referências, foram estabelecidas as seguintes políticas:</w:t>
+      </w:r>
+    </w:p>
+    <w:p/>
+    <w:p>
+      <w:r>
+        <w:t>Política de Senhas Fortes: A senha inicial de cada usuário será gerada automaticamente, com troca obrigatória no primeiro acesso. Todas as senhas terão expiração periódica definida em 90 dias e deverão atender a critérios de complexidade mínima, incluindo ao menos 12 caracteres, com letras maiúsculas, minúsculas, números e símbolos.</w:t>
+      </w:r>
+    </w:p>
+    <w:p/>
+    <w:p>
+      <w:r>
+        <w:t xml:space="preserve">Bloqueio de Contas: As contas serão bloqueadas automaticamente após cinco tentativas consecutivas de login </w:t>
+      </w:r>
+      <w:proofErr w:type="spellStart"/>
+      <w:r>
+        <w:t>mal-sucedidas</w:t>
+      </w:r>
+      <w:proofErr w:type="spellEnd"/>
+      <w:r>
+        <w:t>, prevenindo ataques de força bruta e acessos indevidos.</w:t>
+      </w:r>
+    </w:p>
+    <w:p/>
+    <w:p>
+      <w:r>
+        <w:t>Restrições Administrativas: Nas máquinas públicas e laboratórios, o acesso ao Editor de Registro, ao Prompt de Comando e ao Painel de Controle será bloqueado, além de serem impedidas alterações na área de trabalho. Essas medidas evitam modificações críticas não autorizadas.</w:t>
+      </w:r>
+    </w:p>
+    <w:p/>
+    <w:p>
+      <w:r>
+        <w:t>Auditoria de Acessos: Todos os logins, falhas de autenticação e acessos a recursos críticos serão registrados em logs detalhados. Relatórios periódicos serão disponibilizados para análise da equipe de TI, garantindo rastreabilidade e transparência.</w:t>
+      </w:r>
+    </w:p>
+    <w:p/>
+    <w:p>
+      <w:r>
+        <w:t>Controle de Softwares: A instalação de programas sem privilégios administrativos será bloqueada, reduzindo riscos de malware e alterações indevidas. Dispositivos externos permanecem autorizados, mas sujeitos a monitoramento futuro.</w:t>
+      </w:r>
+    </w:p>
+    <w:p/>
+    <w:p>
+      <w:r>
+        <w:t>Sessões Ociosas: Para evitar uso indevido de máquinas abertas em laboratórios, será aplicado bloqueio automático após 1 hora de inatividade, equilibrando segurança e usabilidade.</w:t>
+      </w:r>
+    </w:p>
+    <w:p/>
+    <w:p>
+      <w:r>
+        <w:t>Atualizações Automáticas: Nos computadores administrativos, vinculados ao Windows Server (AD-ADM), as atualizações serão aplicadas via GPO e Windows Update for Business.</w:t>
+      </w:r>
+    </w:p>
+    <w:p>
+      <w:r>
+        <w:lastRenderedPageBreak/>
+        <w:t xml:space="preserve">Nos computadores dos laboratórios, vinculados ao Samba 4 em Debian (AD-ACAD), embora o controlador de domínio não seja Windows, os clientes Windows receberão atualizações normalmente via Windows Update for Business, com políticas aplicadas por meio dos </w:t>
+      </w:r>
+      <w:proofErr w:type="spellStart"/>
+      <w:r>
+        <w:t>GPOs</w:t>
+      </w:r>
+      <w:proofErr w:type="spellEnd"/>
+      <w:r>
+        <w:t xml:space="preserve"> suportados pelo Samba 4. Em ambos os casos, o sistema de monitoramento (</w:t>
+      </w:r>
+      <w:proofErr w:type="spellStart"/>
+      <w:r>
+        <w:t>Zabbix</w:t>
+      </w:r>
+      <w:proofErr w:type="spellEnd"/>
+      <w:r>
+        <w:t>) verificará a conformidade e emitirá alertas em caso de falhas ou atrasos.</w:t>
+      </w:r>
+    </w:p>
+    <w:p/>
+    <w:p>
+      <w:r>
+        <w:t>Expurgo de Contas</w:t>
       </w:r>
       <w:r>
         <w:t xml:space="preserve">: </w:t>
       </w:r>
       <w:r>
-        <w:t>A senha inicial de cada usuário será gerada automaticamente, com troca obrigatória no primeiro acesso. Todas as senhas terão expiração periódica definida em 90 dias e deverão atender a critérios de complexidade mínima, incluindo ao menos 12 caracteres, com letras maiúsculas, minúsculas, números e símbolos.</w:t>
-      </w:r>
-    </w:p>
-    <w:p/>
-    <w:p>
-      <w:r>
-        <w:t>Bloqueio de Contas</w:t>
-      </w:r>
-      <w:r>
-        <w:t xml:space="preserve">: </w:t>
-      </w:r>
-      <w:r>
-        <w:t>As contas serão bloqueadas automaticamente após cinco tentativas consecutivas de login mal-sucedidas, prevenindo ataques de força bruta e acessos indevidos.</w:t>
-      </w:r>
-    </w:p>
-    <w:p/>
-    <w:p>
-      <w:r>
-        <w:t>Restrições Administrativas</w:t>
-      </w:r>
-      <w:r>
-        <w:t xml:space="preserve">: </w:t>
-      </w:r>
-      <w:r>
-        <w:t>Nas máquinas públicas e laboratórios, o acesso ao Editor de Registro, ao Prompt de Comando e ao Painel de Controle será bloqueado, além de serem impedidas alterações na área de trabalho. Essas medidas evitam modificações críticas não autorizadas.</w:t>
-      </w:r>
-    </w:p>
-    <w:p/>
-    <w:p>
-      <w:r>
-        <w:t>Auditoria de Acessos</w:t>
-      </w:r>
-      <w:r>
-        <w:t xml:space="preserve">: </w:t>
-      </w:r>
-      <w:r>
-        <w:t>Todos os logins, falhas de autenticação e acessos a recursos críticos serão registrados em logs detalhados. Relatórios periódicos serão disponibilizados para análise da equipe de TI, garantindo rastreabilidade e transparência.</w:t>
-      </w:r>
-    </w:p>
-    <w:p/>
-    <w:p>
-      <w:r>
-        <w:t>Controle de Softwares</w:t>
-      </w:r>
-      <w:r>
-        <w:t xml:space="preserve">: </w:t>
-      </w:r>
-      <w:r>
-        <w:t>A instalação de programas sem privilégios administrativos será bloqueada, reduzindo riscos de malware e alterações indevidas. Dispositivos externos permanecem autorizados, mas sujeitos a monitoramento futuro.</w:t>
-      </w:r>
-    </w:p>
-    <w:p/>
-    <w:p>
-      <w:r>
-        <w:t>Sessões Ociosas</w:t>
-      </w:r>
-      <w:r>
-        <w:t xml:space="preserve">: </w:t>
-      </w:r>
-      <w:r>
-        <w:t>Para evitar uso indevido de máquinas abertas em laboratórios, será aplicado bloqueio automático após 1 hora de inatividade, equilibrando segurança e usabilidade.</w:t>
-      </w:r>
-    </w:p>
-    <w:p/>
-    <w:p>
-      <w:r>
-        <w:t>Atualizações Automáticas</w:t>
-      </w:r>
-      <w:r>
-        <w:t xml:space="preserve">: </w:t>
-      </w:r>
-      <w:r>
-        <w:t>Nos computadores administrativos, vinculados ao Windows Server (AD-ADM), as atualizações serão aplicadas via GPO e Windows Update for Business.</w:t>
-      </w:r>
-    </w:p>
-    <w:p>
-      <w:r>
-        <w:lastRenderedPageBreak/>
-        <w:t>Nos computadores dos laboratórios, vinculados ao Samba 4 em Debian (AD-ACAD), embora o controlador de domínio não seja Windows, os clientes Windows receberão atualizações normalmente via Windows Update for Business, com políticas aplicadas por meio dos GPOs suportados pelo Samba 4. Em ambos os casos, o sistema de monitoramento (Zabbix) verificará a conformidade e emitirá alertas em caso de falhas ou atrasos.</w:t>
-      </w:r>
-    </w:p>
-    <w:p/>
-    <w:p>
-      <w:r>
-        <w:t>Expurgo de Contas</w:t>
-      </w:r>
-      <w:r>
-        <w:t xml:space="preserve">: </w:t>
-      </w:r>
-      <w:r>
         <w:t>Contas inativas serão bloqueadas após três meses sem utilização e, posteriormente, desativadas automaticamente por meio de script. Esse processo será registrado em relatórios de auditoria, assegurando controle e transparência na gestão de usuários.</w:t>
       </w:r>
     </w:p>
@@ -5408,7 +5825,7 @@
     <w:p/>
     <w:p>
       <w:pPr>
-        <w:pStyle w:val="Heading1"/>
+        <w:pStyle w:val="Ttulo1"/>
         <w:ind w:left="0" w:firstLine="0"/>
         <w:jc w:val="both"/>
       </w:pPr>
@@ -5416,7 +5833,7 @@
     <w:p/>
     <w:p>
       <w:pPr>
-        <w:pStyle w:val="Heading1"/>
+        <w:pStyle w:val="Ttulo1"/>
         <w:numPr>
           <w:ilvl w:val="0"/>
           <w:numId w:val="12"/>
@@ -5425,15 +5842,25 @@
       <w:bookmarkStart w:id="12" w:name="_Toc238152523"/>
       <w:r>
         <w:lastRenderedPageBreak/>
-        <w:t>Estrutura de grupos e Ous</w:t>
+        <w:t xml:space="preserve">Estrutura de grupos e </w:t>
+      </w:r>
+      <w:proofErr w:type="spellStart"/>
+      <w:r>
+        <w:t>Ous</w:t>
       </w:r>
       <w:bookmarkEnd w:id="12"/>
-    </w:p>
-    <w:p/>
-    <w:p>
-      <w:r>
-        <w:t>Estrutura das OUs</w:t>
-      </w:r>
+      <w:proofErr w:type="spellEnd"/>
+    </w:p>
+    <w:p/>
+    <w:p>
+      <w:r>
+        <w:t xml:space="preserve">Estrutura das </w:t>
+      </w:r>
+      <w:proofErr w:type="spellStart"/>
+      <w:r>
+        <w:t>OUs</w:t>
+      </w:r>
+      <w:proofErr w:type="spellEnd"/>
     </w:p>
     <w:p>
       <w:pPr>
@@ -5514,7 +5941,15 @@
         </w:numPr>
       </w:pPr>
       <w:r>
-        <w:t>Bloqueio de contas: após cinco tentativas consecutivas de login mal-sucedidas.</w:t>
+        <w:t xml:space="preserve">Bloqueio de contas: após cinco tentativas consecutivas de login </w:t>
+      </w:r>
+      <w:proofErr w:type="spellStart"/>
+      <w:r>
+        <w:t>mal-sucedidas</w:t>
+      </w:r>
+      <w:proofErr w:type="spellEnd"/>
+      <w:r>
+        <w:t>.</w:t>
       </w:r>
     </w:p>
     <w:p>
@@ -5595,7 +6030,15 @@
         </w:numPr>
       </w:pPr>
       <w:r>
-        <w:t>Controle de dispositivos USB: restringir ou monitorar uso de pendrives e HDs externos.</w:t>
+        <w:t xml:space="preserve">Controle de dispositivos USB: restringir ou monitorar uso de </w:t>
+      </w:r>
+      <w:proofErr w:type="spellStart"/>
+      <w:r>
+        <w:t>pendrives</w:t>
+      </w:r>
+      <w:proofErr w:type="spellEnd"/>
+      <w:r>
+        <w:t xml:space="preserve"> e HDs externos.</w:t>
       </w:r>
     </w:p>
     <w:p>
@@ -5683,7 +6126,15 @@
         </w:numPr>
       </w:pPr>
       <w:r>
-        <w:t>Bloqueio de sites inseguros: restringindo acesso a conteúdos não acadêmicos.</w:t>
+        <w:t xml:space="preserve">Bloqueio de sites inseguros: restringindo acesso a </w:t>
+      </w:r>
+      <w:proofErr w:type="spellStart"/>
+      <w:r>
+        <w:t>conteúdos</w:t>
+      </w:r>
+      <w:proofErr w:type="spellEnd"/>
+      <w:r>
+        <w:t xml:space="preserve"> não acadêmicos.</w:t>
       </w:r>
     </w:p>
     <w:p>
@@ -5710,8 +6161,13 @@
     </w:p>
     <w:p>
       <w:r>
-        <w:t>Integração com VLANs</w:t>
-      </w:r>
+        <w:t xml:space="preserve">Integração com </w:t>
+      </w:r>
+      <w:proofErr w:type="spellStart"/>
+      <w:r>
+        <w:t>VLANs</w:t>
+      </w:r>
+      <w:proofErr w:type="spellEnd"/>
     </w:p>
     <w:p>
       <w:pPr>
@@ -5721,7 +6177,23 @@
         </w:numPr>
       </w:pPr>
       <w:r>
-        <w:t>VLAN 10 – Adm/Corp: autenticação nos servidores AD-ADM.</w:t>
+        <w:t xml:space="preserve">VLAN 10 – </w:t>
+      </w:r>
+      <w:proofErr w:type="spellStart"/>
+      <w:r>
+        <w:t>Adm</w:t>
+      </w:r>
+      <w:proofErr w:type="spellEnd"/>
+      <w:r>
+        <w:t>/</w:t>
+      </w:r>
+      <w:proofErr w:type="spellStart"/>
+      <w:r>
+        <w:t>Corp</w:t>
+      </w:r>
+      <w:proofErr w:type="spellEnd"/>
+      <w:r>
+        <w:t>: autenticação nos servidores AD-ADM.</w:t>
       </w:r>
     </w:p>
     <w:p>
@@ -5758,8 +6230,13 @@
           <w:numId w:val="21"/>
         </w:numPr>
       </w:pPr>
-      <w:r>
-        <w:t>Zabbix: acompanhamento contínuo da aplicação das políticas.</w:t>
+      <w:proofErr w:type="spellStart"/>
+      <w:r>
+        <w:t>Zabbix</w:t>
+      </w:r>
+      <w:proofErr w:type="spellEnd"/>
+      <w:r>
+        <w:t>: acompanhamento contínuo da aplicação das políticas.</w:t>
       </w:r>
     </w:p>
     <w:p>
@@ -5780,8 +6257,13 @@
           <w:numId w:val="21"/>
         </w:numPr>
       </w:pPr>
-      <w:r>
-        <w:t>Wazuh: auditoria de logs e detecção de intrusões.</w:t>
+      <w:proofErr w:type="spellStart"/>
+      <w:r>
+        <w:t>Wazuh</w:t>
+      </w:r>
+      <w:proofErr w:type="spellEnd"/>
+      <w:r>
+        <w:t>: auditoria de logs e detecção de intrusões.</w:t>
       </w:r>
     </w:p>
     <w:p>
@@ -5855,7 +6337,7 @@
 </file>
 
 <file path=word/endnotes.xml><?xml version="1.0" encoding="utf-8"?>
-<w:endnotes xmlns:wpc="http://schemas.microsoft.com/office/word/2010/wordprocessingCanvas" xmlns:cx="http://schemas.microsoft.com/office/drawing/2014/chartex" xmlns:cx1="http://schemas.microsoft.com/office/drawing/2015/9/8/chartex" xmlns:cx2="http://schemas.microsoft.com/office/drawing/2015/10/21/chartex" xmlns:cx3="http://schemas.microsoft.com/office/drawing/2016/5/9/chartex" xmlns:cx4="http://schemas.microsoft.com/office/drawing/2016/5/10/chartex" xmlns:cx5="http://schemas.microsoft.com/office/drawing/2016/5/11/chartex" xmlns:cx6="http://schemas.microsoft.com/office/drawing/2016/5/12/chartex" xmlns:cx7="http://schemas.microsoft.com/office/drawing/2016/5/13/chartex" xmlns:cx8="http://schemas.microsoft.com/office/drawing/2016/5/14/chartex" xmlns:mc="http://schemas.openxmlformats.org/markup-compatibility/2006" xmlns:aink="http://schemas.microsoft.com/office/drawing/2016/ink" xmlns:am3d="http://schemas.microsoft.com/office/drawing/2017/model3d" xmlns:o="urn:schemas-microsoft-com:office:office" xmlns:oel="http://schemas.microsoft.com/office/2019/extlst" xmlns:r="http://schemas.openxmlformats.org/officeDocument/2006/relationships" xmlns:m="http://schemas.openxmlformats.org/officeDocument/2006/math" xmlns:v="urn:schemas-microsoft-com:vml" xmlns:wp14="http://schemas.microsoft.com/office/word/2010/wordprocessingDrawing" xmlns:wp="http://schemas.openxmlformats.org/drawingml/2006/wordprocessingDrawing" xmlns:w10="urn:schemas-microsoft-com:office:word" xmlns:w="http://schemas.openxmlformats.org/wordprocessingml/2006/main" xmlns:w14="http://schemas.microsoft.com/office/word/2010/wordml" xmlns:w15="http://schemas.microsoft.com/office/word/2012/wordml" xmlns:w16cex="http://schemas.microsoft.com/office/word/2018/wordml/cex" xmlns:w16cid="http://schemas.microsoft.com/office/word/2016/wordml/cid" xmlns:w16="http://schemas.microsoft.com/office/word/2018/wordml" xmlns:w16du="http://schemas.microsoft.com/office/word/2023/wordml/word16du" xmlns:w16sdtdh="http://schemas.microsoft.com/office/word/2020/wordml/sdtdatahash" xmlns:w16sdtfl="http://schemas.microsoft.com/office/word/2024/wordml/sdtformatlock" xmlns:w16se="http://schemas.microsoft.com/office/word/2015/wordml/symex" xmlns:wpg="http://schemas.microsoft.com/office/word/2010/wordprocessingGroup" xmlns:wpi="http://schemas.microsoft.com/office/word/2010/wordprocessingInk" xmlns:wne="http://schemas.microsoft.com/office/word/2006/wordml" xmlns:wps="http://schemas.microsoft.com/office/word/2010/wordprocessingShape" mc:Ignorable="w14 w15 w16se w16cid w16 w16cex w16sdtdh w16sdtfl w16du wp14">
+<w:endnotes xmlns:wpc="http://schemas.microsoft.com/office/word/2010/wordprocessingCanvas" xmlns:cx="http://schemas.microsoft.com/office/drawing/2014/chartex" xmlns:cx1="http://schemas.microsoft.com/office/drawing/2015/9/8/chartex" xmlns:cx2="http://schemas.microsoft.com/office/drawing/2015/10/21/chartex" xmlns:cx3="http://schemas.microsoft.com/office/drawing/2016/5/9/chartex" xmlns:cx4="http://schemas.microsoft.com/office/drawing/2016/5/10/chartex" xmlns:cx5="http://schemas.microsoft.com/office/drawing/2016/5/11/chartex" xmlns:cx6="http://schemas.microsoft.com/office/drawing/2016/5/12/chartex" xmlns:cx7="http://schemas.microsoft.com/office/drawing/2016/5/13/chartex" xmlns:cx8="http://schemas.microsoft.com/office/drawing/2016/5/14/chartex" xmlns:mc="http://schemas.openxmlformats.org/markup-compatibility/2006" xmlns:aink="http://schemas.microsoft.com/office/drawing/2016/ink" xmlns:am3d="http://schemas.microsoft.com/office/drawing/2017/model3d" xmlns:o="urn:schemas-microsoft-com:office:office" xmlns:oel="http://schemas.microsoft.com/office/2019/extlst" xmlns:r="http://schemas.openxmlformats.org/officeDocument/2006/relationships" xmlns:m="http://schemas.openxmlformats.org/officeDocument/2006/math" xmlns:v="urn:schemas-microsoft-com:vml" xmlns:wp14="http://schemas.microsoft.com/office/word/2010/wordprocessingDrawing" xmlns:wp="http://schemas.openxmlformats.org/drawingml/2006/wordprocessingDrawing" xmlns:w10="urn:schemas-microsoft-com:office:word" xmlns:w="http://schemas.openxmlformats.org/wordprocessingml/2006/main" xmlns:w14="http://schemas.microsoft.com/office/word/2010/wordml" xmlns:w15="http://schemas.microsoft.com/office/word/2012/wordml" xmlns:w16cex="http://schemas.microsoft.com/office/word/2018/wordml/cex" xmlns:w16cid="http://schemas.microsoft.com/office/word/2016/wordml/cid" xmlns:w16="http://schemas.microsoft.com/office/word/2018/wordml" xmlns:w16sdtdh="http://schemas.microsoft.com/office/word/2020/wordml/sdtdatahash" xmlns:w16se="http://schemas.microsoft.com/office/word/2015/wordml/symex" xmlns:wpg="http://schemas.microsoft.com/office/word/2010/wordprocessingGroup" xmlns:wpi="http://schemas.microsoft.com/office/word/2010/wordprocessingInk" xmlns:wne="http://schemas.microsoft.com/office/word/2006/wordml" xmlns:wps="http://schemas.microsoft.com/office/word/2010/wordprocessingShape" mc:Ignorable="w14 w15 w16se w16cid w16 w16cex w16sdtdh wp14">
   <w:endnote w:type="separator" w:id="-1">
     <w:p>
       <w:pPr>
@@ -5880,7 +6362,7 @@
 </file>
 
 <file path=word/footnotes.xml><?xml version="1.0" encoding="utf-8"?>
-<w:footnotes xmlns:wpc="http://schemas.microsoft.com/office/word/2010/wordprocessingCanvas" xmlns:cx="http://schemas.microsoft.com/office/drawing/2014/chartex" xmlns:cx1="http://schemas.microsoft.com/office/drawing/2015/9/8/chartex" xmlns:cx2="http://schemas.microsoft.com/office/drawing/2015/10/21/chartex" xmlns:cx3="http://schemas.microsoft.com/office/drawing/2016/5/9/chartex" xmlns:cx4="http://schemas.microsoft.com/office/drawing/2016/5/10/chartex" xmlns:cx5="http://schemas.microsoft.com/office/drawing/2016/5/11/chartex" xmlns:cx6="http://schemas.microsoft.com/office/drawing/2016/5/12/chartex" xmlns:cx7="http://schemas.microsoft.com/office/drawing/2016/5/13/chartex" xmlns:cx8="http://schemas.microsoft.com/office/drawing/2016/5/14/chartex" xmlns:mc="http://schemas.openxmlformats.org/markup-compatibility/2006" xmlns:aink="http://schemas.microsoft.com/office/drawing/2016/ink" xmlns:am3d="http://schemas.microsoft.com/office/drawing/2017/model3d" xmlns:o="urn:schemas-microsoft-com:office:office" xmlns:oel="http://schemas.microsoft.com/office/2019/extlst" xmlns:r="http://schemas.openxmlformats.org/officeDocument/2006/relationships" xmlns:m="http://schemas.openxmlformats.org/officeDocument/2006/math" xmlns:v="urn:schemas-microsoft-com:vml" xmlns:wp14="http://schemas.microsoft.com/office/word/2010/wordprocessingDrawing" xmlns:wp="http://schemas.openxmlformats.org/drawingml/2006/wordprocessingDrawing" xmlns:w10="urn:schemas-microsoft-com:office:word" xmlns:w="http://schemas.openxmlformats.org/wordprocessingml/2006/main" xmlns:w14="http://schemas.microsoft.com/office/word/2010/wordml" xmlns:w15="http://schemas.microsoft.com/office/word/2012/wordml" xmlns:w16cex="http://schemas.microsoft.com/office/word/2018/wordml/cex" xmlns:w16cid="http://schemas.microsoft.com/office/word/2016/wordml/cid" xmlns:w16="http://schemas.microsoft.com/office/word/2018/wordml" xmlns:w16du="http://schemas.microsoft.com/office/word/2023/wordml/word16du" xmlns:w16sdtdh="http://schemas.microsoft.com/office/word/2020/wordml/sdtdatahash" xmlns:w16sdtfl="http://schemas.microsoft.com/office/word/2024/wordml/sdtformatlock" xmlns:w16se="http://schemas.microsoft.com/office/word/2015/wordml/symex" xmlns:wpg="http://schemas.microsoft.com/office/word/2010/wordprocessingGroup" xmlns:wpi="http://schemas.microsoft.com/office/word/2010/wordprocessingInk" xmlns:wne="http://schemas.microsoft.com/office/word/2006/wordml" xmlns:wps="http://schemas.microsoft.com/office/word/2010/wordprocessingShape" mc:Ignorable="w14 w15 w16se w16cid w16 w16cex w16sdtdh w16sdtfl w16du wp14">
+<w:footnotes xmlns:wpc="http://schemas.microsoft.com/office/word/2010/wordprocessingCanvas" xmlns:cx="http://schemas.microsoft.com/office/drawing/2014/chartex" xmlns:cx1="http://schemas.microsoft.com/office/drawing/2015/9/8/chartex" xmlns:cx2="http://schemas.microsoft.com/office/drawing/2015/10/21/chartex" xmlns:cx3="http://schemas.microsoft.com/office/drawing/2016/5/9/chartex" xmlns:cx4="http://schemas.microsoft.com/office/drawing/2016/5/10/chartex" xmlns:cx5="http://schemas.microsoft.com/office/drawing/2016/5/11/chartex" xmlns:cx6="http://schemas.microsoft.com/office/drawing/2016/5/12/chartex" xmlns:cx7="http://schemas.microsoft.com/office/drawing/2016/5/13/chartex" xmlns:cx8="http://schemas.microsoft.com/office/drawing/2016/5/14/chartex" xmlns:mc="http://schemas.openxmlformats.org/markup-compatibility/2006" xmlns:aink="http://schemas.microsoft.com/office/drawing/2016/ink" xmlns:am3d="http://schemas.microsoft.com/office/drawing/2017/model3d" xmlns:o="urn:schemas-microsoft-com:office:office" xmlns:oel="http://schemas.microsoft.com/office/2019/extlst" xmlns:r="http://schemas.openxmlformats.org/officeDocument/2006/relationships" xmlns:m="http://schemas.openxmlformats.org/officeDocument/2006/math" xmlns:v="urn:schemas-microsoft-com:vml" xmlns:wp14="http://schemas.microsoft.com/office/word/2010/wordprocessingDrawing" xmlns:wp="http://schemas.openxmlformats.org/drawingml/2006/wordprocessingDrawing" xmlns:w10="urn:schemas-microsoft-com:office:word" xmlns:w="http://schemas.openxmlformats.org/wordprocessingml/2006/main" xmlns:w14="http://schemas.microsoft.com/office/word/2010/wordml" xmlns:w15="http://schemas.microsoft.com/office/word/2012/wordml" xmlns:w16cex="http://schemas.microsoft.com/office/word/2018/wordml/cex" xmlns:w16cid="http://schemas.microsoft.com/office/word/2016/wordml/cid" xmlns:w16="http://schemas.microsoft.com/office/word/2018/wordml" xmlns:w16sdtdh="http://schemas.microsoft.com/office/word/2020/wordml/sdtdatahash" xmlns:w16se="http://schemas.microsoft.com/office/word/2015/wordml/symex" xmlns:wpg="http://schemas.microsoft.com/office/word/2010/wordprocessingGroup" xmlns:wpi="http://schemas.microsoft.com/office/word/2010/wordprocessingInk" xmlns:wne="http://schemas.microsoft.com/office/word/2006/wordml" xmlns:wps="http://schemas.microsoft.com/office/word/2010/wordprocessingShape" mc:Ignorable="w14 w15 w16se w16cid w16 w16cex w16sdtdh wp14">
   <w:footnote w:type="separator" w:id="-1">
     <w:p>
       <w:pPr>
@@ -5905,7 +6387,7 @@
 </file>
 
 <file path=word/header1.xml><?xml version="1.0" encoding="utf-8"?>
-<w:hdr xmlns:wpc="http://schemas.microsoft.com/office/word/2010/wordprocessingCanvas" xmlns:cx="http://schemas.microsoft.com/office/drawing/2014/chartex" xmlns:cx1="http://schemas.microsoft.com/office/drawing/2015/9/8/chartex" xmlns:cx2="http://schemas.microsoft.com/office/drawing/2015/10/21/chartex" xmlns:cx3="http://schemas.microsoft.com/office/drawing/2016/5/9/chartex" xmlns:cx4="http://schemas.microsoft.com/office/drawing/2016/5/10/chartex" xmlns:cx5="http://schemas.microsoft.com/office/drawing/2016/5/11/chartex" xmlns:cx6="http://schemas.microsoft.com/office/drawing/2016/5/12/chartex" xmlns:cx7="http://schemas.microsoft.com/office/drawing/2016/5/13/chartex" xmlns:cx8="http://schemas.microsoft.com/office/drawing/2016/5/14/chartex" xmlns:mc="http://schemas.openxmlformats.org/markup-compatibility/2006" xmlns:aink="http://schemas.microsoft.com/office/drawing/2016/ink" xmlns:am3d="http://schemas.microsoft.com/office/drawing/2017/model3d" xmlns:o="urn:schemas-microsoft-com:office:office" xmlns:oel="http://schemas.microsoft.com/office/2019/extlst" xmlns:r="http://schemas.openxmlformats.org/officeDocument/2006/relationships" xmlns:m="http://schemas.openxmlformats.org/officeDocument/2006/math" xmlns:v="urn:schemas-microsoft-com:vml" xmlns:wp14="http://schemas.microsoft.com/office/word/2010/wordprocessingDrawing" xmlns:wp="http://schemas.openxmlformats.org/drawingml/2006/wordprocessingDrawing" xmlns:w10="urn:schemas-microsoft-com:office:word" xmlns:w="http://schemas.openxmlformats.org/wordprocessingml/2006/main" xmlns:w14="http://schemas.microsoft.com/office/word/2010/wordml" xmlns:w15="http://schemas.microsoft.com/office/word/2012/wordml" xmlns:w16cex="http://schemas.microsoft.com/office/word/2018/wordml/cex" xmlns:w16cid="http://schemas.microsoft.com/office/word/2016/wordml/cid" xmlns:w16="http://schemas.microsoft.com/office/word/2018/wordml" xmlns:w16du="http://schemas.microsoft.com/office/word/2023/wordml/word16du" xmlns:w16sdtdh="http://schemas.microsoft.com/office/word/2020/wordml/sdtdatahash" xmlns:w16sdtfl="http://schemas.microsoft.com/office/word/2024/wordml/sdtformatlock" xmlns:w16se="http://schemas.microsoft.com/office/word/2015/wordml/symex" xmlns:wpg="http://schemas.microsoft.com/office/word/2010/wordprocessingGroup" xmlns:wpi="http://schemas.microsoft.com/office/word/2010/wordprocessingInk" xmlns:wne="http://schemas.microsoft.com/office/word/2006/wordml" xmlns:wps="http://schemas.microsoft.com/office/word/2010/wordprocessingShape" mc:Ignorable="w14 w15 w16se w16cid w16 w16cex w16sdtdh w16sdtfl w16du wp14">
+<w:hdr xmlns:wpc="http://schemas.microsoft.com/office/word/2010/wordprocessingCanvas" xmlns:cx="http://schemas.microsoft.com/office/drawing/2014/chartex" xmlns:cx1="http://schemas.microsoft.com/office/drawing/2015/9/8/chartex" xmlns:cx2="http://schemas.microsoft.com/office/drawing/2015/10/21/chartex" xmlns:cx3="http://schemas.microsoft.com/office/drawing/2016/5/9/chartex" xmlns:cx4="http://schemas.microsoft.com/office/drawing/2016/5/10/chartex" xmlns:cx5="http://schemas.microsoft.com/office/drawing/2016/5/11/chartex" xmlns:cx6="http://schemas.microsoft.com/office/drawing/2016/5/12/chartex" xmlns:cx7="http://schemas.microsoft.com/office/drawing/2016/5/13/chartex" xmlns:cx8="http://schemas.microsoft.com/office/drawing/2016/5/14/chartex" xmlns:mc="http://schemas.openxmlformats.org/markup-compatibility/2006" xmlns:aink="http://schemas.microsoft.com/office/drawing/2016/ink" xmlns:am3d="http://schemas.microsoft.com/office/drawing/2017/model3d" xmlns:o="urn:schemas-microsoft-com:office:office" xmlns:oel="http://schemas.microsoft.com/office/2019/extlst" xmlns:r="http://schemas.openxmlformats.org/officeDocument/2006/relationships" xmlns:m="http://schemas.openxmlformats.org/officeDocument/2006/math" xmlns:v="urn:schemas-microsoft-com:vml" xmlns:wp14="http://schemas.microsoft.com/office/word/2010/wordprocessingDrawing" xmlns:wp="http://schemas.openxmlformats.org/drawingml/2006/wordprocessingDrawing" xmlns:w10="urn:schemas-microsoft-com:office:word" xmlns:w="http://schemas.openxmlformats.org/wordprocessingml/2006/main" xmlns:w14="http://schemas.microsoft.com/office/word/2010/wordml" xmlns:w15="http://schemas.microsoft.com/office/word/2012/wordml" xmlns:w16cex="http://schemas.microsoft.com/office/word/2018/wordml/cex" xmlns:w16cid="http://schemas.microsoft.com/office/word/2016/wordml/cid" xmlns:w16="http://schemas.microsoft.com/office/word/2018/wordml" xmlns:w16sdtdh="http://schemas.microsoft.com/office/word/2020/wordml/sdtdatahash" xmlns:w16se="http://schemas.microsoft.com/office/word/2015/wordml/symex" xmlns:wpg="http://schemas.microsoft.com/office/word/2010/wordprocessingGroup" xmlns:wpi="http://schemas.microsoft.com/office/word/2010/wordprocessingInk" xmlns:wne="http://schemas.microsoft.com/office/word/2006/wordml" xmlns:wps="http://schemas.microsoft.com/office/word/2010/wordprocessingShape" mc:Ignorable="w14 w15 w16se w16cid w16 w16cex w16sdtdh wp14">
   <w:p>
     <w:pPr>
       <w:spacing w:after="0" w:line="259" w:lineRule="auto"/>
@@ -5955,7 +6437,7 @@
 </file>
 
 <file path=word/header2.xml><?xml version="1.0" encoding="utf-8"?>
-<w:hdr xmlns:wpc="http://schemas.microsoft.com/office/word/2010/wordprocessingCanvas" xmlns:cx="http://schemas.microsoft.com/office/drawing/2014/chartex" xmlns:cx1="http://schemas.microsoft.com/office/drawing/2015/9/8/chartex" xmlns:cx2="http://schemas.microsoft.com/office/drawing/2015/10/21/chartex" xmlns:cx3="http://schemas.microsoft.com/office/drawing/2016/5/9/chartex" xmlns:cx4="http://schemas.microsoft.com/office/drawing/2016/5/10/chartex" xmlns:cx5="http://schemas.microsoft.com/office/drawing/2016/5/11/chartex" xmlns:cx6="http://schemas.microsoft.com/office/drawing/2016/5/12/chartex" xmlns:cx7="http://schemas.microsoft.com/office/drawing/2016/5/13/chartex" xmlns:cx8="http://schemas.microsoft.com/office/drawing/2016/5/14/chartex" xmlns:mc="http://schemas.openxmlformats.org/markup-compatibility/2006" xmlns:aink="http://schemas.microsoft.com/office/drawing/2016/ink" xmlns:am3d="http://schemas.microsoft.com/office/drawing/2017/model3d" xmlns:o="urn:schemas-microsoft-com:office:office" xmlns:oel="http://schemas.microsoft.com/office/2019/extlst" xmlns:r="http://schemas.openxmlformats.org/officeDocument/2006/relationships" xmlns:m="http://schemas.openxmlformats.org/officeDocument/2006/math" xmlns:v="urn:schemas-microsoft-com:vml" xmlns:wp14="http://schemas.microsoft.com/office/word/2010/wordprocessingDrawing" xmlns:wp="http://schemas.openxmlformats.org/drawingml/2006/wordprocessingDrawing" xmlns:w10="urn:schemas-microsoft-com:office:word" xmlns:w="http://schemas.openxmlformats.org/wordprocessingml/2006/main" xmlns:w14="http://schemas.microsoft.com/office/word/2010/wordml" xmlns:w15="http://schemas.microsoft.com/office/word/2012/wordml" xmlns:w16cex="http://schemas.microsoft.com/office/word/2018/wordml/cex" xmlns:w16cid="http://schemas.microsoft.com/office/word/2016/wordml/cid" xmlns:w16="http://schemas.microsoft.com/office/word/2018/wordml" xmlns:w16du="http://schemas.microsoft.com/office/word/2023/wordml/word16du" xmlns:w16sdtdh="http://schemas.microsoft.com/office/word/2020/wordml/sdtdatahash" xmlns:w16sdtfl="http://schemas.microsoft.com/office/word/2024/wordml/sdtformatlock" xmlns:w16se="http://schemas.microsoft.com/office/word/2015/wordml/symex" xmlns:wpg="http://schemas.microsoft.com/office/word/2010/wordprocessingGroup" xmlns:wpi="http://schemas.microsoft.com/office/word/2010/wordprocessingInk" xmlns:wne="http://schemas.microsoft.com/office/word/2006/wordml" xmlns:wps="http://schemas.microsoft.com/office/word/2010/wordprocessingShape" mc:Ignorable="w14 w15 w16se w16cid w16 w16cex w16sdtdh w16sdtfl w16du wp14">
+<w:hdr xmlns:wpc="http://schemas.microsoft.com/office/word/2010/wordprocessingCanvas" xmlns:cx="http://schemas.microsoft.com/office/drawing/2014/chartex" xmlns:cx1="http://schemas.microsoft.com/office/drawing/2015/9/8/chartex" xmlns:cx2="http://schemas.microsoft.com/office/drawing/2015/10/21/chartex" xmlns:cx3="http://schemas.microsoft.com/office/drawing/2016/5/9/chartex" xmlns:cx4="http://schemas.microsoft.com/office/drawing/2016/5/10/chartex" xmlns:cx5="http://schemas.microsoft.com/office/drawing/2016/5/11/chartex" xmlns:cx6="http://schemas.microsoft.com/office/drawing/2016/5/12/chartex" xmlns:cx7="http://schemas.microsoft.com/office/drawing/2016/5/13/chartex" xmlns:cx8="http://schemas.microsoft.com/office/drawing/2016/5/14/chartex" xmlns:mc="http://schemas.openxmlformats.org/markup-compatibility/2006" xmlns:aink="http://schemas.microsoft.com/office/drawing/2016/ink" xmlns:am3d="http://schemas.microsoft.com/office/drawing/2017/model3d" xmlns:o="urn:schemas-microsoft-com:office:office" xmlns:oel="http://schemas.microsoft.com/office/2019/extlst" xmlns:r="http://schemas.openxmlformats.org/officeDocument/2006/relationships" xmlns:m="http://schemas.openxmlformats.org/officeDocument/2006/math" xmlns:v="urn:schemas-microsoft-com:vml" xmlns:wp14="http://schemas.microsoft.com/office/word/2010/wordprocessingDrawing" xmlns:wp="http://schemas.openxmlformats.org/drawingml/2006/wordprocessingDrawing" xmlns:w10="urn:schemas-microsoft-com:office:word" xmlns:w="http://schemas.openxmlformats.org/wordprocessingml/2006/main" xmlns:w14="http://schemas.microsoft.com/office/word/2010/wordml" xmlns:w15="http://schemas.microsoft.com/office/word/2012/wordml" xmlns:w16cex="http://schemas.microsoft.com/office/word/2018/wordml/cex" xmlns:w16cid="http://schemas.microsoft.com/office/word/2016/wordml/cid" xmlns:w16="http://schemas.microsoft.com/office/word/2018/wordml" xmlns:w16sdtdh="http://schemas.microsoft.com/office/word/2020/wordml/sdtdatahash" xmlns:w16se="http://schemas.microsoft.com/office/word/2015/wordml/symex" xmlns:wpg="http://schemas.microsoft.com/office/word/2010/wordprocessingGroup" xmlns:wpi="http://schemas.microsoft.com/office/word/2010/wordprocessingInk" xmlns:wne="http://schemas.microsoft.com/office/word/2006/wordml" xmlns:wps="http://schemas.microsoft.com/office/word/2010/wordprocessingShape" mc:Ignorable="w14 w15 w16se w16cid w16 w16cex w16sdtdh wp14">
   <w:p>
     <w:pPr>
       <w:spacing w:after="0" w:line="259" w:lineRule="auto"/>
@@ -5995,7 +6477,7 @@
 </file>
 
 <file path=word/header3.xml><?xml version="1.0" encoding="utf-8"?>
-<w:hdr xmlns:wpc="http://schemas.microsoft.com/office/word/2010/wordprocessingCanvas" xmlns:cx="http://schemas.microsoft.com/office/drawing/2014/chartex" xmlns:cx1="http://schemas.microsoft.com/office/drawing/2015/9/8/chartex" xmlns:cx2="http://schemas.microsoft.com/office/drawing/2015/10/21/chartex" xmlns:cx3="http://schemas.microsoft.com/office/drawing/2016/5/9/chartex" xmlns:cx4="http://schemas.microsoft.com/office/drawing/2016/5/10/chartex" xmlns:cx5="http://schemas.microsoft.com/office/drawing/2016/5/11/chartex" xmlns:cx6="http://schemas.microsoft.com/office/drawing/2016/5/12/chartex" xmlns:cx7="http://schemas.microsoft.com/office/drawing/2016/5/13/chartex" xmlns:cx8="http://schemas.microsoft.com/office/drawing/2016/5/14/chartex" xmlns:mc="http://schemas.openxmlformats.org/markup-compatibility/2006" xmlns:aink="http://schemas.microsoft.com/office/drawing/2016/ink" xmlns:am3d="http://schemas.microsoft.com/office/drawing/2017/model3d" xmlns:o="urn:schemas-microsoft-com:office:office" xmlns:oel="http://schemas.microsoft.com/office/2019/extlst" xmlns:r="http://schemas.openxmlformats.org/officeDocument/2006/relationships" xmlns:m="http://schemas.openxmlformats.org/officeDocument/2006/math" xmlns:v="urn:schemas-microsoft-com:vml" xmlns:wp14="http://schemas.microsoft.com/office/word/2010/wordprocessingDrawing" xmlns:wp="http://schemas.openxmlformats.org/drawingml/2006/wordprocessingDrawing" xmlns:w10="urn:schemas-microsoft-com:office:word" xmlns:w="http://schemas.openxmlformats.org/wordprocessingml/2006/main" xmlns:w14="http://schemas.microsoft.com/office/word/2010/wordml" xmlns:w15="http://schemas.microsoft.com/office/word/2012/wordml" xmlns:w16cex="http://schemas.microsoft.com/office/word/2018/wordml/cex" xmlns:w16cid="http://schemas.microsoft.com/office/word/2016/wordml/cid" xmlns:w16="http://schemas.microsoft.com/office/word/2018/wordml" xmlns:w16du="http://schemas.microsoft.com/office/word/2023/wordml/word16du" xmlns:w16sdtdh="http://schemas.microsoft.com/office/word/2020/wordml/sdtdatahash" xmlns:w16sdtfl="http://schemas.microsoft.com/office/word/2024/wordml/sdtformatlock" xmlns:w16se="http://schemas.microsoft.com/office/word/2015/wordml/symex" xmlns:wpg="http://schemas.microsoft.com/office/word/2010/wordprocessingGroup" xmlns:wpi="http://schemas.microsoft.com/office/word/2010/wordprocessingInk" xmlns:wne="http://schemas.microsoft.com/office/word/2006/wordml" xmlns:wps="http://schemas.microsoft.com/office/word/2010/wordprocessingShape" mc:Ignorable="w14 w15 w16se w16cid w16 w16cex w16sdtdh w16sdtfl w16du wp14">
+<w:hdr xmlns:wpc="http://schemas.microsoft.com/office/word/2010/wordprocessingCanvas" xmlns:cx="http://schemas.microsoft.com/office/drawing/2014/chartex" xmlns:cx1="http://schemas.microsoft.com/office/drawing/2015/9/8/chartex" xmlns:cx2="http://schemas.microsoft.com/office/drawing/2015/10/21/chartex" xmlns:cx3="http://schemas.microsoft.com/office/drawing/2016/5/9/chartex" xmlns:cx4="http://schemas.microsoft.com/office/drawing/2016/5/10/chartex" xmlns:cx5="http://schemas.microsoft.com/office/drawing/2016/5/11/chartex" xmlns:cx6="http://schemas.microsoft.com/office/drawing/2016/5/12/chartex" xmlns:cx7="http://schemas.microsoft.com/office/drawing/2016/5/13/chartex" xmlns:cx8="http://schemas.microsoft.com/office/drawing/2016/5/14/chartex" xmlns:mc="http://schemas.openxmlformats.org/markup-compatibility/2006" xmlns:aink="http://schemas.microsoft.com/office/drawing/2016/ink" xmlns:am3d="http://schemas.microsoft.com/office/drawing/2017/model3d" xmlns:o="urn:schemas-microsoft-com:office:office" xmlns:oel="http://schemas.microsoft.com/office/2019/extlst" xmlns:r="http://schemas.openxmlformats.org/officeDocument/2006/relationships" xmlns:m="http://schemas.openxmlformats.org/officeDocument/2006/math" xmlns:v="urn:schemas-microsoft-com:vml" xmlns:wp14="http://schemas.microsoft.com/office/word/2010/wordprocessingDrawing" xmlns:wp="http://schemas.openxmlformats.org/drawingml/2006/wordprocessingDrawing" xmlns:w10="urn:schemas-microsoft-com:office:word" xmlns:w="http://schemas.openxmlformats.org/wordprocessingml/2006/main" xmlns:w14="http://schemas.microsoft.com/office/word/2010/wordml" xmlns:w15="http://schemas.microsoft.com/office/word/2012/wordml" xmlns:w16cex="http://schemas.microsoft.com/office/word/2018/wordml/cex" xmlns:w16cid="http://schemas.microsoft.com/office/word/2016/wordml/cid" xmlns:w16="http://schemas.microsoft.com/office/word/2018/wordml" xmlns:w16sdtdh="http://schemas.microsoft.com/office/word/2020/wordml/sdtdatahash" xmlns:w16se="http://schemas.microsoft.com/office/word/2015/wordml/symex" xmlns:wpg="http://schemas.microsoft.com/office/word/2010/wordprocessingGroup" xmlns:wpi="http://schemas.microsoft.com/office/word/2010/wordprocessingInk" xmlns:wne="http://schemas.microsoft.com/office/word/2006/wordml" xmlns:wps="http://schemas.microsoft.com/office/word/2010/wordprocessingShape" mc:Ignorable="w14 w15 w16se w16cid w16 w16cex w16sdtdh wp14">
   <w:p>
     <w:pPr>
       <w:spacing w:after="0" w:line="259" w:lineRule="auto"/>
@@ -6035,7 +6517,7 @@
 </file>
 
 <file path=word/numbering.xml><?xml version="1.0" encoding="utf-8"?>
-<w:numbering xmlns:wpc="http://schemas.microsoft.com/office/word/2010/wordprocessingCanvas" xmlns:cx="http://schemas.microsoft.com/office/drawing/2014/chartex" xmlns:cx1="http://schemas.microsoft.com/office/drawing/2015/9/8/chartex" xmlns:cx2="http://schemas.microsoft.com/office/drawing/2015/10/21/chartex" xmlns:cx3="http://schemas.microsoft.com/office/drawing/2016/5/9/chartex" xmlns:cx4="http://schemas.microsoft.com/office/drawing/2016/5/10/chartex" xmlns:cx5="http://schemas.microsoft.com/office/drawing/2016/5/11/chartex" xmlns:cx6="http://schemas.microsoft.com/office/drawing/2016/5/12/chartex" xmlns:cx7="http://schemas.microsoft.com/office/drawing/2016/5/13/chartex" xmlns:cx8="http://schemas.microsoft.com/office/drawing/2016/5/14/chartex" xmlns:mc="http://schemas.openxmlformats.org/markup-compatibility/2006" xmlns:aink="http://schemas.microsoft.com/office/drawing/2016/ink" xmlns:am3d="http://schemas.microsoft.com/office/drawing/2017/model3d" xmlns:o="urn:schemas-microsoft-com:office:office" xmlns:oel="http://schemas.microsoft.com/office/2019/extlst" xmlns:r="http://schemas.openxmlformats.org/officeDocument/2006/relationships" xmlns:m="http://schemas.openxmlformats.org/officeDocument/2006/math" xmlns:v="urn:schemas-microsoft-com:vml" xmlns:wp14="http://schemas.microsoft.com/office/word/2010/wordprocessingDrawing" xmlns:wp="http://schemas.openxmlformats.org/drawingml/2006/wordprocessingDrawing" xmlns:w10="urn:schemas-microsoft-com:office:word" xmlns:w="http://schemas.openxmlformats.org/wordprocessingml/2006/main" xmlns:w14="http://schemas.microsoft.com/office/word/2010/wordml" xmlns:w15="http://schemas.microsoft.com/office/word/2012/wordml" xmlns:w16cex="http://schemas.microsoft.com/office/word/2018/wordml/cex" xmlns:w16cid="http://schemas.microsoft.com/office/word/2016/wordml/cid" xmlns:w16="http://schemas.microsoft.com/office/word/2018/wordml" xmlns:w16du="http://schemas.microsoft.com/office/word/2023/wordml/word16du" xmlns:w16sdtdh="http://schemas.microsoft.com/office/word/2020/wordml/sdtdatahash" xmlns:w16sdtfl="http://schemas.microsoft.com/office/word/2024/wordml/sdtformatlock" xmlns:w16se="http://schemas.microsoft.com/office/word/2015/wordml/symex" xmlns:wpg="http://schemas.microsoft.com/office/word/2010/wordprocessingGroup" xmlns:wpi="http://schemas.microsoft.com/office/word/2010/wordprocessingInk" xmlns:wne="http://schemas.microsoft.com/office/word/2006/wordml" xmlns:wps="http://schemas.microsoft.com/office/word/2010/wordprocessingShape" mc:Ignorable="w14 w15 w16se w16cid w16 w16cex w16sdtdh w16sdtfl w16du wp14">
+<w:numbering xmlns:wpc="http://schemas.microsoft.com/office/word/2010/wordprocessingCanvas" xmlns:cx="http://schemas.microsoft.com/office/drawing/2014/chartex" xmlns:cx1="http://schemas.microsoft.com/office/drawing/2015/9/8/chartex" xmlns:cx2="http://schemas.microsoft.com/office/drawing/2015/10/21/chartex" xmlns:cx3="http://schemas.microsoft.com/office/drawing/2016/5/9/chartex" xmlns:cx4="http://schemas.microsoft.com/office/drawing/2016/5/10/chartex" xmlns:cx5="http://schemas.microsoft.com/office/drawing/2016/5/11/chartex" xmlns:cx6="http://schemas.microsoft.com/office/drawing/2016/5/12/chartex" xmlns:cx7="http://schemas.microsoft.com/office/drawing/2016/5/13/chartex" xmlns:cx8="http://schemas.microsoft.com/office/drawing/2016/5/14/chartex" xmlns:mc="http://schemas.openxmlformats.org/markup-compatibility/2006" xmlns:aink="http://schemas.microsoft.com/office/drawing/2016/ink" xmlns:am3d="http://schemas.microsoft.com/office/drawing/2017/model3d" xmlns:o="urn:schemas-microsoft-com:office:office" xmlns:oel="http://schemas.microsoft.com/office/2019/extlst" xmlns:r="http://schemas.openxmlformats.org/officeDocument/2006/relationships" xmlns:m="http://schemas.openxmlformats.org/officeDocument/2006/math" xmlns:v="urn:schemas-microsoft-com:vml" xmlns:wp14="http://schemas.microsoft.com/office/word/2010/wordprocessingDrawing" xmlns:wp="http://schemas.openxmlformats.org/drawingml/2006/wordprocessingDrawing" xmlns:w10="urn:schemas-microsoft-com:office:word" xmlns:w="http://schemas.openxmlformats.org/wordprocessingml/2006/main" xmlns:w14="http://schemas.microsoft.com/office/word/2010/wordml" xmlns:w15="http://schemas.microsoft.com/office/word/2012/wordml" xmlns:w16cex="http://schemas.microsoft.com/office/word/2018/wordml/cex" xmlns:w16cid="http://schemas.microsoft.com/office/word/2016/wordml/cid" xmlns:w16="http://schemas.microsoft.com/office/word/2018/wordml" xmlns:w16sdtdh="http://schemas.microsoft.com/office/word/2020/wordml/sdtdatahash" xmlns:w16se="http://schemas.microsoft.com/office/word/2015/wordml/symex" xmlns:wpg="http://schemas.microsoft.com/office/word/2010/wordprocessingGroup" xmlns:wpi="http://schemas.microsoft.com/office/word/2010/wordprocessingInk" xmlns:wne="http://schemas.microsoft.com/office/word/2006/wordml" xmlns:wps="http://schemas.microsoft.com/office/word/2010/wordprocessingShape" mc:Ignorable="w14 w15 w16se w16cid w16 w16cex w16sdtdh wp14">
   <w:abstractNum w:abstractNumId="0" w15:restartNumberingAfterBreak="0">
     <w:nsid w:val="098274EE"/>
     <w:multiLevelType w:val="multilevel"/>
@@ -9115,7 +9597,7 @@
 </file>
 
 <file path=word/styles.xml><?xml version="1.0" encoding="utf-8"?>
-<w:styles xmlns:mc="http://schemas.openxmlformats.org/markup-compatibility/2006" xmlns:r="http://schemas.openxmlformats.org/officeDocument/2006/relationships" xmlns:w="http://schemas.openxmlformats.org/wordprocessingml/2006/main" xmlns:w14="http://schemas.microsoft.com/office/word/2010/wordml" xmlns:w15="http://schemas.microsoft.com/office/word/2012/wordml" xmlns:w16cex="http://schemas.microsoft.com/office/word/2018/wordml/cex" xmlns:w16cid="http://schemas.microsoft.com/office/word/2016/wordml/cid" xmlns:w16="http://schemas.microsoft.com/office/word/2018/wordml" xmlns:w16du="http://schemas.microsoft.com/office/word/2023/wordml/word16du" xmlns:w16sdtdh="http://schemas.microsoft.com/office/word/2020/wordml/sdtdatahash" xmlns:w16sdtfl="http://schemas.microsoft.com/office/word/2024/wordml/sdtformatlock" xmlns:w16se="http://schemas.microsoft.com/office/word/2015/wordml/symex" mc:Ignorable="w14 w15 w16se w16cid w16 w16cex w16sdtdh w16sdtfl w16du">
+<w:styles xmlns:mc="http://schemas.openxmlformats.org/markup-compatibility/2006" xmlns:r="http://schemas.openxmlformats.org/officeDocument/2006/relationships" xmlns:w="http://schemas.openxmlformats.org/wordprocessingml/2006/main" xmlns:w14="http://schemas.microsoft.com/office/word/2010/wordml" xmlns:w15="http://schemas.microsoft.com/office/word/2012/wordml" xmlns:w16cex="http://schemas.microsoft.com/office/word/2018/wordml/cex" xmlns:w16cid="http://schemas.microsoft.com/office/word/2016/wordml/cid" xmlns:w16="http://schemas.microsoft.com/office/word/2018/wordml" xmlns:w16sdtdh="http://schemas.microsoft.com/office/word/2020/wordml/sdtdatahash" xmlns:w16se="http://schemas.microsoft.com/office/word/2015/wordml/symex" mc:Ignorable="w14 w15 w16se w16cid w16 w16cex w16sdtdh">
   <w:docDefaults>
     <w:rPrDefault>
       <w:rPr>
@@ -9514,7 +9996,7 @@
   <w:style w:type="paragraph" w:default="1" w:styleId="Normal">
     <w:name w:val="Normal"/>
     <w:qFormat/>
-    <w:rsid w:val="00164FE5"/>
+    <w:rsid w:val="00DB1945"/>
     <w:pPr>
       <w:spacing w:after="118" w:line="250" w:lineRule="auto"/>
       <w:ind w:left="11" w:hanging="11"/>
@@ -9525,10 +10007,10 @@
       <w:color w:val="000000"/>
     </w:rPr>
   </w:style>
-  <w:style w:type="paragraph" w:styleId="Heading1">
+  <w:style w:type="paragraph" w:styleId="Ttulo1">
     <w:name w:val="heading 1"/>
     <w:next w:val="Normal"/>
-    <w:link w:val="Heading1Char"/>
+    <w:link w:val="Ttulo1Char"/>
     <w:uiPriority w:val="9"/>
     <w:qFormat/>
     <w:pPr>
@@ -9545,10 +10027,10 @@
       <w:color w:val="000000"/>
     </w:rPr>
   </w:style>
-  <w:style w:type="paragraph" w:styleId="Heading2">
+  <w:style w:type="paragraph" w:styleId="Ttulo2">
     <w:name w:val="heading 2"/>
     <w:next w:val="Normal"/>
-    <w:link w:val="Heading2Char"/>
+    <w:link w:val="Ttulo2Char"/>
     <w:uiPriority w:val="9"/>
     <w:unhideWhenUsed/>
     <w:qFormat/>
@@ -9566,11 +10048,11 @@
       <w:color w:val="000000"/>
     </w:rPr>
   </w:style>
-  <w:style w:type="paragraph" w:styleId="Heading3">
+  <w:style w:type="paragraph" w:styleId="Ttulo3">
     <w:name w:val="heading 3"/>
     <w:basedOn w:val="Normal"/>
     <w:next w:val="Normal"/>
-    <w:link w:val="Heading3Char"/>
+    <w:link w:val="Ttulo3Char"/>
     <w:uiPriority w:val="9"/>
     <w:semiHidden/>
     <w:unhideWhenUsed/>
@@ -9587,12 +10069,13 @@
       <w:color w:val="0A2F40" w:themeColor="accent1" w:themeShade="7F"/>
     </w:rPr>
   </w:style>
-  <w:style w:type="character" w:default="1" w:styleId="DefaultParagraphFont">
+  <w:style w:type="character" w:default="1" w:styleId="Fontepargpadro">
     <w:name w:val="Default Paragraph Font"/>
     <w:uiPriority w:val="1"/>
+    <w:semiHidden/>
     <w:unhideWhenUsed/>
   </w:style>
-  <w:style w:type="table" w:default="1" w:styleId="TableNormal">
+  <w:style w:type="table" w:default="1" w:styleId="Tabelanormal">
     <w:name w:val="Normal Table"/>
     <w:uiPriority w:val="99"/>
     <w:semiHidden/>
@@ -9607,15 +10090,15 @@
       </w:tblCellMar>
     </w:tblPr>
   </w:style>
-  <w:style w:type="numbering" w:default="1" w:styleId="NoList">
+  <w:style w:type="numbering" w:default="1" w:styleId="Semlista">
     <w:name w:val="No List"/>
     <w:uiPriority w:val="99"/>
     <w:semiHidden/>
     <w:unhideWhenUsed/>
   </w:style>
-  <w:style w:type="character" w:customStyle="1" w:styleId="Heading2Char">
-    <w:name w:val="Heading 2 Char"/>
-    <w:link w:val="Heading2"/>
+  <w:style w:type="character" w:customStyle="1" w:styleId="Ttulo2Char">
+    <w:name w:val="Título 2 Char"/>
+    <w:link w:val="Ttulo2"/>
     <w:rPr>
       <w:rFonts w:ascii="Arial" w:eastAsia="Arial" w:hAnsi="Arial" w:cs="Arial"/>
       <w:b/>
@@ -9623,9 +10106,9 @@
       <w:sz w:val="24"/>
     </w:rPr>
   </w:style>
-  <w:style w:type="character" w:customStyle="1" w:styleId="Heading1Char">
-    <w:name w:val="Heading 1 Char"/>
-    <w:link w:val="Heading1"/>
+  <w:style w:type="character" w:customStyle="1" w:styleId="Ttulo1Char">
+    <w:name w:val="Título 1 Char"/>
+    <w:link w:val="Ttulo1"/>
     <w:rPr>
       <w:rFonts w:ascii="Arial" w:eastAsia="Arial" w:hAnsi="Arial" w:cs="Arial"/>
       <w:b/>
@@ -9633,7 +10116,7 @@
       <w:sz w:val="24"/>
     </w:rPr>
   </w:style>
-  <w:style w:type="paragraph" w:styleId="TOC1">
+  <w:style w:type="paragraph" w:styleId="Sumrio1">
     <w:name w:val="toc 1"/>
     <w:hidden/>
     <w:uiPriority w:val="39"/>
@@ -9647,10 +10130,10 @@
       <w:color w:val="000000"/>
     </w:rPr>
   </w:style>
-  <w:style w:type="paragraph" w:styleId="Footer">
+  <w:style w:type="paragraph" w:styleId="Rodap">
     <w:name w:val="footer"/>
     <w:basedOn w:val="Normal"/>
-    <w:link w:val="FooterChar"/>
+    <w:link w:val="RodapChar"/>
     <w:uiPriority w:val="99"/>
     <w:unhideWhenUsed/>
     <w:rsid w:val="00541C2A"/>
@@ -9662,10 +10145,10 @@
       <w:spacing w:after="0" w:line="240" w:lineRule="auto"/>
     </w:pPr>
   </w:style>
-  <w:style w:type="character" w:customStyle="1" w:styleId="FooterChar">
-    <w:name w:val="Footer Char"/>
-    <w:basedOn w:val="DefaultParagraphFont"/>
-    <w:link w:val="Footer"/>
+  <w:style w:type="character" w:customStyle="1" w:styleId="RodapChar">
+    <w:name w:val="Rodapé Char"/>
+    <w:basedOn w:val="Fontepargpadro"/>
+    <w:link w:val="Rodap"/>
     <w:uiPriority w:val="99"/>
     <w:rsid w:val="00541C2A"/>
     <w:rPr>
@@ -9673,9 +10156,9 @@
       <w:color w:val="000000"/>
     </w:rPr>
   </w:style>
-  <w:style w:type="paragraph" w:styleId="TOCHeading">
+  <w:style w:type="paragraph" w:styleId="CabealhodoSumrio">
     <w:name w:val="TOC Heading"/>
-    <w:basedOn w:val="Heading1"/>
+    <w:basedOn w:val="Ttulo1"/>
     <w:next w:val="Normal"/>
     <w:uiPriority w:val="39"/>
     <w:unhideWhenUsed/>
@@ -9700,7 +10183,7 @@
   </w:style>
   <w:style w:type="character" w:styleId="Hyperlink">
     <w:name w:val="Hyperlink"/>
-    <w:basedOn w:val="DefaultParagraphFont"/>
+    <w:basedOn w:val="Fontepargpadro"/>
     <w:uiPriority w:val="99"/>
     <w:unhideWhenUsed/>
     <w:rsid w:val="00164FE5"/>
@@ -9709,9 +10192,9 @@
       <w:u w:val="single"/>
     </w:rPr>
   </w:style>
-  <w:style w:type="table" w:styleId="TableGrid">
+  <w:style w:type="table" w:styleId="Tabelacomgrade">
     <w:name w:val="Table Grid"/>
-    <w:basedOn w:val="TableNormal"/>
+    <w:basedOn w:val="Tabelanormal"/>
     <w:uiPriority w:val="39"/>
     <w:rsid w:val="002C27AB"/>
     <w:pPr>
@@ -9728,10 +10211,10 @@
       </w:tblBorders>
     </w:tblPr>
   </w:style>
-  <w:style w:type="character" w:customStyle="1" w:styleId="Heading3Char">
-    <w:name w:val="Heading 3 Char"/>
-    <w:basedOn w:val="DefaultParagraphFont"/>
-    <w:link w:val="Heading3"/>
+  <w:style w:type="character" w:customStyle="1" w:styleId="Ttulo3Char">
+    <w:name w:val="Título 3 Char"/>
+    <w:basedOn w:val="Fontepargpadro"/>
+    <w:link w:val="Ttulo3"/>
     <w:uiPriority w:val="9"/>
     <w:semiHidden/>
     <w:rsid w:val="002C27AB"/>
@@ -9740,7 +10223,7 @@
       <w:color w:val="0A2F40" w:themeColor="accent1" w:themeShade="7F"/>
     </w:rPr>
   </w:style>
-  <w:style w:type="paragraph" w:styleId="Caption">
+  <w:style w:type="paragraph" w:styleId="Legenda">
     <w:name w:val="caption"/>
     <w:basedOn w:val="Normal"/>
     <w:next w:val="Normal"/>
@@ -9759,7 +10242,7 @@
       <w:szCs w:val="18"/>
     </w:rPr>
   </w:style>
-  <w:style w:type="paragraph" w:styleId="ListParagraph">
+  <w:style w:type="paragraph" w:styleId="PargrafodaLista">
     <w:name w:val="List Paragraph"/>
     <w:basedOn w:val="Normal"/>
     <w:uiPriority w:val="34"/>
@@ -9770,7 +10253,7 @@
       <w:contextualSpacing/>
     </w:pPr>
   </w:style>
-  <w:style w:type="paragraph" w:styleId="NoSpacing">
+  <w:style w:type="paragraph" w:styleId="SemEspaamento">
     <w:name w:val="No Spacing"/>
     <w:uiPriority w:val="1"/>
     <w:qFormat/>
@@ -9785,9 +10268,9 @@
       <w:color w:val="000000"/>
     </w:rPr>
   </w:style>
-  <w:style w:type="character" w:styleId="UnresolvedMention">
+  <w:style w:type="character" w:styleId="MenoPendente">
     <w:name w:val="Unresolved Mention"/>
-    <w:basedOn w:val="DefaultParagraphFont"/>
+    <w:basedOn w:val="Fontepargpadro"/>
     <w:uiPriority w:val="99"/>
     <w:semiHidden/>
     <w:unhideWhenUsed/>
@@ -9797,7 +10280,7 @@
       <w:shd w:val="clear" w:color="auto" w:fill="E1DFDD"/>
     </w:rPr>
   </w:style>
-  <w:style w:type="paragraph" w:styleId="TOC2">
+  <w:style w:type="paragraph" w:styleId="Sumrio2">
     <w:name w:val="toc 2"/>
     <w:basedOn w:val="Normal"/>
     <w:next w:val="Normal"/>

--- a/docs/docs/Faculdade de Tecnologia Padre Danilo José de Oliveira Ohl.docx
+++ b/docs/docs/Faculdade de Tecnologia Padre Danilo José de Oliveira Ohl.docx
@@ -1952,21 +1952,7 @@
                 <w:rStyle w:val="Hyperlink"/>
                 <w:noProof/>
               </w:rPr>
-              <w:t>Ide</w:t>
-            </w:r>
-            <w:r>
-              <w:rPr>
-                <w:rStyle w:val="Hyperlink"/>
-                <w:noProof/>
-              </w:rPr>
-              <w:t>n</w:t>
-            </w:r>
-            <w:r>
-              <w:rPr>
-                <w:rStyle w:val="Hyperlink"/>
-                <w:noProof/>
-              </w:rPr>
-              <w:t>tificando perfis de usuários</w:t>
+              <w:t>Identificando perfis de usuários</w:t>
             </w:r>
             <w:r>
               <w:rPr>
@@ -2488,21 +2474,7 @@
                 <w:rStyle w:val="Hyperlink"/>
                 <w:noProof/>
               </w:rPr>
-              <w:t xml:space="preserve">Estrutura de </w:t>
-            </w:r>
-            <w:r>
-              <w:rPr>
-                <w:rStyle w:val="Hyperlink"/>
-                <w:noProof/>
-              </w:rPr>
-              <w:t>g</w:t>
-            </w:r>
-            <w:r>
-              <w:rPr>
-                <w:rStyle w:val="Hyperlink"/>
-                <w:noProof/>
-              </w:rPr>
-              <w:t>rupos e Ous</w:t>
+              <w:t>Estrutura de grupos e Ous</w:t>
             </w:r>
             <w:r>
               <w:rPr>
@@ -2966,101 +2938,35 @@
     </w:p>
     <w:p>
       <w:r>
-        <w:t>O mapeamento dos setores da instituição foi realizado a partir das informações disponibilizadas no site oficial da Faculdade de Tecnologia (FATEC), complementadas pelas informações fornecidas pelo cliente responsável pelo acompanhamento do projeto. Esse levantamento teve como objetivo compreender a estrutura organizacional da instituição e identificar os diferentes setores e perfis que deverão ser considerados na organização do ambiente de Active Directory.</w:t>
-      </w:r>
-    </w:p>
-    <w:p>
-      <w:r>
-        <w:t xml:space="preserve">A estrutura identificada foi dividida em quatro grupos principais: </w:t>
-      </w:r>
-      <w:r>
-        <w:rPr>
-          <w:b/>
-          <w:bCs/>
-        </w:rPr>
-        <w:t>Administração, Tecnologia da Informação, Docentes e Discentes</w:t>
-      </w:r>
-      <w:r>
-        <w:t>. Essa divisão permite representar os diferentes perfis presentes na instituição e servirá como base para as próximas etapas do projeto, principalmente para o planejamento da estrutura de Unidades Organizacionais (OUs), definição de grupos e estabelecimento das permissões de acesso.</w:t>
-      </w:r>
-    </w:p>
-    <w:p>
-      <w:r>
-        <w:t xml:space="preserve">O setor de </w:t>
-      </w:r>
-      <w:r>
-        <w:rPr>
-          <w:b/>
-          <w:bCs/>
-        </w:rPr>
-        <w:t>Administração</w:t>
-      </w:r>
-      <w:r>
-        <w:t xml:space="preserve"> é composto pela Congregação, Coordenação da FATEC, Chefia de Serviços Administrativos, Coordenadorias de Cursos, Orientação de Polo, Núcleo Docente Estruturante (NDE), Corpo Docente, Auxiliares Docentes, Corpo Técnico-Administrativo, Comissão Própria de Avaliação (CPA), Comissão Interna de Prevenção de Acidentes (CIPA), Serviço de Atendimento ao Cliente (SAC), Serviço de Assistência ao Discente (SAD) e Biblioteca.</w:t>
-      </w:r>
-    </w:p>
-    <w:p>
-      <w:r>
-        <w:t xml:space="preserve">A área de </w:t>
-      </w:r>
-      <w:r>
-        <w:rPr>
-          <w:b/>
-          <w:bCs/>
-        </w:rPr>
-        <w:t>Tecnologia da Informação</w:t>
-      </w:r>
-      <w:r>
-        <w:t xml:space="preserve"> foi organizada considerando os setores de Servidores e Suporte. Esses setores possuem funções relacionadas à manutenção, administração e suporte da infraestrutura tecnológica da instituição.</w:t>
-      </w:r>
-    </w:p>
-    <w:p>
-      <w:r>
-        <w:t xml:space="preserve">Os perfis </w:t>
-      </w:r>
-      <w:r>
-        <w:rPr>
-          <w:b/>
-          <w:bCs/>
-        </w:rPr>
-        <w:t>Docente</w:t>
-      </w:r>
-      <w:r>
-        <w:t xml:space="preserve"> e </w:t>
-      </w:r>
-      <w:r>
-        <w:rPr>
-          <w:b/>
-          <w:bCs/>
-        </w:rPr>
-        <w:t>Discente</w:t>
-      </w:r>
-      <w:r>
-        <w:t xml:space="preserve"> foram organizados de acordo com os cursos identificados na instituição: </w:t>
-      </w:r>
-      <w:r>
-        <w:rPr>
-          <w:b/>
-          <w:bCs/>
-        </w:rPr>
-        <w:t>Gestão da Tecnologia da Informação, Gestão de Eventos e Gestão de Negócios e Pessoas</w:t>
-      </w:r>
-      <w:r>
-        <w:t>. Essa organização permite diferenciar usuários conforme sua função e vínculo acadêmico, facilitando posteriormente a definição de grupos, permissões e políticas específicas.</w:t>
-      </w:r>
-    </w:p>
-    <w:p>
-      <w:r>
-        <w:t>Todos os setores identificados foram considerados no levantamento, não havendo, nesta etapa, nenhum setor definido como prioritário ou sujeito a tratamento diferenciado. Dessa forma, o resultado do mapeamento estabelece uma visão geral da estrutura organizacional da instituição e fornece a base necessária para a continuidade do projeto, especialmente nas etapas relacionadas ao mapeamento da estrutura de OUs, definição de permissões e organização dos usuários no ambiente de Active Directory.</w:t>
-      </w:r>
-    </w:p>
-    <w:p/>
+        <w:t xml:space="preserve">A Fatec Barueri possui uma estrutura organizacional composta por setores administrativos, órgãos colegiados e cursos superiores de tecnologia. Para garantir segurança, padronização e controle de acessos, cada área foi mapeada e vinculada a domínios específicos do Active Directory. Os setores administrativos e órgãos colegiados são integrados ao domínio </w:t>
+      </w:r>
+      <w:r>
+        <w:rPr>
+          <w:b/>
+          <w:bCs/>
+        </w:rPr>
+        <w:t>AD-ADM</w:t>
+      </w:r>
+      <w:r>
+        <w:t xml:space="preserve">, responsável pela gestão corporativa e institucional. Já os cursos superiores, que envolvem professores e alunos, são vinculados ao domínio </w:t>
+      </w:r>
+      <w:r>
+        <w:rPr>
+          <w:b/>
+          <w:bCs/>
+        </w:rPr>
+        <w:t>AD-ACAD</w:t>
+      </w:r>
+      <w:r>
+        <w:t>, garantindo políticas diferenciadas para o ambiente acadêmico. Essa divisão reflete a lógica de rede da instituição, onde a VLAN 10 atende ao ambiente administrativo e a VLAN 20 ao ambiente acadêmico, assegurando isolamento e conformidade com as práticas de governança de TI.</w:t>
+      </w:r>
+    </w:p>
     <w:p/>
     <w:p/>
     <w:p/>
     <w:tbl>
       <w:tblPr>
-        <w:tblW w:w="8647" w:type="dxa"/>
+        <w:tblW w:w="0" w:type="auto"/>
         <w:tblCellSpacing w:w="15" w:type="dxa"/>
         <w:tblBorders>
           <w:top w:val="single" w:sz="4" w:space="0" w:color="auto"/>
@@ -3079,10 +2985,10 @@
         <w:tblLook w:val="04A0" w:firstRow="1" w:lastRow="0" w:firstColumn="1" w:lastColumn="0" w:noHBand="0" w:noVBand="1"/>
       </w:tblPr>
       <w:tblGrid>
-        <w:gridCol w:w="2835"/>
-        <w:gridCol w:w="1911"/>
-        <w:gridCol w:w="1775"/>
-        <w:gridCol w:w="2126"/>
+        <w:gridCol w:w="2013"/>
+        <w:gridCol w:w="3160"/>
+        <w:gridCol w:w="2037"/>
+        <w:gridCol w:w="1350"/>
       </w:tblGrid>
       <w:tr>
         <w:trPr>
@@ -3091,7 +2997,7 @@
         </w:trPr>
         <w:tc>
           <w:tcPr>
-            <w:tcW w:w="2790" w:type="dxa"/>
+            <w:tcW w:w="0" w:type="auto"/>
             <w:vAlign w:val="center"/>
             <w:hideMark/>
           </w:tcPr>
@@ -3107,14 +3013,13 @@
                 <w:b/>
                 <w:bCs/>
               </w:rPr>
-              <w:lastRenderedPageBreak/>
               <w:t>Categoria</w:t>
             </w:r>
           </w:p>
         </w:tc>
         <w:tc>
           <w:tcPr>
-            <w:tcW w:w="1881" w:type="dxa"/>
+            <w:tcW w:w="0" w:type="auto"/>
             <w:vAlign w:val="center"/>
             <w:hideMark/>
           </w:tcPr>
@@ -3136,7 +3041,7 @@
         </w:tc>
         <w:tc>
           <w:tcPr>
-            <w:tcW w:w="1745" w:type="dxa"/>
+            <w:tcW w:w="0" w:type="auto"/>
             <w:vAlign w:val="center"/>
             <w:hideMark/>
           </w:tcPr>
@@ -3158,7 +3063,7 @@
         </w:tc>
         <w:tc>
           <w:tcPr>
-            <w:tcW w:w="2081" w:type="dxa"/>
+            <w:tcW w:w="0" w:type="auto"/>
             <w:vAlign w:val="center"/>
             <w:hideMark/>
           </w:tcPr>
@@ -3185,7 +3090,7 @@
         </w:trPr>
         <w:tc>
           <w:tcPr>
-            <w:tcW w:w="2790" w:type="dxa"/>
+            <w:tcW w:w="0" w:type="auto"/>
             <w:vAlign w:val="center"/>
             <w:hideMark/>
           </w:tcPr>
@@ -3196,47 +3101,80 @@
                 <w:bCs/>
               </w:rPr>
             </w:pPr>
-            <w:r>
-              <w:rPr>
-                <w:b/>
-                <w:bCs/>
-              </w:rPr>
-              <w:t>Setores Administrativos</w:t>
-            </w:r>
+            <w:hyperlink r:id="rId8" w:history="1">
+              <w:r>
+                <w:rPr>
+                  <w:rStyle w:val="Hyperlink"/>
+                  <w:b/>
+                  <w:bCs/>
+                </w:rPr>
+                <w:t>Setores Administrativos</w:t>
+              </w:r>
+            </w:hyperlink>
           </w:p>
         </w:tc>
         <w:tc>
           <w:tcPr>
-            <w:tcW w:w="1881" w:type="dxa"/>
+            <w:tcW w:w="0" w:type="auto"/>
             <w:vAlign w:val="center"/>
             <w:hideMark/>
           </w:tcPr>
           <w:p>
-            <w:r>
+            <w:pPr>
+              <w:rPr>
+                <w:b/>
+                <w:bCs/>
+              </w:rPr>
+            </w:pPr>
+            <w:r>
+              <w:rPr>
+                <w:b/>
+                <w:bCs/>
+              </w:rPr>
               <w:t>Direção</w:t>
             </w:r>
           </w:p>
         </w:tc>
         <w:tc>
           <w:tcPr>
-            <w:tcW w:w="1745" w:type="dxa"/>
+            <w:tcW w:w="0" w:type="auto"/>
             <w:vAlign w:val="center"/>
             <w:hideMark/>
           </w:tcPr>
           <w:p>
-            <w:r>
+            <w:pPr>
+              <w:rPr>
+                <w:b/>
+                <w:bCs/>
+              </w:rPr>
+            </w:pPr>
+            <w:r>
+              <w:rPr>
+                <w:b/>
+                <w:bCs/>
+              </w:rPr>
               <w:t>Gestores</w:t>
             </w:r>
           </w:p>
         </w:tc>
         <w:tc>
           <w:tcPr>
-            <w:tcW w:w="2081" w:type="dxa"/>
+            <w:tcW w:w="0" w:type="auto"/>
             <w:vAlign w:val="center"/>
             <w:hideMark/>
           </w:tcPr>
           <w:p>
-            <w:r>
+            <w:pPr>
+              <w:rPr>
+                <w:b/>
+                <w:bCs/>
+              </w:rPr>
+            </w:pPr>
+            <w:r>
+              <w:rPr>
+                <w:b/>
+                <w:bCs/>
+              </w:rPr>
               <w:t>AD-ADM</w:t>
             </w:r>
           </w:p>
@@ -3248,44 +3186,81 @@
         </w:trPr>
         <w:tc>
           <w:tcPr>
-            <w:tcW w:w="2790" w:type="dxa"/>
-            <w:vAlign w:val="center"/>
-            <w:hideMark/>
-          </w:tcPr>
-          <w:p/>
-        </w:tc>
-        <w:tc>
-          <w:tcPr>
-            <w:tcW w:w="1881" w:type="dxa"/>
+            <w:tcW w:w="0" w:type="auto"/>
             <w:vAlign w:val="center"/>
             <w:hideMark/>
           </w:tcPr>
           <w:p>
-            <w:r>
-              <w:t>Serviços Administrativos</w:t>
-            </w:r>
+            <w:pPr>
+              <w:rPr>
+                <w:b/>
+                <w:bCs/>
+              </w:rPr>
+            </w:pPr>
           </w:p>
         </w:tc>
         <w:tc>
           <w:tcPr>
-            <w:tcW w:w="1745" w:type="dxa"/>
+            <w:tcW w:w="0" w:type="auto"/>
             <w:vAlign w:val="center"/>
             <w:hideMark/>
           </w:tcPr>
           <w:p>
-            <w:r>
-              <w:t>Funcionários administrativos</w:t>
+            <w:pPr>
+              <w:rPr>
+                <w:b/>
+                <w:bCs/>
+              </w:rPr>
+            </w:pPr>
+            <w:r>
+              <w:rPr>
+                <w:b/>
+                <w:bCs/>
+              </w:rPr>
+              <w:t>Serviços Administrativos</w:t>
             </w:r>
           </w:p>
         </w:tc>
         <w:tc>
           <w:tcPr>
-            <w:tcW w:w="2081" w:type="dxa"/>
+            <w:tcW w:w="0" w:type="auto"/>
             <w:vAlign w:val="center"/>
             <w:hideMark/>
           </w:tcPr>
           <w:p>
-            <w:r>
+            <w:pPr>
+              <w:rPr>
+                <w:b/>
+                <w:bCs/>
+              </w:rPr>
+            </w:pPr>
+            <w:r>
+              <w:rPr>
+                <w:b/>
+                <w:bCs/>
+              </w:rPr>
+              <w:t>Funcionários administrativos</w:t>
+            </w:r>
+          </w:p>
+        </w:tc>
+        <w:tc>
+          <w:tcPr>
+            <w:tcW w:w="0" w:type="auto"/>
+            <w:vAlign w:val="center"/>
+            <w:hideMark/>
+          </w:tcPr>
+          <w:p>
+            <w:pPr>
+              <w:rPr>
+                <w:b/>
+                <w:bCs/>
+              </w:rPr>
+            </w:pPr>
+            <w:r>
+              <w:rPr>
+                <w:b/>
+                <w:bCs/>
+              </w:rPr>
               <w:t>AD-ADM</w:t>
             </w:r>
           </w:p>
@@ -3297,44 +3272,81 @@
         </w:trPr>
         <w:tc>
           <w:tcPr>
-            <w:tcW w:w="2790" w:type="dxa"/>
-            <w:vAlign w:val="center"/>
-            <w:hideMark/>
-          </w:tcPr>
-          <w:p/>
-        </w:tc>
-        <w:tc>
-          <w:tcPr>
-            <w:tcW w:w="1881" w:type="dxa"/>
+            <w:tcW w:w="0" w:type="auto"/>
             <w:vAlign w:val="center"/>
             <w:hideMark/>
           </w:tcPr>
           <w:p>
-            <w:r>
-              <w:t>Serviços Acadêmicos</w:t>
-            </w:r>
+            <w:pPr>
+              <w:rPr>
+                <w:b/>
+                <w:bCs/>
+              </w:rPr>
+            </w:pPr>
           </w:p>
         </w:tc>
         <w:tc>
           <w:tcPr>
-            <w:tcW w:w="1745" w:type="dxa"/>
+            <w:tcW w:w="0" w:type="auto"/>
             <w:vAlign w:val="center"/>
             <w:hideMark/>
           </w:tcPr>
           <w:p>
-            <w:r>
-              <w:t>Secretaria Acadêmica</w:t>
+            <w:pPr>
+              <w:rPr>
+                <w:b/>
+                <w:bCs/>
+              </w:rPr>
+            </w:pPr>
+            <w:r>
+              <w:rPr>
+                <w:b/>
+                <w:bCs/>
+              </w:rPr>
+              <w:t>Serviços Acadêmicos</w:t>
             </w:r>
           </w:p>
         </w:tc>
         <w:tc>
           <w:tcPr>
-            <w:tcW w:w="2081" w:type="dxa"/>
+            <w:tcW w:w="0" w:type="auto"/>
             <w:vAlign w:val="center"/>
             <w:hideMark/>
           </w:tcPr>
           <w:p>
-            <w:r>
+            <w:pPr>
+              <w:rPr>
+                <w:b/>
+                <w:bCs/>
+              </w:rPr>
+            </w:pPr>
+            <w:r>
+              <w:rPr>
+                <w:b/>
+                <w:bCs/>
+              </w:rPr>
+              <w:t>Secretaria Acadêmica</w:t>
+            </w:r>
+          </w:p>
+        </w:tc>
+        <w:tc>
+          <w:tcPr>
+            <w:tcW w:w="0" w:type="auto"/>
+            <w:vAlign w:val="center"/>
+            <w:hideMark/>
+          </w:tcPr>
+          <w:p>
+            <w:pPr>
+              <w:rPr>
+                <w:b/>
+                <w:bCs/>
+              </w:rPr>
+            </w:pPr>
+            <w:r>
+              <w:rPr>
+                <w:b/>
+                <w:bCs/>
+              </w:rPr>
               <w:t>AD-ADM</w:t>
             </w:r>
           </w:p>
@@ -3346,44 +3358,81 @@
         </w:trPr>
         <w:tc>
           <w:tcPr>
-            <w:tcW w:w="2790" w:type="dxa"/>
-            <w:vAlign w:val="center"/>
-            <w:hideMark/>
-          </w:tcPr>
-          <w:p/>
-        </w:tc>
-        <w:tc>
-          <w:tcPr>
-            <w:tcW w:w="1881" w:type="dxa"/>
+            <w:tcW w:w="0" w:type="auto"/>
             <w:vAlign w:val="center"/>
             <w:hideMark/>
           </w:tcPr>
           <w:p>
-            <w:r>
-              <w:t>Biblioteca</w:t>
-            </w:r>
+            <w:pPr>
+              <w:rPr>
+                <w:b/>
+                <w:bCs/>
+              </w:rPr>
+            </w:pPr>
           </w:p>
         </w:tc>
         <w:tc>
           <w:tcPr>
-            <w:tcW w:w="1745" w:type="dxa"/>
+            <w:tcW w:w="0" w:type="auto"/>
             <w:vAlign w:val="center"/>
             <w:hideMark/>
           </w:tcPr>
           <w:p>
-            <w:r>
-              <w:t>Funcionários da biblioteca</w:t>
+            <w:pPr>
+              <w:rPr>
+                <w:b/>
+                <w:bCs/>
+              </w:rPr>
+            </w:pPr>
+            <w:r>
+              <w:rPr>
+                <w:b/>
+                <w:bCs/>
+              </w:rPr>
+              <w:t>Biblioteca</w:t>
             </w:r>
           </w:p>
         </w:tc>
         <w:tc>
           <w:tcPr>
-            <w:tcW w:w="2081" w:type="dxa"/>
+            <w:tcW w:w="0" w:type="auto"/>
             <w:vAlign w:val="center"/>
             <w:hideMark/>
           </w:tcPr>
           <w:p>
-            <w:r>
+            <w:pPr>
+              <w:rPr>
+                <w:b/>
+                <w:bCs/>
+              </w:rPr>
+            </w:pPr>
+            <w:r>
+              <w:rPr>
+                <w:b/>
+                <w:bCs/>
+              </w:rPr>
+              <w:t>Funcionários da biblioteca</w:t>
+            </w:r>
+          </w:p>
+        </w:tc>
+        <w:tc>
+          <w:tcPr>
+            <w:tcW w:w="0" w:type="auto"/>
+            <w:vAlign w:val="center"/>
+            <w:hideMark/>
+          </w:tcPr>
+          <w:p>
+            <w:pPr>
+              <w:rPr>
+                <w:b/>
+                <w:bCs/>
+              </w:rPr>
+            </w:pPr>
+            <w:r>
+              <w:rPr>
+                <w:b/>
+                <w:bCs/>
+              </w:rPr>
               <w:t>AD-ADM</w:t>
             </w:r>
           </w:p>
@@ -3395,44 +3444,81 @@
         </w:trPr>
         <w:tc>
           <w:tcPr>
-            <w:tcW w:w="2790" w:type="dxa"/>
-            <w:vAlign w:val="center"/>
-            <w:hideMark/>
-          </w:tcPr>
-          <w:p/>
-        </w:tc>
-        <w:tc>
-          <w:tcPr>
-            <w:tcW w:w="1881" w:type="dxa"/>
+            <w:tcW w:w="0" w:type="auto"/>
             <w:vAlign w:val="center"/>
             <w:hideMark/>
           </w:tcPr>
           <w:p>
-            <w:r>
-              <w:t>Suporte de TI</w:t>
-            </w:r>
+            <w:pPr>
+              <w:rPr>
+                <w:b/>
+                <w:bCs/>
+              </w:rPr>
+            </w:pPr>
           </w:p>
         </w:tc>
         <w:tc>
           <w:tcPr>
-            <w:tcW w:w="1745" w:type="dxa"/>
+            <w:tcW w:w="0" w:type="auto"/>
             <w:vAlign w:val="center"/>
             <w:hideMark/>
           </w:tcPr>
           <w:p>
-            <w:r>
-              <w:t>Técnicos e analistas</w:t>
+            <w:pPr>
+              <w:rPr>
+                <w:b/>
+                <w:bCs/>
+              </w:rPr>
+            </w:pPr>
+            <w:r>
+              <w:rPr>
+                <w:b/>
+                <w:bCs/>
+              </w:rPr>
+              <w:t>Suporte de TI</w:t>
             </w:r>
           </w:p>
         </w:tc>
         <w:tc>
           <w:tcPr>
-            <w:tcW w:w="2081" w:type="dxa"/>
+            <w:tcW w:w="0" w:type="auto"/>
             <w:vAlign w:val="center"/>
             <w:hideMark/>
           </w:tcPr>
           <w:p>
-            <w:r>
+            <w:pPr>
+              <w:rPr>
+                <w:b/>
+                <w:bCs/>
+              </w:rPr>
+            </w:pPr>
+            <w:r>
+              <w:rPr>
+                <w:b/>
+                <w:bCs/>
+              </w:rPr>
+              <w:t>Técnicos e analistas</w:t>
+            </w:r>
+          </w:p>
+        </w:tc>
+        <w:tc>
+          <w:tcPr>
+            <w:tcW w:w="0" w:type="auto"/>
+            <w:vAlign w:val="center"/>
+            <w:hideMark/>
+          </w:tcPr>
+          <w:p>
+            <w:pPr>
+              <w:rPr>
+                <w:b/>
+                <w:bCs/>
+              </w:rPr>
+            </w:pPr>
+            <w:r>
+              <w:rPr>
+                <w:b/>
+                <w:bCs/>
+              </w:rPr>
               <w:t>AD-ADM</w:t>
             </w:r>
           </w:p>
@@ -3444,44 +3530,81 @@
         </w:trPr>
         <w:tc>
           <w:tcPr>
-            <w:tcW w:w="2790" w:type="dxa"/>
-            <w:vAlign w:val="center"/>
-            <w:hideMark/>
-          </w:tcPr>
-          <w:p/>
-        </w:tc>
-        <w:tc>
-          <w:tcPr>
-            <w:tcW w:w="1881" w:type="dxa"/>
+            <w:tcW w:w="0" w:type="auto"/>
             <w:vAlign w:val="center"/>
             <w:hideMark/>
           </w:tcPr>
           <w:p>
-            <w:r>
-              <w:t>NAP</w:t>
-            </w:r>
+            <w:pPr>
+              <w:rPr>
+                <w:b/>
+                <w:bCs/>
+              </w:rPr>
+            </w:pPr>
           </w:p>
         </w:tc>
         <w:tc>
           <w:tcPr>
-            <w:tcW w:w="1745" w:type="dxa"/>
+            <w:tcW w:w="0" w:type="auto"/>
             <w:vAlign w:val="center"/>
             <w:hideMark/>
           </w:tcPr>
           <w:p>
-            <w:r>
-              <w:t>Equipe pedagógica</w:t>
+            <w:pPr>
+              <w:rPr>
+                <w:b/>
+                <w:bCs/>
+              </w:rPr>
+            </w:pPr>
+            <w:r>
+              <w:rPr>
+                <w:b/>
+                <w:bCs/>
+              </w:rPr>
+              <w:t>NAP</w:t>
             </w:r>
           </w:p>
         </w:tc>
         <w:tc>
           <w:tcPr>
-            <w:tcW w:w="2081" w:type="dxa"/>
+            <w:tcW w:w="0" w:type="auto"/>
             <w:vAlign w:val="center"/>
             <w:hideMark/>
           </w:tcPr>
           <w:p>
-            <w:r>
+            <w:pPr>
+              <w:rPr>
+                <w:b/>
+                <w:bCs/>
+              </w:rPr>
+            </w:pPr>
+            <w:r>
+              <w:rPr>
+                <w:b/>
+                <w:bCs/>
+              </w:rPr>
+              <w:t>Equipe pedagógica</w:t>
+            </w:r>
+          </w:p>
+        </w:tc>
+        <w:tc>
+          <w:tcPr>
+            <w:tcW w:w="0" w:type="auto"/>
+            <w:vAlign w:val="center"/>
+            <w:hideMark/>
+          </w:tcPr>
+          <w:p>
+            <w:pPr>
+              <w:rPr>
+                <w:b/>
+                <w:bCs/>
+              </w:rPr>
+            </w:pPr>
+            <w:r>
+              <w:rPr>
+                <w:b/>
+                <w:bCs/>
+              </w:rPr>
               <w:t>AD-ADM</w:t>
             </w:r>
           </w:p>
@@ -3493,7 +3616,7 @@
         </w:trPr>
         <w:tc>
           <w:tcPr>
-            <w:tcW w:w="2790" w:type="dxa"/>
+            <w:tcW w:w="0" w:type="auto"/>
             <w:vAlign w:val="center"/>
             <w:hideMark/>
           </w:tcPr>
@@ -3504,47 +3627,80 @@
                 <w:bCs/>
               </w:rPr>
             </w:pPr>
-            <w:r>
-              <w:rPr>
-                <w:b/>
-                <w:bCs/>
-              </w:rPr>
-              <w:t>Cursos Superiores</w:t>
-            </w:r>
+            <w:hyperlink r:id="rId9" w:history="1">
+              <w:r>
+                <w:rPr>
+                  <w:rStyle w:val="Hyperlink"/>
+                  <w:b/>
+                  <w:bCs/>
+                </w:rPr>
+                <w:t>Cursos Superiores</w:t>
+              </w:r>
+            </w:hyperlink>
           </w:p>
         </w:tc>
         <w:tc>
           <w:tcPr>
-            <w:tcW w:w="1881" w:type="dxa"/>
+            <w:tcW w:w="0" w:type="auto"/>
             <w:vAlign w:val="center"/>
             <w:hideMark/>
           </w:tcPr>
           <w:p>
-            <w:r>
-              <w:t>GTI</w:t>
+            <w:pPr>
+              <w:rPr>
+                <w:b/>
+                <w:bCs/>
+              </w:rPr>
+            </w:pPr>
+            <w:r>
+              <w:rPr>
+                <w:b/>
+                <w:bCs/>
+              </w:rPr>
+              <w:t>GTI, GEV, GNP, GRH, DMD, Comércio Exterior, Gestão de Comércio Eletrônico, Transporte Terrestre, Gestão Empresarial EaD</w:t>
             </w:r>
           </w:p>
         </w:tc>
         <w:tc>
           <w:tcPr>
-            <w:tcW w:w="1745" w:type="dxa"/>
+            <w:tcW w:w="0" w:type="auto"/>
             <w:vAlign w:val="center"/>
             <w:hideMark/>
           </w:tcPr>
           <w:p>
-            <w:r>
+            <w:pPr>
+              <w:rPr>
+                <w:b/>
+                <w:bCs/>
+              </w:rPr>
+            </w:pPr>
+            <w:r>
+              <w:rPr>
+                <w:b/>
+                <w:bCs/>
+              </w:rPr>
               <w:t>Professores / Alunos</w:t>
             </w:r>
           </w:p>
         </w:tc>
         <w:tc>
           <w:tcPr>
-            <w:tcW w:w="2081" w:type="dxa"/>
+            <w:tcW w:w="0" w:type="auto"/>
             <w:vAlign w:val="center"/>
             <w:hideMark/>
           </w:tcPr>
           <w:p>
-            <w:r>
+            <w:pPr>
+              <w:rPr>
+                <w:b/>
+                <w:bCs/>
+              </w:rPr>
+            </w:pPr>
+            <w:r>
+              <w:rPr>
+                <w:b/>
+                <w:bCs/>
+              </w:rPr>
               <w:t>AD-ACAD</w:t>
             </w:r>
           </w:p>
@@ -3556,45 +3712,92 @@
         </w:trPr>
         <w:tc>
           <w:tcPr>
-            <w:tcW w:w="2790" w:type="dxa"/>
-            <w:vAlign w:val="center"/>
-            <w:hideMark/>
-          </w:tcPr>
-          <w:p/>
-        </w:tc>
-        <w:tc>
-          <w:tcPr>
-            <w:tcW w:w="1881" w:type="dxa"/>
+            <w:tcW w:w="0" w:type="auto"/>
             <w:vAlign w:val="center"/>
             <w:hideMark/>
           </w:tcPr>
           <w:p>
-            <w:r>
-              <w:t>GEV</w:t>
-            </w:r>
+            <w:pPr>
+              <w:rPr>
+                <w:b/>
+                <w:bCs/>
+              </w:rPr>
+            </w:pPr>
+            <w:hyperlink r:id="rId10" w:history="1">
+              <w:r>
+                <w:rPr>
+                  <w:rStyle w:val="Hyperlink"/>
+                  <w:b/>
+                  <w:bCs/>
+                </w:rPr>
+                <w:t>Órgãos e Comissões</w:t>
+              </w:r>
+            </w:hyperlink>
           </w:p>
         </w:tc>
         <w:tc>
           <w:tcPr>
-            <w:tcW w:w="1745" w:type="dxa"/>
+            <w:tcW w:w="0" w:type="auto"/>
             <w:vAlign w:val="center"/>
             <w:hideMark/>
           </w:tcPr>
           <w:p>
-            <w:r>
-              <w:t>Professores / Alunos</w:t>
+            <w:pPr>
+              <w:rPr>
+                <w:b/>
+                <w:bCs/>
+              </w:rPr>
+            </w:pPr>
+            <w:r>
+              <w:rPr>
+                <w:b/>
+                <w:bCs/>
+              </w:rPr>
+              <w:t>Congregação</w:t>
             </w:r>
           </w:p>
         </w:tc>
         <w:tc>
           <w:tcPr>
-            <w:tcW w:w="2081" w:type="dxa"/>
+            <w:tcW w:w="0" w:type="auto"/>
             <w:vAlign w:val="center"/>
             <w:hideMark/>
           </w:tcPr>
           <w:p>
-            <w:r>
-              <w:t>AD-ACAD</w:t>
+            <w:pPr>
+              <w:rPr>
+                <w:b/>
+                <w:bCs/>
+              </w:rPr>
+            </w:pPr>
+            <w:r>
+              <w:rPr>
+                <w:b/>
+                <w:bCs/>
+              </w:rPr>
+              <w:t>Membros colegiados</w:t>
+            </w:r>
+          </w:p>
+        </w:tc>
+        <w:tc>
+          <w:tcPr>
+            <w:tcW w:w="0" w:type="auto"/>
+            <w:vAlign w:val="center"/>
+            <w:hideMark/>
+          </w:tcPr>
+          <w:p>
+            <w:pPr>
+              <w:rPr>
+                <w:b/>
+                <w:bCs/>
+              </w:rPr>
+            </w:pPr>
+            <w:r>
+              <w:rPr>
+                <w:b/>
+                <w:bCs/>
+              </w:rPr>
+              <w:t>AD-ADM</w:t>
             </w:r>
           </w:p>
         </w:tc>
@@ -3605,45 +3808,82 @@
         </w:trPr>
         <w:tc>
           <w:tcPr>
-            <w:tcW w:w="2790" w:type="dxa"/>
-            <w:vAlign w:val="center"/>
-            <w:hideMark/>
-          </w:tcPr>
-          <w:p/>
-        </w:tc>
-        <w:tc>
-          <w:tcPr>
-            <w:tcW w:w="1881" w:type="dxa"/>
+            <w:tcW w:w="0" w:type="auto"/>
             <w:vAlign w:val="center"/>
             <w:hideMark/>
           </w:tcPr>
           <w:p>
-            <w:r>
-              <w:t>GNP</w:t>
-            </w:r>
+            <w:pPr>
+              <w:rPr>
+                <w:b/>
+                <w:bCs/>
+              </w:rPr>
+            </w:pPr>
           </w:p>
         </w:tc>
         <w:tc>
           <w:tcPr>
-            <w:tcW w:w="1745" w:type="dxa"/>
+            <w:tcW w:w="0" w:type="auto"/>
             <w:vAlign w:val="center"/>
             <w:hideMark/>
           </w:tcPr>
           <w:p>
-            <w:r>
-              <w:t>Professores / Alunos</w:t>
+            <w:pPr>
+              <w:rPr>
+                <w:b/>
+                <w:bCs/>
+              </w:rPr>
+            </w:pPr>
+            <w:r>
+              <w:rPr>
+                <w:b/>
+                <w:bCs/>
+              </w:rPr>
+              <w:t>CPA</w:t>
             </w:r>
           </w:p>
         </w:tc>
         <w:tc>
           <w:tcPr>
-            <w:tcW w:w="2081" w:type="dxa"/>
+            <w:tcW w:w="0" w:type="auto"/>
             <w:vAlign w:val="center"/>
             <w:hideMark/>
           </w:tcPr>
           <w:p>
-            <w:r>
-              <w:t>AD-ACAD</w:t>
+            <w:pPr>
+              <w:rPr>
+                <w:b/>
+                <w:bCs/>
+              </w:rPr>
+            </w:pPr>
+            <w:r>
+              <w:rPr>
+                <w:b/>
+                <w:bCs/>
+              </w:rPr>
+              <w:t>Avaliadores institucionais</w:t>
+            </w:r>
+          </w:p>
+        </w:tc>
+        <w:tc>
+          <w:tcPr>
+            <w:tcW w:w="0" w:type="auto"/>
+            <w:vAlign w:val="center"/>
+            <w:hideMark/>
+          </w:tcPr>
+          <w:p>
+            <w:pPr>
+              <w:rPr>
+                <w:b/>
+                <w:bCs/>
+              </w:rPr>
+            </w:pPr>
+            <w:r>
+              <w:rPr>
+                <w:b/>
+                <w:bCs/>
+              </w:rPr>
+              <w:t>AD-ADM</w:t>
             </w:r>
           </w:p>
         </w:tc>
@@ -3654,45 +3894,82 @@
         </w:trPr>
         <w:tc>
           <w:tcPr>
-            <w:tcW w:w="2790" w:type="dxa"/>
-            <w:vAlign w:val="center"/>
-            <w:hideMark/>
-          </w:tcPr>
-          <w:p/>
-        </w:tc>
-        <w:tc>
-          <w:tcPr>
-            <w:tcW w:w="1881" w:type="dxa"/>
+            <w:tcW w:w="0" w:type="auto"/>
             <w:vAlign w:val="center"/>
             <w:hideMark/>
           </w:tcPr>
           <w:p>
-            <w:r>
-              <w:t>GRH</w:t>
-            </w:r>
+            <w:pPr>
+              <w:rPr>
+                <w:b/>
+                <w:bCs/>
+              </w:rPr>
+            </w:pPr>
           </w:p>
         </w:tc>
         <w:tc>
           <w:tcPr>
-            <w:tcW w:w="1745" w:type="dxa"/>
+            <w:tcW w:w="0" w:type="auto"/>
             <w:vAlign w:val="center"/>
             <w:hideMark/>
           </w:tcPr>
           <w:p>
-            <w:r>
-              <w:t>Professores / Alunos</w:t>
+            <w:pPr>
+              <w:rPr>
+                <w:b/>
+                <w:bCs/>
+              </w:rPr>
+            </w:pPr>
+            <w:r>
+              <w:rPr>
+                <w:b/>
+                <w:bCs/>
+              </w:rPr>
+              <w:t>CIPA</w:t>
             </w:r>
           </w:p>
         </w:tc>
         <w:tc>
           <w:tcPr>
-            <w:tcW w:w="2081" w:type="dxa"/>
+            <w:tcW w:w="0" w:type="auto"/>
             <w:vAlign w:val="center"/>
             <w:hideMark/>
           </w:tcPr>
           <w:p>
-            <w:r>
-              <w:t>AD-ACAD</w:t>
+            <w:pPr>
+              <w:rPr>
+                <w:b/>
+                <w:bCs/>
+              </w:rPr>
+            </w:pPr>
+            <w:r>
+              <w:rPr>
+                <w:b/>
+                <w:bCs/>
+              </w:rPr>
+              <w:t>Representantes</w:t>
+            </w:r>
+          </w:p>
+        </w:tc>
+        <w:tc>
+          <w:tcPr>
+            <w:tcW w:w="0" w:type="auto"/>
+            <w:vAlign w:val="center"/>
+            <w:hideMark/>
+          </w:tcPr>
+          <w:p>
+            <w:pPr>
+              <w:rPr>
+                <w:b/>
+                <w:bCs/>
+              </w:rPr>
+            </w:pPr>
+            <w:r>
+              <w:rPr>
+                <w:b/>
+                <w:bCs/>
+              </w:rPr>
+              <w:t>AD-ADM</w:t>
             </w:r>
           </w:p>
         </w:tc>
@@ -3703,252 +3980,7 @@
         </w:trPr>
         <w:tc>
           <w:tcPr>
-            <w:tcW w:w="2790" w:type="dxa"/>
-            <w:vAlign w:val="center"/>
-            <w:hideMark/>
-          </w:tcPr>
-          <w:p/>
-        </w:tc>
-        <w:tc>
-          <w:tcPr>
-            <w:tcW w:w="1881" w:type="dxa"/>
-            <w:vAlign w:val="center"/>
-            <w:hideMark/>
-          </w:tcPr>
-          <w:p>
-            <w:r>
-              <w:t>DMD</w:t>
-            </w:r>
-          </w:p>
-        </w:tc>
-        <w:tc>
-          <w:tcPr>
-            <w:tcW w:w="1745" w:type="dxa"/>
-            <w:vAlign w:val="center"/>
-            <w:hideMark/>
-          </w:tcPr>
-          <w:p>
-            <w:r>
-              <w:t>Professores / Alunos</w:t>
-            </w:r>
-          </w:p>
-        </w:tc>
-        <w:tc>
-          <w:tcPr>
-            <w:tcW w:w="2081" w:type="dxa"/>
-            <w:vAlign w:val="center"/>
-            <w:hideMark/>
-          </w:tcPr>
-          <w:p>
-            <w:r>
-              <w:t>AD-ACAD</w:t>
-            </w:r>
-          </w:p>
-        </w:tc>
-      </w:tr>
-      <w:tr>
-        <w:trPr>
-          <w:tblCellSpacing w:w="15" w:type="dxa"/>
-        </w:trPr>
-        <w:tc>
-          <w:tcPr>
-            <w:tcW w:w="2790" w:type="dxa"/>
-            <w:vAlign w:val="center"/>
-            <w:hideMark/>
-          </w:tcPr>
-          <w:p/>
-        </w:tc>
-        <w:tc>
-          <w:tcPr>
-            <w:tcW w:w="1881" w:type="dxa"/>
-            <w:vAlign w:val="center"/>
-            <w:hideMark/>
-          </w:tcPr>
-          <w:p>
-            <w:r>
-              <w:t>Comércio Exterior</w:t>
-            </w:r>
-          </w:p>
-        </w:tc>
-        <w:tc>
-          <w:tcPr>
-            <w:tcW w:w="1745" w:type="dxa"/>
-            <w:vAlign w:val="center"/>
-            <w:hideMark/>
-          </w:tcPr>
-          <w:p>
-            <w:r>
-              <w:t>Professores / Alunos</w:t>
-            </w:r>
-          </w:p>
-        </w:tc>
-        <w:tc>
-          <w:tcPr>
-            <w:tcW w:w="2081" w:type="dxa"/>
-            <w:vAlign w:val="center"/>
-            <w:hideMark/>
-          </w:tcPr>
-          <w:p>
-            <w:r>
-              <w:t>AD-ACAD</w:t>
-            </w:r>
-          </w:p>
-        </w:tc>
-      </w:tr>
-      <w:tr>
-        <w:trPr>
-          <w:tblCellSpacing w:w="15" w:type="dxa"/>
-        </w:trPr>
-        <w:tc>
-          <w:tcPr>
-            <w:tcW w:w="2790" w:type="dxa"/>
-            <w:vAlign w:val="center"/>
-            <w:hideMark/>
-          </w:tcPr>
-          <w:p/>
-        </w:tc>
-        <w:tc>
-          <w:tcPr>
-            <w:tcW w:w="1881" w:type="dxa"/>
-            <w:vAlign w:val="center"/>
-            <w:hideMark/>
-          </w:tcPr>
-          <w:p>
-            <w:r>
-              <w:t>Gestão de Comércio Eletrônico</w:t>
-            </w:r>
-          </w:p>
-        </w:tc>
-        <w:tc>
-          <w:tcPr>
-            <w:tcW w:w="1745" w:type="dxa"/>
-            <w:vAlign w:val="center"/>
-            <w:hideMark/>
-          </w:tcPr>
-          <w:p>
-            <w:r>
-              <w:t>Professores / Alunos</w:t>
-            </w:r>
-          </w:p>
-        </w:tc>
-        <w:tc>
-          <w:tcPr>
-            <w:tcW w:w="2081" w:type="dxa"/>
-            <w:vAlign w:val="center"/>
-            <w:hideMark/>
-          </w:tcPr>
-          <w:p>
-            <w:r>
-              <w:t>AD-ACAD</w:t>
-            </w:r>
-          </w:p>
-        </w:tc>
-      </w:tr>
-      <w:tr>
-        <w:trPr>
-          <w:tblCellSpacing w:w="15" w:type="dxa"/>
-        </w:trPr>
-        <w:tc>
-          <w:tcPr>
-            <w:tcW w:w="2790" w:type="dxa"/>
-            <w:vAlign w:val="center"/>
-            <w:hideMark/>
-          </w:tcPr>
-          <w:p/>
-        </w:tc>
-        <w:tc>
-          <w:tcPr>
-            <w:tcW w:w="1881" w:type="dxa"/>
-            <w:vAlign w:val="center"/>
-            <w:hideMark/>
-          </w:tcPr>
-          <w:p>
-            <w:r>
-              <w:t>Transporte Terrestre</w:t>
-            </w:r>
-          </w:p>
-        </w:tc>
-        <w:tc>
-          <w:tcPr>
-            <w:tcW w:w="1745" w:type="dxa"/>
-            <w:vAlign w:val="center"/>
-            <w:hideMark/>
-          </w:tcPr>
-          <w:p>
-            <w:r>
-              <w:t>Professores / Alunos</w:t>
-            </w:r>
-          </w:p>
-        </w:tc>
-        <w:tc>
-          <w:tcPr>
-            <w:tcW w:w="2081" w:type="dxa"/>
-            <w:vAlign w:val="center"/>
-            <w:hideMark/>
-          </w:tcPr>
-          <w:p>
-            <w:r>
-              <w:t>AD-ACAD</w:t>
-            </w:r>
-          </w:p>
-        </w:tc>
-      </w:tr>
-      <w:tr>
-        <w:trPr>
-          <w:tblCellSpacing w:w="15" w:type="dxa"/>
-        </w:trPr>
-        <w:tc>
-          <w:tcPr>
-            <w:tcW w:w="2790" w:type="dxa"/>
-            <w:vAlign w:val="center"/>
-            <w:hideMark/>
-          </w:tcPr>
-          <w:p/>
-        </w:tc>
-        <w:tc>
-          <w:tcPr>
-            <w:tcW w:w="1881" w:type="dxa"/>
-            <w:vAlign w:val="center"/>
-            <w:hideMark/>
-          </w:tcPr>
-          <w:p>
-            <w:r>
-              <w:t>Gestão Empresarial EaD</w:t>
-            </w:r>
-          </w:p>
-        </w:tc>
-        <w:tc>
-          <w:tcPr>
-            <w:tcW w:w="1745" w:type="dxa"/>
-            <w:vAlign w:val="center"/>
-            <w:hideMark/>
-          </w:tcPr>
-          <w:p>
-            <w:r>
-              <w:t>Professores / Alunos</w:t>
-            </w:r>
-          </w:p>
-        </w:tc>
-        <w:tc>
-          <w:tcPr>
-            <w:tcW w:w="2081" w:type="dxa"/>
-            <w:vAlign w:val="center"/>
-            <w:hideMark/>
-          </w:tcPr>
-          <w:p>
-            <w:r>
-              <w:t>AD-ACAD</w:t>
-            </w:r>
-          </w:p>
-        </w:tc>
-      </w:tr>
-      <w:tr>
-        <w:trPr>
-          <w:tblCellSpacing w:w="15" w:type="dxa"/>
-        </w:trPr>
-        <w:tc>
-          <w:tcPr>
-            <w:tcW w:w="2790" w:type="dxa"/>
+            <w:tcW w:w="0" w:type="auto"/>
             <w:vAlign w:val="center"/>
             <w:hideMark/>
           </w:tcPr>
@@ -3959,197 +3991,70 @@
                 <w:bCs/>
               </w:rPr>
             </w:pPr>
-            <w:r>
-              <w:rPr>
-                <w:b/>
-                <w:bCs/>
-              </w:rPr>
-              <w:t>Órgãos e Comissões</w:t>
-            </w:r>
           </w:p>
         </w:tc>
         <w:tc>
           <w:tcPr>
-            <w:tcW w:w="1881" w:type="dxa"/>
-            <w:vAlign w:val="center"/>
-            <w:hideMark/>
-          </w:tcPr>
-          <w:p>
-            <w:r>
-              <w:t>Congregação</w:t>
-            </w:r>
-          </w:p>
-        </w:tc>
-        <w:tc>
-          <w:tcPr>
-            <w:tcW w:w="1745" w:type="dxa"/>
-            <w:vAlign w:val="center"/>
-            <w:hideMark/>
-          </w:tcPr>
-          <w:p>
-            <w:r>
-              <w:t>Membros colegiados</w:t>
-            </w:r>
-          </w:p>
-        </w:tc>
-        <w:tc>
-          <w:tcPr>
-            <w:tcW w:w="2081" w:type="dxa"/>
-            <w:vAlign w:val="center"/>
-            <w:hideMark/>
-          </w:tcPr>
-          <w:p>
-            <w:r>
-              <w:t>AD-ADM</w:t>
-            </w:r>
-          </w:p>
-        </w:tc>
-      </w:tr>
-      <w:tr>
-        <w:trPr>
-          <w:tblCellSpacing w:w="15" w:type="dxa"/>
-        </w:trPr>
-        <w:tc>
-          <w:tcPr>
-            <w:tcW w:w="2790" w:type="dxa"/>
-            <w:vAlign w:val="center"/>
-            <w:hideMark/>
-          </w:tcPr>
-          <w:p/>
-        </w:tc>
-        <w:tc>
-          <w:tcPr>
-            <w:tcW w:w="1881" w:type="dxa"/>
-            <w:vAlign w:val="center"/>
-            <w:hideMark/>
-          </w:tcPr>
-          <w:p>
-            <w:r>
-              <w:t>CPA</w:t>
-            </w:r>
-          </w:p>
-        </w:tc>
-        <w:tc>
-          <w:tcPr>
-            <w:tcW w:w="1745" w:type="dxa"/>
-            <w:vAlign w:val="center"/>
-            <w:hideMark/>
-          </w:tcPr>
-          <w:p>
-            <w:r>
-              <w:t>Avaliadores institucionais</w:t>
-            </w:r>
-          </w:p>
-        </w:tc>
-        <w:tc>
-          <w:tcPr>
-            <w:tcW w:w="2081" w:type="dxa"/>
-            <w:vAlign w:val="center"/>
-            <w:hideMark/>
-          </w:tcPr>
-          <w:p>
-            <w:r>
-              <w:t>AD-ADM</w:t>
-            </w:r>
-          </w:p>
-        </w:tc>
-      </w:tr>
-      <w:tr>
-        <w:trPr>
-          <w:tblCellSpacing w:w="15" w:type="dxa"/>
-        </w:trPr>
-        <w:tc>
-          <w:tcPr>
-            <w:tcW w:w="2790" w:type="dxa"/>
-            <w:vAlign w:val="center"/>
-            <w:hideMark/>
-          </w:tcPr>
-          <w:p/>
-        </w:tc>
-        <w:tc>
-          <w:tcPr>
-            <w:tcW w:w="1881" w:type="dxa"/>
-            <w:vAlign w:val="center"/>
-            <w:hideMark/>
-          </w:tcPr>
-          <w:p>
-            <w:r>
-              <w:t>CIPA</w:t>
-            </w:r>
-          </w:p>
-        </w:tc>
-        <w:tc>
-          <w:tcPr>
-            <w:tcW w:w="1745" w:type="dxa"/>
-            <w:vAlign w:val="center"/>
-            <w:hideMark/>
-          </w:tcPr>
-          <w:p>
-            <w:r>
-              <w:t>Representantes</w:t>
-            </w:r>
-          </w:p>
-        </w:tc>
-        <w:tc>
-          <w:tcPr>
-            <w:tcW w:w="2081" w:type="dxa"/>
-            <w:vAlign w:val="center"/>
-            <w:hideMark/>
-          </w:tcPr>
-          <w:p>
-            <w:r>
-              <w:t>AD-ADM</w:t>
-            </w:r>
-          </w:p>
-        </w:tc>
-      </w:tr>
-      <w:tr>
-        <w:trPr>
-          <w:tblCellSpacing w:w="15" w:type="dxa"/>
-        </w:trPr>
-        <w:tc>
-          <w:tcPr>
-            <w:tcW w:w="2790" w:type="dxa"/>
-            <w:vAlign w:val="center"/>
-            <w:hideMark/>
-          </w:tcPr>
-          <w:p/>
-        </w:tc>
-        <w:tc>
-          <w:tcPr>
-            <w:tcW w:w="1881" w:type="dxa"/>
-            <w:vAlign w:val="center"/>
-            <w:hideMark/>
-          </w:tcPr>
-          <w:p>
-            <w:r>
-              <w:t>NDE</w:t>
-            </w:r>
-          </w:p>
-        </w:tc>
-        <w:tc>
-          <w:tcPr>
-            <w:tcW w:w="1745" w:type="dxa"/>
-            <w:vAlign w:val="center"/>
-            <w:hideMark/>
-          </w:tcPr>
-          <w:p>
-            <w:r>
-              <w:t>Professores responsáveis</w:t>
-            </w:r>
-          </w:p>
-        </w:tc>
-        <w:tc>
-          <w:tcPr>
-            <w:tcW w:w="2081" w:type="dxa"/>
+            <w:tcW w:w="0" w:type="auto"/>
             <w:vAlign w:val="center"/>
             <w:hideMark/>
           </w:tcPr>
           <w:p>
             <w:pPr>
-              <w:keepNext/>
+              <w:rPr>
+                <w:b/>
+                <w:bCs/>
+              </w:rPr>
             </w:pPr>
             <w:r>
+              <w:rPr>
+                <w:b/>
+                <w:bCs/>
+              </w:rPr>
+              <w:t>NDE</w:t>
+            </w:r>
+          </w:p>
+        </w:tc>
+        <w:tc>
+          <w:tcPr>
+            <w:tcW w:w="0" w:type="auto"/>
+            <w:vAlign w:val="center"/>
+            <w:hideMark/>
+          </w:tcPr>
+          <w:p>
+            <w:pPr>
+              <w:rPr>
+                <w:b/>
+                <w:bCs/>
+              </w:rPr>
+            </w:pPr>
+            <w:r>
+              <w:rPr>
+                <w:b/>
+                <w:bCs/>
+              </w:rPr>
+              <w:t>Professores responsáveis</w:t>
+            </w:r>
+          </w:p>
+        </w:tc>
+        <w:tc>
+          <w:tcPr>
+            <w:tcW w:w="0" w:type="auto"/>
+            <w:vAlign w:val="center"/>
+            <w:hideMark/>
+          </w:tcPr>
+          <w:p>
+            <w:pPr>
+              <w:rPr>
+                <w:b/>
+                <w:bCs/>
+              </w:rPr>
+            </w:pPr>
+            <w:r>
+              <w:rPr>
+                <w:b/>
+                <w:bCs/>
+              </w:rPr>
               <w:t>AD-ADM</w:t>
             </w:r>
           </w:p>
@@ -4159,6 +4064,7 @@
     <w:p>
       <w:pPr>
         <w:pStyle w:val="Caption"/>
+        <w:ind w:left="0" w:firstLine="0"/>
       </w:pPr>
       <w:r>
         <w:t xml:space="preserve">Tabela </w:t>
@@ -4185,6 +4091,8 @@
         <w:t xml:space="preserve"> - Tabela dos setores</w:t>
       </w:r>
     </w:p>
+    <w:p/>
+    <w:p/>
     <w:p/>
     <w:p/>
     <w:p/>
@@ -5285,85 +5193,43 @@
     <w:p/>
     <w:p>
       <w:r>
-        <w:t>Política de Senhas Fortes</w:t>
-      </w:r>
-      <w:r>
-        <w:t xml:space="preserve">: </w:t>
-      </w:r>
-      <w:r>
-        <w:t>A senha inicial de cada usuário será gerada automaticamente, com troca obrigatória no primeiro acesso. Todas as senhas terão expiração periódica definida em 90 dias e deverão atender a critérios de complexidade mínima, incluindo ao menos 12 caracteres, com letras maiúsculas, minúsculas, números e símbolos.</w:t>
-      </w:r>
-    </w:p>
-    <w:p/>
-    <w:p>
-      <w:r>
-        <w:t>Bloqueio de Contas</w:t>
-      </w:r>
-      <w:r>
-        <w:t xml:space="preserve">: </w:t>
-      </w:r>
-      <w:r>
-        <w:t>As contas serão bloqueadas automaticamente após cinco tentativas consecutivas de login mal-sucedidas, prevenindo ataques de força bruta e acessos indevidos.</w:t>
-      </w:r>
-    </w:p>
-    <w:p/>
-    <w:p>
-      <w:r>
-        <w:t>Restrições Administrativas</w:t>
-      </w:r>
-      <w:r>
-        <w:t xml:space="preserve">: </w:t>
-      </w:r>
-      <w:r>
-        <w:t>Nas máquinas públicas e laboratórios, o acesso ao Editor de Registro, ao Prompt de Comando e ao Painel de Controle será bloqueado, além de serem impedidas alterações na área de trabalho. Essas medidas evitam modificações críticas não autorizadas.</w:t>
-      </w:r>
-    </w:p>
-    <w:p/>
-    <w:p>
-      <w:r>
-        <w:t>Auditoria de Acessos</w:t>
-      </w:r>
-      <w:r>
-        <w:t xml:space="preserve">: </w:t>
-      </w:r>
-      <w:r>
-        <w:t>Todos os logins, falhas de autenticação e acessos a recursos críticos serão registrados em logs detalhados. Relatórios periódicos serão disponibilizados para análise da equipe de TI, garantindo rastreabilidade e transparência.</w:t>
-      </w:r>
-    </w:p>
-    <w:p/>
-    <w:p>
-      <w:r>
-        <w:t>Controle de Softwares</w:t>
-      </w:r>
-      <w:r>
-        <w:t xml:space="preserve">: </w:t>
-      </w:r>
-      <w:r>
-        <w:t>A instalação de programas sem privilégios administrativos será bloqueada, reduzindo riscos de malware e alterações indevidas. Dispositivos externos permanecem autorizados, mas sujeitos a monitoramento futuro.</w:t>
-      </w:r>
-    </w:p>
-    <w:p/>
-    <w:p>
-      <w:r>
-        <w:t>Sessões Ociosas</w:t>
-      </w:r>
-      <w:r>
-        <w:t xml:space="preserve">: </w:t>
-      </w:r>
-      <w:r>
-        <w:t>Para evitar uso indevido de máquinas abertas em laboratórios, será aplicado bloqueio automático após 1 hora de inatividade, equilibrando segurança e usabilidade.</w:t>
-      </w:r>
-    </w:p>
-    <w:p/>
-    <w:p>
-      <w:r>
-        <w:t>Atualizações Automáticas</w:t>
-      </w:r>
-      <w:r>
-        <w:t xml:space="preserve">: </w:t>
-      </w:r>
-      <w:r>
-        <w:t>Nos computadores administrativos, vinculados ao Windows Server (AD-ADM), as atualizações serão aplicadas via GPO e Windows Update for Business.</w:t>
+        <w:t>Política de Senhas Fortes: A senha inicial de cada usuário será gerada automaticamente, com troca obrigatória no primeiro acesso. Todas as senhas terão expiração periódica definida em 90 dias e deverão atender a critérios de complexidade mínima, incluindo ao menos 12 caracteres, com letras maiúsculas, minúsculas, números e símbolos.</w:t>
+      </w:r>
+    </w:p>
+    <w:p/>
+    <w:p>
+      <w:r>
+        <w:t>Bloqueio de Contas: As contas serão bloqueadas automaticamente após cinco tentativas consecutivas de login mal-sucedidas, prevenindo ataques de força bruta e acessos indevidos.</w:t>
+      </w:r>
+    </w:p>
+    <w:p/>
+    <w:p>
+      <w:r>
+        <w:t>Restrições Administrativas: Nas máquinas públicas e laboratórios, o acesso ao Editor de Registro, ao Prompt de Comando e ao Painel de Controle será bloqueado, além de serem impedidas alterações na área de trabalho. Essas medidas evitam modificações críticas não autorizadas.</w:t>
+      </w:r>
+    </w:p>
+    <w:p/>
+    <w:p>
+      <w:r>
+        <w:t>Auditoria de Acessos: Todos os logins, falhas de autenticação e acessos a recursos críticos serão registrados em logs detalhados. Relatórios periódicos serão disponibilizados para análise da equipe de TI, garantindo rastreabilidade e transparência.</w:t>
+      </w:r>
+    </w:p>
+    <w:p/>
+    <w:p>
+      <w:r>
+        <w:t>Controle de Softwares: A instalação de programas sem privilégios administrativos será bloqueada, reduzindo riscos de malware e alterações indevidas. Dispositivos externos permanecem autorizados, mas sujeitos a monitoramento futuro.</w:t>
+      </w:r>
+    </w:p>
+    <w:p/>
+    <w:p>
+      <w:r>
+        <w:t>Sessões Ociosas: Para evitar uso indevido de máquinas abertas em laboratórios, será aplicado bloqueio automático após 1 hora de inatividade, equilibrando segurança e usabilidade.</w:t>
+      </w:r>
+    </w:p>
+    <w:p/>
+    <w:p>
+      <w:r>
+        <w:t>Atualizações Automáticas: Nos computadores administrativos, vinculados ao Windows Server (AD-ADM), as atualizações serão aplicadas via GPO e Windows Update for Business.</w:t>
       </w:r>
     </w:p>
     <w:p>
@@ -5808,7 +5674,7 @@
                     </pic:cNvPicPr>
                   </pic:nvPicPr>
                   <pic:blipFill>
-                    <a:blip r:embed="rId8">
+                    <a:blip r:embed="rId11">
                       <a:extLst>
                         <a:ext uri="{28A0092B-C50C-407E-A947-70E740481C1C}">
                           <a14:useLocalDpi xmlns:a14="http://schemas.microsoft.com/office/drawing/2010/main" val="0"/>
@@ -5841,9 +5707,9 @@
       </w:r>
     </w:p>
     <w:sectPr>
-      <w:headerReference w:type="even" r:id="rId9"/>
-      <w:headerReference w:type="default" r:id="rId10"/>
-      <w:headerReference w:type="first" r:id="rId11"/>
+      <w:headerReference w:type="even" r:id="rId12"/>
+      <w:headerReference w:type="default" r:id="rId13"/>
+      <w:headerReference w:type="first" r:id="rId14"/>
       <w:pgSz w:w="11906" w:h="16838"/>
       <w:pgMar w:top="1426" w:right="1634" w:bottom="1483" w:left="1702" w:header="716" w:footer="720" w:gutter="0"/>
       <w:cols w:space="720"/>

--- a/docs/docs/Faculdade de Tecnologia Padre Danilo José de Oliveira Ohl.docx
+++ b/docs/docs/Faculdade de Tecnologia Padre Danilo José de Oliveira Ohl.docx
@@ -1112,13 +1112,6 @@
           <w:bCs/>
         </w:rPr>
       </w:pPr>
-      <w:r>
-        <w:rPr>
-          <w:b/>
-          <w:bCs/>
-        </w:rPr>
-        <w:t>BARUERI</w:t>
-      </w:r>
     </w:p>
     <w:p>
       <w:pPr>
@@ -1135,6 +1128,24 @@
           <w:b/>
           <w:bCs/>
         </w:rPr>
+        <w:t>BARUERI</w:t>
+      </w:r>
+    </w:p>
+    <w:p>
+      <w:pPr>
+        <w:spacing w:after="0" w:line="259" w:lineRule="auto"/>
+        <w:ind w:left="0" w:firstLine="0"/>
+        <w:jc w:val="center"/>
+        <w:rPr>
+          <w:b/>
+          <w:bCs/>
+        </w:rPr>
+      </w:pPr>
+      <w:r>
+        <w:rPr>
+          <w:b/>
+          <w:bCs/>
+        </w:rPr>
         <w:t>2019</w:t>
       </w:r>
     </w:p>
@@ -1151,6 +1162,7 @@
           <w:b/>
           <w:bCs/>
         </w:rPr>
+        <w:lastRenderedPageBreak/>
         <w:t>RESUMO</w:t>
       </w:r>
     </w:p>
@@ -1282,6 +1294,7 @@
           <w:bCs/>
           <w:lang w:val="en-US"/>
         </w:rPr>
+        <w:lastRenderedPageBreak/>
         <w:t>ABSTRACT</w:t>
       </w:r>
     </w:p>
@@ -2897,24 +2910,104 @@
     <w:p/>
     <w:p>
       <w:r>
-        <w:t>O levantamento realizado pela equipe de TI da Fatec Barueri identificou um total de 374 computadores em funcionamento, distribuídos entre diferentes perfis de uso na instituição. Esse mapeamento é fundamental para a integração ao Active Directory e para a definição das políticas de segurança e atualização descritas nos cards seguintes. Do total, 289 máquinas estão destinadas ao uso dos discentes, localizadas principalmente nos laboratórios de informática e salas de aula. Além disso, foram contabilizados 30 computadores utilizados pelos docentes, distribuídos em salas de aula e áreas de apoio, e 55 máquinas alocadas em setores administrativos, como secretaria, biblioteca e demais áreas de suporte.</w:t>
-      </w:r>
-    </w:p>
-    <w:p>
-      <w:r>
-        <w:t>Os computadores dos laboratórios e salas de aula, utilizados por alunos e professores, serão padronizados com o sistema operacional Windows 11, garantindo compatibilidade com softwares educacionais e ferramentas acadêmicas mais recentes. Já os computadores administrativos, também em Windows, estarão vinculados ao domínio corporativo. Essa padronização facilita a aplicação de políticas de segurança e atualização, além de assegurar uniformidade na gestão centralizada.</w:t>
-      </w:r>
-    </w:p>
-    <w:p>
-      <w:r>
-        <w:t>A integração desses computadores será realizada de acordo com a segmentação lógica da rede. Os dispositivos administrativos validarão autenticação nos servidores AD-ADM-01 e AD-ADM-02, ambos baseados em Windows Server, vinculados à VLAN 10 – Adm/Corp. Já os computadores acadêmicos, utilizados por alunos e professores, validarão autenticação nos servidores AD-ACAD-01 e AD-ACAD-02, configurados em Debian 13 com Samba 4, vinculados à VLAN 20 – Acadêmica. Essa divisão garante que cada grupo de máquinas esteja associado ao servidor adequado, permitindo a aplicação de políticas específicas de segurança e atualização, além de assegurar isolamento entre ambientes distintos.</w:t>
-      </w:r>
-    </w:p>
-    <w:p>
-      <w:r>
-        <w:t>Com esse levantamento, a Fatec Barueri passa a contar com uma visão clara e detalhada da infraestrutura de computadores, possibilitando a gestão centralizada de identidades e recursos. A organização entre ambientes administrativo e acadêmico, associada à segmentação em VLANs e à replicação ativa dos servidores, estabelece uma base sólida para a implementação das políticas de segurança e governança descritas nos próximos capítulos da monografia.</w:t>
-      </w:r>
-    </w:p>
+        <w:t>O primeiro passo do projeto consistiu em realizar o levantamento completo dos computadores da Fatec Barueri que poderão ser integrados ao Active Directory. Esse inventário é essencial para garantir que todos os dispositivos sejam devidamente organizados em Unidades Organizacionais (OUs) e recebam as políticas de segurança e permissões adequadas.</w:t>
+      </w:r>
+    </w:p>
+    <w:p>
+      <w:r>
+        <w:t xml:space="preserve">A coleta de dados foi realizada por meio de checklist físico e planilhas de controle, permitindo identificar tanto os equipamentos acadêmicos quanto administrativos. O resultado consolidado apontou um total de </w:t>
+      </w:r>
+      <w:r>
+        <w:rPr>
+          <w:b/>
+          <w:bCs/>
+        </w:rPr>
+        <w:t>374 computadores</w:t>
+      </w:r>
+      <w:r>
+        <w:t>, distribuídos da seguinte forma:</w:t>
+      </w:r>
+    </w:p>
+    <w:p>
+      <w:pPr>
+        <w:numPr>
+          <w:ilvl w:val="0"/>
+          <w:numId w:val="22"/>
+        </w:numPr>
+      </w:pPr>
+      <w:r>
+        <w:rPr>
+          <w:b/>
+          <w:bCs/>
+        </w:rPr>
+        <w:t>289 máquinas discentes</w:t>
+      </w:r>
+      <w:r>
+        <w:t>, localizadas em laboratórios de informática e salas de aula, destinadas ao uso dos alunos.</w:t>
+      </w:r>
+    </w:p>
+    <w:p>
+      <w:pPr>
+        <w:numPr>
+          <w:ilvl w:val="0"/>
+          <w:numId w:val="22"/>
+        </w:numPr>
+      </w:pPr>
+      <w:r>
+        <w:rPr>
+          <w:b/>
+          <w:bCs/>
+        </w:rPr>
+        <w:t>30 máquinas docentes</w:t>
+      </w:r>
+      <w:r>
+        <w:t>, utilizadas por professores em salas de aula e carrinhos móveis.</w:t>
+      </w:r>
+    </w:p>
+    <w:p>
+      <w:pPr>
+        <w:numPr>
+          <w:ilvl w:val="0"/>
+          <w:numId w:val="22"/>
+        </w:numPr>
+      </w:pPr>
+      <w:r>
+        <w:rPr>
+          <w:b/>
+          <w:bCs/>
+        </w:rPr>
+        <w:t>55 máquinas administrativas e de apoio</w:t>
+      </w:r>
+      <w:r>
+        <w:t>, incluindo secretaria, coordenação, biblioteca e equipe de TI.</w:t>
+      </w:r>
+    </w:p>
+    <w:p>
+      <w:r>
+        <w:t xml:space="preserve">O sistema operacional predominante identificado foi o </w:t>
+      </w:r>
+      <w:r>
+        <w:rPr>
+          <w:b/>
+          <w:bCs/>
+        </w:rPr>
+        <w:t>Windows 10</w:t>
+      </w:r>
+      <w:r>
+        <w:t>, o que garante compatibilidade com o Active Directory e suporte às políticas de grupo planejadas. Essa homogeneidade facilita a aplicação de GPOs e a padronização de configurações de segurança.</w:t>
+      </w:r>
+    </w:p>
+    <w:p>
+      <w:r>
+        <w:t>Esse levantamento fornece a base para a futura integração dos computadores ao domínio, permitindo que cada setor da instituição seja contemplado com regras específicas de acesso e segurança. Além disso, o inventário servirá como referência para auditorias, manutenção e expansão do ambiente, garantindo rastreabilidade e controle sobre os ativos de TI.</w:t>
+      </w:r>
+    </w:p>
+    <w:p/>
+    <w:p/>
+    <w:p/>
+    <w:p/>
+    <w:p/>
+    <w:p/>
     <w:p/>
     <w:p/>
     <w:p/>
@@ -2938,31 +3031,9 @@
     </w:p>
     <w:p>
       <w:r>
-        <w:t xml:space="preserve">A Fatec Barueri possui uma estrutura organizacional composta por setores administrativos, órgãos colegiados e cursos superiores de tecnologia. Para garantir segurança, padronização e controle de acessos, cada área foi mapeada e vinculada a domínios específicos do Active Directory. Os setores administrativos e órgãos colegiados são integrados ao domínio </w:t>
-      </w:r>
-      <w:r>
-        <w:rPr>
-          <w:b/>
-          <w:bCs/>
-        </w:rPr>
-        <w:t>AD-ADM</w:t>
-      </w:r>
-      <w:r>
-        <w:t xml:space="preserve">, responsável pela gestão corporativa e institucional. Já os cursos superiores, que envolvem professores e alunos, são vinculados ao domínio </w:t>
-      </w:r>
-      <w:r>
-        <w:rPr>
-          <w:b/>
-          <w:bCs/>
-        </w:rPr>
-        <w:t>AD-ACAD</w:t>
-      </w:r>
-      <w:r>
-        <w:t>, garantindo políticas diferenciadas para o ambiente acadêmico. Essa divisão reflete a lógica de rede da instituição, onde a VLAN 10 atende ao ambiente administrativo e a VLAN 20 ao ambiente acadêmico, assegurando isolamento e conformidade com as práticas de governança de TI.</w:t>
-      </w:r>
-    </w:p>
-    <w:p/>
-    <w:p/>
+        <w:t>O levantamento dos setores da Fatec Barueri identificou áreas administrativas e acadêmicas que precisam ser refletidas no Active Directory. Os setores administrativos incluem secretaria, coordenação, diretoria, biblioteca e TI, enquanto os acadêmicos abrangem laboratórios, salas de aula, professores e alunos. Essa classificação será usada para estruturar OUs, garantindo organização, segurança e políticas específicas para cada grupo.</w:t>
+      </w:r>
+    </w:p>
     <w:p/>
     <w:tbl>
       <w:tblPr>
@@ -2985,10 +3056,9 @@
         <w:tblLook w:val="04A0" w:firstRow="1" w:lastRow="0" w:firstColumn="1" w:lastColumn="0" w:noHBand="0" w:noVBand="1"/>
       </w:tblPr>
       <w:tblGrid>
-        <w:gridCol w:w="2013"/>
-        <w:gridCol w:w="3160"/>
-        <w:gridCol w:w="2037"/>
-        <w:gridCol w:w="1350"/>
+        <w:gridCol w:w="2511"/>
+        <w:gridCol w:w="1588"/>
+        <w:gridCol w:w="4461"/>
       </w:tblGrid>
       <w:tr>
         <w:trPr>
@@ -3002,17 +3072,19 @@
             <w:hideMark/>
           </w:tcPr>
           <w:p>
-            <w:pPr>
-              <w:rPr>
-                <w:b/>
-                <w:bCs/>
-              </w:rPr>
-            </w:pPr>
-            <w:r>
-              <w:rPr>
-                <w:b/>
-                <w:bCs/>
-              </w:rPr>
+            <w:r>
+              <w:t>Setor</w:t>
+            </w:r>
+          </w:p>
+        </w:tc>
+        <w:tc>
+          <w:tcPr>
+            <w:tcW w:w="0" w:type="auto"/>
+            <w:vAlign w:val="center"/>
+            <w:hideMark/>
+          </w:tcPr>
+          <w:p>
+            <w:r>
               <w:t>Categoria</w:t>
             </w:r>
           </w:p>
@@ -3024,62 +3096,8 @@
             <w:hideMark/>
           </w:tcPr>
           <w:p>
-            <w:pPr>
-              <w:rPr>
-                <w:b/>
-                <w:bCs/>
-              </w:rPr>
-            </w:pPr>
-            <w:r>
-              <w:rPr>
-                <w:b/>
-                <w:bCs/>
-              </w:rPr>
-              <w:t>Subdivisão</w:t>
-            </w:r>
-          </w:p>
-        </w:tc>
-        <w:tc>
-          <w:tcPr>
-            <w:tcW w:w="0" w:type="auto"/>
-            <w:vAlign w:val="center"/>
-            <w:hideMark/>
-          </w:tcPr>
-          <w:p>
-            <w:pPr>
-              <w:rPr>
-                <w:b/>
-                <w:bCs/>
-              </w:rPr>
-            </w:pPr>
-            <w:r>
-              <w:rPr>
-                <w:b/>
-                <w:bCs/>
-              </w:rPr>
-              <w:t>Perfis Associados</w:t>
-            </w:r>
-          </w:p>
-        </w:tc>
-        <w:tc>
-          <w:tcPr>
-            <w:tcW w:w="0" w:type="auto"/>
-            <w:vAlign w:val="center"/>
-            <w:hideMark/>
-          </w:tcPr>
-          <w:p>
-            <w:pPr>
-              <w:rPr>
-                <w:b/>
-                <w:bCs/>
-              </w:rPr>
-            </w:pPr>
-            <w:r>
-              <w:rPr>
-                <w:b/>
-                <w:bCs/>
-              </w:rPr>
-              <w:t>Integração AD</w:t>
+            <w:r>
+              <w:t>Função Principal</w:t>
             </w:r>
           </w:p>
         </w:tc>
@@ -3097,20 +3115,12 @@
           <w:p>
             <w:pPr>
               <w:rPr>
-                <w:b/>
-                <w:bCs/>
+                <w:lang w:val="en-US"/>
               </w:rPr>
             </w:pPr>
-            <w:hyperlink r:id="rId8" w:history="1">
-              <w:r>
-                <w:rPr>
-                  <w:rStyle w:val="Hyperlink"/>
-                  <w:b/>
-                  <w:bCs/>
-                </w:rPr>
-                <w:t>Setores Administrativos</w:t>
-              </w:r>
-            </w:hyperlink>
+            <w:r>
+              <w:t>Secretaria Acadêmica</w:t>
+            </w:r>
           </w:p>
         </w:tc>
         <w:tc>
@@ -3120,18 +3130,8 @@
             <w:hideMark/>
           </w:tcPr>
           <w:p>
-            <w:pPr>
-              <w:rPr>
-                <w:b/>
-                <w:bCs/>
-              </w:rPr>
-            </w:pPr>
-            <w:r>
-              <w:rPr>
-                <w:b/>
-                <w:bCs/>
-              </w:rPr>
-              <w:t>Direção</w:t>
+            <w:r>
+              <w:t>Administrativo</w:t>
             </w:r>
           </w:p>
         </w:tc>
@@ -3142,40 +3142,8 @@
             <w:hideMark/>
           </w:tcPr>
           <w:p>
-            <w:pPr>
-              <w:rPr>
-                <w:b/>
-                <w:bCs/>
-              </w:rPr>
-            </w:pPr>
-            <w:r>
-              <w:rPr>
-                <w:b/>
-                <w:bCs/>
-              </w:rPr>
-              <w:t>Gestores</w:t>
-            </w:r>
-          </w:p>
-        </w:tc>
-        <w:tc>
-          <w:tcPr>
-            <w:tcW w:w="0" w:type="auto"/>
-            <w:vAlign w:val="center"/>
-            <w:hideMark/>
-          </w:tcPr>
-          <w:p>
-            <w:pPr>
-              <w:rPr>
-                <w:b/>
-                <w:bCs/>
-              </w:rPr>
-            </w:pPr>
-            <w:r>
-              <w:rPr>
-                <w:b/>
-                <w:bCs/>
-              </w:rPr>
-              <w:t>AD-ADM</w:t>
+            <w:r>
+              <w:t>Gestão de matrículas e documentos</w:t>
             </w:r>
           </w:p>
         </w:tc>
@@ -3191,12 +3159,10 @@
             <w:hideMark/>
           </w:tcPr>
           <w:p>
-            <w:pPr>
-              <w:rPr>
-                <w:b/>
-                <w:bCs/>
-              </w:rPr>
-            </w:pPr>
+            <w:r>
+              <w:br/>
+              <w:t>Coordenação de Cursos</w:t>
+            </w:r>
           </w:p>
         </w:tc>
         <w:tc>
@@ -3206,18 +3172,8 @@
             <w:hideMark/>
           </w:tcPr>
           <w:p>
-            <w:pPr>
-              <w:rPr>
-                <w:b/>
-                <w:bCs/>
-              </w:rPr>
-            </w:pPr>
-            <w:r>
-              <w:rPr>
-                <w:b/>
-                <w:bCs/>
-              </w:rPr>
-              <w:t>Serviços Administrativos</w:t>
+            <w:r>
+              <w:t>Administrativo</w:t>
             </w:r>
           </w:p>
         </w:tc>
@@ -3228,40 +3184,8 @@
             <w:hideMark/>
           </w:tcPr>
           <w:p>
-            <w:pPr>
-              <w:rPr>
-                <w:b/>
-                <w:bCs/>
-              </w:rPr>
-            </w:pPr>
-            <w:r>
-              <w:rPr>
-                <w:b/>
-                <w:bCs/>
-              </w:rPr>
-              <w:t>Funcionários administrativos</w:t>
-            </w:r>
-          </w:p>
-        </w:tc>
-        <w:tc>
-          <w:tcPr>
-            <w:tcW w:w="0" w:type="auto"/>
-            <w:vAlign w:val="center"/>
-            <w:hideMark/>
-          </w:tcPr>
-          <w:p>
-            <w:pPr>
-              <w:rPr>
-                <w:b/>
-                <w:bCs/>
-              </w:rPr>
-            </w:pPr>
-            <w:r>
-              <w:rPr>
-                <w:b/>
-                <w:bCs/>
-              </w:rPr>
-              <w:t>AD-ADM</w:t>
+            <w:r>
+              <w:t>Supervisão pedagógica e acadêmica</w:t>
             </w:r>
           </w:p>
         </w:tc>
@@ -3277,12 +3201,9 @@
             <w:hideMark/>
           </w:tcPr>
           <w:p>
-            <w:pPr>
-              <w:rPr>
-                <w:b/>
-                <w:bCs/>
-              </w:rPr>
-            </w:pPr>
+            <w:r>
+              <w:t>Diretoria</w:t>
+            </w:r>
           </w:p>
         </w:tc>
         <w:tc>
@@ -3292,18 +3213,8 @@
             <w:hideMark/>
           </w:tcPr>
           <w:p>
-            <w:pPr>
-              <w:rPr>
-                <w:b/>
-                <w:bCs/>
-              </w:rPr>
-            </w:pPr>
-            <w:r>
-              <w:rPr>
-                <w:b/>
-                <w:bCs/>
-              </w:rPr>
-              <w:t>Serviços Acadêmicos</w:t>
+            <w:r>
+              <w:t>Administrativo</w:t>
             </w:r>
           </w:p>
         </w:tc>
@@ -3314,40 +3225,8 @@
             <w:hideMark/>
           </w:tcPr>
           <w:p>
-            <w:pPr>
-              <w:rPr>
-                <w:b/>
-                <w:bCs/>
-              </w:rPr>
-            </w:pPr>
-            <w:r>
-              <w:rPr>
-                <w:b/>
-                <w:bCs/>
-              </w:rPr>
-              <w:t>Secretaria Acadêmica</w:t>
-            </w:r>
-          </w:p>
-        </w:tc>
-        <w:tc>
-          <w:tcPr>
-            <w:tcW w:w="0" w:type="auto"/>
-            <w:vAlign w:val="center"/>
-            <w:hideMark/>
-          </w:tcPr>
-          <w:p>
-            <w:pPr>
-              <w:rPr>
-                <w:b/>
-                <w:bCs/>
-              </w:rPr>
-            </w:pPr>
-            <w:r>
-              <w:rPr>
-                <w:b/>
-                <w:bCs/>
-              </w:rPr>
-              <w:t>AD-ADM</w:t>
+            <w:r>
+              <w:t>Gestão institucional</w:t>
             </w:r>
           </w:p>
         </w:tc>
@@ -3363,12 +3242,9 @@
             <w:hideMark/>
           </w:tcPr>
           <w:p>
-            <w:pPr>
-              <w:rPr>
-                <w:b/>
-                <w:bCs/>
-              </w:rPr>
-            </w:pPr>
+            <w:r>
+              <w:t>Biblioteca</w:t>
+            </w:r>
           </w:p>
         </w:tc>
         <w:tc>
@@ -3378,18 +3254,8 @@
             <w:hideMark/>
           </w:tcPr>
           <w:p>
-            <w:pPr>
-              <w:rPr>
-                <w:b/>
-                <w:bCs/>
-              </w:rPr>
-            </w:pPr>
-            <w:r>
-              <w:rPr>
-                <w:b/>
-                <w:bCs/>
-              </w:rPr>
-              <w:t>Biblioteca</w:t>
+            <w:r>
+              <w:t>Administrativo</w:t>
             </w:r>
           </w:p>
         </w:tc>
@@ -3400,40 +3266,8 @@
             <w:hideMark/>
           </w:tcPr>
           <w:p>
-            <w:pPr>
-              <w:rPr>
-                <w:b/>
-                <w:bCs/>
-              </w:rPr>
-            </w:pPr>
-            <w:r>
-              <w:rPr>
-                <w:b/>
-                <w:bCs/>
-              </w:rPr>
-              <w:t>Funcionários da biblioteca</w:t>
-            </w:r>
-          </w:p>
-        </w:tc>
-        <w:tc>
-          <w:tcPr>
-            <w:tcW w:w="0" w:type="auto"/>
-            <w:vAlign w:val="center"/>
-            <w:hideMark/>
-          </w:tcPr>
-          <w:p>
-            <w:pPr>
-              <w:rPr>
-                <w:b/>
-                <w:bCs/>
-              </w:rPr>
-            </w:pPr>
-            <w:r>
-              <w:rPr>
-                <w:b/>
-                <w:bCs/>
-              </w:rPr>
-              <w:t>AD-ADM</w:t>
+            <w:r>
+              <w:t>Suporte acadêmico e acesso a recursos digitais</w:t>
             </w:r>
           </w:p>
         </w:tc>
@@ -3449,12 +3283,9 @@
             <w:hideMark/>
           </w:tcPr>
           <w:p>
-            <w:pPr>
-              <w:rPr>
-                <w:b/>
-                <w:bCs/>
-              </w:rPr>
-            </w:pPr>
+            <w:r>
+              <w:t>Equipe de TI</w:t>
+            </w:r>
           </w:p>
         </w:tc>
         <w:tc>
@@ -3464,18 +3295,8 @@
             <w:hideMark/>
           </w:tcPr>
           <w:p>
-            <w:pPr>
-              <w:rPr>
-                <w:b/>
-                <w:bCs/>
-              </w:rPr>
-            </w:pPr>
-            <w:r>
-              <w:rPr>
-                <w:b/>
-                <w:bCs/>
-              </w:rPr>
-              <w:t>Suporte de TI</w:t>
+            <w:r>
+              <w:t>Administrativo</w:t>
             </w:r>
           </w:p>
         </w:tc>
@@ -3486,40 +3307,8 @@
             <w:hideMark/>
           </w:tcPr>
           <w:p>
-            <w:pPr>
-              <w:rPr>
-                <w:b/>
-                <w:bCs/>
-              </w:rPr>
-            </w:pPr>
-            <w:r>
-              <w:rPr>
-                <w:b/>
-                <w:bCs/>
-              </w:rPr>
-              <w:t>Técnicos e analistas</w:t>
-            </w:r>
-          </w:p>
-        </w:tc>
-        <w:tc>
-          <w:tcPr>
-            <w:tcW w:w="0" w:type="auto"/>
-            <w:vAlign w:val="center"/>
-            <w:hideMark/>
-          </w:tcPr>
-          <w:p>
-            <w:pPr>
-              <w:rPr>
-                <w:b/>
-                <w:bCs/>
-              </w:rPr>
-            </w:pPr>
-            <w:r>
-              <w:rPr>
-                <w:b/>
-                <w:bCs/>
-              </w:rPr>
-              <w:t>AD-ADM</w:t>
+            <w:r>
+              <w:t>Manutenção e suporte tecnológico</w:t>
             </w:r>
           </w:p>
         </w:tc>
@@ -3535,12 +3324,9 @@
             <w:hideMark/>
           </w:tcPr>
           <w:p>
-            <w:pPr>
-              <w:rPr>
-                <w:b/>
-                <w:bCs/>
-              </w:rPr>
-            </w:pPr>
+            <w:r>
+              <w:t>Laboratórios de Informática</w:t>
+            </w:r>
           </w:p>
         </w:tc>
         <w:tc>
@@ -3550,18 +3336,8 @@
             <w:hideMark/>
           </w:tcPr>
           <w:p>
-            <w:pPr>
-              <w:rPr>
-                <w:b/>
-                <w:bCs/>
-              </w:rPr>
-            </w:pPr>
-            <w:r>
-              <w:rPr>
-                <w:b/>
-                <w:bCs/>
-              </w:rPr>
-              <w:t>NAP</w:t>
+            <w:r>
+              <w:t>Acadêmico</w:t>
             </w:r>
           </w:p>
         </w:tc>
@@ -3572,40 +3348,8 @@
             <w:hideMark/>
           </w:tcPr>
           <w:p>
-            <w:pPr>
-              <w:rPr>
-                <w:b/>
-                <w:bCs/>
-              </w:rPr>
-            </w:pPr>
-            <w:r>
-              <w:rPr>
-                <w:b/>
-                <w:bCs/>
-              </w:rPr>
-              <w:t>Equipe pedagógica</w:t>
-            </w:r>
-          </w:p>
-        </w:tc>
-        <w:tc>
-          <w:tcPr>
-            <w:tcW w:w="0" w:type="auto"/>
-            <w:vAlign w:val="center"/>
-            <w:hideMark/>
-          </w:tcPr>
-          <w:p>
-            <w:pPr>
-              <w:rPr>
-                <w:b/>
-                <w:bCs/>
-              </w:rPr>
-            </w:pPr>
-            <w:r>
-              <w:rPr>
-                <w:b/>
-                <w:bCs/>
-              </w:rPr>
-              <w:t>AD-ADM</w:t>
+            <w:r>
+              <w:t>Atividades práticas dos alunos</w:t>
             </w:r>
           </w:p>
         </w:tc>
@@ -3621,22 +3365,9 @@
             <w:hideMark/>
           </w:tcPr>
           <w:p>
-            <w:pPr>
-              <w:rPr>
-                <w:b/>
-                <w:bCs/>
-              </w:rPr>
-            </w:pPr>
-            <w:hyperlink r:id="rId9" w:history="1">
-              <w:r>
-                <w:rPr>
-                  <w:rStyle w:val="Hyperlink"/>
-                  <w:b/>
-                  <w:bCs/>
-                </w:rPr>
-                <w:t>Cursos Superiores</w:t>
-              </w:r>
-            </w:hyperlink>
+            <w:r>
+              <w:t>Salas de Aula</w:t>
+            </w:r>
           </w:p>
         </w:tc>
         <w:tc>
@@ -3646,18 +3377,8 @@
             <w:hideMark/>
           </w:tcPr>
           <w:p>
-            <w:pPr>
-              <w:rPr>
-                <w:b/>
-                <w:bCs/>
-              </w:rPr>
-            </w:pPr>
-            <w:r>
-              <w:rPr>
-                <w:b/>
-                <w:bCs/>
-              </w:rPr>
-              <w:t>GTI, GEV, GNP, GRH, DMD, Comércio Exterior, Gestão de Comércio Eletrônico, Transporte Terrestre, Gestão Empresarial EaD</w:t>
+            <w:r>
+              <w:t>Acadêmico</w:t>
             </w:r>
           </w:p>
         </w:tc>
@@ -3668,40 +3389,8 @@
             <w:hideMark/>
           </w:tcPr>
           <w:p>
-            <w:pPr>
-              <w:rPr>
-                <w:b/>
-                <w:bCs/>
-              </w:rPr>
-            </w:pPr>
-            <w:r>
-              <w:rPr>
-                <w:b/>
-                <w:bCs/>
-              </w:rPr>
-              <w:t>Professores / Alunos</w:t>
-            </w:r>
-          </w:p>
-        </w:tc>
-        <w:tc>
-          <w:tcPr>
-            <w:tcW w:w="0" w:type="auto"/>
-            <w:vAlign w:val="center"/>
-            <w:hideMark/>
-          </w:tcPr>
-          <w:p>
-            <w:pPr>
-              <w:rPr>
-                <w:b/>
-                <w:bCs/>
-              </w:rPr>
-            </w:pPr>
-            <w:r>
-              <w:rPr>
-                <w:b/>
-                <w:bCs/>
-              </w:rPr>
-              <w:t>AD-ACAD</w:t>
+            <w:r>
+              <w:t>Uso de computadores docentes e carrinhos móveis</w:t>
             </w:r>
           </w:p>
         </w:tc>
@@ -3717,22 +3406,9 @@
             <w:hideMark/>
           </w:tcPr>
           <w:p>
-            <w:pPr>
-              <w:rPr>
-                <w:b/>
-                <w:bCs/>
-              </w:rPr>
-            </w:pPr>
-            <w:hyperlink r:id="rId10" w:history="1">
-              <w:r>
-                <w:rPr>
-                  <w:rStyle w:val="Hyperlink"/>
-                  <w:b/>
-                  <w:bCs/>
-                </w:rPr>
-                <w:t>Órgãos e Comissões</w:t>
-              </w:r>
-            </w:hyperlink>
+            <w:r>
+              <w:t>Professores</w:t>
+            </w:r>
           </w:p>
         </w:tc>
         <w:tc>
@@ -3742,18 +3418,8 @@
             <w:hideMark/>
           </w:tcPr>
           <w:p>
-            <w:pPr>
-              <w:rPr>
-                <w:b/>
-                <w:bCs/>
-              </w:rPr>
-            </w:pPr>
-            <w:r>
-              <w:rPr>
-                <w:b/>
-                <w:bCs/>
-              </w:rPr>
-              <w:t>Congregação</w:t>
+            <w:r>
+              <w:t>Acadêmico</w:t>
             </w:r>
           </w:p>
         </w:tc>
@@ -3764,40 +3430,8 @@
             <w:hideMark/>
           </w:tcPr>
           <w:p>
-            <w:pPr>
-              <w:rPr>
-                <w:b/>
-                <w:bCs/>
-              </w:rPr>
-            </w:pPr>
-            <w:r>
-              <w:rPr>
-                <w:b/>
-                <w:bCs/>
-              </w:rPr>
-              <w:t>Membros colegiados</w:t>
-            </w:r>
-          </w:p>
-        </w:tc>
-        <w:tc>
-          <w:tcPr>
-            <w:tcW w:w="0" w:type="auto"/>
-            <w:vAlign w:val="center"/>
-            <w:hideMark/>
-          </w:tcPr>
-          <w:p>
-            <w:pPr>
-              <w:rPr>
-                <w:b/>
-                <w:bCs/>
-              </w:rPr>
-            </w:pPr>
-            <w:r>
-              <w:rPr>
-                <w:b/>
-                <w:bCs/>
-              </w:rPr>
-              <w:t>AD-ADM</w:t>
+            <w:r>
+              <w:t>Condução de disciplinas e projetos</w:t>
             </w:r>
           </w:p>
         </w:tc>
@@ -3813,12 +3447,9 @@
             <w:hideMark/>
           </w:tcPr>
           <w:p>
-            <w:pPr>
-              <w:rPr>
-                <w:b/>
-                <w:bCs/>
-              </w:rPr>
-            </w:pPr>
+            <w:r>
+              <w:t>Alunos</w:t>
+            </w:r>
           </w:p>
         </w:tc>
         <w:tc>
@@ -3828,18 +3459,8 @@
             <w:hideMark/>
           </w:tcPr>
           <w:p>
-            <w:pPr>
-              <w:rPr>
-                <w:b/>
-                <w:bCs/>
-              </w:rPr>
-            </w:pPr>
-            <w:r>
-              <w:rPr>
-                <w:b/>
-                <w:bCs/>
-              </w:rPr>
-              <w:t>CPA</w:t>
+            <w:r>
+              <w:t>Acadêmico</w:t>
             </w:r>
           </w:p>
         </w:tc>
@@ -3850,217 +3471,14 @@
             <w:hideMark/>
           </w:tcPr>
           <w:p>
-            <w:pPr>
-              <w:rPr>
-                <w:b/>
-                <w:bCs/>
-              </w:rPr>
-            </w:pPr>
-            <w:r>
-              <w:rPr>
-                <w:b/>
-                <w:bCs/>
-              </w:rPr>
-              <w:t>Avaliadores institucionais</w:t>
-            </w:r>
-          </w:p>
-        </w:tc>
-        <w:tc>
-          <w:tcPr>
-            <w:tcW w:w="0" w:type="auto"/>
-            <w:vAlign w:val="center"/>
-            <w:hideMark/>
-          </w:tcPr>
-          <w:p>
-            <w:pPr>
-              <w:rPr>
-                <w:b/>
-                <w:bCs/>
-              </w:rPr>
-            </w:pPr>
-            <w:r>
-              <w:rPr>
-                <w:b/>
-                <w:bCs/>
-              </w:rPr>
-              <w:t>AD-ADM</w:t>
-            </w:r>
-          </w:p>
-        </w:tc>
-      </w:tr>
-      <w:tr>
-        <w:trPr>
-          <w:tblCellSpacing w:w="15" w:type="dxa"/>
-        </w:trPr>
-        <w:tc>
-          <w:tcPr>
-            <w:tcW w:w="0" w:type="auto"/>
-            <w:vAlign w:val="center"/>
-            <w:hideMark/>
-          </w:tcPr>
-          <w:p>
-            <w:pPr>
-              <w:rPr>
-                <w:b/>
-                <w:bCs/>
-              </w:rPr>
-            </w:pPr>
-          </w:p>
-        </w:tc>
-        <w:tc>
-          <w:tcPr>
-            <w:tcW w:w="0" w:type="auto"/>
-            <w:vAlign w:val="center"/>
-            <w:hideMark/>
-          </w:tcPr>
-          <w:p>
-            <w:pPr>
-              <w:rPr>
-                <w:b/>
-                <w:bCs/>
-              </w:rPr>
-            </w:pPr>
-            <w:r>
-              <w:rPr>
-                <w:b/>
-                <w:bCs/>
-              </w:rPr>
-              <w:t>CIPA</w:t>
-            </w:r>
-          </w:p>
-        </w:tc>
-        <w:tc>
-          <w:tcPr>
-            <w:tcW w:w="0" w:type="auto"/>
-            <w:vAlign w:val="center"/>
-            <w:hideMark/>
-          </w:tcPr>
-          <w:p>
-            <w:pPr>
-              <w:rPr>
-                <w:b/>
-                <w:bCs/>
-              </w:rPr>
-            </w:pPr>
-            <w:r>
-              <w:rPr>
-                <w:b/>
-                <w:bCs/>
-              </w:rPr>
-              <w:t>Representantes</w:t>
-            </w:r>
-          </w:p>
-        </w:tc>
-        <w:tc>
-          <w:tcPr>
-            <w:tcW w:w="0" w:type="auto"/>
-            <w:vAlign w:val="center"/>
-            <w:hideMark/>
-          </w:tcPr>
-          <w:p>
-            <w:pPr>
-              <w:rPr>
-                <w:b/>
-                <w:bCs/>
-              </w:rPr>
-            </w:pPr>
-            <w:r>
-              <w:rPr>
-                <w:b/>
-                <w:bCs/>
-              </w:rPr>
-              <w:t>AD-ADM</w:t>
-            </w:r>
-          </w:p>
-        </w:tc>
-      </w:tr>
-      <w:tr>
-        <w:trPr>
-          <w:tblCellSpacing w:w="15" w:type="dxa"/>
-        </w:trPr>
-        <w:tc>
-          <w:tcPr>
-            <w:tcW w:w="0" w:type="auto"/>
-            <w:vAlign w:val="center"/>
-            <w:hideMark/>
-          </w:tcPr>
-          <w:p>
-            <w:pPr>
-              <w:rPr>
-                <w:b/>
-                <w:bCs/>
-              </w:rPr>
-            </w:pPr>
-          </w:p>
-        </w:tc>
-        <w:tc>
-          <w:tcPr>
-            <w:tcW w:w="0" w:type="auto"/>
-            <w:vAlign w:val="center"/>
-            <w:hideMark/>
-          </w:tcPr>
-          <w:p>
-            <w:pPr>
-              <w:rPr>
-                <w:b/>
-                <w:bCs/>
-              </w:rPr>
-            </w:pPr>
-            <w:r>
-              <w:rPr>
-                <w:b/>
-                <w:bCs/>
-              </w:rPr>
-              <w:t>NDE</w:t>
-            </w:r>
-          </w:p>
-        </w:tc>
-        <w:tc>
-          <w:tcPr>
-            <w:tcW w:w="0" w:type="auto"/>
-            <w:vAlign w:val="center"/>
-            <w:hideMark/>
-          </w:tcPr>
-          <w:p>
-            <w:pPr>
-              <w:rPr>
-                <w:b/>
-                <w:bCs/>
-              </w:rPr>
-            </w:pPr>
-            <w:r>
-              <w:rPr>
-                <w:b/>
-                <w:bCs/>
-              </w:rPr>
-              <w:t>Professores responsáveis</w:t>
-            </w:r>
-          </w:p>
-        </w:tc>
-        <w:tc>
-          <w:tcPr>
-            <w:tcW w:w="0" w:type="auto"/>
-            <w:vAlign w:val="center"/>
-            <w:hideMark/>
-          </w:tcPr>
-          <w:p>
-            <w:pPr>
-              <w:rPr>
-                <w:b/>
-                <w:bCs/>
-              </w:rPr>
-            </w:pPr>
-            <w:r>
-              <w:rPr>
-                <w:b/>
-                <w:bCs/>
-              </w:rPr>
-              <w:t>AD-ADM</w:t>
+            <w:r>
+              <w:t>Utilização de recursos digitais e sistemas educacionais</w:t>
             </w:r>
           </w:p>
         </w:tc>
       </w:tr>
     </w:tbl>
+    <w:p/>
     <w:p>
       <w:pPr>
         <w:pStyle w:val="Caption"/>
@@ -4098,26 +3516,16 @@
     <w:p/>
     <w:p/>
     <w:p/>
-    <w:p/>
-    <w:p/>
-    <w:p/>
-    <w:p/>
-    <w:p/>
-    <w:p/>
-    <w:p/>
-    <w:p/>
-    <w:p/>
-    <w:p/>
-    <w:p/>
-    <w:p/>
-    <w:p/>
-    <w:p/>
-    <w:p/>
-    <w:p/>
-    <w:p/>
-    <w:p/>
-    <w:p/>
-    <w:p/>
+    <w:p>
+      <w:pPr>
+        <w:ind w:left="0" w:firstLine="0"/>
+      </w:pPr>
+    </w:p>
+    <w:p>
+      <w:pPr>
+        <w:ind w:left="0" w:firstLine="0"/>
+      </w:pPr>
+    </w:p>
     <w:p>
       <w:pPr>
         <w:pStyle w:val="Heading1"/>
@@ -5180,106 +4588,988 @@
       <w:bookmarkStart w:id="11" w:name="_Toc238152522"/>
       <w:r>
         <w:lastRenderedPageBreak/>
-        <w:t>Requisitos de Segurança</w:t>
+        <w:t xml:space="preserve">Políticas </w:t>
+      </w:r>
+      <w:r>
+        <w:t>de Segurança</w:t>
       </w:r>
       <w:bookmarkEnd w:id="11"/>
     </w:p>
     <w:p/>
     <w:p>
       <w:r>
-        <w:t>Os requisitos de segurança do Active Directory da Fatec Barueri foram definidos com base em documentação oficial da Microsoft Learn e em normas internacionais de segurança da informação como NIST, ISO/IEC 27001 e o framework MITRE ATT&amp;CK. A partir dessas referências, foram estabelecidas as seguintes políticas:</w:t>
-      </w:r>
-    </w:p>
-    <w:p/>
-    <w:p>
-      <w:r>
-        <w:t>Política de Senhas Fortes: A senha inicial de cada usuário será gerada automaticamente, com troca obrigatória no primeiro acesso. Todas as senhas terão expiração periódica definida em 90 dias e deverão atender a critérios de complexidade mínima, incluindo ao menos 12 caracteres, com letras maiúsculas, minúsculas, números e símbolos.</w:t>
-      </w:r>
-    </w:p>
-    <w:p/>
-    <w:p>
-      <w:r>
-        <w:t>Bloqueio de Contas: As contas serão bloqueadas automaticamente após cinco tentativas consecutivas de login mal-sucedidas, prevenindo ataques de força bruta e acessos indevidos.</w:t>
-      </w:r>
-    </w:p>
-    <w:p/>
-    <w:p>
-      <w:r>
-        <w:t>Restrições Administrativas: Nas máquinas públicas e laboratórios, o acesso ao Editor de Registro, ao Prompt de Comando e ao Painel de Controle será bloqueado, além de serem impedidas alterações na área de trabalho. Essas medidas evitam modificações críticas não autorizadas.</w:t>
-      </w:r>
-    </w:p>
-    <w:p/>
-    <w:p>
-      <w:r>
-        <w:t>Auditoria de Acessos: Todos os logins, falhas de autenticação e acessos a recursos críticos serão registrados em logs detalhados. Relatórios periódicos serão disponibilizados para análise da equipe de TI, garantindo rastreabilidade e transparência.</w:t>
-      </w:r>
-    </w:p>
-    <w:p/>
-    <w:p>
-      <w:r>
-        <w:t>Controle de Softwares: A instalação de programas sem privilégios administrativos será bloqueada, reduzindo riscos de malware e alterações indevidas. Dispositivos externos permanecem autorizados, mas sujeitos a monitoramento futuro.</w:t>
-      </w:r>
-    </w:p>
-    <w:p/>
-    <w:p>
-      <w:r>
-        <w:t>Sessões Ociosas: Para evitar uso indevido de máquinas abertas em laboratórios, será aplicado bloqueio automático após 1 hora de inatividade, equilibrando segurança e usabilidade.</w:t>
-      </w:r>
-    </w:p>
-    <w:p/>
-    <w:p>
-      <w:r>
-        <w:t>Atualizações Automáticas: Nos computadores administrativos, vinculados ao Windows Server (AD-ADM), as atualizações serão aplicadas via GPO e Windows Update for Business.</w:t>
-      </w:r>
-    </w:p>
-    <w:p>
-      <w:r>
-        <w:lastRenderedPageBreak/>
-        <w:t>Nos computadores dos laboratórios, vinculados ao Samba 4 em Debian (AD-ACAD), embora o controlador de domínio não seja Windows, os clientes Windows receberão atualizações normalmente via Windows Update for Business, com políticas aplicadas por meio dos GPOs suportados pelo Samba 4. Em ambos os casos, o sistema de monitoramento (Zabbix) verificará a conformidade e emitirá alertas em caso de falhas ou atrasos.</w:t>
-      </w:r>
-    </w:p>
-    <w:p/>
-    <w:p>
-      <w:r>
-        <w:t>Expurgo de Contas</w:t>
-      </w:r>
-      <w:r>
-        <w:t xml:space="preserve">: </w:t>
-      </w:r>
-      <w:r>
-        <w:t>Contas inativas serão bloqueadas após três meses sem utilização e, posteriormente, desativadas automaticamente por meio de script. Esse processo será registrado em relatórios de auditoria, assegurando controle e transparência na gestão de usuários.</w:t>
-      </w:r>
-    </w:p>
-    <w:p/>
-    <w:p/>
-    <w:p/>
-    <w:p/>
-    <w:p/>
-    <w:p/>
-    <w:p/>
-    <w:p/>
-    <w:p/>
-    <w:p/>
-    <w:p/>
-    <w:p/>
-    <w:p/>
-    <w:p/>
-    <w:p/>
-    <w:p/>
-    <w:p/>
-    <w:p/>
-    <w:p/>
-    <w:p/>
-    <w:p/>
-    <w:p/>
-    <w:p>
-      <w:pPr>
-        <w:pStyle w:val="Heading1"/>
+        <w:t>As Group Policies (GPOs) foram definidas para garantir segurança, organização e conformidade no Active Directory da Fatec Barueri. A aplicação das políticas segue o princípio do menor privilégio e está alinhada às boas práticas de governança de TI estabelecidas por ITIL e COBIT.</w:t>
+      </w:r>
+    </w:p>
+    <w:p>
+      <w:r>
+        <w:t>Nos computadores acadêmicos, as políticas incluem bloqueio de instalação de softwares não autorizados, configuração de atualizações automáticas e inventário centralizado. Nos computadores administrativos, além dessas medidas, há configuração de impressoras e auditoria de acessos.</w:t>
+      </w:r>
+    </w:p>
+    <w:p>
+      <w:r>
+        <w:t>Para os alunos, as GPOs asseguram acesso restrito a laboratórios, bloqueio de ferramentas administrativas (Prompt de Comando e Painel de Controle) e conectividade controlada via Wi-Fi acadêmico.</w:t>
+      </w:r>
+    </w:p>
+    <w:p>
+      <w:r>
+        <w:t>Os professores possuem autonomia controlada, com acesso a computadores de sala e laboratório, além de impressoras específicas. Já os departamentos administrativos têm acesso exclusivo a sistemas institucionais e auditoria de acessos, garantindo conformidade com COBIT.</w:t>
+      </w:r>
+    </w:p>
+    <w:p>
+      <w:r>
+        <w:t>A tabela abaixo resume as políticas aplicadas por OU e grupo:</w:t>
+      </w:r>
+    </w:p>
+    <w:p/>
+    <w:tbl>
+      <w:tblPr>
+        <w:tblW w:w="0" w:type="auto"/>
+        <w:tblCellSpacing w:w="15" w:type="dxa"/>
+        <w:tblBorders>
+          <w:insideH w:val="single" w:sz="4" w:space="0" w:color="auto"/>
+          <w:insideV w:val="single" w:sz="4" w:space="0" w:color="auto"/>
+        </w:tblBorders>
+        <w:tblCellMar>
+          <w:top w:w="15" w:type="dxa"/>
+          <w:left w:w="15" w:type="dxa"/>
+          <w:bottom w:w="15" w:type="dxa"/>
+          <w:right w:w="15" w:type="dxa"/>
+        </w:tblCellMar>
+        <w:tblLook w:val="04A0" w:firstRow="1" w:lastRow="0" w:firstColumn="1" w:lastColumn="0" w:noHBand="0" w:noVBand="1"/>
+      </w:tblPr>
+      <w:tblGrid>
+        <w:gridCol w:w="4190"/>
+        <w:gridCol w:w="30"/>
+        <w:gridCol w:w="1734"/>
+        <w:gridCol w:w="2616"/>
+      </w:tblGrid>
+      <w:tr>
+        <w:trPr>
+          <w:tblHeader/>
+          <w:tblCellSpacing w:w="15" w:type="dxa"/>
+        </w:trPr>
+        <w:tc>
+          <w:tcPr>
+            <w:tcW w:w="0" w:type="auto"/>
+            <w:vAlign w:val="center"/>
+            <w:hideMark/>
+          </w:tcPr>
+          <w:p>
+            <w:pPr>
+              <w:ind w:left="0" w:firstLine="0"/>
+              <w:rPr>
+                <w:b/>
+                <w:bCs/>
+              </w:rPr>
+            </w:pPr>
+            <w:r>
+              <w:rPr>
+                <w:b/>
+                <w:bCs/>
+              </w:rPr>
+              <w:t>OU / Grupo</w:t>
+            </w:r>
+          </w:p>
+        </w:tc>
+        <w:tc>
+          <w:tcPr>
+            <w:tcW w:w="1734" w:type="dxa"/>
+            <w:gridSpan w:val="2"/>
+            <w:vAlign w:val="center"/>
+            <w:hideMark/>
+          </w:tcPr>
+          <w:p>
+            <w:pPr>
+              <w:ind w:left="0" w:firstLine="0"/>
+              <w:rPr>
+                <w:b/>
+                <w:bCs/>
+              </w:rPr>
+            </w:pPr>
+            <w:r>
+              <w:rPr>
+                <w:b/>
+                <w:bCs/>
+              </w:rPr>
+              <w:t>Políticas (GPOs)</w:t>
+            </w:r>
+          </w:p>
+        </w:tc>
+        <w:tc>
+          <w:tcPr>
+            <w:tcW w:w="2571" w:type="dxa"/>
+            <w:vAlign w:val="center"/>
+            <w:hideMark/>
+          </w:tcPr>
+          <w:p>
+            <w:pPr>
+              <w:ind w:left="0" w:firstLine="0"/>
+              <w:rPr>
+                <w:b/>
+                <w:bCs/>
+              </w:rPr>
+            </w:pPr>
+            <w:r>
+              <w:rPr>
+                <w:b/>
+                <w:bCs/>
+              </w:rPr>
+              <w:t>Descrição / Função</w:t>
+            </w:r>
+          </w:p>
+        </w:tc>
+      </w:tr>
+      <w:tr>
+        <w:trPr>
+          <w:tblCellSpacing w:w="15" w:type="dxa"/>
+        </w:trPr>
+        <w:tc>
+          <w:tcPr>
+            <w:tcW w:w="0" w:type="auto"/>
+            <w:vAlign w:val="center"/>
+            <w:hideMark/>
+          </w:tcPr>
+          <w:p>
+            <w:pPr>
+              <w:ind w:left="0" w:firstLine="0"/>
+              <w:rPr>
+                <w:b/>
+                <w:bCs/>
+              </w:rPr>
+            </w:pPr>
+            <w:r>
+              <w:rPr>
+                <w:b/>
+                <w:bCs/>
+              </w:rPr>
+              <w:t>OU_Computadores_Acadêmicos</w:t>
+            </w:r>
+          </w:p>
+        </w:tc>
+        <w:tc>
+          <w:tcPr>
+            <w:tcW w:w="1734" w:type="dxa"/>
+            <w:gridSpan w:val="2"/>
+            <w:vAlign w:val="center"/>
+            <w:hideMark/>
+          </w:tcPr>
+          <w:p>
+            <w:pPr>
+              <w:ind w:left="0" w:firstLine="0"/>
+            </w:pPr>
+            <w:r>
+              <w:t>Bloqueio de instalação de softwares não autorizados</w:t>
+            </w:r>
+          </w:p>
+        </w:tc>
+        <w:tc>
+          <w:tcPr>
+            <w:tcW w:w="2571" w:type="dxa"/>
+            <w:vAlign w:val="center"/>
+            <w:hideMark/>
+          </w:tcPr>
+          <w:p>
+            <w:pPr>
+              <w:ind w:left="0" w:firstLine="0"/>
+            </w:pPr>
+            <w:r>
+              <w:t>Garantir integridade dos laboratórios</w:t>
+            </w:r>
+          </w:p>
+        </w:tc>
+      </w:tr>
+      <w:tr>
+        <w:trPr>
+          <w:tblCellSpacing w:w="15" w:type="dxa"/>
+        </w:trPr>
+        <w:tc>
+          <w:tcPr>
+            <w:tcW w:w="0" w:type="auto"/>
+            <w:vAlign w:val="center"/>
+            <w:hideMark/>
+          </w:tcPr>
+          <w:p>
+            <w:pPr>
+              <w:ind w:left="0" w:firstLine="0"/>
+            </w:pPr>
+          </w:p>
+        </w:tc>
+        <w:tc>
+          <w:tcPr>
+            <w:tcW w:w="1734" w:type="dxa"/>
+            <w:gridSpan w:val="2"/>
+            <w:vAlign w:val="center"/>
+            <w:hideMark/>
+          </w:tcPr>
+          <w:p>
+            <w:pPr>
+              <w:ind w:left="0" w:firstLine="0"/>
+            </w:pPr>
+            <w:r>
+              <w:t>Atualizações automáticas</w:t>
+            </w:r>
+          </w:p>
+        </w:tc>
+        <w:tc>
+          <w:tcPr>
+            <w:tcW w:w="2571" w:type="dxa"/>
+            <w:vAlign w:val="center"/>
+            <w:hideMark/>
+          </w:tcPr>
+          <w:p>
+            <w:pPr>
+              <w:ind w:left="0" w:firstLine="0"/>
+            </w:pPr>
+            <w:r>
+              <w:t>Manter sistemas sempre atualizados</w:t>
+            </w:r>
+          </w:p>
+        </w:tc>
+      </w:tr>
+      <w:tr>
+        <w:trPr>
+          <w:tblCellSpacing w:w="15" w:type="dxa"/>
+        </w:trPr>
+        <w:tc>
+          <w:tcPr>
+            <w:tcW w:w="0" w:type="auto"/>
+            <w:gridSpan w:val="2"/>
+            <w:vAlign w:val="center"/>
+            <w:hideMark/>
+          </w:tcPr>
+          <w:p>
+            <w:pPr>
+              <w:ind w:left="0" w:firstLine="0"/>
+            </w:pPr>
+          </w:p>
+        </w:tc>
+        <w:tc>
+          <w:tcPr>
+            <w:tcW w:w="1704" w:type="dxa"/>
+            <w:vAlign w:val="center"/>
+            <w:hideMark/>
+          </w:tcPr>
+          <w:p>
+            <w:pPr>
+              <w:ind w:left="0" w:firstLine="0"/>
+            </w:pPr>
+            <w:r>
+              <w:t>Inventário centralizado</w:t>
+            </w:r>
+          </w:p>
+        </w:tc>
+        <w:tc>
+          <w:tcPr>
+            <w:tcW w:w="2571" w:type="dxa"/>
+            <w:vAlign w:val="center"/>
+            <w:hideMark/>
+          </w:tcPr>
+          <w:p>
+            <w:pPr>
+              <w:ind w:left="0" w:firstLine="0"/>
+            </w:pPr>
+            <w:r>
+              <w:t>Controle de ativos acadêmicos</w:t>
+            </w:r>
+          </w:p>
+        </w:tc>
+      </w:tr>
+      <w:tr>
+        <w:trPr>
+          <w:tblCellSpacing w:w="15" w:type="dxa"/>
+        </w:trPr>
+        <w:tc>
+          <w:tcPr>
+            <w:tcW w:w="0" w:type="auto"/>
+            <w:gridSpan w:val="2"/>
+            <w:vAlign w:val="center"/>
+            <w:hideMark/>
+          </w:tcPr>
+          <w:p>
+            <w:pPr>
+              <w:ind w:left="0" w:firstLine="0"/>
+              <w:rPr>
+                <w:b/>
+                <w:bCs/>
+              </w:rPr>
+            </w:pPr>
+            <w:r>
+              <w:rPr>
+                <w:b/>
+                <w:bCs/>
+              </w:rPr>
+              <w:t>OU_Computadores_Administrativos</w:t>
+            </w:r>
+          </w:p>
+        </w:tc>
+        <w:tc>
+          <w:tcPr>
+            <w:tcW w:w="1704" w:type="dxa"/>
+            <w:vAlign w:val="center"/>
+            <w:hideMark/>
+          </w:tcPr>
+          <w:p>
+            <w:pPr>
+              <w:ind w:left="0" w:firstLine="0"/>
+            </w:pPr>
+            <w:r>
+              <w:t>Bloqueio de softwares não autorizados</w:t>
+            </w:r>
+          </w:p>
+        </w:tc>
+        <w:tc>
+          <w:tcPr>
+            <w:tcW w:w="2571" w:type="dxa"/>
+            <w:vAlign w:val="center"/>
+            <w:hideMark/>
+          </w:tcPr>
+          <w:p>
+            <w:pPr>
+              <w:ind w:left="0" w:firstLine="0"/>
+            </w:pPr>
+            <w:r>
+              <w:t>Segurança em setores administrativos</w:t>
+            </w:r>
+          </w:p>
+        </w:tc>
+      </w:tr>
+      <w:tr>
+        <w:trPr>
+          <w:tblCellSpacing w:w="15" w:type="dxa"/>
+        </w:trPr>
+        <w:tc>
+          <w:tcPr>
+            <w:tcW w:w="0" w:type="auto"/>
+            <w:gridSpan w:val="2"/>
+            <w:vAlign w:val="center"/>
+            <w:hideMark/>
+          </w:tcPr>
+          <w:p>
+            <w:pPr>
+              <w:ind w:left="0" w:firstLine="0"/>
+            </w:pPr>
+          </w:p>
+        </w:tc>
+        <w:tc>
+          <w:tcPr>
+            <w:tcW w:w="1704" w:type="dxa"/>
+            <w:vAlign w:val="center"/>
+            <w:hideMark/>
+          </w:tcPr>
+          <w:p>
+            <w:pPr>
+              <w:ind w:left="0" w:firstLine="0"/>
+            </w:pPr>
+            <w:r>
+              <w:t>Configuração de impressoras</w:t>
+            </w:r>
+          </w:p>
+        </w:tc>
+        <w:tc>
+          <w:tcPr>
+            <w:tcW w:w="2571" w:type="dxa"/>
+            <w:vAlign w:val="center"/>
+            <w:hideMark/>
+          </w:tcPr>
+          <w:p>
+            <w:pPr>
+              <w:ind w:left="0" w:firstLine="0"/>
+            </w:pPr>
+            <w:r>
+              <w:t>Permitir impressão apenas em dispositivos autorizados</w:t>
+            </w:r>
+          </w:p>
+        </w:tc>
+      </w:tr>
+      <w:tr>
+        <w:trPr>
+          <w:tblCellSpacing w:w="15" w:type="dxa"/>
+        </w:trPr>
+        <w:tc>
+          <w:tcPr>
+            <w:tcW w:w="0" w:type="auto"/>
+            <w:gridSpan w:val="2"/>
+            <w:vAlign w:val="center"/>
+            <w:hideMark/>
+          </w:tcPr>
+          <w:p>
+            <w:pPr>
+              <w:ind w:left="0" w:firstLine="0"/>
+            </w:pPr>
+          </w:p>
+        </w:tc>
+        <w:tc>
+          <w:tcPr>
+            <w:tcW w:w="1704" w:type="dxa"/>
+            <w:vAlign w:val="center"/>
+            <w:hideMark/>
+          </w:tcPr>
+          <w:p>
+            <w:pPr>
+              <w:ind w:left="0" w:firstLine="0"/>
+            </w:pPr>
+            <w:r>
+              <w:t>Auditoria de acessos</w:t>
+            </w:r>
+          </w:p>
+        </w:tc>
+        <w:tc>
+          <w:tcPr>
+            <w:tcW w:w="2571" w:type="dxa"/>
+            <w:vAlign w:val="center"/>
+            <w:hideMark/>
+          </w:tcPr>
+          <w:p>
+            <w:pPr>
+              <w:ind w:left="0" w:firstLine="0"/>
+            </w:pPr>
+            <w:r>
+              <w:t>Monitoramento de uso administrativo</w:t>
+            </w:r>
+          </w:p>
+        </w:tc>
+      </w:tr>
+      <w:tr>
+        <w:trPr>
+          <w:tblCellSpacing w:w="15" w:type="dxa"/>
+        </w:trPr>
+        <w:tc>
+          <w:tcPr>
+            <w:tcW w:w="0" w:type="auto"/>
+            <w:gridSpan w:val="2"/>
+            <w:vAlign w:val="center"/>
+            <w:hideMark/>
+          </w:tcPr>
+          <w:p>
+            <w:pPr>
+              <w:ind w:left="0" w:firstLine="0"/>
+              <w:rPr>
+                <w:b/>
+                <w:bCs/>
+              </w:rPr>
+            </w:pPr>
+            <w:r>
+              <w:rPr>
+                <w:b/>
+                <w:bCs/>
+              </w:rPr>
+              <w:t>GRP_Alunos</w:t>
+            </w:r>
+          </w:p>
+        </w:tc>
+        <w:tc>
+          <w:tcPr>
+            <w:tcW w:w="1704" w:type="dxa"/>
+            <w:vAlign w:val="center"/>
+            <w:hideMark/>
+          </w:tcPr>
+          <w:p>
+            <w:pPr>
+              <w:ind w:left="0" w:firstLine="0"/>
+            </w:pPr>
+            <w:r>
+              <w:t>Acesso restrito a laboratórios</w:t>
+            </w:r>
+          </w:p>
+        </w:tc>
+        <w:tc>
+          <w:tcPr>
+            <w:tcW w:w="2571" w:type="dxa"/>
+            <w:vAlign w:val="center"/>
+            <w:hideMark/>
+          </w:tcPr>
+          <w:p>
+            <w:pPr>
+              <w:ind w:left="0" w:firstLine="0"/>
+            </w:pPr>
+            <w:r>
+              <w:t>Sem privilégios administrativos</w:t>
+            </w:r>
+          </w:p>
+        </w:tc>
+      </w:tr>
+      <w:tr>
+        <w:trPr>
+          <w:tblCellSpacing w:w="15" w:type="dxa"/>
+        </w:trPr>
+        <w:tc>
+          <w:tcPr>
+            <w:tcW w:w="0" w:type="auto"/>
+            <w:gridSpan w:val="2"/>
+            <w:vAlign w:val="center"/>
+            <w:hideMark/>
+          </w:tcPr>
+          <w:p>
+            <w:pPr>
+              <w:ind w:left="0" w:firstLine="0"/>
+            </w:pPr>
+          </w:p>
+        </w:tc>
+        <w:tc>
+          <w:tcPr>
+            <w:tcW w:w="1704" w:type="dxa"/>
+            <w:vAlign w:val="center"/>
+            <w:hideMark/>
+          </w:tcPr>
+          <w:p>
+            <w:pPr>
+              <w:ind w:left="0" w:firstLine="0"/>
+            </w:pPr>
+            <w:r>
+              <w:t>Bloqueio de Prompt de Comando e Painel de Controle</w:t>
+            </w:r>
+          </w:p>
+        </w:tc>
+        <w:tc>
+          <w:tcPr>
+            <w:tcW w:w="2571" w:type="dxa"/>
+            <w:vAlign w:val="center"/>
+            <w:hideMark/>
+          </w:tcPr>
+          <w:p>
+            <w:pPr>
+              <w:ind w:left="0" w:firstLine="0"/>
+            </w:pPr>
+            <w:r>
+              <w:t>Evitar alterações indevidas</w:t>
+            </w:r>
+          </w:p>
+        </w:tc>
+      </w:tr>
+      <w:tr>
+        <w:trPr>
+          <w:tblCellSpacing w:w="15" w:type="dxa"/>
+        </w:trPr>
+        <w:tc>
+          <w:tcPr>
+            <w:tcW w:w="0" w:type="auto"/>
+            <w:gridSpan w:val="2"/>
+            <w:vAlign w:val="center"/>
+            <w:hideMark/>
+          </w:tcPr>
+          <w:p>
+            <w:pPr>
+              <w:ind w:left="0" w:firstLine="0"/>
+            </w:pPr>
+          </w:p>
+        </w:tc>
+        <w:tc>
+          <w:tcPr>
+            <w:tcW w:w="1704" w:type="dxa"/>
+            <w:vAlign w:val="center"/>
+            <w:hideMark/>
+          </w:tcPr>
+          <w:p>
+            <w:pPr>
+              <w:ind w:left="0" w:firstLine="0"/>
+            </w:pPr>
+            <w:r>
+              <w:t>Acesso a Wi-Fi acadêmico</w:t>
+            </w:r>
+          </w:p>
+        </w:tc>
+        <w:tc>
+          <w:tcPr>
+            <w:tcW w:w="2571" w:type="dxa"/>
+            <w:vAlign w:val="center"/>
+            <w:hideMark/>
+          </w:tcPr>
+          <w:p>
+            <w:pPr>
+              <w:ind w:left="0" w:firstLine="0"/>
+            </w:pPr>
+            <w:r>
+              <w:t>Conectividade controlada</w:t>
+            </w:r>
+          </w:p>
+        </w:tc>
+      </w:tr>
+      <w:tr>
+        <w:trPr>
+          <w:tblCellSpacing w:w="15" w:type="dxa"/>
+        </w:trPr>
+        <w:tc>
+          <w:tcPr>
+            <w:tcW w:w="0" w:type="auto"/>
+            <w:gridSpan w:val="2"/>
+            <w:vAlign w:val="center"/>
+            <w:hideMark/>
+          </w:tcPr>
+          <w:p>
+            <w:pPr>
+              <w:ind w:left="0" w:firstLine="0"/>
+              <w:rPr>
+                <w:b/>
+                <w:bCs/>
+              </w:rPr>
+            </w:pPr>
+            <w:r>
+              <w:rPr>
+                <w:b/>
+                <w:bCs/>
+              </w:rPr>
+              <w:t>GRP_Professores</w:t>
+            </w:r>
+          </w:p>
+        </w:tc>
+        <w:tc>
+          <w:tcPr>
+            <w:tcW w:w="1704" w:type="dxa"/>
+            <w:vAlign w:val="center"/>
+            <w:hideMark/>
+          </w:tcPr>
+          <w:p>
+            <w:pPr>
+              <w:ind w:left="0" w:firstLine="0"/>
+            </w:pPr>
+            <w:r>
+              <w:t>Acesso a computadores de sala e laboratório</w:t>
+            </w:r>
+          </w:p>
+        </w:tc>
+        <w:tc>
+          <w:tcPr>
+            <w:tcW w:w="2571" w:type="dxa"/>
+            <w:vAlign w:val="center"/>
+            <w:hideMark/>
+          </w:tcPr>
+          <w:p>
+            <w:pPr>
+              <w:ind w:left="0" w:firstLine="0"/>
+            </w:pPr>
+            <w:r>
+              <w:t>Suporte pedagógico</w:t>
+            </w:r>
+          </w:p>
+        </w:tc>
+      </w:tr>
+      <w:tr>
+        <w:trPr>
+          <w:tblCellSpacing w:w="15" w:type="dxa"/>
+        </w:trPr>
+        <w:tc>
+          <w:tcPr>
+            <w:tcW w:w="0" w:type="auto"/>
+            <w:gridSpan w:val="2"/>
+            <w:vAlign w:val="center"/>
+            <w:hideMark/>
+          </w:tcPr>
+          <w:p>
+            <w:pPr>
+              <w:ind w:left="0" w:firstLine="0"/>
+            </w:pPr>
+          </w:p>
+        </w:tc>
+        <w:tc>
+          <w:tcPr>
+            <w:tcW w:w="1704" w:type="dxa"/>
+            <w:vAlign w:val="center"/>
+            <w:hideMark/>
+          </w:tcPr>
+          <w:p>
+            <w:pPr>
+              <w:ind w:left="0" w:firstLine="0"/>
+            </w:pPr>
+            <w:r>
+              <w:t>Acesso a impressoras da coordenação e sala dos professores</w:t>
+            </w:r>
+          </w:p>
+        </w:tc>
+        <w:tc>
+          <w:tcPr>
+            <w:tcW w:w="2571" w:type="dxa"/>
+            <w:vAlign w:val="center"/>
+            <w:hideMark/>
+          </w:tcPr>
+          <w:p>
+            <w:pPr>
+              <w:ind w:left="0" w:firstLine="0"/>
+            </w:pPr>
+            <w:r>
+              <w:t>Recursos acadêmicos</w:t>
+            </w:r>
+          </w:p>
+        </w:tc>
+      </w:tr>
+      <w:tr>
+        <w:trPr>
+          <w:tblCellSpacing w:w="15" w:type="dxa"/>
+        </w:trPr>
+        <w:tc>
+          <w:tcPr>
+            <w:tcW w:w="0" w:type="auto"/>
+            <w:gridSpan w:val="2"/>
+            <w:vAlign w:val="center"/>
+            <w:hideMark/>
+          </w:tcPr>
+          <w:p>
+            <w:pPr>
+              <w:ind w:left="0" w:firstLine="0"/>
+            </w:pPr>
+          </w:p>
+        </w:tc>
+        <w:tc>
+          <w:tcPr>
+            <w:tcW w:w="1704" w:type="dxa"/>
+            <w:vAlign w:val="center"/>
+            <w:hideMark/>
+          </w:tcPr>
+          <w:p>
+            <w:pPr>
+              <w:ind w:left="0" w:firstLine="0"/>
+            </w:pPr>
+            <w:r>
+              <w:t>Autonomia controlada</w:t>
+            </w:r>
+          </w:p>
+        </w:tc>
+        <w:tc>
+          <w:tcPr>
+            <w:tcW w:w="2571" w:type="dxa"/>
+            <w:vAlign w:val="center"/>
+            <w:hideMark/>
+          </w:tcPr>
+          <w:p>
+            <w:pPr>
+              <w:ind w:left="0" w:firstLine="0"/>
+            </w:pPr>
+            <w:r>
+              <w:t>Liberdade pedagógica com restrições de segurança</w:t>
+            </w:r>
+          </w:p>
+        </w:tc>
+      </w:tr>
+      <w:tr>
+        <w:trPr>
+          <w:tblCellSpacing w:w="15" w:type="dxa"/>
+        </w:trPr>
+        <w:tc>
+          <w:tcPr>
+            <w:tcW w:w="0" w:type="auto"/>
+            <w:gridSpan w:val="2"/>
+            <w:vAlign w:val="center"/>
+            <w:hideMark/>
+          </w:tcPr>
+          <w:p>
+            <w:pPr>
+              <w:ind w:left="0" w:firstLine="0"/>
+              <w:rPr>
+                <w:b/>
+                <w:bCs/>
+              </w:rPr>
+            </w:pPr>
+            <w:r>
+              <w:rPr>
+                <w:b/>
+                <w:bCs/>
+              </w:rPr>
+              <w:t>Grupos de Cursos</w:t>
+            </w:r>
+          </w:p>
+        </w:tc>
+        <w:tc>
+          <w:tcPr>
+            <w:tcW w:w="1704" w:type="dxa"/>
+            <w:vAlign w:val="center"/>
+            <w:hideMark/>
+          </w:tcPr>
+          <w:p>
+            <w:pPr>
+              <w:ind w:left="0" w:firstLine="0"/>
+            </w:pPr>
+            <w:r>
+              <w:t>Políticas segmentadas por curso</w:t>
+            </w:r>
+          </w:p>
+        </w:tc>
+        <w:tc>
+          <w:tcPr>
+            <w:tcW w:w="2571" w:type="dxa"/>
+            <w:vAlign w:val="center"/>
+            <w:hideMark/>
+          </w:tcPr>
+          <w:p>
+            <w:pPr>
+              <w:ind w:left="0" w:firstLine="0"/>
+            </w:pPr>
+            <w:r>
+              <w:t>Garantir que cada curso tenha regras específicas de acesso</w:t>
+            </w:r>
+          </w:p>
+        </w:tc>
+      </w:tr>
+      <w:tr>
+        <w:trPr>
+          <w:tblCellSpacing w:w="15" w:type="dxa"/>
+        </w:trPr>
+        <w:tc>
+          <w:tcPr>
+            <w:tcW w:w="0" w:type="auto"/>
+            <w:gridSpan w:val="2"/>
+            <w:vAlign w:val="center"/>
+            <w:hideMark/>
+          </w:tcPr>
+          <w:p>
+            <w:pPr>
+              <w:ind w:left="0" w:firstLine="0"/>
+              <w:rPr>
+                <w:b/>
+                <w:bCs/>
+              </w:rPr>
+            </w:pPr>
+            <w:r>
+              <w:rPr>
+                <w:b/>
+                <w:bCs/>
+              </w:rPr>
+              <w:t>Grupos de Departamentos</w:t>
+            </w:r>
+          </w:p>
+        </w:tc>
+        <w:tc>
+          <w:tcPr>
+            <w:tcW w:w="1704" w:type="dxa"/>
+            <w:vAlign w:val="center"/>
+            <w:hideMark/>
+          </w:tcPr>
+          <w:p>
+            <w:pPr>
+              <w:ind w:left="0" w:firstLine="0"/>
+            </w:pPr>
+            <w:r>
+              <w:t>Acesso a sistemas administrativos</w:t>
+            </w:r>
+          </w:p>
+        </w:tc>
+        <w:tc>
+          <w:tcPr>
+            <w:tcW w:w="2571" w:type="dxa"/>
+            <w:vAlign w:val="center"/>
+            <w:hideMark/>
+          </w:tcPr>
+          <w:p>
+            <w:pPr>
+              <w:ind w:left="0" w:firstLine="0"/>
+            </w:pPr>
+            <w:r>
+              <w:t>Gestão institucional</w:t>
+            </w:r>
+          </w:p>
+        </w:tc>
+      </w:tr>
+      <w:tr>
+        <w:trPr>
+          <w:tblCellSpacing w:w="15" w:type="dxa"/>
+        </w:trPr>
+        <w:tc>
+          <w:tcPr>
+            <w:tcW w:w="0" w:type="auto"/>
+            <w:gridSpan w:val="2"/>
+            <w:vAlign w:val="center"/>
+            <w:hideMark/>
+          </w:tcPr>
+          <w:p>
+            <w:pPr>
+              <w:ind w:left="0" w:firstLine="0"/>
+            </w:pPr>
+          </w:p>
+        </w:tc>
+        <w:tc>
+          <w:tcPr>
+            <w:tcW w:w="1704" w:type="dxa"/>
+            <w:vAlign w:val="center"/>
+            <w:hideMark/>
+          </w:tcPr>
+          <w:p>
+            <w:pPr>
+              <w:ind w:left="0" w:firstLine="0"/>
+            </w:pPr>
+            <w:r>
+              <w:t>Auditoria de acessos</w:t>
+            </w:r>
+          </w:p>
+        </w:tc>
+        <w:tc>
+          <w:tcPr>
+            <w:tcW w:w="2571" w:type="dxa"/>
+            <w:vAlign w:val="center"/>
+            <w:hideMark/>
+          </w:tcPr>
+          <w:p>
+            <w:pPr>
+              <w:ind w:left="0" w:firstLine="0"/>
+            </w:pPr>
+            <w:r>
+              <w:t>Conformidade com COBIT</w:t>
+            </w:r>
+          </w:p>
+        </w:tc>
+      </w:tr>
+      <w:tr>
+        <w:trPr>
+          <w:tblCellSpacing w:w="15" w:type="dxa"/>
+        </w:trPr>
+        <w:tc>
+          <w:tcPr>
+            <w:tcW w:w="0" w:type="auto"/>
+            <w:gridSpan w:val="2"/>
+            <w:vAlign w:val="center"/>
+            <w:hideMark/>
+          </w:tcPr>
+          <w:p>
+            <w:pPr>
+              <w:ind w:left="0" w:firstLine="0"/>
+            </w:pPr>
+          </w:p>
+        </w:tc>
+        <w:tc>
+          <w:tcPr>
+            <w:tcW w:w="1704" w:type="dxa"/>
+            <w:vAlign w:val="center"/>
+            <w:hideMark/>
+          </w:tcPr>
+          <w:p>
+            <w:pPr>
+              <w:ind w:left="0" w:firstLine="0"/>
+            </w:pPr>
+            <w:r>
+              <w:t>Configuração de dispositivos</w:t>
+            </w:r>
+          </w:p>
+        </w:tc>
+        <w:tc>
+          <w:tcPr>
+            <w:tcW w:w="2571" w:type="dxa"/>
+            <w:vAlign w:val="center"/>
+            <w:hideMark/>
+          </w:tcPr>
+          <w:p>
+            <w:pPr>
+              <w:ind w:left="0" w:firstLine="0"/>
+            </w:pPr>
+            <w:r>
+              <w:t>Segurança em setores administrativos</w:t>
+            </w:r>
+          </w:p>
+        </w:tc>
+      </w:tr>
+    </w:tbl>
+    <w:p>
+      <w:pPr>
         <w:ind w:left="0" w:firstLine="0"/>
-        <w:jc w:val="both"/>
-      </w:pPr>
-    </w:p>
-    <w:p/>
+      </w:pPr>
+    </w:p>
+    <w:p/>
+    <w:p/>
+    <w:p/>
+    <w:p/>
+    <w:p/>
+    <w:p>
+      <w:pPr>
+        <w:ind w:left="0" w:firstLine="0"/>
+      </w:pPr>
+    </w:p>
     <w:p>
       <w:pPr>
         <w:pStyle w:val="Heading1"/>
@@ -5298,418 +5588,1152 @@
     <w:p/>
     <w:p>
       <w:r>
-        <w:t>Estrutura das OUs</w:t>
+        <w:t xml:space="preserve">No domínio </w:t>
+      </w:r>
+      <w:r>
+        <w:rPr>
+          <w:b/>
+          <w:bCs/>
+        </w:rPr>
+        <w:t>adm.fatecbarueri.local</w:t>
+      </w:r>
+      <w:r>
+        <w:t xml:space="preserve">, a Fatec Barueri foi organizada em dois ambientes de Active Directory: </w:t>
+      </w:r>
+      <w:r>
+        <w:rPr>
+          <w:b/>
+          <w:bCs/>
+        </w:rPr>
+        <w:t>AD-ACAD</w:t>
+      </w:r>
+      <w:r>
+        <w:t xml:space="preserve"> e </w:t>
+      </w:r>
+      <w:r>
+        <w:rPr>
+          <w:b/>
+          <w:bCs/>
+        </w:rPr>
+        <w:t>AD-ADM</w:t>
+      </w:r>
+      <w:r>
+        <w:t>.</w:t>
       </w:r>
     </w:p>
     <w:p>
       <w:pPr>
         <w:numPr>
           <w:ilvl w:val="0"/>
-          <w:numId w:val="13"/>
+          <w:numId w:val="23"/>
         </w:numPr>
       </w:pPr>
       <w:r>
-        <w:t>OU Administrativa: secretaria, biblioteca e áreas de apoio, vinculadas aos servidores AD-ADM-01 e AD-ADM-02 (Windows Server).</w:t>
+        <w:t xml:space="preserve">O </w:t>
+      </w:r>
+      <w:r>
+        <w:rPr>
+          <w:b/>
+          <w:bCs/>
+        </w:rPr>
+        <w:t>AD-ACAD</w:t>
+      </w:r>
+      <w:r>
+        <w:t xml:space="preserve"> concentra usuários e computadores acadêmicos, com grupos de segurança separados por </w:t>
+      </w:r>
+      <w:r>
+        <w:rPr>
+          <w:b/>
+          <w:bCs/>
+        </w:rPr>
+        <w:t>cursos</w:t>
+      </w:r>
+      <w:r>
+        <w:t xml:space="preserve"> e perfis de </w:t>
+      </w:r>
+      <w:r>
+        <w:rPr>
+          <w:b/>
+          <w:bCs/>
+        </w:rPr>
+        <w:t>alunos e professores</w:t>
+      </w:r>
+      <w:r>
+        <w:t>.</w:t>
       </w:r>
     </w:p>
     <w:p>
       <w:pPr>
         <w:numPr>
           <w:ilvl w:val="0"/>
-          <w:numId w:val="13"/>
+          <w:numId w:val="23"/>
         </w:numPr>
       </w:pPr>
       <w:r>
-        <w:t>OU Acadêmica: laboratórios e salas de aula, vinculadas aos servidores AD-ACAD-01 e AD-ACAD-02 (Debian/Samba 4).</w:t>
-      </w:r>
-    </w:p>
-    <w:p>
-      <w:pPr>
+        <w:t xml:space="preserve">O </w:t>
+      </w:r>
+      <w:r>
+        <w:rPr>
+          <w:b/>
+          <w:bCs/>
+        </w:rPr>
+        <w:t>AD-ADM</w:t>
+      </w:r>
+      <w:r>
+        <w:t xml:space="preserve"> concentra usuários e computadores administrativos, com grupos de segurança separados por </w:t>
+      </w:r>
+      <w:r>
+        <w:rPr>
+          <w:b/>
+          <w:bCs/>
+        </w:rPr>
+        <w:t>departamentos institucionais</w:t>
+      </w:r>
+      <w:r>
+        <w:t>, conforme a estrutura organizacional oficial da Fatec Barueri.</w:t>
+      </w:r>
+    </w:p>
+    <w:p/>
+    <w:p>
+      <w:r>
+        <w:t>DOMINIO: adm.fatecbarueri.local</w:t>
+      </w:r>
+    </w:p>
+    <w:p>
+      <w:r>
+        <w:t>|</w:t>
+      </w:r>
+    </w:p>
+    <w:p>
+      <w:r>
+        <w:t>|- AD-ACAD</w:t>
+      </w:r>
+    </w:p>
+    <w:p>
+      <w:r>
+        <w:t>|    |- OU_Usuarios</w:t>
+      </w:r>
+    </w:p>
+    <w:p>
+      <w:r>
+        <w:t>|    |- OU_Computadores</w:t>
+      </w:r>
+    </w:p>
+    <w:p>
+      <w:r>
+        <w:t>|    |      |- SALA XX</w:t>
+      </w:r>
+    </w:p>
+    <w:p>
+      <w:r>
+        <w:t>|    |- Grupos (Cursos)</w:t>
+      </w:r>
+    </w:p>
+    <w:p>
+      <w:r>
+        <w:t>|           |- GRP_Alunos</w:t>
+      </w:r>
+    </w:p>
+    <w:p>
+      <w:r>
+        <w:t>|           |- GRP_Professores</w:t>
+      </w:r>
+    </w:p>
+    <w:p>
+      <w:r>
+        <w:t>|           |- GRP_ComercioExterior</w:t>
+      </w:r>
+    </w:p>
+    <w:p>
+      <w:r>
+        <w:t>|           |- GRP_DesignMidiasDigitais</w:t>
+      </w:r>
+    </w:p>
+    <w:p>
+      <w:r>
+        <w:t>|           |- GRP_GestaoEventos</w:t>
+      </w:r>
+    </w:p>
+    <w:p>
+      <w:r>
+        <w:t>|           |- GRP_RecursosHumanos</w:t>
+      </w:r>
+    </w:p>
+    <w:p>
+      <w:r>
+        <w:t>|           |- GRP_TecnologiaInformacao</w:t>
+      </w:r>
+    </w:p>
+    <w:p>
+      <w:r>
+        <w:t>|           |- GRP_ComercioEletronico</w:t>
+      </w:r>
+    </w:p>
+    <w:p>
+      <w:r>
+        <w:t>|           |- GRP_NegociosPessoas</w:t>
+      </w:r>
+    </w:p>
+    <w:p>
+      <w:r>
+        <w:t>|           |- GRP_Logistica</w:t>
+      </w:r>
+    </w:p>
+    <w:p>
+      <w:r>
+        <w:t>|           |- GRP_GestaoEmpresarialEAD</w:t>
+      </w:r>
+    </w:p>
+    <w:p>
+      <w:r>
+        <w:t>|           |- GRP_TransporteTerrestre</w:t>
+      </w:r>
+    </w:p>
+    <w:p>
+      <w:r>
+        <w:t>|</w:t>
+      </w:r>
+    </w:p>
+    <w:p/>
+    <w:p/>
+    <w:p/>
+    <w:p>
+      <w:r>
+        <w:t>|- AD-ADM</w:t>
+      </w:r>
+    </w:p>
+    <w:p>
+      <w:r>
+        <w:lastRenderedPageBreak/>
+        <w:t xml:space="preserve">     |- OU_Usuarios</w:t>
+      </w:r>
+    </w:p>
+    <w:p>
+      <w:r>
+        <w:t xml:space="preserve">     |- OU_Computadores</w:t>
+      </w:r>
+    </w:p>
+    <w:p>
+      <w:r>
+        <w:t xml:space="preserve">     |</w:t>
+      </w:r>
+    </w:p>
+    <w:p>
+      <w:r>
+        <w:t xml:space="preserve">     |- Grupos (Departamentos)</w:t>
+      </w:r>
+    </w:p>
+    <w:p>
+      <w:r>
+        <w:t xml:space="preserve">            |- GRP_Congregacao</w:t>
+      </w:r>
+    </w:p>
+    <w:p>
+      <w:r>
+        <w:t xml:space="preserve">            |- GRP_Coordenacao</w:t>
+      </w:r>
+    </w:p>
+    <w:p>
+      <w:r>
+        <w:t xml:space="preserve">            |- GRP_ChefiaServicosAdministrativos</w:t>
+      </w:r>
+    </w:p>
+    <w:p>
+      <w:r>
+        <w:t xml:space="preserve">            |- GRP_ChefiaServicosAcademicos</w:t>
+      </w:r>
+    </w:p>
+    <w:p>
+      <w:r>
+        <w:t xml:space="preserve">            |- GRP_CoordenadoriasCursos</w:t>
+      </w:r>
+    </w:p>
+    <w:p>
+      <w:r>
+        <w:t xml:space="preserve">            |- GRP_OrientacaoPolo</w:t>
+      </w:r>
+    </w:p>
+    <w:p>
+      <w:r>
+        <w:t xml:space="preserve">            |- GRP_NucleosDocentesEstruturantes</w:t>
+      </w:r>
+    </w:p>
+    <w:p>
+      <w:r>
+        <w:t xml:space="preserve">            |- GRP_CorpoDocente</w:t>
+      </w:r>
+    </w:p>
+    <w:p>
+      <w:r>
+        <w:t xml:space="preserve">            |- GRP_AuxiliaresDocentes</w:t>
+      </w:r>
+    </w:p>
+    <w:p>
+      <w:r>
+        <w:t xml:space="preserve">            |- GRP_CorpoTecnicoAdministrativo</w:t>
+      </w:r>
+    </w:p>
+    <w:p>
+      <w:r>
+        <w:t xml:space="preserve">            |- GRP_ComissaoPropriaAvaliacao_CPA</w:t>
+      </w:r>
+    </w:p>
+    <w:p>
+      <w:r>
+        <w:t xml:space="preserve">            |- GRP_ComissaoInternaPrevencaoAcidentes_CIPA</w:t>
+      </w:r>
+    </w:p>
+    <w:p/>
+    <w:p>
+      <w:r>
+        <w:t xml:space="preserve">Essa organização garante clareza na gestão de acessos, aplicação segmentada de GPOs e conformidade com frameworks como </w:t>
+      </w:r>
+      <w:r>
+        <w:rPr>
+          <w:b/>
+          <w:bCs/>
+        </w:rPr>
+        <w:t>ITIL</w:t>
+      </w:r>
+      <w:r>
+        <w:t xml:space="preserve"> e </w:t>
+      </w:r>
+      <w:r>
+        <w:rPr>
+          <w:b/>
+          <w:bCs/>
+        </w:rPr>
+        <w:t>COBIT</w:t>
+      </w:r>
+      <w:r>
+        <w:t>, fortalecendo a governança digital da instituição.</w:t>
+      </w:r>
+    </w:p>
+    <w:p/>
+    <w:p/>
+    <w:p/>
+    <w:p/>
+    <w:p/>
+    <w:p/>
+    <w:p/>
+    <w:p/>
+    <w:p/>
+    <w:p/>
+    <w:p/>
+    <w:p/>
+    <w:p/>
+    <w:p/>
+    <w:p/>
+    <w:p>
+      <w:pPr>
+        <w:pStyle w:val="Heading1"/>
         <w:numPr>
           <w:ilvl w:val="0"/>
-          <w:numId w:val="13"/>
+          <w:numId w:val="12"/>
         </w:numPr>
       </w:pPr>
       <w:r>
-        <w:t>Separação lógica: garante que cada grupo de máquinas receba políticas específicas e adequadas ao seu perfil de uso.</w:t>
-      </w:r>
-    </w:p>
-    <w:p>
-      <w:r>
-        <w:t>Políticas de Senha e Autenticação</w:t>
+        <w:lastRenderedPageBreak/>
+        <w:t>Requisitos de Segurança</w:t>
+      </w:r>
+    </w:p>
+    <w:p/>
+    <w:p>
+      <w:r>
+        <w:t>Os requisitos de segurança do Active Directory da Fatec Barueri foram moldados em conjunto com a própria instituição, considerando suas necessidades acadêmicas e administrativas, além de referências internacionais como ISO/IEC 27001, NIST e o framework MITRE ATT&amp;CK, bem como a documentação oficial da Microsoft.</w:t>
+      </w:r>
+    </w:p>
+    <w:p>
+      <w:r>
+        <w:t>As principais políticas incluem:</w:t>
       </w:r>
     </w:p>
     <w:p>
       <w:pPr>
         <w:numPr>
           <w:ilvl w:val="0"/>
-          <w:numId w:val="14"/>
+          <w:numId w:val="24"/>
         </w:numPr>
       </w:pPr>
       <w:r>
-        <w:t>Complexidade mínima: já definida no Card 5, exigindo senhas fortes com caracteres variados.</w:t>
+        <w:t>Senhas Fortes: mínimo de 12 caracteres, incluindo letras maiúsculas, minúsculas, números e símbolos. As senhas expiram a cada 90 dias e devem ser trocadas no primeiro login.</w:t>
       </w:r>
     </w:p>
     <w:p>
       <w:pPr>
         <w:numPr>
           <w:ilvl w:val="0"/>
-          <w:numId w:val="14"/>
+          <w:numId w:val="24"/>
         </w:numPr>
       </w:pPr>
       <w:r>
-        <w:t>Expiração periódica: redefinição obrigatória a cada 90 dias.</w:t>
+        <w:t>Bloqueio de Contas: após cinco tentativas consecutivas de login mal-sucedidas, prevenindo ataques de força bruta.</w:t>
       </w:r>
     </w:p>
     <w:p>
       <w:pPr>
         <w:numPr>
           <w:ilvl w:val="0"/>
-          <w:numId w:val="14"/>
+          <w:numId w:val="24"/>
         </w:numPr>
       </w:pPr>
       <w:r>
-        <w:t>Troca inicial: senha gerada deve ser alterada no primeiro login.</w:t>
+        <w:t>Restrições Administrativas: bloqueio do Editor de Registro, Prompt de Comando e Painel de Controle em laboratórios, além de impedir alterações na área de trabalho.</w:t>
       </w:r>
     </w:p>
     <w:p>
       <w:pPr>
         <w:numPr>
           <w:ilvl w:val="0"/>
-          <w:numId w:val="14"/>
+          <w:numId w:val="24"/>
         </w:numPr>
       </w:pPr>
       <w:r>
-        <w:t>Bloqueio de contas: após cinco tentativas consecutivas de login mal-sucedidas.</w:t>
-      </w:r>
-    </w:p>
-    <w:p>
-      <w:r>
-        <w:t>Restrições Administrativas</w:t>
+        <w:t>Auditoria de Acessos: todos os logins e falhas de autenticação são registrados em logs detalhados, com relatórios periódicos para análise da equipe de TI.</w:t>
       </w:r>
     </w:p>
     <w:p>
       <w:pPr>
         <w:numPr>
           <w:ilvl w:val="0"/>
-          <w:numId w:val="15"/>
+          <w:numId w:val="24"/>
         </w:numPr>
       </w:pPr>
       <w:r>
-        <w:t>Bloqueio de ferramentas críticas: impedir acesso ao Editor de Registro, Prompt de Comando e Painel de Controle em laboratórios.</w:t>
+        <w:t>Controle de Softwares: bloqueio da instalação de programas sem privilégios administrativos e monitoramento do uso de dispositivos externos.</w:t>
       </w:r>
     </w:p>
     <w:p>
       <w:pPr>
         <w:numPr>
           <w:ilvl w:val="0"/>
-          <w:numId w:val="15"/>
+          <w:numId w:val="24"/>
         </w:numPr>
       </w:pPr>
       <w:r>
-        <w:t>Controle da área de trabalho: impedir alterações visuais e configurações não autorizadas.</w:t>
-      </w:r>
-    </w:p>
-    <w:p>
-      <w:r>
-        <w:t>Auditoria e Monitoramento</w:t>
+        <w:t>Sessões Ociosas: bloqueio automático após 1 hora de inatividade e desligamento fora do horário letivo (após 22h).</w:t>
       </w:r>
     </w:p>
     <w:p>
       <w:pPr>
         <w:numPr>
           <w:ilvl w:val="0"/>
-          <w:numId w:val="16"/>
+          <w:numId w:val="24"/>
         </w:numPr>
       </w:pPr>
       <w:r>
-        <w:t>Registro de logins: monitorar acessos bem-sucedidos e falhos.</w:t>
+        <w:t>Atualizações Automáticas: aplicadas via GPO e monitoradas pelo Zabbix, garantindo conformidade.</w:t>
       </w:r>
     </w:p>
     <w:p>
       <w:pPr>
         <w:numPr>
           <w:ilvl w:val="0"/>
-          <w:numId w:val="16"/>
+          <w:numId w:val="24"/>
         </w:numPr>
       </w:pPr>
       <w:r>
-        <w:t>Relatórios periódicos: análise de conformidade e rastreabilidade.</w:t>
-      </w:r>
-    </w:p>
-    <w:p>
-      <w:r>
-        <w:t>Controle de Softwares e Dispositivos</w:t>
-      </w:r>
-    </w:p>
-    <w:p>
-      <w:pPr>
+        <w:t>Expurgo de Contas: bloqueio após 90 dias de inatividade e desativação automática após 3 meses, com registro em relatórios de auditoria.</w:t>
+      </w:r>
+    </w:p>
+    <w:p>
+      <w:r>
+        <w:t>Essa abordagem, construída em parceria com a Fatec Barueri, garante o princípio do menor privilégio, fortalece a governança digital e assegura conformidade com frameworks de segurança, sem necessidade de file store.</w:t>
+      </w:r>
+    </w:p>
+    <w:p/>
+    <w:p/>
+    <w:p/>
+    <w:p/>
+    <w:p/>
+    <w:p/>
+    <w:p/>
+    <w:p/>
+    <w:p>
+      <w:pPr>
+        <w:pStyle w:val="Heading1"/>
         <w:numPr>
           <w:ilvl w:val="0"/>
-          <w:numId w:val="17"/>
+          <w:numId w:val="12"/>
         </w:numPr>
       </w:pPr>
       <w:r>
-        <w:t>Bloqueio de instalação: impedir que usuários instalem programas sem privilégios administrativos.</w:t>
-      </w:r>
-    </w:p>
-    <w:p>
-      <w:pPr>
-        <w:numPr>
-          <w:ilvl w:val="0"/>
-          <w:numId w:val="17"/>
-        </w:numPr>
-      </w:pPr>
-      <w:r>
-        <w:t>Controle de dispositivos USB: restringir ou monitorar uso de pendrives e HDs externos.</w:t>
-      </w:r>
-    </w:p>
-    <w:p>
-      <w:pPr>
-        <w:numPr>
-          <w:ilvl w:val="0"/>
-          <w:numId w:val="17"/>
-        </w:numPr>
-      </w:pPr>
-      <w:r>
-        <w:t>Bloqueio de impressoras locais: evitar instalação de impressoras não autorizadas.</w:t>
-      </w:r>
-    </w:p>
-    <w:p>
-      <w:r>
-        <w:t>Sessões Ociosas e Desligamento</w:t>
-      </w:r>
-    </w:p>
-    <w:p>
-      <w:pPr>
-        <w:numPr>
-          <w:ilvl w:val="0"/>
-          <w:numId w:val="18"/>
-        </w:numPr>
-      </w:pPr>
-      <w:r>
-        <w:t>Bloqueio automático: após 1 hora de inatividade, garantindo segurança sem interromper atividades em andamento.</w:t>
-      </w:r>
-    </w:p>
-    <w:p>
-      <w:pPr>
-        <w:numPr>
-          <w:ilvl w:val="0"/>
-          <w:numId w:val="18"/>
-        </w:numPr>
-      </w:pPr>
-      <w:r>
-        <w:t>Suspensão adaptada: aproveitando o intervalo natural entre as aulas, sem desligar completamente.</w:t>
-      </w:r>
-    </w:p>
-    <w:p>
-      <w:pPr>
-        <w:numPr>
-          <w:ilvl w:val="0"/>
-          <w:numId w:val="18"/>
-        </w:numPr>
-      </w:pPr>
-      <w:r>
-        <w:t>Desligamento fora do horário letivo: após 22h, garantindo economia de energia e segurança.</w:t>
-      </w:r>
-    </w:p>
-    <w:p>
-      <w:r>
         <w:lastRenderedPageBreak/>
-        <w:t>Políticas de Navegador</w:t>
-      </w:r>
-    </w:p>
-    <w:p>
-      <w:pPr>
-        <w:numPr>
-          <w:ilvl w:val="0"/>
-          <w:numId w:val="19"/>
-        </w:numPr>
-      </w:pPr>
-      <w:r>
-        <w:t>Homepage institucional: já definida por política existente.</w:t>
-      </w:r>
-    </w:p>
-    <w:p>
-      <w:pPr>
-        <w:numPr>
-          <w:ilvl w:val="0"/>
-          <w:numId w:val="19"/>
-        </w:numPr>
-      </w:pPr>
-      <w:r>
-        <w:t>Proxy automático: para navegação segura.</w:t>
-      </w:r>
-    </w:p>
-    <w:p>
-      <w:pPr>
-        <w:numPr>
-          <w:ilvl w:val="0"/>
-          <w:numId w:val="19"/>
-        </w:numPr>
-      </w:pPr>
-      <w:r>
-        <w:t>Bloqueio de sites inseguros: restringindo acesso a conteúdos não acadêmicos.</w:t>
-      </w:r>
-    </w:p>
-    <w:p>
-      <w:pPr>
-        <w:numPr>
-          <w:ilvl w:val="0"/>
-          <w:numId w:val="19"/>
-        </w:numPr>
-      </w:pPr>
-      <w:r>
-        <w:t>Forçar HTTPS: sempre que disponível.</w:t>
-      </w:r>
-    </w:p>
-    <w:p>
-      <w:pPr>
-        <w:numPr>
-          <w:ilvl w:val="0"/>
-          <w:numId w:val="19"/>
-        </w:numPr>
-      </w:pPr>
-      <w:r>
-        <w:t>Limpeza de cache e histórico: ao encerrar sessão, evitando acúmulo de dados pessoais.</w:t>
-      </w:r>
-    </w:p>
-    <w:p>
-      <w:r>
-        <w:t>Integração com VLANs</w:t>
-      </w:r>
-    </w:p>
-    <w:p>
-      <w:pPr>
-        <w:numPr>
-          <w:ilvl w:val="0"/>
-          <w:numId w:val="20"/>
-        </w:numPr>
-      </w:pPr>
-      <w:r>
-        <w:t>VLAN 10 – Adm/Corp: autenticação nos servidores AD-ADM.</w:t>
-      </w:r>
-    </w:p>
-    <w:p>
-      <w:pPr>
-        <w:numPr>
-          <w:ilvl w:val="0"/>
-          <w:numId w:val="20"/>
-        </w:numPr>
-      </w:pPr>
-      <w:r>
-        <w:t>VLAN 20 – Acadêmica: autenticação nos servidores AD-ACAD.</w:t>
-      </w:r>
-    </w:p>
-    <w:p>
-      <w:pPr>
-        <w:numPr>
-          <w:ilvl w:val="0"/>
-          <w:numId w:val="20"/>
-        </w:numPr>
-      </w:pPr>
-      <w:r>
-        <w:t>Isolamento de ambientes: maior segurança e controle sobre os recursos.</w:t>
-      </w:r>
-    </w:p>
-    <w:p>
-      <w:r>
-        <w:t>Monitoramento e Conformidade</w:t>
-      </w:r>
-    </w:p>
-    <w:p>
-      <w:pPr>
-        <w:numPr>
-          <w:ilvl w:val="0"/>
-          <w:numId w:val="21"/>
-        </w:numPr>
-      </w:pPr>
-      <w:r>
-        <w:t>Zabbix: acompanhamento contínuo da aplicação das políticas.</w:t>
-      </w:r>
-    </w:p>
-    <w:p>
-      <w:pPr>
-        <w:numPr>
-          <w:ilvl w:val="0"/>
-          <w:numId w:val="21"/>
-        </w:numPr>
-      </w:pPr>
-      <w:r>
-        <w:t>GLPI: gestão de inventário e suporte técnico.</w:t>
-      </w:r>
-    </w:p>
-    <w:p>
-      <w:pPr>
-        <w:numPr>
-          <w:ilvl w:val="0"/>
-          <w:numId w:val="21"/>
-        </w:numPr>
-      </w:pPr>
-      <w:r>
-        <w:t>Wazuh: auditoria de logs e detecção de intrusões.</w:t>
-      </w:r>
-    </w:p>
-    <w:p>
-      <w:r>
-        <w:rPr>
-          <w:noProof/>
-        </w:rPr>
-        <w:lastRenderedPageBreak/>
-        <w:drawing>
-          <wp:inline distT="0" distB="0" distL="0" distR="0" wp14:anchorId="78869C40" wp14:editId="52A1EF69">
-            <wp:extent cx="5441950" cy="5640705"/>
-            <wp:effectExtent l="0" t="0" r="6350" b="0"/>
-            <wp:docPr id="240263385" name="Imagem 2"/>
-            <wp:cNvGraphicFramePr>
-              <a:graphicFrameLocks xmlns:a="http://schemas.openxmlformats.org/drawingml/2006/main" noChangeAspect="1"/>
-            </wp:cNvGraphicFramePr>
-            <a:graphic xmlns:a="http://schemas.openxmlformats.org/drawingml/2006/main">
-              <a:graphicData uri="http://schemas.openxmlformats.org/drawingml/2006/picture">
-                <pic:pic xmlns:pic="http://schemas.openxmlformats.org/drawingml/2006/picture">
-                  <pic:nvPicPr>
-                    <pic:cNvPr id="0" name="Picture 2"/>
-                    <pic:cNvPicPr>
-                      <a:picLocks noChangeAspect="1" noChangeArrowheads="1"/>
-                    </pic:cNvPicPr>
-                  </pic:nvPicPr>
-                  <pic:blipFill>
-                    <a:blip r:embed="rId11">
-                      <a:extLst>
-                        <a:ext uri="{28A0092B-C50C-407E-A947-70E740481C1C}">
-                          <a14:useLocalDpi xmlns:a14="http://schemas.microsoft.com/office/drawing/2010/main" val="0"/>
-                        </a:ext>
-                      </a:extLst>
-                    </a:blip>
-                    <a:srcRect/>
-                    <a:stretch>
-                      <a:fillRect/>
-                    </a:stretch>
-                  </pic:blipFill>
-                  <pic:spPr bwMode="auto">
-                    <a:xfrm>
-                      <a:off x="0" y="0"/>
-                      <a:ext cx="5441950" cy="5640705"/>
-                    </a:xfrm>
-                    <a:prstGeom prst="rect">
-                      <a:avLst/>
-                    </a:prstGeom>
-                    <a:noFill/>
-                    <a:ln>
-                      <a:noFill/>
-                    </a:ln>
-                  </pic:spPr>
-                </pic:pic>
-              </a:graphicData>
-            </a:graphic>
-          </wp:inline>
-        </w:drawing>
-      </w:r>
-    </w:p>
+        <w:t>Políticas de segurança (GPOs)</w:t>
+      </w:r>
+    </w:p>
+    <w:p/>
+    <w:p>
+      <w:r>
+        <w:t>As políticas de segurança do Active Directory da Fatec Barueri foram planejadas em conjunto com a instituição, tomando como referência o documento RF-10 (Requisitos Não Funcionais), normas internacionais de segurança (ISO/IEC 27001, NIST) e boas práticas da Microsoft.</w:t>
+      </w:r>
+    </w:p>
+    <w:p>
+      <w:r>
+        <w:t>O objetivo é assegurar proteção contra acessos indevidos, uso incorreto de recursos e falhas de conformidade. Para isso, foram definidas regras de login e senha, bloqueio de contas após tentativas inválidas, restrições de dispositivos e softwares, auditoria de acessos com relatórios periódicos, aplicação do princípio do menor privilégio e centralização das permissões administrativas no grupo de TI.</w:t>
+      </w:r>
+    </w:p>
+    <w:p>
+      <w:r>
+        <w:t>Além disso, foram estabelecidas medidas de controle de sessões ociosas e desligamento automático fora do horário letivo, garantindo economia de energia e maior segurança. Todas as políticas foram registradas em tabela e documentadas para garantir rastreabilidade, conformidade e governança digital, fortalecendo a segurança do ambiente acadêmico e administrativo da Fatec Barueri.</w:t>
+      </w:r>
+    </w:p>
+    <w:p/>
+    <w:tbl>
+      <w:tblPr>
+        <w:tblW w:w="0" w:type="auto"/>
+        <w:tblCellSpacing w:w="15" w:type="dxa"/>
+        <w:tblBorders>
+          <w:insideH w:val="single" w:sz="4" w:space="0" w:color="auto"/>
+          <w:insideV w:val="single" w:sz="4" w:space="0" w:color="auto"/>
+        </w:tblBorders>
+        <w:tblCellMar>
+          <w:top w:w="15" w:type="dxa"/>
+          <w:left w:w="15" w:type="dxa"/>
+          <w:bottom w:w="15" w:type="dxa"/>
+          <w:right w:w="15" w:type="dxa"/>
+        </w:tblCellMar>
+        <w:tblLook w:val="04A0" w:firstRow="1" w:lastRow="0" w:firstColumn="1" w:lastColumn="0" w:noHBand="0" w:noVBand="1"/>
+      </w:tblPr>
+      <w:tblGrid>
+        <w:gridCol w:w="2157"/>
+        <w:gridCol w:w="1970"/>
+        <w:gridCol w:w="4443"/>
+      </w:tblGrid>
+      <w:tr>
+        <w:trPr>
+          <w:tblHeader/>
+          <w:tblCellSpacing w:w="15" w:type="dxa"/>
+        </w:trPr>
+        <w:tc>
+          <w:tcPr>
+            <w:tcW w:w="0" w:type="auto"/>
+            <w:vAlign w:val="center"/>
+            <w:hideMark/>
+          </w:tcPr>
+          <w:p>
+            <w:pPr>
+              <w:ind w:left="0" w:firstLine="0"/>
+            </w:pPr>
+            <w:r>
+              <w:t>Categoria</w:t>
+            </w:r>
+          </w:p>
+        </w:tc>
+        <w:tc>
+          <w:tcPr>
+            <w:tcW w:w="0" w:type="auto"/>
+            <w:vAlign w:val="center"/>
+            <w:hideMark/>
+          </w:tcPr>
+          <w:p>
+            <w:pPr>
+              <w:ind w:left="0" w:firstLine="0"/>
+            </w:pPr>
+            <w:r>
+              <w:t>Política</w:t>
+            </w:r>
+          </w:p>
+        </w:tc>
+        <w:tc>
+          <w:tcPr>
+            <w:tcW w:w="0" w:type="auto"/>
+            <w:vAlign w:val="center"/>
+            <w:hideMark/>
+          </w:tcPr>
+          <w:p>
+            <w:pPr>
+              <w:ind w:left="0" w:firstLine="0"/>
+            </w:pPr>
+            <w:r>
+              <w:t>Descrição / Aplicação</w:t>
+            </w:r>
+          </w:p>
+        </w:tc>
+      </w:tr>
+      <w:tr>
+        <w:trPr>
+          <w:tblCellSpacing w:w="15" w:type="dxa"/>
+        </w:trPr>
+        <w:tc>
+          <w:tcPr>
+            <w:tcW w:w="0" w:type="auto"/>
+            <w:vAlign w:val="center"/>
+            <w:hideMark/>
+          </w:tcPr>
+          <w:p>
+            <w:r>
+              <w:t>Login e Senhas</w:t>
+            </w:r>
+          </w:p>
+        </w:tc>
+        <w:tc>
+          <w:tcPr>
+            <w:tcW w:w="0" w:type="auto"/>
+            <w:vAlign w:val="center"/>
+            <w:hideMark/>
+          </w:tcPr>
+          <w:p>
+            <w:pPr>
+              <w:ind w:left="0" w:firstLine="0"/>
+            </w:pPr>
+            <w:r>
+              <w:t>Senhas fortes</w:t>
+            </w:r>
+          </w:p>
+        </w:tc>
+        <w:tc>
+          <w:tcPr>
+            <w:tcW w:w="0" w:type="auto"/>
+            <w:vAlign w:val="center"/>
+            <w:hideMark/>
+          </w:tcPr>
+          <w:p>
+            <w:pPr>
+              <w:ind w:left="0" w:firstLine="0"/>
+            </w:pPr>
+            <w:r>
+              <w:t>Mínimo de 12 caracteres, incluindo maiúsculas, minúsculas, números e símbolos</w:t>
+            </w:r>
+          </w:p>
+        </w:tc>
+      </w:tr>
+      <w:tr>
+        <w:trPr>
+          <w:tblCellSpacing w:w="15" w:type="dxa"/>
+        </w:trPr>
+        <w:tc>
+          <w:tcPr>
+            <w:tcW w:w="0" w:type="auto"/>
+            <w:vAlign w:val="center"/>
+            <w:hideMark/>
+          </w:tcPr>
+          <w:p>
+            <w:pPr>
+              <w:ind w:left="0" w:firstLine="0"/>
+            </w:pPr>
+          </w:p>
+        </w:tc>
+        <w:tc>
+          <w:tcPr>
+            <w:tcW w:w="0" w:type="auto"/>
+            <w:vAlign w:val="center"/>
+            <w:hideMark/>
+          </w:tcPr>
+          <w:p>
+            <w:pPr>
+              <w:ind w:left="0" w:firstLine="0"/>
+            </w:pPr>
+            <w:r>
+              <w:t>Expiração periódica</w:t>
+            </w:r>
+          </w:p>
+        </w:tc>
+        <w:tc>
+          <w:tcPr>
+            <w:tcW w:w="0" w:type="auto"/>
+            <w:vAlign w:val="center"/>
+            <w:hideMark/>
+          </w:tcPr>
+          <w:p>
+            <w:pPr>
+              <w:ind w:left="0" w:firstLine="0"/>
+            </w:pPr>
+            <w:r>
+              <w:t>Redefinição obrigatória a cada 90 dias</w:t>
+            </w:r>
+          </w:p>
+        </w:tc>
+      </w:tr>
+      <w:tr>
+        <w:trPr>
+          <w:tblCellSpacing w:w="15" w:type="dxa"/>
+        </w:trPr>
+        <w:tc>
+          <w:tcPr>
+            <w:tcW w:w="0" w:type="auto"/>
+            <w:vAlign w:val="center"/>
+            <w:hideMark/>
+          </w:tcPr>
+          <w:p>
+            <w:pPr>
+              <w:ind w:left="0" w:firstLine="0"/>
+            </w:pPr>
+          </w:p>
+        </w:tc>
+        <w:tc>
+          <w:tcPr>
+            <w:tcW w:w="0" w:type="auto"/>
+            <w:vAlign w:val="center"/>
+            <w:hideMark/>
+          </w:tcPr>
+          <w:p>
+            <w:pPr>
+              <w:ind w:left="0" w:firstLine="0"/>
+            </w:pPr>
+            <w:r>
+              <w:t>Troca inicial</w:t>
+            </w:r>
+          </w:p>
+        </w:tc>
+        <w:tc>
+          <w:tcPr>
+            <w:tcW w:w="0" w:type="auto"/>
+            <w:vAlign w:val="center"/>
+            <w:hideMark/>
+          </w:tcPr>
+          <w:p>
+            <w:pPr>
+              <w:ind w:left="0" w:firstLine="0"/>
+            </w:pPr>
+            <w:r>
+              <w:t>Senha gerada deve ser alterada no primeiro login</w:t>
+            </w:r>
+          </w:p>
+        </w:tc>
+      </w:tr>
+      <w:tr>
+        <w:trPr>
+          <w:tblCellSpacing w:w="15" w:type="dxa"/>
+        </w:trPr>
+        <w:tc>
+          <w:tcPr>
+            <w:tcW w:w="0" w:type="auto"/>
+            <w:vAlign w:val="center"/>
+            <w:hideMark/>
+          </w:tcPr>
+          <w:p>
+            <w:pPr>
+              <w:ind w:left="0" w:firstLine="0"/>
+            </w:pPr>
+          </w:p>
+        </w:tc>
+        <w:tc>
+          <w:tcPr>
+            <w:tcW w:w="0" w:type="auto"/>
+            <w:vAlign w:val="center"/>
+            <w:hideMark/>
+          </w:tcPr>
+          <w:p>
+            <w:pPr>
+              <w:ind w:left="0" w:firstLine="0"/>
+            </w:pPr>
+            <w:r>
+              <w:t>Bloqueio de contas</w:t>
+            </w:r>
+          </w:p>
+        </w:tc>
+        <w:tc>
+          <w:tcPr>
+            <w:tcW w:w="0" w:type="auto"/>
+            <w:vAlign w:val="center"/>
+            <w:hideMark/>
+          </w:tcPr>
+          <w:p>
+            <w:pPr>
+              <w:ind w:left="0" w:firstLine="0"/>
+            </w:pPr>
+            <w:r>
+              <w:t>Bloqueio automático após 5 tentativas inválidas</w:t>
+            </w:r>
+          </w:p>
+        </w:tc>
+      </w:tr>
+      <w:tr>
+        <w:trPr>
+          <w:tblCellSpacing w:w="15" w:type="dxa"/>
+        </w:trPr>
+        <w:tc>
+          <w:tcPr>
+            <w:tcW w:w="0" w:type="auto"/>
+            <w:vAlign w:val="center"/>
+            <w:hideMark/>
+          </w:tcPr>
+          <w:p>
+            <w:pPr>
+              <w:ind w:left="0" w:firstLine="0"/>
+            </w:pPr>
+            <w:r>
+              <w:t>Restrições de Dispositivos</w:t>
+            </w:r>
+          </w:p>
+        </w:tc>
+        <w:tc>
+          <w:tcPr>
+            <w:tcW w:w="0" w:type="auto"/>
+            <w:vAlign w:val="center"/>
+            <w:hideMark/>
+          </w:tcPr>
+          <w:p>
+            <w:pPr>
+              <w:ind w:left="0" w:firstLine="0"/>
+            </w:pPr>
+            <w:r>
+              <w:t>Bloqueio de USBs</w:t>
+            </w:r>
+          </w:p>
+        </w:tc>
+        <w:tc>
+          <w:tcPr>
+            <w:tcW w:w="0" w:type="auto"/>
+            <w:vAlign w:val="center"/>
+            <w:hideMark/>
+          </w:tcPr>
+          <w:p>
+            <w:pPr>
+              <w:ind w:left="0" w:firstLine="0"/>
+            </w:pPr>
+            <w:r>
+              <w:t>Impedir uso de dispositivos externos não autorizados</w:t>
+            </w:r>
+          </w:p>
+        </w:tc>
+      </w:tr>
+      <w:tr>
+        <w:trPr>
+          <w:tblCellSpacing w:w="15" w:type="dxa"/>
+        </w:trPr>
+        <w:tc>
+          <w:tcPr>
+            <w:tcW w:w="0" w:type="auto"/>
+            <w:vAlign w:val="center"/>
+            <w:hideMark/>
+          </w:tcPr>
+          <w:p>
+            <w:pPr>
+              <w:ind w:left="0" w:firstLine="0"/>
+            </w:pPr>
+          </w:p>
+        </w:tc>
+        <w:tc>
+          <w:tcPr>
+            <w:tcW w:w="0" w:type="auto"/>
+            <w:vAlign w:val="center"/>
+            <w:hideMark/>
+          </w:tcPr>
+          <w:p>
+            <w:pPr>
+              <w:ind w:left="0" w:firstLine="0"/>
+            </w:pPr>
+            <w:r>
+              <w:t>Controle de softwares</w:t>
+            </w:r>
+          </w:p>
+        </w:tc>
+        <w:tc>
+          <w:tcPr>
+            <w:tcW w:w="0" w:type="auto"/>
+            <w:vAlign w:val="center"/>
+            <w:hideMark/>
+          </w:tcPr>
+          <w:p>
+            <w:pPr>
+              <w:ind w:left="0" w:firstLine="0"/>
+            </w:pPr>
+            <w:r>
+              <w:t>Bloquear instalação sem privilégios administrativos</w:t>
+            </w:r>
+          </w:p>
+        </w:tc>
+      </w:tr>
+      <w:tr>
+        <w:trPr>
+          <w:tblCellSpacing w:w="15" w:type="dxa"/>
+        </w:trPr>
+        <w:tc>
+          <w:tcPr>
+            <w:tcW w:w="0" w:type="auto"/>
+            <w:vAlign w:val="center"/>
+            <w:hideMark/>
+          </w:tcPr>
+          <w:p>
+            <w:pPr>
+              <w:ind w:left="0" w:firstLine="0"/>
+            </w:pPr>
+            <w:r>
+              <w:t>Auditoria e Logs</w:t>
+            </w:r>
+          </w:p>
+        </w:tc>
+        <w:tc>
+          <w:tcPr>
+            <w:tcW w:w="0" w:type="auto"/>
+            <w:vAlign w:val="center"/>
+            <w:hideMark/>
+          </w:tcPr>
+          <w:p>
+            <w:pPr>
+              <w:ind w:left="0" w:firstLine="0"/>
+            </w:pPr>
+            <w:r>
+              <w:t>Registro de acessos</w:t>
+            </w:r>
+          </w:p>
+        </w:tc>
+        <w:tc>
+          <w:tcPr>
+            <w:tcW w:w="0" w:type="auto"/>
+            <w:vAlign w:val="center"/>
+            <w:hideMark/>
+          </w:tcPr>
+          <w:p>
+            <w:pPr>
+              <w:ind w:left="0" w:firstLine="0"/>
+            </w:pPr>
+            <w:r>
+              <w:t>Monitorar logins, falhas de autenticação e acessos críticos</w:t>
+            </w:r>
+          </w:p>
+        </w:tc>
+      </w:tr>
+      <w:tr>
+        <w:trPr>
+          <w:tblCellSpacing w:w="15" w:type="dxa"/>
+        </w:trPr>
+        <w:tc>
+          <w:tcPr>
+            <w:tcW w:w="0" w:type="auto"/>
+            <w:vAlign w:val="center"/>
+            <w:hideMark/>
+          </w:tcPr>
+          <w:p>
+            <w:pPr>
+              <w:ind w:left="0" w:firstLine="0"/>
+            </w:pPr>
+          </w:p>
+        </w:tc>
+        <w:tc>
+          <w:tcPr>
+            <w:tcW w:w="0" w:type="auto"/>
+            <w:vAlign w:val="center"/>
+            <w:hideMark/>
+          </w:tcPr>
+          <w:p>
+            <w:pPr>
+              <w:ind w:left="0" w:firstLine="0"/>
+            </w:pPr>
+            <w:r>
+              <w:t>Relatórios periódicos</w:t>
+            </w:r>
+          </w:p>
+        </w:tc>
+        <w:tc>
+          <w:tcPr>
+            <w:tcW w:w="0" w:type="auto"/>
+            <w:vAlign w:val="center"/>
+            <w:hideMark/>
+          </w:tcPr>
+          <w:p>
+            <w:pPr>
+              <w:ind w:left="0" w:firstLine="0"/>
+            </w:pPr>
+            <w:r>
+              <w:t>Geração de relatórios mensais para análise da equipe de TI</w:t>
+            </w:r>
+          </w:p>
+        </w:tc>
+      </w:tr>
+      <w:tr>
+        <w:trPr>
+          <w:tblCellSpacing w:w="15" w:type="dxa"/>
+        </w:trPr>
+        <w:tc>
+          <w:tcPr>
+            <w:tcW w:w="0" w:type="auto"/>
+            <w:vAlign w:val="center"/>
+            <w:hideMark/>
+          </w:tcPr>
+          <w:p>
+            <w:pPr>
+              <w:ind w:left="0" w:firstLine="0"/>
+            </w:pPr>
+            <w:r>
+              <w:lastRenderedPageBreak/>
+              <w:t>Permissões Administrativas</w:t>
+            </w:r>
+          </w:p>
+        </w:tc>
+        <w:tc>
+          <w:tcPr>
+            <w:tcW w:w="0" w:type="auto"/>
+            <w:vAlign w:val="center"/>
+            <w:hideMark/>
+          </w:tcPr>
+          <w:p>
+            <w:pPr>
+              <w:ind w:left="0" w:firstLine="0"/>
+            </w:pPr>
+            <w:r>
+              <w:t>Menor privilégio</w:t>
+            </w:r>
+          </w:p>
+        </w:tc>
+        <w:tc>
+          <w:tcPr>
+            <w:tcW w:w="0" w:type="auto"/>
+            <w:vAlign w:val="center"/>
+            <w:hideMark/>
+          </w:tcPr>
+          <w:p>
+            <w:pPr>
+              <w:ind w:left="0" w:firstLine="0"/>
+            </w:pPr>
+            <w:r>
+              <w:t>Usuários comuns sem acesso a ferramentas críticas (Prompt, Registro, Painel de Controle)</w:t>
+            </w:r>
+          </w:p>
+        </w:tc>
+      </w:tr>
+      <w:tr>
+        <w:trPr>
+          <w:tblCellSpacing w:w="15" w:type="dxa"/>
+        </w:trPr>
+        <w:tc>
+          <w:tcPr>
+            <w:tcW w:w="0" w:type="auto"/>
+            <w:vAlign w:val="center"/>
+            <w:hideMark/>
+          </w:tcPr>
+          <w:p>
+            <w:pPr>
+              <w:ind w:left="0" w:firstLine="0"/>
+            </w:pPr>
+          </w:p>
+        </w:tc>
+        <w:tc>
+          <w:tcPr>
+            <w:tcW w:w="0" w:type="auto"/>
+            <w:vAlign w:val="center"/>
+            <w:hideMark/>
+          </w:tcPr>
+          <w:p>
+            <w:pPr>
+              <w:ind w:left="0" w:firstLine="0"/>
+            </w:pPr>
+            <w:r>
+              <w:t>Centralização no TI</w:t>
+            </w:r>
+          </w:p>
+        </w:tc>
+        <w:tc>
+          <w:tcPr>
+            <w:tcW w:w="0" w:type="auto"/>
+            <w:vAlign w:val="center"/>
+            <w:hideMark/>
+          </w:tcPr>
+          <w:p>
+            <w:pPr>
+              <w:ind w:left="0" w:firstLine="0"/>
+            </w:pPr>
+            <w:r>
+              <w:t>Apenas grupo de TI com privilégios administrativos</w:t>
+            </w:r>
+          </w:p>
+        </w:tc>
+      </w:tr>
+      <w:tr>
+        <w:trPr>
+          <w:tblCellSpacing w:w="15" w:type="dxa"/>
+        </w:trPr>
+        <w:tc>
+          <w:tcPr>
+            <w:tcW w:w="0" w:type="auto"/>
+            <w:vAlign w:val="center"/>
+            <w:hideMark/>
+          </w:tcPr>
+          <w:p>
+            <w:pPr>
+              <w:ind w:left="0" w:firstLine="0"/>
+            </w:pPr>
+            <w:r>
+              <w:t>Sessões e Uso</w:t>
+            </w:r>
+          </w:p>
+        </w:tc>
+        <w:tc>
+          <w:tcPr>
+            <w:tcW w:w="0" w:type="auto"/>
+            <w:vAlign w:val="center"/>
+            <w:hideMark/>
+          </w:tcPr>
+          <w:p>
+            <w:pPr>
+              <w:ind w:left="0" w:firstLine="0"/>
+            </w:pPr>
+            <w:r>
+              <w:t>Sessões ociosas</w:t>
+            </w:r>
+          </w:p>
+        </w:tc>
+        <w:tc>
+          <w:tcPr>
+            <w:tcW w:w="0" w:type="auto"/>
+            <w:vAlign w:val="center"/>
+            <w:hideMark/>
+          </w:tcPr>
+          <w:p>
+            <w:pPr>
+              <w:ind w:left="0" w:firstLine="0"/>
+            </w:pPr>
+            <w:r>
+              <w:t>Bloqueio automático após 1 hora de inatividade</w:t>
+            </w:r>
+          </w:p>
+        </w:tc>
+      </w:tr>
+      <w:tr>
+        <w:trPr>
+          <w:tblCellSpacing w:w="15" w:type="dxa"/>
+        </w:trPr>
+        <w:tc>
+          <w:tcPr>
+            <w:tcW w:w="0" w:type="auto"/>
+            <w:vAlign w:val="center"/>
+            <w:hideMark/>
+          </w:tcPr>
+          <w:p>
+            <w:pPr>
+              <w:ind w:left="0" w:firstLine="0"/>
+            </w:pPr>
+          </w:p>
+        </w:tc>
+        <w:tc>
+          <w:tcPr>
+            <w:tcW w:w="0" w:type="auto"/>
+            <w:vAlign w:val="center"/>
+            <w:hideMark/>
+          </w:tcPr>
+          <w:p>
+            <w:pPr>
+              <w:ind w:left="0" w:firstLine="0"/>
+            </w:pPr>
+            <w:r>
+              <w:t>Desligamento automático</w:t>
+            </w:r>
+          </w:p>
+        </w:tc>
+        <w:tc>
+          <w:tcPr>
+            <w:tcW w:w="0" w:type="auto"/>
+            <w:vAlign w:val="center"/>
+            <w:hideMark/>
+          </w:tcPr>
+          <w:p>
+            <w:pPr>
+              <w:ind w:left="0" w:firstLine="0"/>
+            </w:pPr>
+            <w:r>
+              <w:t>Desligamento fora do horário letivo (após 22h)</w:t>
+            </w:r>
+          </w:p>
+        </w:tc>
+      </w:tr>
+    </w:tbl>
+    <w:p/>
     <w:sectPr>
-      <w:headerReference w:type="even" r:id="rId12"/>
-      <w:headerReference w:type="default" r:id="rId13"/>
-      <w:headerReference w:type="first" r:id="rId14"/>
+      <w:headerReference w:type="even" r:id="rId8"/>
+      <w:headerReference w:type="default" r:id="rId9"/>
+      <w:headerReference w:type="first" r:id="rId10"/>
       <w:pgSz w:w="11906" w:h="16838"/>
       <w:pgMar w:top="1426" w:right="1634" w:bottom="1483" w:left="1702" w:header="716" w:footer="720" w:gutter="0"/>
       <w:cols w:space="720"/>
@@ -6052,6 +7076,155 @@
     </w:lvl>
   </w:abstractNum>
   <w:abstractNum w:abstractNumId="1" w15:restartNumberingAfterBreak="0">
+    <w:nsid w:val="0AE47221"/>
+    <w:multiLevelType w:val="multilevel"/>
+    <w:tmpl w:val="787C888E"/>
+    <w:lvl w:ilvl="0">
+      <w:start w:val="1"/>
+      <w:numFmt w:val="bullet"/>
+      <w:lvlText w:val=""/>
+      <w:lvlJc w:val="left"/>
+      <w:pPr>
+        <w:tabs>
+          <w:tab w:val="num" w:pos="720"/>
+        </w:tabs>
+        <w:ind w:left="720" w:hanging="360"/>
+      </w:pPr>
+      <w:rPr>
+        <w:rFonts w:ascii="Symbol" w:hAnsi="Symbol" w:hint="default"/>
+        <w:sz w:val="20"/>
+      </w:rPr>
+    </w:lvl>
+    <w:lvl w:ilvl="1" w:tentative="1">
+      <w:start w:val="1"/>
+      <w:numFmt w:val="bullet"/>
+      <w:lvlText w:val="o"/>
+      <w:lvlJc w:val="left"/>
+      <w:pPr>
+        <w:tabs>
+          <w:tab w:val="num" w:pos="1440"/>
+        </w:tabs>
+        <w:ind w:left="1440" w:hanging="360"/>
+      </w:pPr>
+      <w:rPr>
+        <w:rFonts w:ascii="Courier New" w:hAnsi="Courier New" w:hint="default"/>
+        <w:sz w:val="20"/>
+      </w:rPr>
+    </w:lvl>
+    <w:lvl w:ilvl="2" w:tentative="1">
+      <w:start w:val="1"/>
+      <w:numFmt w:val="bullet"/>
+      <w:lvlText w:val=""/>
+      <w:lvlJc w:val="left"/>
+      <w:pPr>
+        <w:tabs>
+          <w:tab w:val="num" w:pos="2160"/>
+        </w:tabs>
+        <w:ind w:left="2160" w:hanging="360"/>
+      </w:pPr>
+      <w:rPr>
+        <w:rFonts w:ascii="Wingdings" w:hAnsi="Wingdings" w:hint="default"/>
+        <w:sz w:val="20"/>
+      </w:rPr>
+    </w:lvl>
+    <w:lvl w:ilvl="3" w:tentative="1">
+      <w:start w:val="1"/>
+      <w:numFmt w:val="bullet"/>
+      <w:lvlText w:val=""/>
+      <w:lvlJc w:val="left"/>
+      <w:pPr>
+        <w:tabs>
+          <w:tab w:val="num" w:pos="2880"/>
+        </w:tabs>
+        <w:ind w:left="2880" w:hanging="360"/>
+      </w:pPr>
+      <w:rPr>
+        <w:rFonts w:ascii="Wingdings" w:hAnsi="Wingdings" w:hint="default"/>
+        <w:sz w:val="20"/>
+      </w:rPr>
+    </w:lvl>
+    <w:lvl w:ilvl="4" w:tentative="1">
+      <w:start w:val="1"/>
+      <w:numFmt w:val="bullet"/>
+      <w:lvlText w:val=""/>
+      <w:lvlJc w:val="left"/>
+      <w:pPr>
+        <w:tabs>
+          <w:tab w:val="num" w:pos="3600"/>
+        </w:tabs>
+        <w:ind w:left="3600" w:hanging="360"/>
+      </w:pPr>
+      <w:rPr>
+        <w:rFonts w:ascii="Wingdings" w:hAnsi="Wingdings" w:hint="default"/>
+        <w:sz w:val="20"/>
+      </w:rPr>
+    </w:lvl>
+    <w:lvl w:ilvl="5" w:tentative="1">
+      <w:start w:val="1"/>
+      <w:numFmt w:val="bullet"/>
+      <w:lvlText w:val=""/>
+      <w:lvlJc w:val="left"/>
+      <w:pPr>
+        <w:tabs>
+          <w:tab w:val="num" w:pos="4320"/>
+        </w:tabs>
+        <w:ind w:left="4320" w:hanging="360"/>
+      </w:pPr>
+      <w:rPr>
+        <w:rFonts w:ascii="Wingdings" w:hAnsi="Wingdings" w:hint="default"/>
+        <w:sz w:val="20"/>
+      </w:rPr>
+    </w:lvl>
+    <w:lvl w:ilvl="6" w:tentative="1">
+      <w:start w:val="1"/>
+      <w:numFmt w:val="bullet"/>
+      <w:lvlText w:val=""/>
+      <w:lvlJc w:val="left"/>
+      <w:pPr>
+        <w:tabs>
+          <w:tab w:val="num" w:pos="5040"/>
+        </w:tabs>
+        <w:ind w:left="5040" w:hanging="360"/>
+      </w:pPr>
+      <w:rPr>
+        <w:rFonts w:ascii="Wingdings" w:hAnsi="Wingdings" w:hint="default"/>
+        <w:sz w:val="20"/>
+      </w:rPr>
+    </w:lvl>
+    <w:lvl w:ilvl="7" w:tentative="1">
+      <w:start w:val="1"/>
+      <w:numFmt w:val="bullet"/>
+      <w:lvlText w:val=""/>
+      <w:lvlJc w:val="left"/>
+      <w:pPr>
+        <w:tabs>
+          <w:tab w:val="num" w:pos="5760"/>
+        </w:tabs>
+        <w:ind w:left="5760" w:hanging="360"/>
+      </w:pPr>
+      <w:rPr>
+        <w:rFonts w:ascii="Wingdings" w:hAnsi="Wingdings" w:hint="default"/>
+        <w:sz w:val="20"/>
+      </w:rPr>
+    </w:lvl>
+    <w:lvl w:ilvl="8" w:tentative="1">
+      <w:start w:val="1"/>
+      <w:numFmt w:val="bullet"/>
+      <w:lvlText w:val=""/>
+      <w:lvlJc w:val="left"/>
+      <w:pPr>
+        <w:tabs>
+          <w:tab w:val="num" w:pos="6480"/>
+        </w:tabs>
+        <w:ind w:left="6480" w:hanging="360"/>
+      </w:pPr>
+      <w:rPr>
+        <w:rFonts w:ascii="Wingdings" w:hAnsi="Wingdings" w:hint="default"/>
+        <w:sz w:val="20"/>
+      </w:rPr>
+    </w:lvl>
+  </w:abstractNum>
+  <w:abstractNum w:abstractNumId="2" w15:restartNumberingAfterBreak="0">
     <w:nsid w:val="0BB00956"/>
     <w:multiLevelType w:val="hybridMultilevel"/>
     <w:tmpl w:val="955A27CE"/>
@@ -6263,7 +7436,7 @@
       </w:rPr>
     </w:lvl>
   </w:abstractNum>
-  <w:abstractNum w:abstractNumId="2" w15:restartNumberingAfterBreak="0">
+  <w:abstractNum w:abstractNumId="3" w15:restartNumberingAfterBreak="0">
     <w:nsid w:val="122007AF"/>
     <w:multiLevelType w:val="multilevel"/>
     <w:tmpl w:val="F224ED2A"/>
@@ -6412,10 +7585,159 @@
       </w:rPr>
     </w:lvl>
   </w:abstractNum>
-  <w:abstractNum w:abstractNumId="3" w15:restartNumberingAfterBreak="0">
+  <w:abstractNum w:abstractNumId="4" w15:restartNumberingAfterBreak="0">
+    <w:nsid w:val="13415808"/>
+    <w:multiLevelType w:val="multilevel"/>
+    <w:tmpl w:val="D0DC3EC2"/>
+    <w:lvl w:ilvl="0">
+      <w:start w:val="1"/>
+      <w:numFmt w:val="bullet"/>
+      <w:lvlText w:val=""/>
+      <w:lvlJc w:val="left"/>
+      <w:pPr>
+        <w:tabs>
+          <w:tab w:val="num" w:pos="720"/>
+        </w:tabs>
+        <w:ind w:left="720" w:hanging="360"/>
+      </w:pPr>
+      <w:rPr>
+        <w:rFonts w:ascii="Symbol" w:hAnsi="Symbol" w:hint="default"/>
+        <w:sz w:val="20"/>
+      </w:rPr>
+    </w:lvl>
+    <w:lvl w:ilvl="1" w:tentative="1">
+      <w:start w:val="1"/>
+      <w:numFmt w:val="bullet"/>
+      <w:lvlText w:val="o"/>
+      <w:lvlJc w:val="left"/>
+      <w:pPr>
+        <w:tabs>
+          <w:tab w:val="num" w:pos="1440"/>
+        </w:tabs>
+        <w:ind w:left="1440" w:hanging="360"/>
+      </w:pPr>
+      <w:rPr>
+        <w:rFonts w:ascii="Courier New" w:hAnsi="Courier New" w:hint="default"/>
+        <w:sz w:val="20"/>
+      </w:rPr>
+    </w:lvl>
+    <w:lvl w:ilvl="2" w:tentative="1">
+      <w:start w:val="1"/>
+      <w:numFmt w:val="bullet"/>
+      <w:lvlText w:val=""/>
+      <w:lvlJc w:val="left"/>
+      <w:pPr>
+        <w:tabs>
+          <w:tab w:val="num" w:pos="2160"/>
+        </w:tabs>
+        <w:ind w:left="2160" w:hanging="360"/>
+      </w:pPr>
+      <w:rPr>
+        <w:rFonts w:ascii="Wingdings" w:hAnsi="Wingdings" w:hint="default"/>
+        <w:sz w:val="20"/>
+      </w:rPr>
+    </w:lvl>
+    <w:lvl w:ilvl="3" w:tentative="1">
+      <w:start w:val="1"/>
+      <w:numFmt w:val="bullet"/>
+      <w:lvlText w:val=""/>
+      <w:lvlJc w:val="left"/>
+      <w:pPr>
+        <w:tabs>
+          <w:tab w:val="num" w:pos="2880"/>
+        </w:tabs>
+        <w:ind w:left="2880" w:hanging="360"/>
+      </w:pPr>
+      <w:rPr>
+        <w:rFonts w:ascii="Wingdings" w:hAnsi="Wingdings" w:hint="default"/>
+        <w:sz w:val="20"/>
+      </w:rPr>
+    </w:lvl>
+    <w:lvl w:ilvl="4" w:tentative="1">
+      <w:start w:val="1"/>
+      <w:numFmt w:val="bullet"/>
+      <w:lvlText w:val=""/>
+      <w:lvlJc w:val="left"/>
+      <w:pPr>
+        <w:tabs>
+          <w:tab w:val="num" w:pos="3600"/>
+        </w:tabs>
+        <w:ind w:left="3600" w:hanging="360"/>
+      </w:pPr>
+      <w:rPr>
+        <w:rFonts w:ascii="Wingdings" w:hAnsi="Wingdings" w:hint="default"/>
+        <w:sz w:val="20"/>
+      </w:rPr>
+    </w:lvl>
+    <w:lvl w:ilvl="5" w:tentative="1">
+      <w:start w:val="1"/>
+      <w:numFmt w:val="bullet"/>
+      <w:lvlText w:val=""/>
+      <w:lvlJc w:val="left"/>
+      <w:pPr>
+        <w:tabs>
+          <w:tab w:val="num" w:pos="4320"/>
+        </w:tabs>
+        <w:ind w:left="4320" w:hanging="360"/>
+      </w:pPr>
+      <w:rPr>
+        <w:rFonts w:ascii="Wingdings" w:hAnsi="Wingdings" w:hint="default"/>
+        <w:sz w:val="20"/>
+      </w:rPr>
+    </w:lvl>
+    <w:lvl w:ilvl="6" w:tentative="1">
+      <w:start w:val="1"/>
+      <w:numFmt w:val="bullet"/>
+      <w:lvlText w:val=""/>
+      <w:lvlJc w:val="left"/>
+      <w:pPr>
+        <w:tabs>
+          <w:tab w:val="num" w:pos="5040"/>
+        </w:tabs>
+        <w:ind w:left="5040" w:hanging="360"/>
+      </w:pPr>
+      <w:rPr>
+        <w:rFonts w:ascii="Wingdings" w:hAnsi="Wingdings" w:hint="default"/>
+        <w:sz w:val="20"/>
+      </w:rPr>
+    </w:lvl>
+    <w:lvl w:ilvl="7" w:tentative="1">
+      <w:start w:val="1"/>
+      <w:numFmt w:val="bullet"/>
+      <w:lvlText w:val=""/>
+      <w:lvlJc w:val="left"/>
+      <w:pPr>
+        <w:tabs>
+          <w:tab w:val="num" w:pos="5760"/>
+        </w:tabs>
+        <w:ind w:left="5760" w:hanging="360"/>
+      </w:pPr>
+      <w:rPr>
+        <w:rFonts w:ascii="Wingdings" w:hAnsi="Wingdings" w:hint="default"/>
+        <w:sz w:val="20"/>
+      </w:rPr>
+    </w:lvl>
+    <w:lvl w:ilvl="8" w:tentative="1">
+      <w:start w:val="1"/>
+      <w:numFmt w:val="bullet"/>
+      <w:lvlText w:val=""/>
+      <w:lvlJc w:val="left"/>
+      <w:pPr>
+        <w:tabs>
+          <w:tab w:val="num" w:pos="6480"/>
+        </w:tabs>
+        <w:ind w:left="6480" w:hanging="360"/>
+      </w:pPr>
+      <w:rPr>
+        <w:rFonts w:ascii="Wingdings" w:hAnsi="Wingdings" w:hint="default"/>
+        <w:sz w:val="20"/>
+      </w:rPr>
+    </w:lvl>
+  </w:abstractNum>
+  <w:abstractNum w:abstractNumId="5" w15:restartNumberingAfterBreak="0">
     <w:nsid w:val="13E43B28"/>
     <w:multiLevelType w:val="hybridMultilevel"/>
-    <w:tmpl w:val="3B48A4D6"/>
+    <w:tmpl w:val="9234487E"/>
     <w:lvl w:ilvl="0" w:tplc="0416000F">
       <w:start w:val="1"/>
       <w:numFmt w:val="decimal"/>
@@ -6501,7 +7823,7 @@
       </w:pPr>
     </w:lvl>
   </w:abstractNum>
-  <w:abstractNum w:abstractNumId="4" w15:restartNumberingAfterBreak="0">
+  <w:abstractNum w:abstractNumId="6" w15:restartNumberingAfterBreak="0">
     <w:nsid w:val="15EC3D50"/>
     <w:multiLevelType w:val="multilevel"/>
     <w:tmpl w:val="B7C46EBE"/>
@@ -6650,7 +7972,7 @@
       </w:rPr>
     </w:lvl>
   </w:abstractNum>
-  <w:abstractNum w:abstractNumId="5" w15:restartNumberingAfterBreak="0">
+  <w:abstractNum w:abstractNumId="7" w15:restartNumberingAfterBreak="0">
     <w:nsid w:val="1B437EC9"/>
     <w:multiLevelType w:val="multilevel"/>
     <w:tmpl w:val="4F92ECD8"/>
@@ -6799,7 +8121,7 @@
       </w:rPr>
     </w:lvl>
   </w:abstractNum>
-  <w:abstractNum w:abstractNumId="6" w15:restartNumberingAfterBreak="0">
+  <w:abstractNum w:abstractNumId="8" w15:restartNumberingAfterBreak="0">
     <w:nsid w:val="1F4C4C4F"/>
     <w:multiLevelType w:val="multilevel"/>
     <w:tmpl w:val="66D0D7A2"/>
@@ -6948,7 +8270,156 @@
       </w:rPr>
     </w:lvl>
   </w:abstractNum>
-  <w:abstractNum w:abstractNumId="7" w15:restartNumberingAfterBreak="0">
+  <w:abstractNum w:abstractNumId="9" w15:restartNumberingAfterBreak="0">
+    <w:nsid w:val="219C0A15"/>
+    <w:multiLevelType w:val="multilevel"/>
+    <w:tmpl w:val="06CACB72"/>
+    <w:lvl w:ilvl="0">
+      <w:start w:val="1"/>
+      <w:numFmt w:val="bullet"/>
+      <w:lvlText w:val=""/>
+      <w:lvlJc w:val="left"/>
+      <w:pPr>
+        <w:tabs>
+          <w:tab w:val="num" w:pos="720"/>
+        </w:tabs>
+        <w:ind w:left="720" w:hanging="360"/>
+      </w:pPr>
+      <w:rPr>
+        <w:rFonts w:ascii="Symbol" w:hAnsi="Symbol" w:hint="default"/>
+        <w:sz w:val="20"/>
+      </w:rPr>
+    </w:lvl>
+    <w:lvl w:ilvl="1" w:tentative="1">
+      <w:start w:val="1"/>
+      <w:numFmt w:val="bullet"/>
+      <w:lvlText w:val="o"/>
+      <w:lvlJc w:val="left"/>
+      <w:pPr>
+        <w:tabs>
+          <w:tab w:val="num" w:pos="1440"/>
+        </w:tabs>
+        <w:ind w:left="1440" w:hanging="360"/>
+      </w:pPr>
+      <w:rPr>
+        <w:rFonts w:ascii="Courier New" w:hAnsi="Courier New" w:hint="default"/>
+        <w:sz w:val="20"/>
+      </w:rPr>
+    </w:lvl>
+    <w:lvl w:ilvl="2" w:tentative="1">
+      <w:start w:val="1"/>
+      <w:numFmt w:val="bullet"/>
+      <w:lvlText w:val=""/>
+      <w:lvlJc w:val="left"/>
+      <w:pPr>
+        <w:tabs>
+          <w:tab w:val="num" w:pos="2160"/>
+        </w:tabs>
+        <w:ind w:left="2160" w:hanging="360"/>
+      </w:pPr>
+      <w:rPr>
+        <w:rFonts w:ascii="Wingdings" w:hAnsi="Wingdings" w:hint="default"/>
+        <w:sz w:val="20"/>
+      </w:rPr>
+    </w:lvl>
+    <w:lvl w:ilvl="3" w:tentative="1">
+      <w:start w:val="1"/>
+      <w:numFmt w:val="bullet"/>
+      <w:lvlText w:val=""/>
+      <w:lvlJc w:val="left"/>
+      <w:pPr>
+        <w:tabs>
+          <w:tab w:val="num" w:pos="2880"/>
+        </w:tabs>
+        <w:ind w:left="2880" w:hanging="360"/>
+      </w:pPr>
+      <w:rPr>
+        <w:rFonts w:ascii="Wingdings" w:hAnsi="Wingdings" w:hint="default"/>
+        <w:sz w:val="20"/>
+      </w:rPr>
+    </w:lvl>
+    <w:lvl w:ilvl="4" w:tentative="1">
+      <w:start w:val="1"/>
+      <w:numFmt w:val="bullet"/>
+      <w:lvlText w:val=""/>
+      <w:lvlJc w:val="left"/>
+      <w:pPr>
+        <w:tabs>
+          <w:tab w:val="num" w:pos="3600"/>
+        </w:tabs>
+        <w:ind w:left="3600" w:hanging="360"/>
+      </w:pPr>
+      <w:rPr>
+        <w:rFonts w:ascii="Wingdings" w:hAnsi="Wingdings" w:hint="default"/>
+        <w:sz w:val="20"/>
+      </w:rPr>
+    </w:lvl>
+    <w:lvl w:ilvl="5" w:tentative="1">
+      <w:start w:val="1"/>
+      <w:numFmt w:val="bullet"/>
+      <w:lvlText w:val=""/>
+      <w:lvlJc w:val="left"/>
+      <w:pPr>
+        <w:tabs>
+          <w:tab w:val="num" w:pos="4320"/>
+        </w:tabs>
+        <w:ind w:left="4320" w:hanging="360"/>
+      </w:pPr>
+      <w:rPr>
+        <w:rFonts w:ascii="Wingdings" w:hAnsi="Wingdings" w:hint="default"/>
+        <w:sz w:val="20"/>
+      </w:rPr>
+    </w:lvl>
+    <w:lvl w:ilvl="6" w:tentative="1">
+      <w:start w:val="1"/>
+      <w:numFmt w:val="bullet"/>
+      <w:lvlText w:val=""/>
+      <w:lvlJc w:val="left"/>
+      <w:pPr>
+        <w:tabs>
+          <w:tab w:val="num" w:pos="5040"/>
+        </w:tabs>
+        <w:ind w:left="5040" w:hanging="360"/>
+      </w:pPr>
+      <w:rPr>
+        <w:rFonts w:ascii="Wingdings" w:hAnsi="Wingdings" w:hint="default"/>
+        <w:sz w:val="20"/>
+      </w:rPr>
+    </w:lvl>
+    <w:lvl w:ilvl="7" w:tentative="1">
+      <w:start w:val="1"/>
+      <w:numFmt w:val="bullet"/>
+      <w:lvlText w:val=""/>
+      <w:lvlJc w:val="left"/>
+      <w:pPr>
+        <w:tabs>
+          <w:tab w:val="num" w:pos="5760"/>
+        </w:tabs>
+        <w:ind w:left="5760" w:hanging="360"/>
+      </w:pPr>
+      <w:rPr>
+        <w:rFonts w:ascii="Wingdings" w:hAnsi="Wingdings" w:hint="default"/>
+        <w:sz w:val="20"/>
+      </w:rPr>
+    </w:lvl>
+    <w:lvl w:ilvl="8" w:tentative="1">
+      <w:start w:val="1"/>
+      <w:numFmt w:val="bullet"/>
+      <w:lvlText w:val=""/>
+      <w:lvlJc w:val="left"/>
+      <w:pPr>
+        <w:tabs>
+          <w:tab w:val="num" w:pos="6480"/>
+        </w:tabs>
+        <w:ind w:left="6480" w:hanging="360"/>
+      </w:pPr>
+      <w:rPr>
+        <w:rFonts w:ascii="Wingdings" w:hAnsi="Wingdings" w:hint="default"/>
+        <w:sz w:val="20"/>
+      </w:rPr>
+    </w:lvl>
+  </w:abstractNum>
+  <w:abstractNum w:abstractNumId="10" w15:restartNumberingAfterBreak="0">
     <w:nsid w:val="309926B3"/>
     <w:multiLevelType w:val="multilevel"/>
     <w:tmpl w:val="A3266A4E"/>
@@ -7097,7 +8568,7 @@
       </w:rPr>
     </w:lvl>
   </w:abstractNum>
-  <w:abstractNum w:abstractNumId="8" w15:restartNumberingAfterBreak="0">
+  <w:abstractNum w:abstractNumId="11" w15:restartNumberingAfterBreak="0">
     <w:nsid w:val="33CF381A"/>
     <w:multiLevelType w:val="hybridMultilevel"/>
     <w:tmpl w:val="F2CE88EA"/>
@@ -7186,7 +8657,7 @@
       </w:pPr>
     </w:lvl>
   </w:abstractNum>
-  <w:abstractNum w:abstractNumId="9" w15:restartNumberingAfterBreak="0">
+  <w:abstractNum w:abstractNumId="12" w15:restartNumberingAfterBreak="0">
     <w:nsid w:val="3C334103"/>
     <w:multiLevelType w:val="multilevel"/>
     <w:tmpl w:val="871CA32E"/>
@@ -7335,7 +8806,7 @@
       </w:rPr>
     </w:lvl>
   </w:abstractNum>
-  <w:abstractNum w:abstractNumId="10" w15:restartNumberingAfterBreak="0">
+  <w:abstractNum w:abstractNumId="13" w15:restartNumberingAfterBreak="0">
     <w:nsid w:val="3FA26364"/>
     <w:multiLevelType w:val="multilevel"/>
     <w:tmpl w:val="7102D8A2"/>
@@ -7484,7 +8955,7 @@
       </w:rPr>
     </w:lvl>
   </w:abstractNum>
-  <w:abstractNum w:abstractNumId="11" w15:restartNumberingAfterBreak="0">
+  <w:abstractNum w:abstractNumId="14" w15:restartNumberingAfterBreak="0">
     <w:nsid w:val="43A149EC"/>
     <w:multiLevelType w:val="multilevel"/>
     <w:tmpl w:val="359E42D6"/>
@@ -7633,7 +9104,7 @@
       </w:rPr>
     </w:lvl>
   </w:abstractNum>
-  <w:abstractNum w:abstractNumId="12" w15:restartNumberingAfterBreak="0">
+  <w:abstractNum w:abstractNumId="15" w15:restartNumberingAfterBreak="0">
     <w:nsid w:val="4809326F"/>
     <w:multiLevelType w:val="hybridMultilevel"/>
     <w:tmpl w:val="EDAA36C8"/>
@@ -7845,7 +9316,7 @@
       </w:rPr>
     </w:lvl>
   </w:abstractNum>
-  <w:abstractNum w:abstractNumId="13" w15:restartNumberingAfterBreak="0">
+  <w:abstractNum w:abstractNumId="16" w15:restartNumberingAfterBreak="0">
     <w:nsid w:val="4AFB3D85"/>
     <w:multiLevelType w:val="hybridMultilevel"/>
     <w:tmpl w:val="92E4DC3C"/>
@@ -7934,7 +9405,7 @@
       </w:pPr>
     </w:lvl>
   </w:abstractNum>
-  <w:abstractNum w:abstractNumId="14" w15:restartNumberingAfterBreak="0">
+  <w:abstractNum w:abstractNumId="17" w15:restartNumberingAfterBreak="0">
     <w:nsid w:val="52FF3F80"/>
     <w:multiLevelType w:val="multilevel"/>
     <w:tmpl w:val="9E24583A"/>
@@ -8083,7 +9554,7 @@
       </w:rPr>
     </w:lvl>
   </w:abstractNum>
-  <w:abstractNum w:abstractNumId="15" w15:restartNumberingAfterBreak="0">
+  <w:abstractNum w:abstractNumId="18" w15:restartNumberingAfterBreak="0">
     <w:nsid w:val="53250A63"/>
     <w:multiLevelType w:val="multilevel"/>
     <w:tmpl w:val="6936C414"/>
@@ -8232,7 +9703,7 @@
       </w:rPr>
     </w:lvl>
   </w:abstractNum>
-  <w:abstractNum w:abstractNumId="16" w15:restartNumberingAfterBreak="0">
+  <w:abstractNum w:abstractNumId="19" w15:restartNumberingAfterBreak="0">
     <w:nsid w:val="575A637C"/>
     <w:multiLevelType w:val="hybridMultilevel"/>
     <w:tmpl w:val="63146F94"/>
@@ -8318,7 +9789,7 @@
       </w:pPr>
     </w:lvl>
   </w:abstractNum>
-  <w:abstractNum w:abstractNumId="17" w15:restartNumberingAfterBreak="0">
+  <w:abstractNum w:abstractNumId="20" w15:restartNumberingAfterBreak="0">
     <w:nsid w:val="5F5F1046"/>
     <w:multiLevelType w:val="multilevel"/>
     <w:tmpl w:val="F69674B0"/>
@@ -8467,7 +9938,7 @@
       </w:rPr>
     </w:lvl>
   </w:abstractNum>
-  <w:abstractNum w:abstractNumId="18" w15:restartNumberingAfterBreak="0">
+  <w:abstractNum w:abstractNumId="21" w15:restartNumberingAfterBreak="0">
     <w:nsid w:val="6A5349C5"/>
     <w:multiLevelType w:val="multilevel"/>
     <w:tmpl w:val="9CB44C78"/>
@@ -8616,7 +10087,7 @@
       </w:rPr>
     </w:lvl>
   </w:abstractNum>
-  <w:abstractNum w:abstractNumId="19" w15:restartNumberingAfterBreak="0">
+  <w:abstractNum w:abstractNumId="22" w15:restartNumberingAfterBreak="0">
     <w:nsid w:val="6B3222D5"/>
     <w:multiLevelType w:val="multilevel"/>
     <w:tmpl w:val="F0243014"/>
@@ -8765,7 +10236,7 @@
       </w:rPr>
     </w:lvl>
   </w:abstractNum>
-  <w:abstractNum w:abstractNumId="20" w15:restartNumberingAfterBreak="0">
+  <w:abstractNum w:abstractNumId="23" w15:restartNumberingAfterBreak="0">
     <w:nsid w:val="7FE970DE"/>
     <w:multiLevelType w:val="multilevel"/>
     <w:tmpl w:val="7FB488BE"/>
@@ -8915,67 +10386,76 @@
     </w:lvl>
   </w:abstractNum>
   <w:num w:numId="1" w16cid:durableId="1546985641">
-    <w:abstractNumId w:val="1"/>
+    <w:abstractNumId w:val="2"/>
   </w:num>
   <w:num w:numId="2" w16cid:durableId="1899438238">
+    <w:abstractNumId w:val="15"/>
+  </w:num>
+  <w:num w:numId="3" w16cid:durableId="446317888">
+    <w:abstractNumId w:val="11"/>
+  </w:num>
+  <w:num w:numId="4" w16cid:durableId="316812812">
+    <w:abstractNumId w:val="16"/>
+  </w:num>
+  <w:num w:numId="5" w16cid:durableId="2107534834">
+    <w:abstractNumId w:val="22"/>
+  </w:num>
+  <w:num w:numId="6" w16cid:durableId="1770198717">
+    <w:abstractNumId w:val="10"/>
+  </w:num>
+  <w:num w:numId="7" w16cid:durableId="944921588">
+    <w:abstractNumId w:val="19"/>
+  </w:num>
+  <w:num w:numId="8" w16cid:durableId="931546427">
+    <w:abstractNumId w:val="13"/>
+  </w:num>
+  <w:num w:numId="9" w16cid:durableId="1129938157">
     <w:abstractNumId w:val="12"/>
   </w:num>
-  <w:num w:numId="3" w16cid:durableId="446317888">
-    <w:abstractNumId w:val="8"/>
-  </w:num>
-  <w:num w:numId="4" w16cid:durableId="316812812">
-    <w:abstractNumId w:val="13"/>
-  </w:num>
-  <w:num w:numId="5" w16cid:durableId="2107534834">
-    <w:abstractNumId w:val="19"/>
-  </w:num>
-  <w:num w:numId="6" w16cid:durableId="1770198717">
-    <w:abstractNumId w:val="7"/>
-  </w:num>
-  <w:num w:numId="7" w16cid:durableId="944921588">
-    <w:abstractNumId w:val="16"/>
-  </w:num>
-  <w:num w:numId="8" w16cid:durableId="931546427">
-    <w:abstractNumId w:val="10"/>
-  </w:num>
-  <w:num w:numId="9" w16cid:durableId="1129938157">
-    <w:abstractNumId w:val="9"/>
-  </w:num>
   <w:num w:numId="10" w16cid:durableId="1913076791">
-    <w:abstractNumId w:val="17"/>
+    <w:abstractNumId w:val="20"/>
   </w:num>
   <w:num w:numId="11" w16cid:durableId="1894153078">
     <w:abstractNumId w:val="0"/>
   </w:num>
   <w:num w:numId="12" w16cid:durableId="428240603">
+    <w:abstractNumId w:val="5"/>
+  </w:num>
+  <w:num w:numId="13" w16cid:durableId="977153682">
+    <w:abstractNumId w:val="14"/>
+  </w:num>
+  <w:num w:numId="14" w16cid:durableId="1574897763">
+    <w:abstractNumId w:val="18"/>
+  </w:num>
+  <w:num w:numId="15" w16cid:durableId="1029601610">
+    <w:abstractNumId w:val="23"/>
+  </w:num>
+  <w:num w:numId="16" w16cid:durableId="148786897">
+    <w:abstractNumId w:val="17"/>
+  </w:num>
+  <w:num w:numId="17" w16cid:durableId="393508652">
+    <w:abstractNumId w:val="21"/>
+  </w:num>
+  <w:num w:numId="18" w16cid:durableId="288240786">
+    <w:abstractNumId w:val="8"/>
+  </w:num>
+  <w:num w:numId="19" w16cid:durableId="1782529171">
+    <w:abstractNumId w:val="6"/>
+  </w:num>
+  <w:num w:numId="20" w16cid:durableId="283343810">
     <w:abstractNumId w:val="3"/>
   </w:num>
-  <w:num w:numId="13" w16cid:durableId="977153682">
-    <w:abstractNumId w:val="11"/>
+  <w:num w:numId="21" w16cid:durableId="1810592404">
+    <w:abstractNumId w:val="7"/>
   </w:num>
-  <w:num w:numId="14" w16cid:durableId="1574897763">
-    <w:abstractNumId w:val="15"/>
+  <w:num w:numId="22" w16cid:durableId="981497355">
+    <w:abstractNumId w:val="9"/>
   </w:num>
-  <w:num w:numId="15" w16cid:durableId="1029601610">
-    <w:abstractNumId w:val="20"/>
+  <w:num w:numId="23" w16cid:durableId="206532692">
+    <w:abstractNumId w:val="1"/>
   </w:num>
-  <w:num w:numId="16" w16cid:durableId="148786897">
-    <w:abstractNumId w:val="14"/>
-  </w:num>
-  <w:num w:numId="17" w16cid:durableId="393508652">
-    <w:abstractNumId w:val="18"/>
-  </w:num>
-  <w:num w:numId="18" w16cid:durableId="288240786">
-    <w:abstractNumId w:val="6"/>
-  </w:num>
-  <w:num w:numId="19" w16cid:durableId="1782529171">
+  <w:num w:numId="24" w16cid:durableId="1931232350">
     <w:abstractNumId w:val="4"/>
-  </w:num>
-  <w:num w:numId="20" w16cid:durableId="283343810">
-    <w:abstractNumId w:val="2"/>
-  </w:num>
-  <w:num w:numId="21" w16cid:durableId="1810592404">
-    <w:abstractNumId w:val="5"/>
   </w:num>
 </w:numbering>
 </file>

--- a/docs/docs/Faculdade de Tecnologia Padre Danilo José de Oliveira Ohl.docx
+++ b/docs/docs/Faculdade de Tecnologia Padre Danilo José de Oliveira Ohl.docx
@@ -1529,7 +1529,7 @@
           <w:r>
             <w:fldChar w:fldCharType="separate"/>
           </w:r>
-          <w:hyperlink w:anchor="_Toc238152511" w:history="1">
+          <w:hyperlink w:anchor="_Toc238763052" w:history="1">
             <w:r>
               <w:rPr>
                 <w:rStyle w:val="Hyperlink"/>
@@ -1556,7 +1556,7 @@
                 <w:noProof/>
                 <w:webHidden/>
               </w:rPr>
-              <w:instrText xml:space="preserve"> PAGEREF _Toc238152511 \h </w:instrText>
+              <w:instrText xml:space="preserve"> PAGEREF _Toc238763052 \h </w:instrText>
             </w:r>
             <w:r>
               <w:rPr>
@@ -1600,7 +1600,7 @@
               <w:color w:val="auto"/>
             </w:rPr>
           </w:pPr>
-          <w:hyperlink w:anchor="_Toc238152512" w:history="1">
+          <w:hyperlink w:anchor="_Toc238763053" w:history="1">
             <w:r>
               <w:rPr>
                 <w:rStyle w:val="Hyperlink"/>
@@ -1642,7 +1642,7 @@
                 <w:noProof/>
                 <w:webHidden/>
               </w:rPr>
-              <w:instrText xml:space="preserve"> PAGEREF _Toc238152512 \h </w:instrText>
+              <w:instrText xml:space="preserve"> PAGEREF _Toc238763053 \h </w:instrText>
             </w:r>
             <w:r>
               <w:rPr>
@@ -1686,7 +1686,7 @@
               <w:color w:val="auto"/>
             </w:rPr>
           </w:pPr>
-          <w:hyperlink w:anchor="_Toc238152513" w:history="1">
+          <w:hyperlink w:anchor="_Toc238763054" w:history="1">
             <w:r>
               <w:rPr>
                 <w:rStyle w:val="Hyperlink"/>
@@ -1728,7 +1728,7 @@
                 <w:noProof/>
                 <w:webHidden/>
               </w:rPr>
-              <w:instrText xml:space="preserve"> PAGEREF _Toc238152513 \h </w:instrText>
+              <w:instrText xml:space="preserve"> PAGEREF _Toc238763054 \h </w:instrText>
             </w:r>
             <w:r>
               <w:rPr>
@@ -1772,7 +1772,7 @@
               <w:color w:val="auto"/>
             </w:rPr>
           </w:pPr>
-          <w:hyperlink w:anchor="_Toc238152514" w:history="1">
+          <w:hyperlink w:anchor="_Toc238763055" w:history="1">
             <w:r>
               <w:rPr>
                 <w:rStyle w:val="Hyperlink"/>
@@ -1814,7 +1814,7 @@
                 <w:noProof/>
                 <w:webHidden/>
               </w:rPr>
-              <w:instrText xml:space="preserve"> PAGEREF _Toc238152514 \h </w:instrText>
+              <w:instrText xml:space="preserve"> PAGEREF _Toc238763055 \h </w:instrText>
             </w:r>
             <w:r>
               <w:rPr>
@@ -1834,7 +1834,7 @@
                 <w:noProof/>
                 <w:webHidden/>
               </w:rPr>
-              <w:t>12</w:t>
+              <w:t>10</w:t>
             </w:r>
             <w:r>
               <w:rPr>
@@ -1858,7 +1858,7 @@
               <w:color w:val="auto"/>
             </w:rPr>
           </w:pPr>
-          <w:hyperlink w:anchor="_Toc238152515" w:history="1">
+          <w:hyperlink w:anchor="_Toc238763056" w:history="1">
             <w:r>
               <w:rPr>
                 <w:rStyle w:val="Hyperlink"/>
@@ -1879,7 +1879,7 @@
                 <w:rStyle w:val="Hyperlink"/>
                 <w:noProof/>
               </w:rPr>
-              <w:t>Levantamento da infraestrutura de servidores e rede</w:t>
+              <w:t>Infraestrutura de servidores e rede</w:t>
             </w:r>
             <w:r>
               <w:rPr>
@@ -1900,7 +1900,7 @@
                 <w:noProof/>
                 <w:webHidden/>
               </w:rPr>
-              <w:instrText xml:space="preserve"> PAGEREF _Toc238152515 \h </w:instrText>
+              <w:instrText xml:space="preserve"> PAGEREF _Toc238763056 \h </w:instrText>
             </w:r>
             <w:r>
               <w:rPr>
@@ -1920,7 +1920,7 @@
                 <w:noProof/>
                 <w:webHidden/>
               </w:rPr>
-              <w:t>14</w:t>
+              <w:t>12</w:t>
             </w:r>
             <w:r>
               <w:rPr>
@@ -1944,7 +1944,7 @@
               <w:color w:val="auto"/>
             </w:rPr>
           </w:pPr>
-          <w:hyperlink w:anchor="_Toc238152516" w:history="1">
+          <w:hyperlink w:anchor="_Toc238763057" w:history="1">
             <w:r>
               <w:rPr>
                 <w:rStyle w:val="Hyperlink"/>
@@ -1986,7 +1986,7 @@
                 <w:noProof/>
                 <w:webHidden/>
               </w:rPr>
-              <w:instrText xml:space="preserve"> PAGEREF _Toc238152516 \h </w:instrText>
+              <w:instrText xml:space="preserve"> PAGEREF _Toc238763057 \h </w:instrText>
             </w:r>
             <w:r>
               <w:rPr>
@@ -2006,7 +2006,7 @@
                 <w:noProof/>
                 <w:webHidden/>
               </w:rPr>
-              <w:t>16</w:t>
+              <w:t>14</w:t>
             </w:r>
             <w:r>
               <w:rPr>
@@ -2029,7 +2029,7 @@
               <w:color w:val="auto"/>
             </w:rPr>
           </w:pPr>
-          <w:hyperlink w:anchor="_Toc238152517" w:history="1">
+          <w:hyperlink w:anchor="_Toc238763058" w:history="1">
             <w:r>
               <w:rPr>
                 <w:rStyle w:val="Hyperlink"/>
@@ -2056,7 +2056,7 @@
                 <w:noProof/>
                 <w:webHidden/>
               </w:rPr>
-              <w:instrText xml:space="preserve"> PAGEREF _Toc238152517 \h </w:instrText>
+              <w:instrText xml:space="preserve"> PAGEREF _Toc238763058 \h </w:instrText>
             </w:r>
             <w:r>
               <w:rPr>
@@ -2076,7 +2076,7 @@
                 <w:noProof/>
                 <w:webHidden/>
               </w:rPr>
-              <w:t>16</w:t>
+              <w:t>14</w:t>
             </w:r>
             <w:r>
               <w:rPr>
@@ -2099,7 +2099,7 @@
               <w:color w:val="auto"/>
             </w:rPr>
           </w:pPr>
-          <w:hyperlink w:anchor="_Toc238152518" w:history="1">
+          <w:hyperlink w:anchor="_Toc238763059" w:history="1">
             <w:r>
               <w:rPr>
                 <w:rStyle w:val="Hyperlink"/>
@@ -2126,7 +2126,7 @@
                 <w:noProof/>
                 <w:webHidden/>
               </w:rPr>
-              <w:instrText xml:space="preserve"> PAGEREF _Toc238152518 \h </w:instrText>
+              <w:instrText xml:space="preserve"> PAGEREF _Toc238763059 \h </w:instrText>
             </w:r>
             <w:r>
               <w:rPr>
@@ -2146,7 +2146,7 @@
                 <w:noProof/>
                 <w:webHidden/>
               </w:rPr>
-              <w:t>16</w:t>
+              <w:t>14</w:t>
             </w:r>
             <w:r>
               <w:rPr>
@@ -2169,7 +2169,7 @@
               <w:color w:val="auto"/>
             </w:rPr>
           </w:pPr>
-          <w:hyperlink w:anchor="_Toc238152519" w:history="1">
+          <w:hyperlink w:anchor="_Toc238763060" w:history="1">
             <w:r>
               <w:rPr>
                 <w:rStyle w:val="Hyperlink"/>
@@ -2196,7 +2196,7 @@
                 <w:noProof/>
                 <w:webHidden/>
               </w:rPr>
-              <w:instrText xml:space="preserve"> PAGEREF _Toc238152519 \h </w:instrText>
+              <w:instrText xml:space="preserve"> PAGEREF _Toc238763060 \h </w:instrText>
             </w:r>
             <w:r>
               <w:rPr>
@@ -2216,7 +2216,7 @@
                 <w:noProof/>
                 <w:webHidden/>
               </w:rPr>
-              <w:t>16</w:t>
+              <w:t>14</w:t>
             </w:r>
             <w:r>
               <w:rPr>
@@ -2239,7 +2239,7 @@
               <w:color w:val="auto"/>
             </w:rPr>
           </w:pPr>
-          <w:hyperlink w:anchor="_Toc238152520" w:history="1">
+          <w:hyperlink w:anchor="_Toc238763061" w:history="1">
             <w:r>
               <w:rPr>
                 <w:rStyle w:val="Hyperlink"/>
@@ -2266,7 +2266,7 @@
                 <w:noProof/>
                 <w:webHidden/>
               </w:rPr>
-              <w:instrText xml:space="preserve"> PAGEREF _Toc238152520 \h </w:instrText>
+              <w:instrText xml:space="preserve"> PAGEREF _Toc238763061 \h </w:instrText>
             </w:r>
             <w:r>
               <w:rPr>
@@ -2286,7 +2286,7 @@
                 <w:noProof/>
                 <w:webHidden/>
               </w:rPr>
-              <w:t>16</w:t>
+              <w:t>14</w:t>
             </w:r>
             <w:r>
               <w:rPr>
@@ -2309,7 +2309,7 @@
               <w:color w:val="auto"/>
             </w:rPr>
           </w:pPr>
-          <w:hyperlink w:anchor="_Toc238152521" w:history="1">
+          <w:hyperlink w:anchor="_Toc238763062" w:history="1">
             <w:r>
               <w:rPr>
                 <w:rStyle w:val="Hyperlink"/>
@@ -2336,7 +2336,7 @@
                 <w:noProof/>
                 <w:webHidden/>
               </w:rPr>
-              <w:instrText xml:space="preserve"> PAGEREF _Toc238152521 \h </w:instrText>
+              <w:instrText xml:space="preserve"> PAGEREF _Toc238763062 \h </w:instrText>
             </w:r>
             <w:r>
               <w:rPr>
@@ -2356,7 +2356,7 @@
                 <w:noProof/>
                 <w:webHidden/>
               </w:rPr>
-              <w:t>17</w:t>
+              <w:t>15</w:t>
             </w:r>
             <w:r>
               <w:rPr>
@@ -2380,7 +2380,7 @@
               <w:color w:val="auto"/>
             </w:rPr>
           </w:pPr>
-          <w:hyperlink w:anchor="_Toc238152522" w:history="1">
+          <w:hyperlink w:anchor="_Toc238763063" w:history="1">
             <w:r>
               <w:rPr>
                 <w:rStyle w:val="Hyperlink"/>
@@ -2401,7 +2401,7 @@
                 <w:rStyle w:val="Hyperlink"/>
                 <w:noProof/>
               </w:rPr>
-              <w:t>Requisitos de Segurança</w:t>
+              <w:t>Políticas de Segurança</w:t>
             </w:r>
             <w:r>
               <w:rPr>
@@ -2422,7 +2422,7 @@
                 <w:noProof/>
                 <w:webHidden/>
               </w:rPr>
-              <w:instrText xml:space="preserve"> PAGEREF _Toc238152522 \h </w:instrText>
+              <w:instrText xml:space="preserve"> PAGEREF _Toc238763063 \h </w:instrText>
             </w:r>
             <w:r>
               <w:rPr>
@@ -2442,7 +2442,7 @@
                 <w:noProof/>
                 <w:webHidden/>
               </w:rPr>
-              <w:t>18</w:t>
+              <w:t>16</w:t>
             </w:r>
             <w:r>
               <w:rPr>
@@ -2466,7 +2466,7 @@
               <w:color w:val="auto"/>
             </w:rPr>
           </w:pPr>
-          <w:hyperlink w:anchor="_Toc238152523" w:history="1">
+          <w:hyperlink w:anchor="_Toc238763064" w:history="1">
             <w:r>
               <w:rPr>
                 <w:rStyle w:val="Hyperlink"/>
@@ -2508,7 +2508,7 @@
                 <w:noProof/>
                 <w:webHidden/>
               </w:rPr>
-              <w:instrText xml:space="preserve"> PAGEREF _Toc238152523 \h </w:instrText>
+              <w:instrText xml:space="preserve"> PAGEREF _Toc238763064 \h </w:instrText>
             </w:r>
             <w:r>
               <w:rPr>
@@ -2528,7 +2528,179 @@
                 <w:noProof/>
                 <w:webHidden/>
               </w:rPr>
+              <w:t>18</w:t>
+            </w:r>
+            <w:r>
+              <w:rPr>
+                <w:noProof/>
+                <w:webHidden/>
+              </w:rPr>
+              <w:fldChar w:fldCharType="end"/>
+            </w:r>
+          </w:hyperlink>
+        </w:p>
+        <w:p>
+          <w:pPr>
+            <w:pStyle w:val="TOC1"/>
+            <w:tabs>
+              <w:tab w:val="left" w:pos="480"/>
+              <w:tab w:val="right" w:leader="dot" w:pos="8560"/>
+            </w:tabs>
+            <w:rPr>
+              <w:rFonts w:asciiTheme="minorHAnsi" w:eastAsiaTheme="minorEastAsia" w:hAnsiTheme="minorHAnsi" w:cstheme="minorBidi"/>
+              <w:noProof/>
+              <w:color w:val="auto"/>
+            </w:rPr>
+          </w:pPr>
+          <w:hyperlink w:anchor="_Toc238763065" w:history="1">
+            <w:r>
+              <w:rPr>
+                <w:rStyle w:val="Hyperlink"/>
+                <w:noProof/>
+              </w:rPr>
+              <w:t>8.</w:t>
+            </w:r>
+            <w:r>
+              <w:rPr>
+                <w:rFonts w:asciiTheme="minorHAnsi" w:eastAsiaTheme="minorEastAsia" w:hAnsiTheme="minorHAnsi" w:cstheme="minorBidi"/>
+                <w:noProof/>
+                <w:color w:val="auto"/>
+              </w:rPr>
+              <w:tab/>
+            </w:r>
+            <w:r>
+              <w:rPr>
+                <w:rStyle w:val="Hyperlink"/>
+                <w:noProof/>
+              </w:rPr>
+              <w:t>Requisitos de Segurança</w:t>
+            </w:r>
+            <w:r>
+              <w:rPr>
+                <w:noProof/>
+                <w:webHidden/>
+              </w:rPr>
+              <w:tab/>
+            </w:r>
+            <w:r>
+              <w:rPr>
+                <w:noProof/>
+                <w:webHidden/>
+              </w:rPr>
+              <w:fldChar w:fldCharType="begin"/>
+            </w:r>
+            <w:r>
+              <w:rPr>
+                <w:noProof/>
+                <w:webHidden/>
+              </w:rPr>
+              <w:instrText xml:space="preserve"> PAGEREF _Toc238763065 \h </w:instrText>
+            </w:r>
+            <w:r>
+              <w:rPr>
+                <w:noProof/>
+                <w:webHidden/>
+              </w:rPr>
+            </w:r>
+            <w:r>
+              <w:rPr>
+                <w:noProof/>
+                <w:webHidden/>
+              </w:rPr>
+              <w:fldChar w:fldCharType="separate"/>
+            </w:r>
+            <w:r>
+              <w:rPr>
+                <w:noProof/>
+                <w:webHidden/>
+              </w:rPr>
               <w:t>20</w:t>
+            </w:r>
+            <w:r>
+              <w:rPr>
+                <w:noProof/>
+                <w:webHidden/>
+              </w:rPr>
+              <w:fldChar w:fldCharType="end"/>
+            </w:r>
+          </w:hyperlink>
+        </w:p>
+        <w:p>
+          <w:pPr>
+            <w:pStyle w:val="TOC1"/>
+            <w:tabs>
+              <w:tab w:val="left" w:pos="480"/>
+              <w:tab w:val="right" w:leader="dot" w:pos="8560"/>
+            </w:tabs>
+            <w:rPr>
+              <w:rFonts w:asciiTheme="minorHAnsi" w:eastAsiaTheme="minorEastAsia" w:hAnsiTheme="minorHAnsi" w:cstheme="minorBidi"/>
+              <w:noProof/>
+              <w:color w:val="auto"/>
+            </w:rPr>
+          </w:pPr>
+          <w:hyperlink w:anchor="_Toc238763066" w:history="1">
+            <w:r>
+              <w:rPr>
+                <w:rStyle w:val="Hyperlink"/>
+                <w:noProof/>
+              </w:rPr>
+              <w:t>9.</w:t>
+            </w:r>
+            <w:r>
+              <w:rPr>
+                <w:rFonts w:asciiTheme="minorHAnsi" w:eastAsiaTheme="minorEastAsia" w:hAnsiTheme="minorHAnsi" w:cstheme="minorBidi"/>
+                <w:noProof/>
+                <w:color w:val="auto"/>
+              </w:rPr>
+              <w:tab/>
+            </w:r>
+            <w:r>
+              <w:rPr>
+                <w:rStyle w:val="Hyperlink"/>
+                <w:noProof/>
+              </w:rPr>
+              <w:t>Políticas de segurança (GPOs)</w:t>
+            </w:r>
+            <w:r>
+              <w:rPr>
+                <w:noProof/>
+                <w:webHidden/>
+              </w:rPr>
+              <w:tab/>
+            </w:r>
+            <w:r>
+              <w:rPr>
+                <w:noProof/>
+                <w:webHidden/>
+              </w:rPr>
+              <w:fldChar w:fldCharType="begin"/>
+            </w:r>
+            <w:r>
+              <w:rPr>
+                <w:noProof/>
+                <w:webHidden/>
+              </w:rPr>
+              <w:instrText xml:space="preserve"> PAGEREF _Toc238763066 \h </w:instrText>
+            </w:r>
+            <w:r>
+              <w:rPr>
+                <w:noProof/>
+                <w:webHidden/>
+              </w:rPr>
+            </w:r>
+            <w:r>
+              <w:rPr>
+                <w:noProof/>
+                <w:webHidden/>
+              </w:rPr>
+              <w:fldChar w:fldCharType="separate"/>
+            </w:r>
+            <w:r>
+              <w:rPr>
+                <w:noProof/>
+                <w:webHidden/>
+              </w:rPr>
+              <w:t>21</w:t>
             </w:r>
             <w:r>
               <w:rPr>
@@ -2768,29 +2940,7 @@
     <w:p>
       <w:pPr>
         <w:spacing w:after="0" w:line="259" w:lineRule="auto"/>
-        <w:ind w:left="3540" w:firstLine="0"/>
-        <w:rPr>
-          <w:b/>
-          <w:bCs/>
-          <w:lang w:val="en-US"/>
-        </w:rPr>
-      </w:pPr>
-    </w:p>
-    <w:p>
-      <w:pPr>
-        <w:spacing w:after="0" w:line="259" w:lineRule="auto"/>
-        <w:ind w:left="3540" w:firstLine="0"/>
-        <w:rPr>
-          <w:b/>
-          <w:bCs/>
-          <w:lang w:val="en-US"/>
-        </w:rPr>
-      </w:pPr>
-    </w:p>
-    <w:p>
-      <w:pPr>
-        <w:spacing w:after="0" w:line="259" w:lineRule="auto"/>
-        <w:ind w:left="3540" w:firstLine="0"/>
+        <w:ind w:left="0" w:firstLine="0"/>
         <w:rPr>
           <w:b/>
           <w:bCs/>
@@ -2813,51 +2963,50 @@
       <w:pPr>
         <w:pStyle w:val="Heading1"/>
       </w:pPr>
-      <w:bookmarkStart w:id="0" w:name="_Toc238152511"/>
+      <w:bookmarkStart w:id="0" w:name="_Toc238763052"/>
+      <w:r>
+        <w:t>INTRODUÇÃO</w:t>
+      </w:r>
+      <w:bookmarkEnd w:id="0"/>
+    </w:p>
+    <w:p/>
+    <w:p>
+      <w:r>
+        <w:t>A utilização da Tecnologia da Informação tornou-se indispensável para o funcionamento das instituições de ensino. Recursos como computadores, servidores, redes, sistemas acadêmicos e administrativos dependem de uma infraestrutura organizada e de mecanismos eficientes para o gerenciamento de usuários e permissões. À medida que aumenta a quantidade de usuários, equipamentos e serviços disponíveis, torna-se necessário adotar soluções que permitam centralizar e padronizar a administração desses recursos.</w:t>
+      </w:r>
+    </w:p>
+    <w:p>
+      <w:r>
+        <w:t>Nesse contexto, o Active Directory é uma ferramenta utilizada para o gerenciamento centralizado de identidades, usuários, computadores e recursos de rede. Por meio de sua estrutura, é possível organizar os elementos de um ambiente computacional, controlar permissões de acesso e aplicar políticas de segurança de acordo com as necessidades de cada grupo de usuários.</w:t>
+      </w:r>
+    </w:p>
+    <w:p>
+      <w:r>
+        <w:t>Em uma instituição de ensino, existem diferentes setores e perfis que possuem necessidades distintas de acesso aos recursos tecnológicos. Entre eles estão os setores administrativos, a equipe de Tecnologia da Informação, docentes e discentes. Além disso, cada grupo pode apresentar diferentes níveis de responsabilidade e necessidade de acesso a sistemas, computadores e informações, tornando necessária uma estrutura organizada para o gerenciamento dessas contas e permissões.</w:t>
+      </w:r>
+    </w:p>
+    <w:p>
+      <w:r>
+        <w:t>A infraestrutura analisada neste projeto possui servidores responsáveis por diferentes serviços, incluindo ambientes de autenticação e gerenciamento, monitoramento, inventário, segurança e backup. A rede também apresenta segmentação por VLANs, separando ambientes administrativos, acadêmicos, de rede sem fio e de gerenciamento. Dessa forma, a organização adequada do Active Directory deve considerar não apenas os usuários da instituição, mas também sua estrutura organizacional e tecnológica.</w:t>
+      </w:r>
+    </w:p>
+    <w:p>
+      <w:r>
+        <w:t>Diante desse cenário, este trabalho tem como foco o levantamento e a organização dos processos relacionados ao gerenciamento do ambiente de Active Directory da instituição. Para isso, são realizadas atividades de mapeamento dos setores, identificação dos perfis de usuários, levantamento de requisitos funcionais e não funcionais, definição da estrutura de Unidades Organizacionais (OUs), grupos e permissões de acesso.</w:t>
+      </w:r>
+    </w:p>
+    <w:p>
+      <w:r>
+        <w:t>Além disso, o projeto aborda aspectos relacionados à segurança da informação, como políticas de senha, controle de privilégios, gerenciamento do ciclo de vida das contas e auditoria das atividades realizadas no ambiente. Também são utilizados diagramas UML para representar os processos e facilitar a compreensão das interações entre os diferentes atores envolvidos no gerenciamento das contas e recursos.</w:t>
+      </w:r>
+    </w:p>
+    <w:p>
+      <w:r>
+        <w:t xml:space="preserve">Portanto, o desenvolvimento deste trabalho busca contribuir para uma gestão mais estruturada do ambiente tecnológico da instituição, estabelecendo uma base para a padronização dos processos de administração de usuários, </w:t>
+      </w:r>
       <w:r>
         <w:lastRenderedPageBreak/>
-        <w:t>INTRODUÇÃO</w:t>
-      </w:r>
-      <w:bookmarkEnd w:id="0"/>
-    </w:p>
-    <w:p/>
-    <w:p>
-      <w:r>
-        <w:t>A utilização da Tecnologia da Informação tornou-se indispensável para o funcionamento das instituições de ensino. Recursos como computadores, servidores, redes, sistemas acadêmicos e administrativos dependem de uma infraestrutura organizada e de mecanismos eficientes para o gerenciamento de usuários e permissões. À medida que aumenta a quantidade de usuários, equipamentos e serviços disponíveis, torna-se necessário adotar soluções que permitam centralizar e padronizar a administração desses recursos.</w:t>
-      </w:r>
-    </w:p>
-    <w:p>
-      <w:r>
-        <w:t>Nesse contexto, o Active Directory é uma ferramenta utilizada para o gerenciamento centralizado de identidades, usuários, computadores e recursos de rede. Por meio de sua estrutura, é possível organizar os elementos de um ambiente computacional, controlar permissões de acesso e aplicar políticas de segurança de acordo com as necessidades de cada grupo de usuários.</w:t>
-      </w:r>
-    </w:p>
-    <w:p>
-      <w:r>
-        <w:t>Em uma instituição de ensino, existem diferentes setores e perfis que possuem necessidades distintas de acesso aos recursos tecnológicos. Entre eles estão os setores administrativos, a equipe de Tecnologia da Informação, docentes e discentes. Além disso, cada grupo pode apresentar diferentes níveis de responsabilidade e necessidade de acesso a sistemas, computadores e informações, tornando necessária uma estrutura organizada para o gerenciamento dessas contas e permissões.</w:t>
-      </w:r>
-    </w:p>
-    <w:p>
-      <w:r>
-        <w:t>A infraestrutura analisada neste projeto possui servidores responsáveis por diferentes serviços, incluindo ambientes de autenticação e gerenciamento, monitoramento, inventário, segurança e backup. A rede também apresenta segmentação por VLANs, separando ambientes administrativos, acadêmicos, de rede sem fio e de gerenciamento. Dessa forma, a organização adequada do Active Directory deve considerar não apenas os usuários da instituição, mas também sua estrutura organizacional e tecnológica.</w:t>
-      </w:r>
-    </w:p>
-    <w:p>
-      <w:r>
-        <w:t>Diante desse cenário, este trabalho tem como foco o levantamento e a organização dos processos relacionados ao gerenciamento do ambiente de Active Directory da instituição. Para isso, são realizadas atividades de mapeamento dos setores, identificação dos perfis de usuários, levantamento de requisitos funcionais e não funcionais, definição da estrutura de Unidades Organizacionais (OUs), grupos e permissões de acesso.</w:t>
-      </w:r>
-    </w:p>
-    <w:p>
-      <w:r>
-        <w:t>Além disso, o projeto aborda aspectos relacionados à segurança da informação, como políticas de senha, controle de privilégios, gerenciamento do ciclo de vida das contas e auditoria das atividades realizadas no ambiente. Também são utilizados diagramas UML para representar os processos e facilitar a compreensão das interações entre os diferentes atores envolvidos no gerenciamento das contas e recursos.</w:t>
-      </w:r>
-    </w:p>
-    <w:p>
-      <w:r>
-        <w:t xml:space="preserve">Portanto, o desenvolvimento deste trabalho busca contribuir para uma gestão mais estruturada do ambiente tecnológico da instituição, estabelecendo uma base para a padronização dos processos de administração de usuários, computadores e permissões. A proposta visa melhorar a organização do ambiente, facilitar as atividades da equipe responsável pela Tecnologia da </w:t>
-      </w:r>
-      <w:r>
-        <w:lastRenderedPageBreak/>
-        <w:t>Informação e fortalecer o controle e a segurança no acesso aos recursos institucionais.</w:t>
+        <w:t>computadores e permissões. A proposta visa melhorar a organização do ambiente, facilitar as atividades da equipe responsável pela Tecnologia da Informação e fortalecer o controle e a segurança no acesso aos recursos institucionais.</w:t>
       </w:r>
     </w:p>
     <w:p/>
@@ -2900,9 +3049,8 @@
           <w:numId w:val="12"/>
         </w:numPr>
       </w:pPr>
-      <w:bookmarkStart w:id="1" w:name="_Toc238152512"/>
-      <w:r>
-        <w:lastRenderedPageBreak/>
+      <w:bookmarkStart w:id="1" w:name="_Toc238763053"/>
+      <w:r>
         <w:t>Levantamento dos computadores</w:t>
       </w:r>
       <w:bookmarkEnd w:id="1"/>
@@ -3022,7 +3170,7 @@
           <w:numId w:val="12"/>
         </w:numPr>
       </w:pPr>
-      <w:bookmarkStart w:id="2" w:name="_Toc238152513"/>
+      <w:bookmarkStart w:id="2" w:name="_Toc238763054"/>
       <w:r>
         <w:lastRenderedPageBreak/>
         <w:t>Mapeamento dos setores da faculdade</w:t>
@@ -3534,7 +3682,7 @@
           <w:numId w:val="12"/>
         </w:numPr>
       </w:pPr>
-      <w:bookmarkStart w:id="3" w:name="_Toc238152514"/>
+      <w:bookmarkStart w:id="3" w:name="_Toc238763055"/>
       <w:r>
         <w:lastRenderedPageBreak/>
         <w:t xml:space="preserve">Mapeamento da </w:t>
@@ -4085,13 +4233,13 @@
           <w:numId w:val="12"/>
         </w:numPr>
       </w:pPr>
-      <w:bookmarkStart w:id="4" w:name="_Toc238152515"/>
+      <w:bookmarkStart w:id="4" w:name="_Toc238763056"/>
       <w:r>
         <w:lastRenderedPageBreak/>
-        <w:t>L</w:t>
-      </w:r>
-      <w:r>
-        <w:t>evantamento da infraestrutura de servidores e rede</w:t>
+        <w:t>I</w:t>
+      </w:r>
+      <w:r>
+        <w:t>nfraestrutura de servidores e rede</w:t>
       </w:r>
       <w:bookmarkEnd w:id="4"/>
     </w:p>
@@ -4425,7 +4573,7 @@
           <w:numId w:val="12"/>
         </w:numPr>
       </w:pPr>
-      <w:bookmarkStart w:id="5" w:name="_Toc238152516"/>
+      <w:bookmarkStart w:id="5" w:name="_Toc238763057"/>
       <w:r>
         <w:lastRenderedPageBreak/>
         <w:t>Identificando perfis de usuário</w:t>
@@ -4450,7 +4598,7 @@
       <w:pPr>
         <w:pStyle w:val="Heading2"/>
       </w:pPr>
-      <w:bookmarkStart w:id="6" w:name="_Toc238152517"/>
+      <w:bookmarkStart w:id="6" w:name="_Toc238763058"/>
       <w:r>
         <w:t>4.1 Objetivo da Definição de Perfis</w:t>
       </w:r>
@@ -4466,7 +4614,7 @@
       <w:pPr>
         <w:pStyle w:val="Heading2"/>
       </w:pPr>
-      <w:bookmarkStart w:id="7" w:name="_Toc238152518"/>
+      <w:bookmarkStart w:id="7" w:name="_Toc238763059"/>
       <w:r>
         <w:t>4.2 Perfil de Alunos</w:t>
       </w:r>
@@ -4482,7 +4630,7 @@
       <w:pPr>
         <w:pStyle w:val="Heading2"/>
       </w:pPr>
-      <w:bookmarkStart w:id="8" w:name="_Toc238152519"/>
+      <w:bookmarkStart w:id="8" w:name="_Toc238763060"/>
       <w:r>
         <w:t>4.3 Perfil de Professores</w:t>
       </w:r>
@@ -4498,7 +4646,7 @@
       <w:pPr>
         <w:pStyle w:val="Heading2"/>
       </w:pPr>
-      <w:bookmarkStart w:id="9" w:name="_Toc238152520"/>
+      <w:bookmarkStart w:id="9" w:name="_Toc238763061"/>
       <w:r>
         <w:t>4.4 Perfil Administrativo</w:t>
       </w:r>
@@ -4513,22 +4661,6 @@
         <w:t>compartilhadas do seu departamento e autenticação nos sistemas acadêmicos e administrativos da faculdade.</w:t>
       </w:r>
     </w:p>
-    <w:p/>
-    <w:p>
-      <w:pPr>
-        <w:pStyle w:val="Heading2"/>
-      </w:pPr>
-      <w:bookmarkStart w:id="10" w:name="_Toc238152521"/>
-      <w:r>
-        <w:t>4.5 Perfil de Computadores</w:t>
-      </w:r>
-      <w:bookmarkEnd w:id="10"/>
-    </w:p>
-    <w:p>
-      <w:r>
-        <w:t>Os computadores são considerados ativos críticos e devem ser organizados em OUs específicas para garantir aplicação de GPOs de segurança e configuração. O padrão de nomenclatura segue o formato SALA-PCXX, permitindo identificar claramente a localização física e a função da máquina. Exemplos:</w:t>
-      </w:r>
-    </w:p>
     <w:p>
       <w:pPr>
         <w:ind w:left="0" w:firstLine="0"/>
@@ -4536,27 +4668,22 @@
     </w:p>
     <w:p>
       <w:r>
-        <w:t>SALAXX-PC01 → computador da sala de aula XX.</w:t>
-      </w:r>
-    </w:p>
-    <w:p/>
-    <w:p>
-      <w:r>
-        <w:t>OU_Computadores_Administrativos: máquinas da Secretaria, Direção, Biblioteca, Suporte de TI e NAP, separadas por salas/setores.</w:t>
-      </w:r>
-    </w:p>
-    <w:p/>
-    <w:p>
-      <w:r>
-        <w:t>OU_Computadores_Acadêmicos: máquinas dos laboratórios de cada curso (GTI, GEV, GRH, DMD, etc.), organizadas por sala de laboratório.</w:t>
-      </w:r>
-    </w:p>
-    <w:p/>
-    <w:p>
-      <w:r>
         <w:t>As políticas aplicadas incluem bloqueio de instalação de softwares não autorizados, configuração de atualizações automáticas e inventário centralizado. Essa abordagem garante conformidade com ITIL (gestão de ativos e configuração) e COBIT (controle de acesso e segurança).</w:t>
       </w:r>
     </w:p>
+    <w:p/>
+    <w:p/>
+    <w:p/>
+    <w:p/>
+    <w:p/>
+    <w:p/>
+    <w:p/>
+    <w:p/>
+    <w:p/>
+    <w:p/>
+    <w:p/>
+    <w:p/>
+    <w:p/>
     <w:p/>
     <w:p/>
     <w:p/>
@@ -4585,15 +4712,14 @@
           <w:numId w:val="12"/>
         </w:numPr>
       </w:pPr>
-      <w:bookmarkStart w:id="11" w:name="_Toc238152522"/>
-      <w:r>
-        <w:lastRenderedPageBreak/>
+      <w:bookmarkStart w:id="10" w:name="_Toc238763063"/>
+      <w:r>
         <w:t xml:space="preserve">Políticas </w:t>
       </w:r>
       <w:r>
         <w:t>de Segurança</w:t>
       </w:r>
-      <w:bookmarkEnd w:id="11"/>
+      <w:bookmarkEnd w:id="10"/>
     </w:p>
     <w:p/>
     <w:p>
@@ -5054,6 +5180,7 @@
                 <w:b/>
                 <w:bCs/>
               </w:rPr>
+              <w:lastRenderedPageBreak/>
               <w:t>GRP_Alunos</w:t>
             </w:r>
           </w:p>
@@ -5564,12 +5691,6 @@
     <w:p/>
     <w:p/>
     <w:p/>
-    <w:p/>
-    <w:p>
-      <w:pPr>
-        <w:ind w:left="0" w:firstLine="0"/>
-      </w:pPr>
-    </w:p>
     <w:p>
       <w:pPr>
         <w:pStyle w:val="Heading1"/>
@@ -5578,27 +5699,25 @@
           <w:numId w:val="12"/>
         </w:numPr>
       </w:pPr>
-      <w:bookmarkStart w:id="12" w:name="_Toc238152523"/>
       <w:r>
         <w:lastRenderedPageBreak/>
-        <w:t>Estrutura de grupos e Ous</w:t>
-      </w:r>
-      <w:bookmarkEnd w:id="12"/>
-    </w:p>
-    <w:p/>
-    <w:p>
-      <w:r>
-        <w:t xml:space="preserve">No domínio </w:t>
-      </w:r>
-      <w:r>
-        <w:rPr>
-          <w:b/>
-          <w:bCs/>
-        </w:rPr>
-        <w:t>adm.fatecbarueri.local</w:t>
-      </w:r>
-      <w:r>
-        <w:t xml:space="preserve">, a Fatec Barueri foi organizada em dois ambientes de Active Directory: </w:t>
+        <w:t>Grupo de Usuários</w:t>
+      </w:r>
+    </w:p>
+    <w:p/>
+    <w:p>
+      <w:r>
+        <w:t xml:space="preserve">O objetivo é definir os grupos de usuários do Active Directory da Fatec Barueri, garantindo alinhamento às OUs </w:t>
+      </w:r>
+      <w:r>
+        <w:rPr>
+          <w:b/>
+          <w:bCs/>
+        </w:rPr>
+        <w:t>AD-ADM</w:t>
+      </w:r>
+      <w:r>
+        <w:t xml:space="preserve"> e </w:t>
       </w:r>
       <w:r>
         <w:rPr>
@@ -5608,6 +5727,46 @@
         <w:t>AD-ACAD</w:t>
       </w:r>
       <w:r>
+        <w:t>, às permissões planejadas e às nomenclaturas padronizadas.</w:t>
+      </w:r>
+    </w:p>
+    <w:p>
+      <w:r>
+        <w:t xml:space="preserve">Os perfis institucionais (alunos, professores, gestores, administrativos e TI) serão mapeados e associados às OUs corretas. Cada grupo terá permissões específicas conforme a matriz de acesso, seguindo o princípio do menor privilégio. A nomenclatura padronizada (ex.: </w:t>
+      </w:r>
+      <w:r>
+        <w:rPr>
+          <w:b/>
+          <w:bCs/>
+        </w:rPr>
+        <w:t>GRP_ALUNOS</w:t>
+      </w:r>
+      <w:r>
+        <w:t xml:space="preserve">, </w:t>
+      </w:r>
+      <w:r>
+        <w:rPr>
+          <w:b/>
+          <w:bCs/>
+        </w:rPr>
+        <w:t>GRP_PROFESSORES</w:t>
+      </w:r>
+      <w:r>
+        <w:t>) facilita a gestão e garante consistência.</w:t>
+      </w:r>
+    </w:p>
+    <w:p>
+      <w:r>
+        <w:t xml:space="preserve">Todos os grupos serão documentados e validados junto ao cliente antes da criação, atendendo ao </w:t>
+      </w:r>
+      <w:r>
+        <w:rPr>
+          <w:b/>
+          <w:bCs/>
+        </w:rPr>
+        <w:t>RF02</w:t>
+      </w:r>
+      <w:r>
         <w:t xml:space="preserve"> e </w:t>
       </w:r>
       <w:r>
@@ -5615,315 +5774,357 @@
           <w:b/>
           <w:bCs/>
         </w:rPr>
-        <w:t>AD-ADM</w:t>
+        <w:t>RNF-03</w:t>
       </w:r>
       <w:r>
         <w:t>.</w:t>
       </w:r>
     </w:p>
-    <w:p>
-      <w:pPr>
-        <w:numPr>
-          <w:ilvl w:val="0"/>
-          <w:numId w:val="23"/>
-        </w:numPr>
-      </w:pPr>
-      <w:r>
-        <w:t xml:space="preserve">O </w:t>
-      </w:r>
-      <w:r>
-        <w:rPr>
-          <w:b/>
-          <w:bCs/>
-        </w:rPr>
-        <w:t>AD-ACAD</w:t>
-      </w:r>
-      <w:r>
-        <w:t xml:space="preserve"> concentra usuários e computadores acadêmicos, com grupos de segurança separados por </w:t>
-      </w:r>
-      <w:r>
-        <w:rPr>
-          <w:b/>
-          <w:bCs/>
-        </w:rPr>
-        <w:t>cursos</w:t>
-      </w:r>
-      <w:r>
-        <w:t xml:space="preserve"> e perfis de </w:t>
-      </w:r>
-      <w:r>
-        <w:rPr>
-          <w:b/>
-          <w:bCs/>
-        </w:rPr>
-        <w:t>alunos e professores</w:t>
-      </w:r>
-      <w:r>
-        <w:t>.</w:t>
-      </w:r>
-    </w:p>
-    <w:p>
-      <w:pPr>
-        <w:numPr>
-          <w:ilvl w:val="0"/>
-          <w:numId w:val="23"/>
-        </w:numPr>
-      </w:pPr>
-      <w:r>
-        <w:t xml:space="preserve">O </w:t>
-      </w:r>
-      <w:r>
-        <w:rPr>
-          <w:b/>
-          <w:bCs/>
-        </w:rPr>
-        <w:t>AD-ADM</w:t>
-      </w:r>
-      <w:r>
-        <w:t xml:space="preserve"> concentra usuários e computadores administrativos, com grupos de segurança separados por </w:t>
-      </w:r>
-      <w:r>
-        <w:rPr>
-          <w:b/>
-          <w:bCs/>
-        </w:rPr>
-        <w:t>departamentos institucionais</w:t>
-      </w:r>
-      <w:r>
-        <w:t>, conforme a estrutura organizacional oficial da Fatec Barueri.</w:t>
-      </w:r>
-    </w:p>
-    <w:p/>
-    <w:p>
-      <w:r>
-        <w:t>DOMINIO: adm.fatecbarueri.local</w:t>
-      </w:r>
-    </w:p>
-    <w:p>
-      <w:r>
-        <w:t>|</w:t>
-      </w:r>
-    </w:p>
-    <w:p>
-      <w:r>
-        <w:t>|- AD-ACAD</w:t>
-      </w:r>
-    </w:p>
-    <w:p>
-      <w:r>
-        <w:t>|    |- OU_Usuarios</w:t>
-      </w:r>
-    </w:p>
-    <w:p>
-      <w:r>
-        <w:t>|    |- OU_Computadores</w:t>
-      </w:r>
-    </w:p>
-    <w:p>
-      <w:r>
-        <w:t>|    |      |- SALA XX</w:t>
-      </w:r>
-    </w:p>
-    <w:p>
-      <w:r>
-        <w:t>|    |- Grupos (Cursos)</w:t>
-      </w:r>
-    </w:p>
-    <w:p>
-      <w:r>
-        <w:t>|           |- GRP_Alunos</w:t>
-      </w:r>
-    </w:p>
-    <w:p>
-      <w:r>
-        <w:t>|           |- GRP_Professores</w:t>
-      </w:r>
-    </w:p>
-    <w:p>
-      <w:r>
-        <w:t>|           |- GRP_ComercioExterior</w:t>
-      </w:r>
-    </w:p>
-    <w:p>
-      <w:r>
-        <w:t>|           |- GRP_DesignMidiasDigitais</w:t>
-      </w:r>
-    </w:p>
-    <w:p>
-      <w:r>
-        <w:t>|           |- GRP_GestaoEventos</w:t>
-      </w:r>
-    </w:p>
-    <w:p>
-      <w:r>
-        <w:t>|           |- GRP_RecursosHumanos</w:t>
-      </w:r>
-    </w:p>
-    <w:p>
-      <w:r>
-        <w:t>|           |- GRP_TecnologiaInformacao</w:t>
-      </w:r>
-    </w:p>
-    <w:p>
-      <w:r>
-        <w:t>|           |- GRP_ComercioEletronico</w:t>
-      </w:r>
-    </w:p>
-    <w:p>
-      <w:r>
-        <w:t>|           |- GRP_NegociosPessoas</w:t>
-      </w:r>
-    </w:p>
-    <w:p>
-      <w:r>
-        <w:t>|           |- GRP_Logistica</w:t>
-      </w:r>
-    </w:p>
-    <w:p>
-      <w:r>
-        <w:t>|           |- GRP_GestaoEmpresarialEAD</w:t>
-      </w:r>
-    </w:p>
-    <w:p>
-      <w:r>
-        <w:t>|           |- GRP_TransporteTerrestre</w:t>
-      </w:r>
-    </w:p>
-    <w:p>
-      <w:r>
-        <w:t>|</w:t>
-      </w:r>
-    </w:p>
-    <w:p/>
-    <w:p/>
-    <w:p/>
-    <w:p>
-      <w:r>
-        <w:t>|- AD-ADM</w:t>
-      </w:r>
-    </w:p>
-    <w:p>
-      <w:r>
-        <w:lastRenderedPageBreak/>
-        <w:t xml:space="preserve">     |- OU_Usuarios</w:t>
-      </w:r>
-    </w:p>
-    <w:p>
-      <w:r>
-        <w:t xml:space="preserve">     |- OU_Computadores</w:t>
-      </w:r>
-    </w:p>
-    <w:p>
-      <w:r>
-        <w:t xml:space="preserve">     |</w:t>
-      </w:r>
-    </w:p>
-    <w:p>
-      <w:r>
-        <w:t xml:space="preserve">     |- Grupos (Departamentos)</w:t>
-      </w:r>
-    </w:p>
-    <w:p>
-      <w:r>
-        <w:t xml:space="preserve">            |- GRP_Congregacao</w:t>
-      </w:r>
-    </w:p>
-    <w:p>
-      <w:r>
-        <w:t xml:space="preserve">            |- GRP_Coordenacao</w:t>
-      </w:r>
-    </w:p>
-    <w:p>
-      <w:r>
-        <w:t xml:space="preserve">            |- GRP_ChefiaServicosAdministrativos</w:t>
-      </w:r>
-    </w:p>
-    <w:p>
-      <w:r>
-        <w:t xml:space="preserve">            |- GRP_ChefiaServicosAcademicos</w:t>
-      </w:r>
-    </w:p>
-    <w:p>
-      <w:r>
-        <w:t xml:space="preserve">            |- GRP_CoordenadoriasCursos</w:t>
-      </w:r>
-    </w:p>
-    <w:p>
-      <w:r>
-        <w:t xml:space="preserve">            |- GRP_OrientacaoPolo</w:t>
-      </w:r>
-    </w:p>
-    <w:p>
-      <w:r>
-        <w:t xml:space="preserve">            |- GRP_NucleosDocentesEstruturantes</w:t>
-      </w:r>
-    </w:p>
-    <w:p>
-      <w:r>
-        <w:t xml:space="preserve">            |- GRP_CorpoDocente</w:t>
-      </w:r>
-    </w:p>
-    <w:p>
-      <w:r>
-        <w:t xml:space="preserve">            |- GRP_AuxiliaresDocentes</w:t>
-      </w:r>
-    </w:p>
-    <w:p>
-      <w:r>
-        <w:t xml:space="preserve">            |- GRP_CorpoTecnicoAdministrativo</w:t>
-      </w:r>
-    </w:p>
-    <w:p>
-      <w:r>
-        <w:t xml:space="preserve">            |- GRP_ComissaoPropriaAvaliacao_CPA</w:t>
-      </w:r>
-    </w:p>
-    <w:p>
-      <w:r>
-        <w:t xml:space="preserve">            |- GRP_ComissaoInternaPrevencaoAcidentes_CIPA</w:t>
-      </w:r>
-    </w:p>
-    <w:p/>
-    <w:p>
-      <w:r>
-        <w:t xml:space="preserve">Essa organização garante clareza na gestão de acessos, aplicação segmentada de GPOs e conformidade com frameworks como </w:t>
-      </w:r>
-      <w:r>
-        <w:rPr>
-          <w:b/>
-          <w:bCs/>
-        </w:rPr>
-        <w:t>ITIL</w:t>
-      </w:r>
-      <w:r>
-        <w:t xml:space="preserve"> e </w:t>
-      </w:r>
-      <w:r>
-        <w:rPr>
-          <w:b/>
-          <w:bCs/>
-        </w:rPr>
-        <w:t>COBIT</w:t>
-      </w:r>
-      <w:r>
-        <w:t>, fortalecendo a governança digital da instituição.</w:t>
-      </w:r>
-    </w:p>
-    <w:p/>
-    <w:p/>
-    <w:p/>
-    <w:p/>
-    <w:p/>
-    <w:p/>
-    <w:p/>
-    <w:p/>
-    <w:p/>
-    <w:p/>
-    <w:p/>
-    <w:p/>
-    <w:p/>
-    <w:p/>
-    <w:p/>
+    <w:p/>
+    <w:tbl>
+      <w:tblPr>
+        <w:tblW w:w="0" w:type="auto"/>
+        <w:tblCellSpacing w:w="15" w:type="dxa"/>
+        <w:tblBorders>
+          <w:bottom w:val="single" w:sz="4" w:space="0" w:color="auto"/>
+          <w:insideH w:val="single" w:sz="4" w:space="0" w:color="auto"/>
+          <w:insideV w:val="single" w:sz="4" w:space="0" w:color="auto"/>
+        </w:tblBorders>
+        <w:tblLayout w:type="fixed"/>
+        <w:tblCellMar>
+          <w:top w:w="15" w:type="dxa"/>
+          <w:left w:w="15" w:type="dxa"/>
+          <w:bottom w:w="15" w:type="dxa"/>
+          <w:right w:w="15" w:type="dxa"/>
+        </w:tblCellMar>
+        <w:tblLook w:val="04A0" w:firstRow="1" w:lastRow="0" w:firstColumn="1" w:lastColumn="0" w:noHBand="0" w:noVBand="1"/>
+      </w:tblPr>
+      <w:tblGrid>
+        <w:gridCol w:w="2694"/>
+        <w:gridCol w:w="4677"/>
+        <w:gridCol w:w="1199"/>
+      </w:tblGrid>
+      <w:tr>
+        <w:trPr>
+          <w:tblHeader/>
+          <w:tblCellSpacing w:w="15" w:type="dxa"/>
+        </w:trPr>
+        <w:tc>
+          <w:tcPr>
+            <w:tcW w:w="2649" w:type="dxa"/>
+            <w:vAlign w:val="center"/>
+            <w:hideMark/>
+          </w:tcPr>
+          <w:p>
+            <w:pPr>
+              <w:rPr>
+                <w:b/>
+                <w:bCs/>
+              </w:rPr>
+            </w:pPr>
+            <w:r>
+              <w:rPr>
+                <w:b/>
+                <w:bCs/>
+              </w:rPr>
+              <w:t>OU / Grupo</w:t>
+            </w:r>
+          </w:p>
+        </w:tc>
+        <w:tc>
+          <w:tcPr>
+            <w:tcW w:w="4647" w:type="dxa"/>
+            <w:vAlign w:val="center"/>
+            <w:hideMark/>
+          </w:tcPr>
+          <w:p>
+            <w:pPr>
+              <w:rPr>
+                <w:b/>
+                <w:bCs/>
+              </w:rPr>
+            </w:pPr>
+            <w:r>
+              <w:rPr>
+                <w:b/>
+                <w:bCs/>
+              </w:rPr>
+              <w:t>Descrição / Aplicação</w:t>
+            </w:r>
+          </w:p>
+        </w:tc>
+        <w:tc>
+          <w:tcPr>
+            <w:tcW w:w="1154" w:type="dxa"/>
+            <w:vAlign w:val="center"/>
+            <w:hideMark/>
+          </w:tcPr>
+          <w:p>
+            <w:pPr>
+              <w:rPr>
+                <w:b/>
+                <w:bCs/>
+              </w:rPr>
+            </w:pPr>
+            <w:r>
+              <w:rPr>
+                <w:b/>
+                <w:bCs/>
+              </w:rPr>
+              <w:t>RF/RNF Associado</w:t>
+            </w:r>
+          </w:p>
+        </w:tc>
+      </w:tr>
+      <w:tr>
+        <w:trPr>
+          <w:tblCellSpacing w:w="15" w:type="dxa"/>
+        </w:trPr>
+        <w:tc>
+          <w:tcPr>
+            <w:tcW w:w="2649" w:type="dxa"/>
+            <w:vAlign w:val="center"/>
+            <w:hideMark/>
+          </w:tcPr>
+          <w:p>
+            <w:pPr>
+              <w:rPr>
+                <w:b/>
+                <w:bCs/>
+              </w:rPr>
+            </w:pPr>
+            <w:r>
+              <w:rPr>
+                <w:b/>
+                <w:bCs/>
+              </w:rPr>
+              <w:t>GRP_ALUNOS</w:t>
+            </w:r>
+          </w:p>
+        </w:tc>
+        <w:tc>
+          <w:tcPr>
+            <w:tcW w:w="4647" w:type="dxa"/>
+            <w:vAlign w:val="center"/>
+            <w:hideMark/>
+          </w:tcPr>
+          <w:p>
+            <w:r>
+              <w:t>Grupo geral de alunos, com acesso restrito a recursos acadêmicos.</w:t>
+            </w:r>
+          </w:p>
+        </w:tc>
+        <w:tc>
+          <w:tcPr>
+            <w:tcW w:w="1154" w:type="dxa"/>
+            <w:vAlign w:val="center"/>
+            <w:hideMark/>
+          </w:tcPr>
+          <w:p>
+            <w:r>
+              <w:t>RF02, RF03, RNF-03</w:t>
+            </w:r>
+          </w:p>
+        </w:tc>
+      </w:tr>
+      <w:tr>
+        <w:trPr>
+          <w:tblCellSpacing w:w="15" w:type="dxa"/>
+        </w:trPr>
+        <w:tc>
+          <w:tcPr>
+            <w:tcW w:w="2649" w:type="dxa"/>
+            <w:vAlign w:val="center"/>
+            <w:hideMark/>
+          </w:tcPr>
+          <w:p>
+            <w:pPr>
+              <w:rPr>
+                <w:b/>
+                <w:bCs/>
+              </w:rPr>
+            </w:pPr>
+            <w:r>
+              <w:rPr>
+                <w:b/>
+                <w:bCs/>
+              </w:rPr>
+              <w:t>GRP_PROFESSORES</w:t>
+            </w:r>
+          </w:p>
+        </w:tc>
+        <w:tc>
+          <w:tcPr>
+            <w:tcW w:w="4647" w:type="dxa"/>
+            <w:vAlign w:val="center"/>
+            <w:hideMark/>
+          </w:tcPr>
+          <w:p>
+            <w:r>
+              <w:t>Grupo geral de professores, com permissões ampliadas para ensino e compartilhamento.</w:t>
+            </w:r>
+          </w:p>
+        </w:tc>
+        <w:tc>
+          <w:tcPr>
+            <w:tcW w:w="1154" w:type="dxa"/>
+            <w:vAlign w:val="center"/>
+            <w:hideMark/>
+          </w:tcPr>
+          <w:p>
+            <w:r>
+              <w:t>RF02, RNF-03</w:t>
+            </w:r>
+          </w:p>
+        </w:tc>
+      </w:tr>
+      <w:tr>
+        <w:trPr>
+          <w:tblCellSpacing w:w="15" w:type="dxa"/>
+        </w:trPr>
+        <w:tc>
+          <w:tcPr>
+            <w:tcW w:w="2649" w:type="dxa"/>
+            <w:vAlign w:val="center"/>
+            <w:hideMark/>
+          </w:tcPr>
+          <w:p>
+            <w:pPr>
+              <w:rPr>
+                <w:b/>
+                <w:bCs/>
+              </w:rPr>
+            </w:pPr>
+            <w:r>
+              <w:rPr>
+                <w:b/>
+                <w:bCs/>
+              </w:rPr>
+              <w:t>GRP_CURSOS</w:t>
+            </w:r>
+          </w:p>
+        </w:tc>
+        <w:tc>
+          <w:tcPr>
+            <w:tcW w:w="4647" w:type="dxa"/>
+            <w:vAlign w:val="center"/>
+            <w:hideMark/>
+          </w:tcPr>
+          <w:p>
+            <w:r>
+              <w:t>Haverá grupos específicos para cada curso (ex.: Comércio Exterior, Design, Logística etc.), vinculados ao grupo de alunos e professores.</w:t>
+            </w:r>
+          </w:p>
+        </w:tc>
+        <w:tc>
+          <w:tcPr>
+            <w:tcW w:w="1154" w:type="dxa"/>
+            <w:vAlign w:val="center"/>
+            <w:hideMark/>
+          </w:tcPr>
+          <w:p>
+            <w:r>
+              <w:t>RF02, RNF-03</w:t>
+            </w:r>
+          </w:p>
+        </w:tc>
+      </w:tr>
+      <w:tr>
+        <w:trPr>
+          <w:tblCellSpacing w:w="15" w:type="dxa"/>
+        </w:trPr>
+        <w:tc>
+          <w:tcPr>
+            <w:tcW w:w="2649" w:type="dxa"/>
+            <w:vAlign w:val="center"/>
+            <w:hideMark/>
+          </w:tcPr>
+          <w:p>
+            <w:pPr>
+              <w:rPr>
+                <w:b/>
+                <w:bCs/>
+              </w:rPr>
+            </w:pPr>
+            <w:r>
+              <w:rPr>
+                <w:b/>
+                <w:bCs/>
+              </w:rPr>
+              <w:t>GRP_ADMINISTRATIVO</w:t>
+            </w:r>
+          </w:p>
+        </w:tc>
+        <w:tc>
+          <w:tcPr>
+            <w:tcW w:w="4647" w:type="dxa"/>
+            <w:vAlign w:val="center"/>
+            <w:hideMark/>
+          </w:tcPr>
+          <w:p>
+            <w:r>
+              <w:t>Grupo geral de funcionários administrativos, com acesso a sistemas internos e gestão.</w:t>
+            </w:r>
+          </w:p>
+        </w:tc>
+        <w:tc>
+          <w:tcPr>
+            <w:tcW w:w="1154" w:type="dxa"/>
+            <w:vAlign w:val="center"/>
+            <w:hideMark/>
+          </w:tcPr>
+          <w:p>
+            <w:r>
+              <w:t>RF02, RNF-03</w:t>
+            </w:r>
+          </w:p>
+        </w:tc>
+      </w:tr>
+    </w:tbl>
+    <w:p/>
+    <w:p>
+      <w:pPr>
+        <w:ind w:left="0" w:firstLine="0"/>
+      </w:pPr>
+    </w:p>
+    <w:p>
+      <w:pPr>
+        <w:ind w:left="0" w:firstLine="0"/>
+        <w:rPr>
+          <w:lang w:val="en-US"/>
+        </w:rPr>
+      </w:pPr>
+    </w:p>
+    <w:p>
+      <w:pPr>
+        <w:ind w:left="0" w:firstLine="0"/>
+      </w:pPr>
+    </w:p>
+    <w:p>
+      <w:pPr>
+        <w:ind w:left="0" w:firstLine="0"/>
+      </w:pPr>
+    </w:p>
+    <w:p>
+      <w:pPr>
+        <w:ind w:left="0" w:firstLine="0"/>
+      </w:pPr>
+    </w:p>
+    <w:p>
+      <w:pPr>
+        <w:ind w:left="0" w:firstLine="0"/>
+      </w:pPr>
+    </w:p>
+    <w:p>
+      <w:pPr>
+        <w:ind w:left="0" w:firstLine="0"/>
+      </w:pPr>
+    </w:p>
+    <w:p>
+      <w:pPr>
+        <w:ind w:left="0" w:firstLine="0"/>
+      </w:pPr>
+    </w:p>
     <w:p>
       <w:pPr>
         <w:pStyle w:val="Heading1"/>
@@ -5932,123 +6133,370 @@
           <w:numId w:val="12"/>
         </w:numPr>
       </w:pPr>
+      <w:bookmarkStart w:id="11" w:name="_Toc238763064"/>
       <w:r>
         <w:lastRenderedPageBreak/>
-        <w:t>Requisitos de Segurança</w:t>
-      </w:r>
-    </w:p>
-    <w:p/>
-    <w:p>
-      <w:r>
-        <w:t>Os requisitos de segurança do Active Directory da Fatec Barueri foram moldados em conjunto com a própria instituição, considerando suas necessidades acadêmicas e administrativas, além de referências internacionais como ISO/IEC 27001, NIST e o framework MITRE ATT&amp;CK, bem como a documentação oficial da Microsoft.</w:t>
-      </w:r>
-    </w:p>
-    <w:p>
-      <w:r>
-        <w:t>As principais políticas incluem:</w:t>
+        <w:t>Estrutura de grupos e Ous</w:t>
+      </w:r>
+      <w:bookmarkEnd w:id="11"/>
+    </w:p>
+    <w:p/>
+    <w:p>
+      <w:r>
+        <w:t xml:space="preserve">No domínio </w:t>
+      </w:r>
+      <w:r>
+        <w:rPr>
+          <w:b/>
+          <w:bCs/>
+        </w:rPr>
+        <w:t>adm.fatecbarueri.local</w:t>
+      </w:r>
+      <w:r>
+        <w:t xml:space="preserve">, a Fatec Barueri foi organizada em dois ambientes de Active Directory: </w:t>
+      </w:r>
+      <w:r>
+        <w:rPr>
+          <w:b/>
+          <w:bCs/>
+        </w:rPr>
+        <w:t>AD-ACAD</w:t>
+      </w:r>
+      <w:r>
+        <w:t xml:space="preserve"> e </w:t>
+      </w:r>
+      <w:r>
+        <w:rPr>
+          <w:b/>
+          <w:bCs/>
+        </w:rPr>
+        <w:t>AD-ADM</w:t>
+      </w:r>
+      <w:r>
+        <w:t>.</w:t>
       </w:r>
     </w:p>
     <w:p>
       <w:pPr>
         <w:numPr>
           <w:ilvl w:val="0"/>
-          <w:numId w:val="24"/>
+          <w:numId w:val="23"/>
         </w:numPr>
       </w:pPr>
       <w:r>
-        <w:t>Senhas Fortes: mínimo de 12 caracteres, incluindo letras maiúsculas, minúsculas, números e símbolos. As senhas expiram a cada 90 dias e devem ser trocadas no primeiro login.</w:t>
+        <w:t xml:space="preserve">O </w:t>
+      </w:r>
+      <w:r>
+        <w:rPr>
+          <w:b/>
+          <w:bCs/>
+        </w:rPr>
+        <w:t>AD-ACAD</w:t>
+      </w:r>
+      <w:r>
+        <w:t xml:space="preserve"> concentra usuários e computadores acadêmicos, com grupos de segurança separados por </w:t>
+      </w:r>
+      <w:r>
+        <w:rPr>
+          <w:b/>
+          <w:bCs/>
+        </w:rPr>
+        <w:t>cursos</w:t>
+      </w:r>
+      <w:r>
+        <w:t xml:space="preserve"> e perfis de </w:t>
+      </w:r>
+      <w:r>
+        <w:rPr>
+          <w:b/>
+          <w:bCs/>
+        </w:rPr>
+        <w:t>alunos e professores</w:t>
+      </w:r>
+      <w:r>
+        <w:t>.</w:t>
       </w:r>
     </w:p>
     <w:p>
       <w:pPr>
         <w:numPr>
           <w:ilvl w:val="0"/>
-          <w:numId w:val="24"/>
+          <w:numId w:val="23"/>
         </w:numPr>
       </w:pPr>
       <w:r>
-        <w:t>Bloqueio de Contas: após cinco tentativas consecutivas de login mal-sucedidas, prevenindo ataques de força bruta.</w:t>
-      </w:r>
-    </w:p>
-    <w:p>
-      <w:pPr>
-        <w:numPr>
-          <w:ilvl w:val="0"/>
-          <w:numId w:val="24"/>
-        </w:numPr>
-      </w:pPr>
-      <w:r>
-        <w:t>Restrições Administrativas: bloqueio do Editor de Registro, Prompt de Comando e Painel de Controle em laboratórios, além de impedir alterações na área de trabalho.</w:t>
-      </w:r>
-    </w:p>
-    <w:p>
-      <w:pPr>
-        <w:numPr>
-          <w:ilvl w:val="0"/>
-          <w:numId w:val="24"/>
-        </w:numPr>
-      </w:pPr>
-      <w:r>
-        <w:t>Auditoria de Acessos: todos os logins e falhas de autenticação são registrados em logs detalhados, com relatórios periódicos para análise da equipe de TI.</w:t>
-      </w:r>
-    </w:p>
-    <w:p>
-      <w:pPr>
-        <w:numPr>
-          <w:ilvl w:val="0"/>
-          <w:numId w:val="24"/>
-        </w:numPr>
-      </w:pPr>
-      <w:r>
-        <w:t>Controle de Softwares: bloqueio da instalação de programas sem privilégios administrativos e monitoramento do uso de dispositivos externos.</w:t>
-      </w:r>
-    </w:p>
-    <w:p>
-      <w:pPr>
-        <w:numPr>
-          <w:ilvl w:val="0"/>
-          <w:numId w:val="24"/>
-        </w:numPr>
-      </w:pPr>
-      <w:r>
-        <w:t>Sessões Ociosas: bloqueio automático após 1 hora de inatividade e desligamento fora do horário letivo (após 22h).</w:t>
-      </w:r>
-    </w:p>
-    <w:p>
-      <w:pPr>
-        <w:numPr>
-          <w:ilvl w:val="0"/>
-          <w:numId w:val="24"/>
-        </w:numPr>
-      </w:pPr>
-      <w:r>
-        <w:t>Atualizações Automáticas: aplicadas via GPO e monitoradas pelo Zabbix, garantindo conformidade.</w:t>
-      </w:r>
-    </w:p>
-    <w:p>
-      <w:pPr>
-        <w:numPr>
-          <w:ilvl w:val="0"/>
-          <w:numId w:val="24"/>
-        </w:numPr>
-      </w:pPr>
-      <w:r>
-        <w:t>Expurgo de Contas: bloqueio após 90 dias de inatividade e desativação automática após 3 meses, com registro em relatórios de auditoria.</w:t>
-      </w:r>
-    </w:p>
-    <w:p>
-      <w:r>
-        <w:t>Essa abordagem, construída em parceria com a Fatec Barueri, garante o princípio do menor privilégio, fortalece a governança digital e assegura conformidade com frameworks de segurança, sem necessidade de file store.</w:t>
-      </w:r>
-    </w:p>
-    <w:p/>
-    <w:p/>
-    <w:p/>
-    <w:p/>
-    <w:p/>
-    <w:p/>
-    <w:p/>
-    <w:p/>
+        <w:t xml:space="preserve">O </w:t>
+      </w:r>
+      <w:r>
+        <w:rPr>
+          <w:b/>
+          <w:bCs/>
+        </w:rPr>
+        <w:t>AD-ADM</w:t>
+      </w:r>
+      <w:r>
+        <w:t xml:space="preserve"> concentra usuários e computadores administrativos, com grupos de segurança separados por </w:t>
+      </w:r>
+      <w:r>
+        <w:rPr>
+          <w:b/>
+          <w:bCs/>
+        </w:rPr>
+        <w:t>departamentos institucionais</w:t>
+      </w:r>
+      <w:r>
+        <w:t>, conforme a estrutura organizacional oficial da Fatec Barueri.</w:t>
+      </w:r>
+    </w:p>
+    <w:p/>
+    <w:p>
+      <w:r>
+        <w:t>DOMINIO: adm.fatecbarueri.local</w:t>
+      </w:r>
+    </w:p>
+    <w:p>
+      <w:r>
+        <w:t>|</w:t>
+      </w:r>
+    </w:p>
+    <w:p>
+      <w:r>
+        <w:t>|- AD-ACAD</w:t>
+      </w:r>
+    </w:p>
+    <w:p>
+      <w:r>
+        <w:t>|    |- OU_Usuarios</w:t>
+      </w:r>
+    </w:p>
+    <w:p>
+      <w:r>
+        <w:t>|    |- OU_Computadores</w:t>
+      </w:r>
+    </w:p>
+    <w:p>
+      <w:r>
+        <w:t>|    |      |- SALA XX</w:t>
+      </w:r>
+    </w:p>
+    <w:p>
+      <w:r>
+        <w:t>|    |- Grupos (Cursos)</w:t>
+      </w:r>
+    </w:p>
+    <w:p>
+      <w:r>
+        <w:t>|           |- GRP_Alunos</w:t>
+      </w:r>
+    </w:p>
+    <w:p>
+      <w:r>
+        <w:t>|           |- GRP_Professores</w:t>
+      </w:r>
+    </w:p>
+    <w:p>
+      <w:r>
+        <w:t>|           |- GRP_ComercioExterior</w:t>
+      </w:r>
+    </w:p>
+    <w:p>
+      <w:r>
+        <w:t>|           |- GRP_DesignMidiasDigitais</w:t>
+      </w:r>
+    </w:p>
+    <w:p>
+      <w:r>
+        <w:t>|           |- GRP_GestaoEventos</w:t>
+      </w:r>
+    </w:p>
+    <w:p>
+      <w:r>
+        <w:t>|           |- GRP_RecursosHumanos</w:t>
+      </w:r>
+    </w:p>
+    <w:p>
+      <w:r>
+        <w:t>|           |- GRP_TecnologiaInformacao</w:t>
+      </w:r>
+    </w:p>
+    <w:p>
+      <w:r>
+        <w:t>|           |- GRP_ComercioEletronico</w:t>
+      </w:r>
+    </w:p>
+    <w:p>
+      <w:r>
+        <w:t>|           |- GRP_NegociosPessoas</w:t>
+      </w:r>
+    </w:p>
+    <w:p>
+      <w:r>
+        <w:t>|           |- GRP_Logistica</w:t>
+      </w:r>
+    </w:p>
+    <w:p>
+      <w:r>
+        <w:t>|           |- GRP_GestaoEmpresarialEAD</w:t>
+      </w:r>
+    </w:p>
+    <w:p>
+      <w:r>
+        <w:t>|           |- GRP_TransporteTerrestre</w:t>
+      </w:r>
+    </w:p>
+    <w:p>
+      <w:r>
+        <w:t>|</w:t>
+      </w:r>
+    </w:p>
+    <w:p>
+      <w:pPr>
+        <w:ind w:left="0" w:firstLine="0"/>
+      </w:pPr>
+    </w:p>
+    <w:p>
+      <w:pPr>
+        <w:ind w:left="0" w:firstLine="0"/>
+      </w:pPr>
+    </w:p>
+    <w:p>
+      <w:pPr>
+        <w:ind w:left="0" w:firstLine="0"/>
+      </w:pPr>
+    </w:p>
+    <w:p>
+      <w:pPr>
+        <w:ind w:left="0" w:firstLine="0"/>
+      </w:pPr>
+    </w:p>
+    <w:p>
+      <w:r>
+        <w:lastRenderedPageBreak/>
+        <w:t>|- AD-ADM</w:t>
+      </w:r>
+    </w:p>
+    <w:p>
+      <w:r>
+        <w:t xml:space="preserve">     |- OU_Usuarios</w:t>
+      </w:r>
+    </w:p>
+    <w:p>
+      <w:r>
+        <w:t xml:space="preserve">     |- OU_Computadores</w:t>
+      </w:r>
+    </w:p>
+    <w:p>
+      <w:r>
+        <w:t xml:space="preserve">     |</w:t>
+      </w:r>
+    </w:p>
+    <w:p>
+      <w:r>
+        <w:t xml:space="preserve">     |- Grupos (Departamentos)</w:t>
+      </w:r>
+    </w:p>
+    <w:p>
+      <w:r>
+        <w:t xml:space="preserve">            |- GRP_Congregacao</w:t>
+      </w:r>
+    </w:p>
+    <w:p>
+      <w:r>
+        <w:t xml:space="preserve">            |- GRP_Coordenacao</w:t>
+      </w:r>
+    </w:p>
+    <w:p>
+      <w:r>
+        <w:t xml:space="preserve">            |- GRP_ChefiaServicosAdministrativos</w:t>
+      </w:r>
+    </w:p>
+    <w:p>
+      <w:r>
+        <w:t xml:space="preserve">            |- GRP_ChefiaServicosAcademicos</w:t>
+      </w:r>
+    </w:p>
+    <w:p>
+      <w:r>
+        <w:t xml:space="preserve">            |- GRP_CoordenadoriasCursos</w:t>
+      </w:r>
+    </w:p>
+    <w:p>
+      <w:r>
+        <w:t xml:space="preserve">            |- GRP_OrientacaoPolo</w:t>
+      </w:r>
+    </w:p>
+    <w:p>
+      <w:r>
+        <w:t xml:space="preserve">            |- GRP_NucleosDocentesEstruturantes</w:t>
+      </w:r>
+    </w:p>
+    <w:p>
+      <w:r>
+        <w:t xml:space="preserve">            |- GRP_CorpoDocente</w:t>
+      </w:r>
+    </w:p>
+    <w:p>
+      <w:r>
+        <w:t xml:space="preserve">            |- GRP_AuxiliaresDocentes</w:t>
+      </w:r>
+    </w:p>
+    <w:p>
+      <w:r>
+        <w:t xml:space="preserve">            |- GRP_CorpoTecnicoAdministrativo</w:t>
+      </w:r>
+    </w:p>
+    <w:p>
+      <w:r>
+        <w:t xml:space="preserve">            |- GRP_ComissaoPropriaAvaliacao_CPA</w:t>
+      </w:r>
+    </w:p>
+    <w:p>
+      <w:r>
+        <w:t xml:space="preserve">            |- GRP_ComissaoInternaPrevencaoAcidentes_CIPA</w:t>
+      </w:r>
+    </w:p>
+    <w:p/>
+    <w:p>
+      <w:r>
+        <w:t xml:space="preserve">Essa organização garante clareza na gestão de acessos, aplicação segmentada de GPOs e conformidade com frameworks como </w:t>
+      </w:r>
+      <w:r>
+        <w:rPr>
+          <w:b/>
+          <w:bCs/>
+        </w:rPr>
+        <w:t>ITIL</w:t>
+      </w:r>
+      <w:r>
+        <w:t xml:space="preserve"> e </w:t>
+      </w:r>
+      <w:r>
+        <w:rPr>
+          <w:b/>
+          <w:bCs/>
+        </w:rPr>
+        <w:t>COBIT</w:t>
+      </w:r>
+      <w:r>
+        <w:t>, fortalecendo a governança digital da instituição.</w:t>
+      </w:r>
+    </w:p>
+    <w:p/>
+    <w:p/>
+    <w:p/>
+    <w:p/>
+    <w:p/>
+    <w:p/>
+    <w:p/>
+    <w:p/>
+    <w:p/>
+    <w:p/>
+    <w:p/>
+    <w:p>
+      <w:pPr>
+        <w:ind w:left="0" w:firstLine="0"/>
+      </w:pPr>
+    </w:p>
     <w:p>
       <w:pPr>
         <w:pStyle w:val="Heading1"/>
@@ -6057,25 +6505,202 @@
           <w:numId w:val="12"/>
         </w:numPr>
       </w:pPr>
+      <w:bookmarkStart w:id="12" w:name="_Toc238763065"/>
+      <w:r>
+        <w:t>Requisitos de Segurança</w:t>
+      </w:r>
+      <w:bookmarkEnd w:id="12"/>
+    </w:p>
+    <w:p/>
+    <w:p>
       <w:r>
         <w:lastRenderedPageBreak/>
+        <w:t>Os requisitos de segurança do Active Directory da Fatec Barueri foram moldados em conjunto com a própria instituição, considerando suas necessidades acadêmicas e administrativas, além de referências internacionais como ISO/IEC 27001, NIST e o framework MITRE ATT&amp;CK, bem como a documentação oficial da Microsoft.</w:t>
+      </w:r>
+    </w:p>
+    <w:p>
+      <w:r>
+        <w:t>As principais políticas incluem:</w:t>
+      </w:r>
+    </w:p>
+    <w:p>
+      <w:pPr>
+        <w:numPr>
+          <w:ilvl w:val="0"/>
+          <w:numId w:val="24"/>
+        </w:numPr>
+      </w:pPr>
+      <w:r>
+        <w:t>Senhas Fortes: mínimo de 12 caracteres, incluindo letras maiúsculas, minúsculas, números e símbolos. As senhas expiram a cada 90 dias e devem ser trocadas no primeiro login.</w:t>
+      </w:r>
+    </w:p>
+    <w:p>
+      <w:pPr>
+        <w:numPr>
+          <w:ilvl w:val="0"/>
+          <w:numId w:val="24"/>
+        </w:numPr>
+      </w:pPr>
+      <w:r>
+        <w:t>Bloqueio de Contas: após cinco tentativas consecutivas de login mal-sucedidas, prevenindo ataques de força bruta.</w:t>
+      </w:r>
+    </w:p>
+    <w:p>
+      <w:pPr>
+        <w:numPr>
+          <w:ilvl w:val="0"/>
+          <w:numId w:val="24"/>
+        </w:numPr>
+      </w:pPr>
+      <w:r>
+        <w:t>Restrições Administrativas: bloqueio do Editor de Registro, Prompt de Comando e Painel de Controle em laboratórios, além de impedir alterações na área de trabalho.</w:t>
+      </w:r>
+    </w:p>
+    <w:p>
+      <w:pPr>
+        <w:numPr>
+          <w:ilvl w:val="0"/>
+          <w:numId w:val="24"/>
+        </w:numPr>
+      </w:pPr>
+      <w:r>
+        <w:t>Auditoria de Acessos: todos os logins e falhas de autenticação são registrados em logs detalhados, com relatórios periódicos para análise da equipe de TI.</w:t>
+      </w:r>
+    </w:p>
+    <w:p>
+      <w:pPr>
+        <w:numPr>
+          <w:ilvl w:val="0"/>
+          <w:numId w:val="24"/>
+        </w:numPr>
+      </w:pPr>
+      <w:r>
+        <w:t>Controle de Softwares: bloqueio da instalação de programas sem privilégios administrativos e monitoramento do uso de dispositivos externos.</w:t>
+      </w:r>
+    </w:p>
+    <w:p>
+      <w:pPr>
+        <w:numPr>
+          <w:ilvl w:val="0"/>
+          <w:numId w:val="24"/>
+        </w:numPr>
+      </w:pPr>
+      <w:r>
+        <w:t>Sessões Ociosas: bloqueio automático após 1 hora de inatividade e desligamento fora do horário letivo (após 22h).</w:t>
+      </w:r>
+    </w:p>
+    <w:p>
+      <w:pPr>
+        <w:numPr>
+          <w:ilvl w:val="0"/>
+          <w:numId w:val="24"/>
+        </w:numPr>
+      </w:pPr>
+      <w:r>
+        <w:t>Atualizações Automáticas: aplicadas via GPO e monitoradas pelo Zabbix, garantindo conformidade.</w:t>
+      </w:r>
+    </w:p>
+    <w:p>
+      <w:pPr>
+        <w:numPr>
+          <w:ilvl w:val="0"/>
+          <w:numId w:val="24"/>
+        </w:numPr>
+      </w:pPr>
+      <w:r>
+        <w:t>Expurgo de Contas: bloqueio após 90 dias de inatividade e desativação automática após 3 meses, com registro em relatórios de auditoria.</w:t>
+      </w:r>
+    </w:p>
+    <w:p>
+      <w:r>
+        <w:t>Essa abordagem, construída em parceria com a Fatec Barueri, garante o princípio do menor privilégio, fortalece a governança digital e assegura conformidade com frameworks de segurança, sem necessidade de file store.</w:t>
+      </w:r>
+    </w:p>
+    <w:p/>
+    <w:p/>
+    <w:p/>
+    <w:p/>
+    <w:p/>
+    <w:p/>
+    <w:p>
+      <w:pPr>
+        <w:ind w:left="0" w:firstLine="0"/>
+      </w:pPr>
+    </w:p>
+    <w:p>
+      <w:pPr>
+        <w:ind w:left="0" w:firstLine="0"/>
+      </w:pPr>
+    </w:p>
+    <w:p>
+      <w:pPr>
+        <w:pStyle w:val="Heading1"/>
+        <w:numPr>
+          <w:ilvl w:val="0"/>
+          <w:numId w:val="12"/>
+        </w:numPr>
+      </w:pPr>
+      <w:bookmarkStart w:id="13" w:name="_Toc238763066"/>
+      <w:r>
         <w:t>Políticas de segurança (GPOs)</w:t>
       </w:r>
-    </w:p>
-    <w:p/>
-    <w:p>
-      <w:r>
-        <w:t>As políticas de segurança do Active Directory da Fatec Barueri foram planejadas em conjunto com a instituição, tomando como referência o documento RF-10 (Requisitos Não Funcionais), normas internacionais de segurança (ISO/IEC 27001, NIST) e boas práticas da Microsoft.</w:t>
-      </w:r>
-    </w:p>
-    <w:p>
-      <w:r>
-        <w:t>O objetivo é assegurar proteção contra acessos indevidos, uso incorreto de recursos e falhas de conformidade. Para isso, foram definidas regras de login e senha, bloqueio de contas após tentativas inválidas, restrições de dispositivos e softwares, auditoria de acessos com relatórios periódicos, aplicação do princípio do menor privilégio e centralização das permissões administrativas no grupo de TI.</w:t>
-      </w:r>
-    </w:p>
-    <w:p>
-      <w:r>
-        <w:t>Além disso, foram estabelecidas medidas de controle de sessões ociosas e desligamento automático fora do horário letivo, garantindo economia de energia e maior segurança. Todas as políticas foram registradas em tabela e documentadas para garantir rastreabilidade, conformidade e governança digital, fortalecendo a segurança do ambiente acadêmico e administrativo da Fatec Barueri.</w:t>
+      <w:bookmarkEnd w:id="13"/>
+    </w:p>
+    <w:p/>
+    <w:p>
+      <w:r>
+        <w:lastRenderedPageBreak/>
+        <w:t xml:space="preserve">As políticas de segurança do Active Directory da Fatec Barueri foram planejadas com base nos </w:t>
+      </w:r>
+      <w:r>
+        <w:rPr>
+          <w:b/>
+          <w:bCs/>
+        </w:rPr>
+        <w:t>Requisitos Funcionais (RFs)</w:t>
+      </w:r>
+      <w:r>
+        <w:t xml:space="preserve"> e </w:t>
+      </w:r>
+      <w:r>
+        <w:rPr>
+          <w:b/>
+          <w:bCs/>
+        </w:rPr>
+        <w:t>Não Funcionais (RNFs)</w:t>
+      </w:r>
+      <w:r>
+        <w:t xml:space="preserve">, garantindo alinhamento às boas práticas da Microsoft e aos frameworks de governança </w:t>
+      </w:r>
+      <w:r>
+        <w:rPr>
+          <w:b/>
+          <w:bCs/>
+        </w:rPr>
+        <w:t>ITIL</w:t>
+      </w:r>
+      <w:r>
+        <w:t xml:space="preserve"> e </w:t>
+      </w:r>
+      <w:r>
+        <w:rPr>
+          <w:b/>
+          <w:bCs/>
+        </w:rPr>
+        <w:t>COBIT</w:t>
+      </w:r>
+      <w:r>
+        <w:t>.</w:t>
+      </w:r>
+    </w:p>
+    <w:p>
+      <w:r>
+        <w:t>O objetivo é assegurar proteção contra acessos indevidos, uso incorreto de recursos e falhas de conformidade. As políticas definidas incluem regras de login e senha, bloqueio de contas após tentativas inválidas, auditoria de acessos com relatórios periódicos, aplicação do princípio do menor privilégio e centralização das permissões administrativas no grupo de TI.</w:t>
+      </w:r>
+    </w:p>
+    <w:p>
+      <w:r>
+        <w:t>Além disso, foram estabelecidas medidas de controle de sessões ociosas, desligamento automático fora do horário letivo e personalização visual por perfil, garantindo que cada grupo de usuários (Aluno, Professor, Administrativo e TI) tenha um papel de parede padrão aplicado via GPO.</w:t>
       </w:r>
     </w:p>
     <w:p/>
@@ -6084,6 +6709,7 @@
         <w:tblW w:w="0" w:type="auto"/>
         <w:tblCellSpacing w:w="15" w:type="dxa"/>
         <w:tblBorders>
+          <w:bottom w:val="single" w:sz="4" w:space="0" w:color="auto"/>
           <w:insideH w:val="single" w:sz="4" w:space="0" w:color="auto"/>
           <w:insideV w:val="single" w:sz="4" w:space="0" w:color="auto"/>
         </w:tblBorders>
@@ -6096,9 +6722,9 @@
         <w:tblLook w:val="04A0" w:firstRow="1" w:lastRow="0" w:firstColumn="1" w:lastColumn="0" w:noHBand="0" w:noVBand="1"/>
       </w:tblPr>
       <w:tblGrid>
-        <w:gridCol w:w="2157"/>
-        <w:gridCol w:w="1970"/>
-        <w:gridCol w:w="4443"/>
+        <w:gridCol w:w="2284"/>
+        <w:gridCol w:w="4976"/>
+        <w:gridCol w:w="1310"/>
       </w:tblGrid>
       <w:tr>
         <w:trPr>
@@ -6107,46 +6733,67 @@
         </w:trPr>
         <w:tc>
           <w:tcPr>
-            <w:tcW w:w="0" w:type="auto"/>
+            <w:tcW w:w="2239" w:type="dxa"/>
             <w:vAlign w:val="center"/>
             <w:hideMark/>
           </w:tcPr>
           <w:p>
             <w:pPr>
-              <w:ind w:left="0" w:firstLine="0"/>
+              <w:rPr>
+                <w:b/>
+                <w:bCs/>
+              </w:rPr>
             </w:pPr>
             <w:r>
-              <w:t>Categoria</w:t>
-            </w:r>
-          </w:p>
-        </w:tc>
-        <w:tc>
-          <w:tcPr>
-            <w:tcW w:w="0" w:type="auto"/>
+              <w:rPr>
+                <w:b/>
+                <w:bCs/>
+              </w:rPr>
+              <w:t>Política</w:t>
+            </w:r>
+          </w:p>
+        </w:tc>
+        <w:tc>
+          <w:tcPr>
+            <w:tcW w:w="4946" w:type="dxa"/>
             <w:vAlign w:val="center"/>
             <w:hideMark/>
           </w:tcPr>
           <w:p>
             <w:pPr>
-              <w:ind w:left="0" w:firstLine="0"/>
+              <w:rPr>
+                <w:b/>
+                <w:bCs/>
+              </w:rPr>
             </w:pPr>
             <w:r>
-              <w:t>Política</w:t>
-            </w:r>
-          </w:p>
-        </w:tc>
-        <w:tc>
-          <w:tcPr>
-            <w:tcW w:w="0" w:type="auto"/>
+              <w:rPr>
+                <w:b/>
+                <w:bCs/>
+              </w:rPr>
+              <w:t>Descrição / Aplicação</w:t>
+            </w:r>
+          </w:p>
+        </w:tc>
+        <w:tc>
+          <w:tcPr>
+            <w:tcW w:w="1265" w:type="dxa"/>
             <w:vAlign w:val="center"/>
             <w:hideMark/>
           </w:tcPr>
           <w:p>
             <w:pPr>
-              <w:ind w:left="0" w:firstLine="0"/>
+              <w:rPr>
+                <w:b/>
+                <w:bCs/>
+              </w:rPr>
             </w:pPr>
             <w:r>
-              <w:t>Descrição / Aplicação</w:t>
+              <w:rPr>
+                <w:b/>
+                <w:bCs/>
+              </w:rPr>
+              <w:t>RF/RNF Associado</w:t>
             </w:r>
           </w:p>
         </w:tc>
@@ -6157,26 +6804,11 @@
         </w:trPr>
         <w:tc>
           <w:tcPr>
-            <w:tcW w:w="0" w:type="auto"/>
-            <w:vAlign w:val="center"/>
-            <w:hideMark/>
-          </w:tcPr>
-          <w:p>
-            <w:r>
-              <w:t>Login e Senhas</w:t>
-            </w:r>
-          </w:p>
-        </w:tc>
-        <w:tc>
-          <w:tcPr>
-            <w:tcW w:w="0" w:type="auto"/>
-            <w:vAlign w:val="center"/>
-            <w:hideMark/>
-          </w:tcPr>
-          <w:p>
-            <w:pPr>
-              <w:ind w:left="0" w:firstLine="0"/>
-            </w:pPr>
+            <w:tcW w:w="2239" w:type="dxa"/>
+            <w:vAlign w:val="center"/>
+            <w:hideMark/>
+          </w:tcPr>
+          <w:p>
             <w:r>
               <w:t>Senhas fortes</w:t>
             </w:r>
@@ -6184,16 +6816,25 @@
         </w:tc>
         <w:tc>
           <w:tcPr>
-            <w:tcW w:w="0" w:type="auto"/>
-            <w:vAlign w:val="center"/>
-            <w:hideMark/>
-          </w:tcPr>
-          <w:p>
-            <w:pPr>
-              <w:ind w:left="0" w:firstLine="0"/>
-            </w:pPr>
-            <w:r>
-              <w:t>Mínimo de 12 caracteres, incluindo maiúsculas, minúsculas, números e símbolos</w:t>
+            <w:tcW w:w="4946" w:type="dxa"/>
+            <w:vAlign w:val="center"/>
+            <w:hideMark/>
+          </w:tcPr>
+          <w:p>
+            <w:r>
+              <w:t>Senhas com mínimo de 12 caracteres, incluindo maiúsculas, minúsculas, números e símbolos. Troca obrigatória no primeiro login.</w:t>
+            </w:r>
+          </w:p>
+        </w:tc>
+        <w:tc>
+          <w:tcPr>
+            <w:tcW w:w="1265" w:type="dxa"/>
+            <w:vAlign w:val="center"/>
+            <w:hideMark/>
+          </w:tcPr>
+          <w:p>
+            <w:r>
+              <w:t>RF03, RNF-02</w:t>
             </w:r>
           </w:p>
         </w:tc>
@@ -6204,43 +6845,37 @@
         </w:trPr>
         <w:tc>
           <w:tcPr>
-            <w:tcW w:w="0" w:type="auto"/>
-            <w:vAlign w:val="center"/>
-            <w:hideMark/>
-          </w:tcPr>
-          <w:p>
-            <w:pPr>
-              <w:ind w:left="0" w:firstLine="0"/>
-            </w:pPr>
-          </w:p>
-        </w:tc>
-        <w:tc>
-          <w:tcPr>
-            <w:tcW w:w="0" w:type="auto"/>
-            <w:vAlign w:val="center"/>
-            <w:hideMark/>
-          </w:tcPr>
-          <w:p>
-            <w:pPr>
-              <w:ind w:left="0" w:firstLine="0"/>
-            </w:pPr>
-            <w:r>
-              <w:t>Expiração periódica</w:t>
-            </w:r>
-          </w:p>
-        </w:tc>
-        <w:tc>
-          <w:tcPr>
-            <w:tcW w:w="0" w:type="auto"/>
-            <w:vAlign w:val="center"/>
-            <w:hideMark/>
-          </w:tcPr>
-          <w:p>
-            <w:pPr>
-              <w:ind w:left="0" w:firstLine="0"/>
-            </w:pPr>
-            <w:r>
-              <w:t>Redefinição obrigatória a cada 90 dias</w:t>
+            <w:tcW w:w="2239" w:type="dxa"/>
+            <w:vAlign w:val="center"/>
+            <w:hideMark/>
+          </w:tcPr>
+          <w:p>
+            <w:r>
+              <w:t>Bloqueio de contas</w:t>
+            </w:r>
+          </w:p>
+        </w:tc>
+        <w:tc>
+          <w:tcPr>
+            <w:tcW w:w="4946" w:type="dxa"/>
+            <w:vAlign w:val="center"/>
+            <w:hideMark/>
+          </w:tcPr>
+          <w:p>
+            <w:r>
+              <w:t>Bloqueio automático após 5 tentativas inválidas consecutivas.</w:t>
+            </w:r>
+          </w:p>
+        </w:tc>
+        <w:tc>
+          <w:tcPr>
+            <w:tcW w:w="1265" w:type="dxa"/>
+            <w:vAlign w:val="center"/>
+            <w:hideMark/>
+          </w:tcPr>
+          <w:p>
+            <w:r>
+              <w:t>RF03, RNF-02</w:t>
             </w:r>
           </w:p>
         </w:tc>
@@ -6251,43 +6886,37 @@
         </w:trPr>
         <w:tc>
           <w:tcPr>
-            <w:tcW w:w="0" w:type="auto"/>
-            <w:vAlign w:val="center"/>
-            <w:hideMark/>
-          </w:tcPr>
-          <w:p>
-            <w:pPr>
-              <w:ind w:left="0" w:firstLine="0"/>
-            </w:pPr>
-          </w:p>
-        </w:tc>
-        <w:tc>
-          <w:tcPr>
-            <w:tcW w:w="0" w:type="auto"/>
-            <w:vAlign w:val="center"/>
-            <w:hideMark/>
-          </w:tcPr>
-          <w:p>
-            <w:pPr>
-              <w:ind w:left="0" w:firstLine="0"/>
-            </w:pPr>
-            <w:r>
-              <w:t>Troca inicial</w:t>
-            </w:r>
-          </w:p>
-        </w:tc>
-        <w:tc>
-          <w:tcPr>
-            <w:tcW w:w="0" w:type="auto"/>
-            <w:vAlign w:val="center"/>
-            <w:hideMark/>
-          </w:tcPr>
-          <w:p>
-            <w:pPr>
-              <w:ind w:left="0" w:firstLine="0"/>
-            </w:pPr>
-            <w:r>
-              <w:t>Senha gerada deve ser alterada no primeiro login</w:t>
+            <w:tcW w:w="2239" w:type="dxa"/>
+            <w:vAlign w:val="center"/>
+            <w:hideMark/>
+          </w:tcPr>
+          <w:p>
+            <w:r>
+              <w:t>Registro de acessos</w:t>
+            </w:r>
+          </w:p>
+        </w:tc>
+        <w:tc>
+          <w:tcPr>
+            <w:tcW w:w="4946" w:type="dxa"/>
+            <w:vAlign w:val="center"/>
+            <w:hideMark/>
+          </w:tcPr>
+          <w:p>
+            <w:r>
+              <w:t>Monitoramento de logins, falhas de autenticação e acessos críticos.</w:t>
+            </w:r>
+          </w:p>
+        </w:tc>
+        <w:tc>
+          <w:tcPr>
+            <w:tcW w:w="1265" w:type="dxa"/>
+            <w:vAlign w:val="center"/>
+            <w:hideMark/>
+          </w:tcPr>
+          <w:p>
+            <w:r>
+              <w:t>RF06, RNF-06</w:t>
             </w:r>
           </w:p>
         </w:tc>
@@ -6298,43 +6927,37 @@
         </w:trPr>
         <w:tc>
           <w:tcPr>
-            <w:tcW w:w="0" w:type="auto"/>
-            <w:vAlign w:val="center"/>
-            <w:hideMark/>
-          </w:tcPr>
-          <w:p>
-            <w:pPr>
-              <w:ind w:left="0" w:firstLine="0"/>
-            </w:pPr>
-          </w:p>
-        </w:tc>
-        <w:tc>
-          <w:tcPr>
-            <w:tcW w:w="0" w:type="auto"/>
-            <w:vAlign w:val="center"/>
-            <w:hideMark/>
-          </w:tcPr>
-          <w:p>
-            <w:pPr>
-              <w:ind w:left="0" w:firstLine="0"/>
-            </w:pPr>
-            <w:r>
-              <w:t>Bloqueio de contas</w:t>
-            </w:r>
-          </w:p>
-        </w:tc>
-        <w:tc>
-          <w:tcPr>
-            <w:tcW w:w="0" w:type="auto"/>
-            <w:vAlign w:val="center"/>
-            <w:hideMark/>
-          </w:tcPr>
-          <w:p>
-            <w:pPr>
-              <w:ind w:left="0" w:firstLine="0"/>
-            </w:pPr>
-            <w:r>
-              <w:t>Bloqueio automático após 5 tentativas inválidas</w:t>
+            <w:tcW w:w="2239" w:type="dxa"/>
+            <w:vAlign w:val="center"/>
+            <w:hideMark/>
+          </w:tcPr>
+          <w:p>
+            <w:r>
+              <w:t>Relatórios periódicos</w:t>
+            </w:r>
+          </w:p>
+        </w:tc>
+        <w:tc>
+          <w:tcPr>
+            <w:tcW w:w="4946" w:type="dxa"/>
+            <w:vAlign w:val="center"/>
+            <w:hideMark/>
+          </w:tcPr>
+          <w:p>
+            <w:r>
+              <w:t>Relatórios mensais consolidados para análise da equipe de TI.</w:t>
+            </w:r>
+          </w:p>
+        </w:tc>
+        <w:tc>
+          <w:tcPr>
+            <w:tcW w:w="1265" w:type="dxa"/>
+            <w:vAlign w:val="center"/>
+            <w:hideMark/>
+          </w:tcPr>
+          <w:p>
+            <w:r>
+              <w:t>RF06, RNF-06</w:t>
             </w:r>
           </w:p>
         </w:tc>
@@ -6345,46 +6968,37 @@
         </w:trPr>
         <w:tc>
           <w:tcPr>
-            <w:tcW w:w="0" w:type="auto"/>
-            <w:vAlign w:val="center"/>
-            <w:hideMark/>
-          </w:tcPr>
-          <w:p>
-            <w:pPr>
-              <w:ind w:left="0" w:firstLine="0"/>
-            </w:pPr>
-            <w:r>
-              <w:t>Restrições de Dispositivos</w:t>
-            </w:r>
-          </w:p>
-        </w:tc>
-        <w:tc>
-          <w:tcPr>
-            <w:tcW w:w="0" w:type="auto"/>
-            <w:vAlign w:val="center"/>
-            <w:hideMark/>
-          </w:tcPr>
-          <w:p>
-            <w:pPr>
-              <w:ind w:left="0" w:firstLine="0"/>
-            </w:pPr>
-            <w:r>
-              <w:t>Bloqueio de USBs</w:t>
-            </w:r>
-          </w:p>
-        </w:tc>
-        <w:tc>
-          <w:tcPr>
-            <w:tcW w:w="0" w:type="auto"/>
-            <w:vAlign w:val="center"/>
-            <w:hideMark/>
-          </w:tcPr>
-          <w:p>
-            <w:pPr>
-              <w:ind w:left="0" w:firstLine="0"/>
-            </w:pPr>
-            <w:r>
-              <w:t>Impedir uso de dispositivos externos não autorizados</w:t>
+            <w:tcW w:w="2239" w:type="dxa"/>
+            <w:vAlign w:val="center"/>
+            <w:hideMark/>
+          </w:tcPr>
+          <w:p>
+            <w:r>
+              <w:t>Menor privilégio</w:t>
+            </w:r>
+          </w:p>
+        </w:tc>
+        <w:tc>
+          <w:tcPr>
+            <w:tcW w:w="4946" w:type="dxa"/>
+            <w:vAlign w:val="center"/>
+            <w:hideMark/>
+          </w:tcPr>
+          <w:p>
+            <w:r>
+              <w:t>Usuários comuns sem acesso a ferramentas críticas (CMD, Registro, Painel de Controle).</w:t>
+            </w:r>
+          </w:p>
+        </w:tc>
+        <w:tc>
+          <w:tcPr>
+            <w:tcW w:w="1265" w:type="dxa"/>
+            <w:vAlign w:val="center"/>
+            <w:hideMark/>
+          </w:tcPr>
+          <w:p>
+            <w:r>
+              <w:t>RF02, RNF-03</w:t>
             </w:r>
           </w:p>
         </w:tc>
@@ -6395,43 +7009,37 @@
         </w:trPr>
         <w:tc>
           <w:tcPr>
-            <w:tcW w:w="0" w:type="auto"/>
-            <w:vAlign w:val="center"/>
-            <w:hideMark/>
-          </w:tcPr>
-          <w:p>
-            <w:pPr>
-              <w:ind w:left="0" w:firstLine="0"/>
-            </w:pPr>
-          </w:p>
-        </w:tc>
-        <w:tc>
-          <w:tcPr>
-            <w:tcW w:w="0" w:type="auto"/>
-            <w:vAlign w:val="center"/>
-            <w:hideMark/>
-          </w:tcPr>
-          <w:p>
-            <w:pPr>
-              <w:ind w:left="0" w:firstLine="0"/>
-            </w:pPr>
-            <w:r>
-              <w:t>Controle de softwares</w:t>
-            </w:r>
-          </w:p>
-        </w:tc>
-        <w:tc>
-          <w:tcPr>
-            <w:tcW w:w="0" w:type="auto"/>
-            <w:vAlign w:val="center"/>
-            <w:hideMark/>
-          </w:tcPr>
-          <w:p>
-            <w:pPr>
-              <w:ind w:left="0" w:firstLine="0"/>
-            </w:pPr>
-            <w:r>
-              <w:t>Bloquear instalação sem privilégios administrativos</w:t>
+            <w:tcW w:w="2239" w:type="dxa"/>
+            <w:vAlign w:val="center"/>
+            <w:hideMark/>
+          </w:tcPr>
+          <w:p>
+            <w:r>
+              <w:t>Centralização no TI</w:t>
+            </w:r>
+          </w:p>
+        </w:tc>
+        <w:tc>
+          <w:tcPr>
+            <w:tcW w:w="4946" w:type="dxa"/>
+            <w:vAlign w:val="center"/>
+            <w:hideMark/>
+          </w:tcPr>
+          <w:p>
+            <w:r>
+              <w:t>Apenas grupo de TI com privilégios administrativos.</w:t>
+            </w:r>
+          </w:p>
+        </w:tc>
+        <w:tc>
+          <w:tcPr>
+            <w:tcW w:w="1265" w:type="dxa"/>
+            <w:vAlign w:val="center"/>
+            <w:hideMark/>
+          </w:tcPr>
+          <w:p>
+            <w:r>
+              <w:t>RF02, RNF-03</w:t>
             </w:r>
           </w:p>
         </w:tc>
@@ -6442,46 +7050,37 @@
         </w:trPr>
         <w:tc>
           <w:tcPr>
-            <w:tcW w:w="0" w:type="auto"/>
-            <w:vAlign w:val="center"/>
-            <w:hideMark/>
-          </w:tcPr>
-          <w:p>
-            <w:pPr>
-              <w:ind w:left="0" w:firstLine="0"/>
-            </w:pPr>
-            <w:r>
-              <w:t>Auditoria e Logs</w:t>
-            </w:r>
-          </w:p>
-        </w:tc>
-        <w:tc>
-          <w:tcPr>
-            <w:tcW w:w="0" w:type="auto"/>
-            <w:vAlign w:val="center"/>
-            <w:hideMark/>
-          </w:tcPr>
-          <w:p>
-            <w:pPr>
-              <w:ind w:left="0" w:firstLine="0"/>
-            </w:pPr>
-            <w:r>
-              <w:t>Registro de acessos</w:t>
-            </w:r>
-          </w:p>
-        </w:tc>
-        <w:tc>
-          <w:tcPr>
-            <w:tcW w:w="0" w:type="auto"/>
-            <w:vAlign w:val="center"/>
-            <w:hideMark/>
-          </w:tcPr>
-          <w:p>
-            <w:pPr>
-              <w:ind w:left="0" w:firstLine="0"/>
-            </w:pPr>
-            <w:r>
-              <w:t>Monitorar logins, falhas de autenticação e acessos críticos</w:t>
+            <w:tcW w:w="2239" w:type="dxa"/>
+            <w:vAlign w:val="center"/>
+            <w:hideMark/>
+          </w:tcPr>
+          <w:p>
+            <w:r>
+              <w:t>Sessões ociosas</w:t>
+            </w:r>
+          </w:p>
+        </w:tc>
+        <w:tc>
+          <w:tcPr>
+            <w:tcW w:w="4946" w:type="dxa"/>
+            <w:vAlign w:val="center"/>
+            <w:hideMark/>
+          </w:tcPr>
+          <w:p>
+            <w:r>
+              <w:t>Bloqueio automático após 1h de inatividade, exigindo novo login.</w:t>
+            </w:r>
+          </w:p>
+        </w:tc>
+        <w:tc>
+          <w:tcPr>
+            <w:tcW w:w="1265" w:type="dxa"/>
+            <w:vAlign w:val="center"/>
+            <w:hideMark/>
+          </w:tcPr>
+          <w:p>
+            <w:r>
+              <w:t>RF03, RNF-07</w:t>
             </w:r>
           </w:p>
         </w:tc>
@@ -6492,43 +7091,37 @@
         </w:trPr>
         <w:tc>
           <w:tcPr>
-            <w:tcW w:w="0" w:type="auto"/>
-            <w:vAlign w:val="center"/>
-            <w:hideMark/>
-          </w:tcPr>
-          <w:p>
-            <w:pPr>
-              <w:ind w:left="0" w:firstLine="0"/>
-            </w:pPr>
-          </w:p>
-        </w:tc>
-        <w:tc>
-          <w:tcPr>
-            <w:tcW w:w="0" w:type="auto"/>
-            <w:vAlign w:val="center"/>
-            <w:hideMark/>
-          </w:tcPr>
-          <w:p>
-            <w:pPr>
-              <w:ind w:left="0" w:firstLine="0"/>
-            </w:pPr>
-            <w:r>
-              <w:t>Relatórios periódicos</w:t>
-            </w:r>
-          </w:p>
-        </w:tc>
-        <w:tc>
-          <w:tcPr>
-            <w:tcW w:w="0" w:type="auto"/>
-            <w:vAlign w:val="center"/>
-            <w:hideMark/>
-          </w:tcPr>
-          <w:p>
-            <w:pPr>
-              <w:ind w:left="0" w:firstLine="0"/>
-            </w:pPr>
-            <w:r>
-              <w:t>Geração de relatórios mensais para análise da equipe de TI</w:t>
+            <w:tcW w:w="2239" w:type="dxa"/>
+            <w:vAlign w:val="center"/>
+            <w:hideMark/>
+          </w:tcPr>
+          <w:p>
+            <w:r>
+              <w:t>Desligamento automático</w:t>
+            </w:r>
+          </w:p>
+        </w:tc>
+        <w:tc>
+          <w:tcPr>
+            <w:tcW w:w="4946" w:type="dxa"/>
+            <w:vAlign w:val="center"/>
+            <w:hideMark/>
+          </w:tcPr>
+          <w:p>
+            <w:r>
+              <w:t>Desligamento das máquinas fora do horário letivo (após 22h).</w:t>
+            </w:r>
+          </w:p>
+        </w:tc>
+        <w:tc>
+          <w:tcPr>
+            <w:tcW w:w="1265" w:type="dxa"/>
+            <w:vAlign w:val="center"/>
+            <w:hideMark/>
+          </w:tcPr>
+          <w:p>
+            <w:r>
+              <w:t>RF03, RNF-07</w:t>
             </w:r>
           </w:p>
         </w:tc>
@@ -6539,191 +7132,37 @@
         </w:trPr>
         <w:tc>
           <w:tcPr>
-            <w:tcW w:w="0" w:type="auto"/>
-            <w:vAlign w:val="center"/>
-            <w:hideMark/>
-          </w:tcPr>
-          <w:p>
-            <w:pPr>
-              <w:ind w:left="0" w:firstLine="0"/>
-            </w:pPr>
-            <w:r>
-              <w:lastRenderedPageBreak/>
-              <w:t>Permissões Administrativas</w:t>
-            </w:r>
-          </w:p>
-        </w:tc>
-        <w:tc>
-          <w:tcPr>
-            <w:tcW w:w="0" w:type="auto"/>
-            <w:vAlign w:val="center"/>
-            <w:hideMark/>
-          </w:tcPr>
-          <w:p>
-            <w:pPr>
-              <w:ind w:left="0" w:firstLine="0"/>
-            </w:pPr>
-            <w:r>
-              <w:t>Menor privilégio</w:t>
-            </w:r>
-          </w:p>
-        </w:tc>
-        <w:tc>
-          <w:tcPr>
-            <w:tcW w:w="0" w:type="auto"/>
-            <w:vAlign w:val="center"/>
-            <w:hideMark/>
-          </w:tcPr>
-          <w:p>
-            <w:pPr>
-              <w:ind w:left="0" w:firstLine="0"/>
-            </w:pPr>
-            <w:r>
-              <w:t>Usuários comuns sem acesso a ferramentas críticas (Prompt, Registro, Painel de Controle)</w:t>
-            </w:r>
-          </w:p>
-        </w:tc>
-      </w:tr>
-      <w:tr>
-        <w:trPr>
-          <w:tblCellSpacing w:w="15" w:type="dxa"/>
-        </w:trPr>
-        <w:tc>
-          <w:tcPr>
-            <w:tcW w:w="0" w:type="auto"/>
-            <w:vAlign w:val="center"/>
-            <w:hideMark/>
-          </w:tcPr>
-          <w:p>
-            <w:pPr>
-              <w:ind w:left="0" w:firstLine="0"/>
-            </w:pPr>
-          </w:p>
-        </w:tc>
-        <w:tc>
-          <w:tcPr>
-            <w:tcW w:w="0" w:type="auto"/>
-            <w:vAlign w:val="center"/>
-            <w:hideMark/>
-          </w:tcPr>
-          <w:p>
-            <w:pPr>
-              <w:ind w:left="0" w:firstLine="0"/>
-            </w:pPr>
-            <w:r>
-              <w:t>Centralização no TI</w:t>
-            </w:r>
-          </w:p>
-        </w:tc>
-        <w:tc>
-          <w:tcPr>
-            <w:tcW w:w="0" w:type="auto"/>
-            <w:vAlign w:val="center"/>
-            <w:hideMark/>
-          </w:tcPr>
-          <w:p>
-            <w:pPr>
-              <w:ind w:left="0" w:firstLine="0"/>
-            </w:pPr>
-            <w:r>
-              <w:t>Apenas grupo de TI com privilégios administrativos</w:t>
-            </w:r>
-          </w:p>
-        </w:tc>
-      </w:tr>
-      <w:tr>
-        <w:trPr>
-          <w:tblCellSpacing w:w="15" w:type="dxa"/>
-        </w:trPr>
-        <w:tc>
-          <w:tcPr>
-            <w:tcW w:w="0" w:type="auto"/>
-            <w:vAlign w:val="center"/>
-            <w:hideMark/>
-          </w:tcPr>
-          <w:p>
-            <w:pPr>
-              <w:ind w:left="0" w:firstLine="0"/>
-            </w:pPr>
-            <w:r>
-              <w:t>Sessões e Uso</w:t>
-            </w:r>
-          </w:p>
-        </w:tc>
-        <w:tc>
-          <w:tcPr>
-            <w:tcW w:w="0" w:type="auto"/>
-            <w:vAlign w:val="center"/>
-            <w:hideMark/>
-          </w:tcPr>
-          <w:p>
-            <w:pPr>
-              <w:ind w:left="0" w:firstLine="0"/>
-            </w:pPr>
-            <w:r>
-              <w:t>Sessões ociosas</w:t>
-            </w:r>
-          </w:p>
-        </w:tc>
-        <w:tc>
-          <w:tcPr>
-            <w:tcW w:w="0" w:type="auto"/>
-            <w:vAlign w:val="center"/>
-            <w:hideMark/>
-          </w:tcPr>
-          <w:p>
-            <w:pPr>
-              <w:ind w:left="0" w:firstLine="0"/>
-            </w:pPr>
-            <w:r>
-              <w:t>Bloqueio automático após 1 hora de inatividade</w:t>
-            </w:r>
-          </w:p>
-        </w:tc>
-      </w:tr>
-      <w:tr>
-        <w:trPr>
-          <w:tblCellSpacing w:w="15" w:type="dxa"/>
-        </w:trPr>
-        <w:tc>
-          <w:tcPr>
-            <w:tcW w:w="0" w:type="auto"/>
-            <w:vAlign w:val="center"/>
-            <w:hideMark/>
-          </w:tcPr>
-          <w:p>
-            <w:pPr>
-              <w:ind w:left="0" w:firstLine="0"/>
-            </w:pPr>
-          </w:p>
-        </w:tc>
-        <w:tc>
-          <w:tcPr>
-            <w:tcW w:w="0" w:type="auto"/>
-            <w:vAlign w:val="center"/>
-            <w:hideMark/>
-          </w:tcPr>
-          <w:p>
-            <w:pPr>
-              <w:ind w:left="0" w:firstLine="0"/>
-            </w:pPr>
-            <w:r>
-              <w:t>Desligamento automático</w:t>
-            </w:r>
-          </w:p>
-        </w:tc>
-        <w:tc>
-          <w:tcPr>
-            <w:tcW w:w="0" w:type="auto"/>
-            <w:vAlign w:val="center"/>
-            <w:hideMark/>
-          </w:tcPr>
-          <w:p>
-            <w:pPr>
-              <w:ind w:left="0" w:firstLine="0"/>
-            </w:pPr>
-            <w:r>
-              <w:t>Desligamento fora do horário letivo (após 22h)</w:t>
+            <w:tcW w:w="2239" w:type="dxa"/>
+            <w:vAlign w:val="center"/>
+            <w:hideMark/>
+          </w:tcPr>
+          <w:p>
+            <w:r>
+              <w:t>Papel de parede por perfil</w:t>
+            </w:r>
+          </w:p>
+        </w:tc>
+        <w:tc>
+          <w:tcPr>
+            <w:tcW w:w="4946" w:type="dxa"/>
+            <w:vAlign w:val="center"/>
+            <w:hideMark/>
+          </w:tcPr>
+          <w:p>
+            <w:r>
+              <w:t>Cada perfil (Aluno, Professor, Administrativo, TI) terá um papel de parede padrão definido via GPO.</w:t>
+            </w:r>
+          </w:p>
+        </w:tc>
+        <w:tc>
+          <w:tcPr>
+            <w:tcW w:w="1265" w:type="dxa"/>
+            <w:vAlign w:val="center"/>
+            <w:hideMark/>
+          </w:tcPr>
+          <w:p>
+            <w:r>
+              <w:t>RF03, RNF-07</w:t>
             </w:r>
           </w:p>
         </w:tc>
@@ -7737,7 +8176,7 @@
   <w:abstractNum w:abstractNumId="5" w15:restartNumberingAfterBreak="0">
     <w:nsid w:val="13E43B28"/>
     <w:multiLevelType w:val="hybridMultilevel"/>
-    <w:tmpl w:val="9234487E"/>
+    <w:tmpl w:val="CA3E5C6C"/>
     <w:lvl w:ilvl="0" w:tplc="0416000F">
       <w:start w:val="1"/>
       <w:numFmt w:val="decimal"/>

--- a/docs/docs/Faculdade de Tecnologia Padre Danilo José de Oliveira Ohl.docx
+++ b/docs/docs/Faculdade de Tecnologia Padre Danilo José de Oliveira Ohl.docx
@@ -1,6 +1,6 @@
 
 <file path=word/document.xml><?xml version="1.0" encoding="utf-8"?>
-<w:document xmlns:wpc="http://schemas.microsoft.com/office/word/2010/wordprocessingCanvas" xmlns:cx="http://schemas.microsoft.com/office/drawing/2014/chartex" xmlns:cx1="http://schemas.microsoft.com/office/drawing/2015/9/8/chartex" xmlns:cx2="http://schemas.microsoft.com/office/drawing/2015/10/21/chartex" xmlns:cx3="http://schemas.microsoft.com/office/drawing/2016/5/9/chartex" xmlns:cx4="http://schemas.microsoft.com/office/drawing/2016/5/10/chartex" xmlns:cx5="http://schemas.microsoft.com/office/drawing/2016/5/11/chartex" xmlns:cx6="http://schemas.microsoft.com/office/drawing/2016/5/12/chartex" xmlns:cx7="http://schemas.microsoft.com/office/drawing/2016/5/13/chartex" xmlns:cx8="http://schemas.microsoft.com/office/drawing/2016/5/14/chartex" xmlns:mc="http://schemas.openxmlformats.org/markup-compatibility/2006" xmlns:aink="http://schemas.microsoft.com/office/drawing/2016/ink" xmlns:am3d="http://schemas.microsoft.com/office/drawing/2017/model3d" xmlns:o="urn:schemas-microsoft-com:office:office" xmlns:oel="http://schemas.microsoft.com/office/2019/extlst" xmlns:r="http://schemas.openxmlformats.org/officeDocument/2006/relationships" xmlns:m="http://schemas.openxmlformats.org/officeDocument/2006/math" xmlns:v="urn:schemas-microsoft-com:vml" xmlns:wp14="http://schemas.microsoft.com/office/word/2010/wordprocessingDrawing" xmlns:wp="http://schemas.openxmlformats.org/drawingml/2006/wordprocessingDrawing" xmlns:w10="urn:schemas-microsoft-com:office:word" xmlns:w="http://schemas.openxmlformats.org/wordprocessingml/2006/main" xmlns:w14="http://schemas.microsoft.com/office/word/2010/wordml" xmlns:w15="http://schemas.microsoft.com/office/word/2012/wordml" xmlns:w16cex="http://schemas.microsoft.com/office/word/2018/wordml/cex" xmlns:w16cid="http://schemas.microsoft.com/office/word/2016/wordml/cid" xmlns:w16="http://schemas.microsoft.com/office/word/2018/wordml" xmlns:w16du="http://schemas.microsoft.com/office/word/2023/wordml/word16du" xmlns:w16sdtdh="http://schemas.microsoft.com/office/word/2020/wordml/sdtdatahash" xmlns:w16sdtfl="http://schemas.microsoft.com/office/word/2024/wordml/sdtformatlock" xmlns:w16se="http://schemas.microsoft.com/office/word/2015/wordml/symex" xmlns:wpg="http://schemas.microsoft.com/office/word/2010/wordprocessingGroup" xmlns:wpi="http://schemas.microsoft.com/office/word/2010/wordprocessingInk" xmlns:wne="http://schemas.microsoft.com/office/word/2006/wordml" xmlns:wps="http://schemas.microsoft.com/office/word/2010/wordprocessingShape" mc:Ignorable="w14 w15 w16se w16cid w16 w16cex w16sdtdh w16sdtfl w16du wp14">
+<w:document xmlns:wpc="http://schemas.microsoft.com/office/word/2010/wordprocessingCanvas" xmlns:cx="http://schemas.microsoft.com/office/drawing/2014/chartex" xmlns:cx1="http://schemas.microsoft.com/office/drawing/2015/9/8/chartex" xmlns:cx2="http://schemas.microsoft.com/office/drawing/2015/10/21/chartex" xmlns:cx3="http://schemas.microsoft.com/office/drawing/2016/5/9/chartex" xmlns:cx4="http://schemas.microsoft.com/office/drawing/2016/5/10/chartex" xmlns:cx5="http://schemas.microsoft.com/office/drawing/2016/5/11/chartex" xmlns:cx6="http://schemas.microsoft.com/office/drawing/2016/5/12/chartex" xmlns:cx7="http://schemas.microsoft.com/office/drawing/2016/5/13/chartex" xmlns:cx8="http://schemas.microsoft.com/office/drawing/2016/5/14/chartex" xmlns:mc="http://schemas.openxmlformats.org/markup-compatibility/2006" xmlns:aink="http://schemas.microsoft.com/office/drawing/2016/ink" xmlns:am3d="http://schemas.microsoft.com/office/drawing/2017/model3d" xmlns:o="urn:schemas-microsoft-com:office:office" xmlns:oel="http://schemas.microsoft.com/office/2019/extlst" xmlns:r="http://schemas.openxmlformats.org/officeDocument/2006/relationships" xmlns:m="http://schemas.openxmlformats.org/officeDocument/2006/math" xmlns:v="urn:schemas-microsoft-com:vml" xmlns:wp14="http://schemas.microsoft.com/office/word/2010/wordprocessingDrawing" xmlns:wp="http://schemas.openxmlformats.org/drawingml/2006/wordprocessingDrawing" xmlns:w10="urn:schemas-microsoft-com:office:word" xmlns:w="http://schemas.openxmlformats.org/wordprocessingml/2006/main" xmlns:w14="http://schemas.microsoft.com/office/word/2010/wordml" xmlns:w15="http://schemas.microsoft.com/office/word/2012/wordml" xmlns:w16cex="http://schemas.microsoft.com/office/word/2018/wordml/cex" xmlns:w16cid="http://schemas.microsoft.com/office/word/2016/wordml/cid" xmlns:w16="http://schemas.microsoft.com/office/word/2018/wordml" xmlns:w16sdtdh="http://schemas.microsoft.com/office/word/2020/wordml/sdtdatahash" xmlns:w16se="http://schemas.microsoft.com/office/word/2015/wordml/symex" xmlns:wpg="http://schemas.microsoft.com/office/word/2010/wordprocessingGroup" xmlns:wpi="http://schemas.microsoft.com/office/word/2010/wordprocessingInk" xmlns:wne="http://schemas.microsoft.com/office/word/2006/wordml" xmlns:wps="http://schemas.microsoft.com/office/word/2010/wordprocessingShape" mc:Ignorable="w14 w15 w16se w16cid w16 w16cex w16sdtdh wp14">
   <w:body>
     <w:p>
       <w:pPr>
@@ -990,7 +990,7 @@
       <w:sdtContent>
         <w:p>
           <w:pPr>
-            <w:pStyle w:val="TOCHeading"/>
+            <w:pStyle w:val="CabealhodoSumrio"/>
             <w:jc w:val="center"/>
             <w:rPr>
               <w:color w:val="auto"/>
@@ -1012,7 +1012,7 @@
         </w:p>
         <w:p>
           <w:pPr>
-            <w:pStyle w:val="TOC1"/>
+            <w:pStyle w:val="Sumrio1"/>
             <w:tabs>
               <w:tab w:val="right" w:leader="dot" w:pos="8560"/>
             </w:tabs>
@@ -1034,7 +1034,7 @@
           <w:r>
             <w:fldChar w:fldCharType="separate"/>
           </w:r>
-          <w:hyperlink w:anchor="_Toc239362270" w:history="1">
+          <w:hyperlink w:anchor="_Toc239406854" w:history="1">
             <w:r>
               <w:rPr>
                 <w:rStyle w:val="Hyperlink"/>
@@ -1061,7 +1061,7 @@
                 <w:noProof/>
                 <w:webHidden/>
               </w:rPr>
-              <w:instrText xml:space="preserve"> PAGEREF _Toc239362270 \h </w:instrText>
+              <w:instrText xml:space="preserve"> PAGEREF _Toc239406854 \h </w:instrText>
             </w:r>
             <w:r>
               <w:rPr>
@@ -1094,7 +1094,7 @@
         </w:p>
         <w:p>
           <w:pPr>
-            <w:pStyle w:val="TOC1"/>
+            <w:pStyle w:val="Sumrio1"/>
             <w:tabs>
               <w:tab w:val="left" w:pos="480"/>
               <w:tab w:val="right" w:leader="dot" w:pos="8560"/>
@@ -1105,7 +1105,7 @@
               <w:color w:val="auto"/>
             </w:rPr>
           </w:pPr>
-          <w:hyperlink w:anchor="_Toc239362271" w:history="1">
+          <w:hyperlink w:anchor="_Toc239406855" w:history="1">
             <w:r>
               <w:rPr>
                 <w:rStyle w:val="Hyperlink"/>
@@ -1147,7 +1147,7 @@
                 <w:noProof/>
                 <w:webHidden/>
               </w:rPr>
-              <w:instrText xml:space="preserve"> PAGEREF _Toc239362271 \h </w:instrText>
+              <w:instrText xml:space="preserve"> PAGEREF _Toc239406855 \h </w:instrText>
             </w:r>
             <w:r>
               <w:rPr>
@@ -1180,7 +1180,7 @@
         </w:p>
         <w:p>
           <w:pPr>
-            <w:pStyle w:val="TOC1"/>
+            <w:pStyle w:val="Sumrio1"/>
             <w:tabs>
               <w:tab w:val="left" w:pos="480"/>
               <w:tab w:val="right" w:leader="dot" w:pos="8560"/>
@@ -1191,7 +1191,7 @@
               <w:color w:val="auto"/>
             </w:rPr>
           </w:pPr>
-          <w:hyperlink w:anchor="_Toc239362272" w:history="1">
+          <w:hyperlink w:anchor="_Toc239406856" w:history="1">
             <w:r>
               <w:rPr>
                 <w:rStyle w:val="Hyperlink"/>
@@ -1233,7 +1233,7 @@
                 <w:noProof/>
                 <w:webHidden/>
               </w:rPr>
-              <w:instrText xml:space="preserve"> PAGEREF _Toc239362272 \h </w:instrText>
+              <w:instrText xml:space="preserve"> PAGEREF _Toc239406856 \h </w:instrText>
             </w:r>
             <w:r>
               <w:rPr>
@@ -1266,7 +1266,7 @@
         </w:p>
         <w:p>
           <w:pPr>
-            <w:pStyle w:val="TOC1"/>
+            <w:pStyle w:val="Sumrio1"/>
             <w:tabs>
               <w:tab w:val="left" w:pos="480"/>
               <w:tab w:val="right" w:leader="dot" w:pos="8560"/>
@@ -1277,7 +1277,7 @@
               <w:color w:val="auto"/>
             </w:rPr>
           </w:pPr>
-          <w:hyperlink w:anchor="_Toc239362273" w:history="1">
+          <w:hyperlink w:anchor="_Toc239406857" w:history="1">
             <w:r>
               <w:rPr>
                 <w:rStyle w:val="Hyperlink"/>
@@ -1319,7 +1319,7 @@
                 <w:noProof/>
                 <w:webHidden/>
               </w:rPr>
-              <w:instrText xml:space="preserve"> PAGEREF _Toc239362273 \h </w:instrText>
+              <w:instrText xml:space="preserve"> PAGEREF _Toc239406857 \h </w:instrText>
             </w:r>
             <w:r>
               <w:rPr>
@@ -1352,7 +1352,7 @@
         </w:p>
         <w:p>
           <w:pPr>
-            <w:pStyle w:val="TOC1"/>
+            <w:pStyle w:val="Sumrio1"/>
             <w:tabs>
               <w:tab w:val="left" w:pos="480"/>
               <w:tab w:val="right" w:leader="dot" w:pos="8560"/>
@@ -1363,7 +1363,7 @@
               <w:color w:val="auto"/>
             </w:rPr>
           </w:pPr>
-          <w:hyperlink w:anchor="_Toc239362274" w:history="1">
+          <w:hyperlink w:anchor="_Toc239406858" w:history="1">
             <w:r>
               <w:rPr>
                 <w:rStyle w:val="Hyperlink"/>
@@ -1405,7 +1405,7 @@
                 <w:noProof/>
                 <w:webHidden/>
               </w:rPr>
-              <w:instrText xml:space="preserve"> PAGEREF _Toc239362274 \h </w:instrText>
+              <w:instrText xml:space="preserve"> PAGEREF _Toc239406858 \h </w:instrText>
             </w:r>
             <w:r>
               <w:rPr>
@@ -1438,7 +1438,7 @@
         </w:p>
         <w:p>
           <w:pPr>
-            <w:pStyle w:val="TOC1"/>
+            <w:pStyle w:val="Sumrio1"/>
             <w:tabs>
               <w:tab w:val="left" w:pos="480"/>
               <w:tab w:val="right" w:leader="dot" w:pos="8560"/>
@@ -1449,7 +1449,7 @@
               <w:color w:val="auto"/>
             </w:rPr>
           </w:pPr>
-          <w:hyperlink w:anchor="_Toc239362275" w:history="1">
+          <w:hyperlink w:anchor="_Toc239406859" w:history="1">
             <w:r>
               <w:rPr>
                 <w:rStyle w:val="Hyperlink"/>
@@ -1491,7 +1491,7 @@
                 <w:noProof/>
                 <w:webHidden/>
               </w:rPr>
-              <w:instrText xml:space="preserve"> PAGEREF _Toc239362275 \h </w:instrText>
+              <w:instrText xml:space="preserve"> PAGEREF _Toc239406859 \h </w:instrText>
             </w:r>
             <w:r>
               <w:rPr>
@@ -1524,7 +1524,7 @@
         </w:p>
         <w:p>
           <w:pPr>
-            <w:pStyle w:val="TOC2"/>
+            <w:pStyle w:val="Sumrio2"/>
             <w:tabs>
               <w:tab w:val="right" w:leader="dot" w:pos="8560"/>
             </w:tabs>
@@ -1534,7 +1534,7 @@
               <w:color w:val="auto"/>
             </w:rPr>
           </w:pPr>
-          <w:hyperlink w:anchor="_Toc239362276" w:history="1">
+          <w:hyperlink w:anchor="_Toc239406860" w:history="1">
             <w:r>
               <w:rPr>
                 <w:rStyle w:val="Hyperlink"/>
@@ -1561,7 +1561,7 @@
                 <w:noProof/>
                 <w:webHidden/>
               </w:rPr>
-              <w:instrText xml:space="preserve"> PAGEREF _Toc239362276 \h </w:instrText>
+              <w:instrText xml:space="preserve"> PAGEREF _Toc239406860 \h </w:instrText>
             </w:r>
             <w:r>
               <w:rPr>
@@ -1594,7 +1594,7 @@
         </w:p>
         <w:p>
           <w:pPr>
-            <w:pStyle w:val="TOC2"/>
+            <w:pStyle w:val="Sumrio2"/>
             <w:tabs>
               <w:tab w:val="right" w:leader="dot" w:pos="8560"/>
             </w:tabs>
@@ -1604,7 +1604,7 @@
               <w:color w:val="auto"/>
             </w:rPr>
           </w:pPr>
-          <w:hyperlink w:anchor="_Toc239362277" w:history="1">
+          <w:hyperlink w:anchor="_Toc239406861" w:history="1">
             <w:r>
               <w:rPr>
                 <w:rStyle w:val="Hyperlink"/>
@@ -1631,7 +1631,7 @@
                 <w:noProof/>
                 <w:webHidden/>
               </w:rPr>
-              <w:instrText xml:space="preserve"> PAGEREF _Toc239362277 \h </w:instrText>
+              <w:instrText xml:space="preserve"> PAGEREF _Toc239406861 \h </w:instrText>
             </w:r>
             <w:r>
               <w:rPr>
@@ -1664,7 +1664,7 @@
         </w:p>
         <w:p>
           <w:pPr>
-            <w:pStyle w:val="TOC2"/>
+            <w:pStyle w:val="Sumrio2"/>
             <w:tabs>
               <w:tab w:val="right" w:leader="dot" w:pos="8560"/>
             </w:tabs>
@@ -1674,7 +1674,7 @@
               <w:color w:val="auto"/>
             </w:rPr>
           </w:pPr>
-          <w:hyperlink w:anchor="_Toc239362278" w:history="1">
+          <w:hyperlink w:anchor="_Toc239406862" w:history="1">
             <w:r>
               <w:rPr>
                 <w:rStyle w:val="Hyperlink"/>
@@ -1701,7 +1701,7 @@
                 <w:noProof/>
                 <w:webHidden/>
               </w:rPr>
-              <w:instrText xml:space="preserve"> PAGEREF _Toc239362278 \h </w:instrText>
+              <w:instrText xml:space="preserve"> PAGEREF _Toc239406862 \h </w:instrText>
             </w:r>
             <w:r>
               <w:rPr>
@@ -1721,7 +1721,7 @@
                 <w:noProof/>
                 <w:webHidden/>
               </w:rPr>
-              <w:t>13</w:t>
+              <w:t>12</w:t>
             </w:r>
             <w:r>
               <w:rPr>
@@ -1734,7 +1734,7 @@
         </w:p>
         <w:p>
           <w:pPr>
-            <w:pStyle w:val="TOC2"/>
+            <w:pStyle w:val="Sumrio2"/>
             <w:tabs>
               <w:tab w:val="right" w:leader="dot" w:pos="8560"/>
             </w:tabs>
@@ -1744,7 +1744,7 @@
               <w:color w:val="auto"/>
             </w:rPr>
           </w:pPr>
-          <w:hyperlink w:anchor="_Toc239362279" w:history="1">
+          <w:hyperlink w:anchor="_Toc239406863" w:history="1">
             <w:r>
               <w:rPr>
                 <w:rStyle w:val="Hyperlink"/>
@@ -1771,7 +1771,7 @@
                 <w:noProof/>
                 <w:webHidden/>
               </w:rPr>
-              <w:instrText xml:space="preserve"> PAGEREF _Toc239362279 \h </w:instrText>
+              <w:instrText xml:space="preserve"> PAGEREF _Toc239406863 \h </w:instrText>
             </w:r>
             <w:r>
               <w:rPr>
@@ -1791,7 +1791,7 @@
                 <w:noProof/>
                 <w:webHidden/>
               </w:rPr>
-              <w:t>13</w:t>
+              <w:t>12</w:t>
             </w:r>
             <w:r>
               <w:rPr>
@@ -1804,7 +1804,7 @@
         </w:p>
         <w:p>
           <w:pPr>
-            <w:pStyle w:val="TOC1"/>
+            <w:pStyle w:val="Sumrio1"/>
             <w:tabs>
               <w:tab w:val="left" w:pos="480"/>
               <w:tab w:val="right" w:leader="dot" w:pos="8560"/>
@@ -1815,7 +1815,7 @@
               <w:color w:val="auto"/>
             </w:rPr>
           </w:pPr>
-          <w:hyperlink w:anchor="_Toc239362280" w:history="1">
+          <w:hyperlink w:anchor="_Toc239406864" w:history="1">
             <w:r>
               <w:rPr>
                 <w:rStyle w:val="Hyperlink"/>
@@ -1857,7 +1857,7 @@
                 <w:noProof/>
                 <w:webHidden/>
               </w:rPr>
-              <w:instrText xml:space="preserve"> PAGEREF _Toc239362280 \h </w:instrText>
+              <w:instrText xml:space="preserve"> PAGEREF _Toc239406864 \h </w:instrText>
             </w:r>
             <w:r>
               <w:rPr>
@@ -1890,7 +1890,7 @@
         </w:p>
         <w:p>
           <w:pPr>
-            <w:pStyle w:val="TOC1"/>
+            <w:pStyle w:val="Sumrio1"/>
             <w:tabs>
               <w:tab w:val="left" w:pos="480"/>
               <w:tab w:val="right" w:leader="dot" w:pos="8560"/>
@@ -1901,7 +1901,7 @@
               <w:color w:val="auto"/>
             </w:rPr>
           </w:pPr>
-          <w:hyperlink w:anchor="_Toc239362281" w:history="1">
+          <w:hyperlink w:anchor="_Toc239406865" w:history="1">
             <w:r>
               <w:rPr>
                 <w:rStyle w:val="Hyperlink"/>
@@ -1943,7 +1943,7 @@
                 <w:noProof/>
                 <w:webHidden/>
               </w:rPr>
-              <w:instrText xml:space="preserve"> PAGEREF _Toc239362281 \h </w:instrText>
+              <w:instrText xml:space="preserve"> PAGEREF _Toc239406865 \h </w:instrText>
             </w:r>
             <w:r>
               <w:rPr>
@@ -1976,7 +1976,7 @@
         </w:p>
         <w:p>
           <w:pPr>
-            <w:pStyle w:val="TOC1"/>
+            <w:pStyle w:val="Sumrio1"/>
             <w:tabs>
               <w:tab w:val="left" w:pos="480"/>
               <w:tab w:val="right" w:leader="dot" w:pos="8560"/>
@@ -1987,7 +1987,7 @@
               <w:color w:val="auto"/>
             </w:rPr>
           </w:pPr>
-          <w:hyperlink w:anchor="_Toc239362282" w:history="1">
+          <w:hyperlink w:anchor="_Toc239406866" w:history="1">
             <w:r>
               <w:rPr>
                 <w:rStyle w:val="Hyperlink"/>
@@ -2029,7 +2029,7 @@
                 <w:noProof/>
                 <w:webHidden/>
               </w:rPr>
-              <w:instrText xml:space="preserve"> PAGEREF _Toc239362282 \h </w:instrText>
+              <w:instrText xml:space="preserve"> PAGEREF _Toc239406866 \h </w:instrText>
             </w:r>
             <w:r>
               <w:rPr>
@@ -2062,7 +2062,7 @@
         </w:p>
         <w:p>
           <w:pPr>
-            <w:pStyle w:val="TOC1"/>
+            <w:pStyle w:val="Sumrio1"/>
             <w:tabs>
               <w:tab w:val="left" w:pos="480"/>
               <w:tab w:val="right" w:leader="dot" w:pos="8560"/>
@@ -2073,7 +2073,7 @@
               <w:color w:val="auto"/>
             </w:rPr>
           </w:pPr>
-          <w:hyperlink w:anchor="_Toc239362283" w:history="1">
+          <w:hyperlink w:anchor="_Toc239406867" w:history="1">
             <w:r>
               <w:rPr>
                 <w:rStyle w:val="Hyperlink"/>
@@ -2115,7 +2115,7 @@
                 <w:noProof/>
                 <w:webHidden/>
               </w:rPr>
-              <w:instrText xml:space="preserve"> PAGEREF _Toc239362283 \h </w:instrText>
+              <w:instrText xml:space="preserve"> PAGEREF _Toc239406867 \h </w:instrText>
             </w:r>
             <w:r>
               <w:rPr>
@@ -2148,7 +2148,7 @@
         </w:p>
         <w:p>
           <w:pPr>
-            <w:pStyle w:val="TOC2"/>
+            <w:pStyle w:val="Sumrio2"/>
             <w:tabs>
               <w:tab w:val="right" w:leader="dot" w:pos="8560"/>
             </w:tabs>
@@ -2158,7 +2158,7 @@
               <w:color w:val="auto"/>
             </w:rPr>
           </w:pPr>
-          <w:hyperlink w:anchor="_Toc239362284" w:history="1">
+          <w:hyperlink w:anchor="_Toc239406868" w:history="1">
             <w:r>
               <w:rPr>
                 <w:rStyle w:val="Hyperlink"/>
@@ -2185,7 +2185,7 @@
                 <w:noProof/>
                 <w:webHidden/>
               </w:rPr>
-              <w:instrText xml:space="preserve"> PAGEREF _Toc239362284 \h </w:instrText>
+              <w:instrText xml:space="preserve"> PAGEREF _Toc239406868 \h </w:instrText>
             </w:r>
             <w:r>
               <w:rPr>
@@ -2205,7 +2205,7 @@
                 <w:noProof/>
                 <w:webHidden/>
               </w:rPr>
-              <w:t>19</w:t>
+              <w:t>18</w:t>
             </w:r>
             <w:r>
               <w:rPr>
@@ -2218,7 +2218,7 @@
         </w:p>
         <w:p>
           <w:pPr>
-            <w:pStyle w:val="TOC1"/>
+            <w:pStyle w:val="Sumrio1"/>
             <w:tabs>
               <w:tab w:val="left" w:pos="720"/>
               <w:tab w:val="right" w:leader="dot" w:pos="8560"/>
@@ -2229,7 +2229,7 @@
               <w:color w:val="auto"/>
             </w:rPr>
           </w:pPr>
-          <w:hyperlink w:anchor="_Toc239362285" w:history="1">
+          <w:hyperlink w:anchor="_Toc239406869" w:history="1">
             <w:r>
               <w:rPr>
                 <w:rStyle w:val="Hyperlink"/>
@@ -2271,7 +2271,7 @@
                 <w:noProof/>
                 <w:webHidden/>
               </w:rPr>
-              <w:instrText xml:space="preserve"> PAGEREF _Toc239362285 \h </w:instrText>
+              <w:instrText xml:space="preserve"> PAGEREF _Toc239406869 \h </w:instrText>
             </w:r>
             <w:r>
               <w:rPr>
@@ -2304,7 +2304,7 @@
         </w:p>
         <w:p>
           <w:pPr>
-            <w:pStyle w:val="TOC1"/>
+            <w:pStyle w:val="Sumrio1"/>
             <w:tabs>
               <w:tab w:val="left" w:pos="720"/>
               <w:tab w:val="right" w:leader="dot" w:pos="8560"/>
@@ -2315,7 +2315,7 @@
               <w:color w:val="auto"/>
             </w:rPr>
           </w:pPr>
-          <w:hyperlink w:anchor="_Toc239362286" w:history="1">
+          <w:hyperlink w:anchor="_Toc239406870" w:history="1">
             <w:r>
               <w:rPr>
                 <w:rStyle w:val="Hyperlink"/>
@@ -2357,7 +2357,7 @@
                 <w:noProof/>
                 <w:webHidden/>
               </w:rPr>
-              <w:instrText xml:space="preserve"> PAGEREF _Toc239362286 \h </w:instrText>
+              <w:instrText xml:space="preserve"> PAGEREF _Toc239406870 \h </w:instrText>
             </w:r>
             <w:r>
               <w:rPr>
@@ -2390,7 +2390,7 @@
         </w:p>
         <w:p>
           <w:pPr>
-            <w:pStyle w:val="TOC1"/>
+            <w:pStyle w:val="Sumrio1"/>
             <w:tabs>
               <w:tab w:val="left" w:pos="720"/>
               <w:tab w:val="right" w:leader="dot" w:pos="8560"/>
@@ -2401,7 +2401,7 @@
               <w:color w:val="auto"/>
             </w:rPr>
           </w:pPr>
-          <w:hyperlink w:anchor="_Toc239362287" w:history="1">
+          <w:hyperlink w:anchor="_Toc239406871" w:history="1">
             <w:r>
               <w:rPr>
                 <w:rStyle w:val="Hyperlink"/>
@@ -2443,7 +2443,7 @@
                 <w:noProof/>
                 <w:webHidden/>
               </w:rPr>
-              <w:instrText xml:space="preserve"> PAGEREF _Toc239362287 \h </w:instrText>
+              <w:instrText xml:space="preserve"> PAGEREF _Toc239406871 \h </w:instrText>
             </w:r>
             <w:r>
               <w:rPr>
@@ -2476,7 +2476,7 @@
         </w:p>
         <w:p>
           <w:pPr>
-            <w:pStyle w:val="TOC1"/>
+            <w:pStyle w:val="Sumrio1"/>
             <w:tabs>
               <w:tab w:val="left" w:pos="720"/>
               <w:tab w:val="right" w:leader="dot" w:pos="8560"/>
@@ -2487,7 +2487,7 @@
               <w:color w:val="auto"/>
             </w:rPr>
           </w:pPr>
-          <w:hyperlink w:anchor="_Toc239362288" w:history="1">
+          <w:hyperlink w:anchor="_Toc239406872" w:history="1">
             <w:r>
               <w:rPr>
                 <w:rStyle w:val="Hyperlink"/>
@@ -2529,7 +2529,7 @@
                 <w:noProof/>
                 <w:webHidden/>
               </w:rPr>
-              <w:instrText xml:space="preserve"> PAGEREF _Toc239362288 \h </w:instrText>
+              <w:instrText xml:space="preserve"> PAGEREF _Toc239406872 \h </w:instrText>
             </w:r>
             <w:r>
               <w:rPr>
@@ -2562,7 +2562,7 @@
         </w:p>
         <w:p>
           <w:pPr>
-            <w:pStyle w:val="TOC1"/>
+            <w:pStyle w:val="Sumrio1"/>
             <w:tabs>
               <w:tab w:val="left" w:pos="720"/>
               <w:tab w:val="right" w:leader="dot" w:pos="8560"/>
@@ -2573,7 +2573,7 @@
               <w:color w:val="auto"/>
             </w:rPr>
           </w:pPr>
-          <w:hyperlink w:anchor="_Toc239362289" w:history="1">
+          <w:hyperlink w:anchor="_Toc239406873" w:history="1">
             <w:r>
               <w:rPr>
                 <w:rStyle w:val="Hyperlink"/>
@@ -2615,7 +2615,7 @@
                 <w:noProof/>
                 <w:webHidden/>
               </w:rPr>
-              <w:instrText xml:space="preserve"> PAGEREF _Toc239362289 \h </w:instrText>
+              <w:instrText xml:space="preserve"> PAGEREF _Toc239406873 \h </w:instrText>
             </w:r>
             <w:r>
               <w:rPr>
@@ -2648,7 +2648,7 @@
         </w:p>
         <w:p>
           <w:pPr>
-            <w:pStyle w:val="TOC1"/>
+            <w:pStyle w:val="Sumrio1"/>
             <w:tabs>
               <w:tab w:val="left" w:pos="720"/>
               <w:tab w:val="right" w:leader="dot" w:pos="8560"/>
@@ -2659,7 +2659,7 @@
               <w:color w:val="auto"/>
             </w:rPr>
           </w:pPr>
-          <w:hyperlink w:anchor="_Toc239362290" w:history="1">
+          <w:hyperlink w:anchor="_Toc239406874" w:history="1">
             <w:r>
               <w:rPr>
                 <w:rStyle w:val="Hyperlink"/>
@@ -2701,7 +2701,7 @@
                 <w:noProof/>
                 <w:webHidden/>
               </w:rPr>
-              <w:instrText xml:space="preserve"> PAGEREF _Toc239362290 \h </w:instrText>
+              <w:instrText xml:space="preserve"> PAGEREF _Toc239406874 \h </w:instrText>
             </w:r>
             <w:r>
               <w:rPr>
@@ -2734,7 +2734,7 @@
         </w:p>
         <w:p>
           <w:pPr>
-            <w:pStyle w:val="TOC1"/>
+            <w:pStyle w:val="Sumrio1"/>
             <w:tabs>
               <w:tab w:val="left" w:pos="720"/>
               <w:tab w:val="right" w:leader="dot" w:pos="8560"/>
@@ -2745,7 +2745,7 @@
               <w:color w:val="auto"/>
             </w:rPr>
           </w:pPr>
-          <w:hyperlink w:anchor="_Toc239362291" w:history="1">
+          <w:hyperlink w:anchor="_Toc239406875" w:history="1">
             <w:r>
               <w:rPr>
                 <w:rStyle w:val="Hyperlink"/>
@@ -2787,7 +2787,7 @@
                 <w:noProof/>
                 <w:webHidden/>
               </w:rPr>
-              <w:instrText xml:space="preserve"> PAGEREF _Toc239362291 \h </w:instrText>
+              <w:instrText xml:space="preserve"> PAGEREF _Toc239406875 \h </w:instrText>
             </w:r>
             <w:r>
               <w:rPr>
@@ -2820,7 +2820,7 @@
         </w:p>
         <w:p>
           <w:pPr>
-            <w:pStyle w:val="TOC1"/>
+            <w:pStyle w:val="Sumrio1"/>
             <w:tabs>
               <w:tab w:val="left" w:pos="720"/>
               <w:tab w:val="right" w:leader="dot" w:pos="8560"/>
@@ -2831,7 +2831,7 @@
               <w:color w:val="auto"/>
             </w:rPr>
           </w:pPr>
-          <w:hyperlink w:anchor="_Toc239362292" w:history="1">
+          <w:hyperlink w:anchor="_Toc239406876" w:history="1">
             <w:r>
               <w:rPr>
                 <w:rStyle w:val="Hyperlink"/>
@@ -2873,7 +2873,7 @@
                 <w:noProof/>
                 <w:webHidden/>
               </w:rPr>
-              <w:instrText xml:space="preserve"> PAGEREF _Toc239362292 \h </w:instrText>
+              <w:instrText xml:space="preserve"> PAGEREF _Toc239406876 \h </w:instrText>
             </w:r>
             <w:r>
               <w:rPr>
@@ -2906,7 +2906,7 @@
         </w:p>
         <w:p>
           <w:pPr>
-            <w:pStyle w:val="TOC1"/>
+            <w:pStyle w:val="Sumrio1"/>
             <w:tabs>
               <w:tab w:val="left" w:pos="720"/>
               <w:tab w:val="right" w:leader="dot" w:pos="8560"/>
@@ -2917,7 +2917,7 @@
               <w:color w:val="auto"/>
             </w:rPr>
           </w:pPr>
-          <w:hyperlink w:anchor="_Toc239362293" w:history="1">
+          <w:hyperlink w:anchor="_Toc239406877" w:history="1">
             <w:r>
               <w:rPr>
                 <w:rStyle w:val="Hyperlink"/>
@@ -2959,7 +2959,7 @@
                 <w:noProof/>
                 <w:webHidden/>
               </w:rPr>
-              <w:instrText xml:space="preserve"> PAGEREF _Toc239362293 \h </w:instrText>
+              <w:instrText xml:space="preserve"> PAGEREF _Toc239406877 \h </w:instrText>
             </w:r>
             <w:r>
               <w:rPr>
@@ -2979,7 +2979,7 @@
                 <w:noProof/>
                 <w:webHidden/>
               </w:rPr>
-              <w:t>30</w:t>
+              <w:t>29</w:t>
             </w:r>
             <w:r>
               <w:rPr>
@@ -2992,7 +2992,7 @@
         </w:p>
         <w:p>
           <w:pPr>
-            <w:pStyle w:val="TOC1"/>
+            <w:pStyle w:val="Sumrio1"/>
             <w:tabs>
               <w:tab w:val="left" w:pos="720"/>
               <w:tab w:val="right" w:leader="dot" w:pos="8560"/>
@@ -3003,7 +3003,7 @@
               <w:color w:val="auto"/>
             </w:rPr>
           </w:pPr>
-          <w:hyperlink w:anchor="_Toc239362294" w:history="1">
+          <w:hyperlink w:anchor="_Toc239406878" w:history="1">
             <w:r>
               <w:rPr>
                 <w:rStyle w:val="Hyperlink"/>
@@ -3045,7 +3045,7 @@
                 <w:noProof/>
                 <w:webHidden/>
               </w:rPr>
-              <w:instrText xml:space="preserve"> PAGEREF _Toc239362294 \h </w:instrText>
+              <w:instrText xml:space="preserve"> PAGEREF _Toc239406878 \h </w:instrText>
             </w:r>
             <w:r>
               <w:rPr>
@@ -3065,7 +3065,7 @@
                 <w:noProof/>
                 <w:webHidden/>
               </w:rPr>
-              <w:t>34</w:t>
+              <w:t>33</w:t>
             </w:r>
             <w:r>
               <w:rPr>
@@ -3078,7 +3078,7 @@
         </w:p>
         <w:p>
           <w:pPr>
-            <w:pStyle w:val="TOC1"/>
+            <w:pStyle w:val="Sumrio1"/>
             <w:tabs>
               <w:tab w:val="left" w:pos="720"/>
               <w:tab w:val="right" w:leader="dot" w:pos="8560"/>
@@ -3089,7 +3089,7 @@
               <w:color w:val="auto"/>
             </w:rPr>
           </w:pPr>
-          <w:hyperlink w:anchor="_Toc239362295" w:history="1">
+          <w:hyperlink w:anchor="_Toc239406879" w:history="1">
             <w:r>
               <w:rPr>
                 <w:rStyle w:val="Hyperlink"/>
@@ -3131,7 +3131,7 @@
                 <w:noProof/>
                 <w:webHidden/>
               </w:rPr>
-              <w:instrText xml:space="preserve"> PAGEREF _Toc239362295 \h </w:instrText>
+              <w:instrText xml:space="preserve"> PAGEREF _Toc239406879 \h </w:instrText>
             </w:r>
             <w:r>
               <w:rPr>
@@ -3151,7 +3151,7 @@
                 <w:noProof/>
                 <w:webHidden/>
               </w:rPr>
-              <w:t>35</w:t>
+              <w:t>34</w:t>
             </w:r>
             <w:r>
               <w:rPr>
@@ -3164,7 +3164,7 @@
         </w:p>
         <w:p>
           <w:pPr>
-            <w:pStyle w:val="TOC1"/>
+            <w:pStyle w:val="Sumrio1"/>
             <w:tabs>
               <w:tab w:val="left" w:pos="720"/>
               <w:tab w:val="right" w:leader="dot" w:pos="8560"/>
@@ -3175,7 +3175,7 @@
               <w:color w:val="auto"/>
             </w:rPr>
           </w:pPr>
-          <w:hyperlink w:anchor="_Toc239362296" w:history="1">
+          <w:hyperlink w:anchor="_Toc239406880" w:history="1">
             <w:r>
               <w:rPr>
                 <w:rStyle w:val="Hyperlink"/>
@@ -3217,7 +3217,7 @@
                 <w:noProof/>
                 <w:webHidden/>
               </w:rPr>
-              <w:instrText xml:space="preserve"> PAGEREF _Toc239362296 \h </w:instrText>
+              <w:instrText xml:space="preserve"> PAGEREF _Toc239406880 \h </w:instrText>
             </w:r>
             <w:r>
               <w:rPr>
@@ -3237,7 +3237,7 @@
                 <w:noProof/>
                 <w:webHidden/>
               </w:rPr>
-              <w:t>38</w:t>
+              <w:t>37</w:t>
             </w:r>
             <w:r>
               <w:rPr>
@@ -3250,7 +3250,7 @@
         </w:p>
         <w:p>
           <w:pPr>
-            <w:pStyle w:val="TOC1"/>
+            <w:pStyle w:val="Sumrio1"/>
             <w:tabs>
               <w:tab w:val="left" w:pos="720"/>
               <w:tab w:val="right" w:leader="dot" w:pos="8560"/>
@@ -3261,7 +3261,7 @@
               <w:color w:val="auto"/>
             </w:rPr>
           </w:pPr>
-          <w:hyperlink w:anchor="_Toc239362297" w:history="1">
+          <w:hyperlink w:anchor="_Toc239406881" w:history="1">
             <w:r>
               <w:rPr>
                 <w:rStyle w:val="Hyperlink"/>
@@ -3303,7 +3303,7 @@
                 <w:noProof/>
                 <w:webHidden/>
               </w:rPr>
-              <w:instrText xml:space="preserve"> PAGEREF _Toc239362297 \h </w:instrText>
+              <w:instrText xml:space="preserve"> PAGEREF _Toc239406881 \h </w:instrText>
             </w:r>
             <w:r>
               <w:rPr>
@@ -3323,7 +3323,179 @@
                 <w:noProof/>
                 <w:webHidden/>
               </w:rPr>
+              <w:t>38</w:t>
+            </w:r>
+            <w:r>
+              <w:rPr>
+                <w:noProof/>
+                <w:webHidden/>
+              </w:rPr>
+              <w:fldChar w:fldCharType="end"/>
+            </w:r>
+          </w:hyperlink>
+        </w:p>
+        <w:p>
+          <w:pPr>
+            <w:pStyle w:val="Sumrio1"/>
+            <w:tabs>
+              <w:tab w:val="left" w:pos="720"/>
+              <w:tab w:val="right" w:leader="dot" w:pos="8560"/>
+            </w:tabs>
+            <w:rPr>
+              <w:rFonts w:asciiTheme="minorHAnsi" w:eastAsiaTheme="minorEastAsia" w:hAnsiTheme="minorHAnsi" w:cstheme="minorBidi"/>
+              <w:noProof/>
+              <w:color w:val="auto"/>
+            </w:rPr>
+          </w:pPr>
+          <w:hyperlink w:anchor="_Toc239406882" w:history="1">
+            <w:r>
+              <w:rPr>
+                <w:rStyle w:val="Hyperlink"/>
+                <w:noProof/>
+              </w:rPr>
+              <w:t>23.</w:t>
+            </w:r>
+            <w:r>
+              <w:rPr>
+                <w:rFonts w:asciiTheme="minorHAnsi" w:eastAsiaTheme="minorEastAsia" w:hAnsiTheme="minorHAnsi" w:cstheme="minorBidi"/>
+                <w:noProof/>
+                <w:color w:val="auto"/>
+              </w:rPr>
+              <w:tab/>
+            </w:r>
+            <w:r>
+              <w:rPr>
+                <w:rStyle w:val="Hyperlink"/>
+                <w:noProof/>
+              </w:rPr>
+              <w:t>Criação de Usuário</w:t>
+            </w:r>
+            <w:r>
+              <w:rPr>
+                <w:noProof/>
+                <w:webHidden/>
+              </w:rPr>
+              <w:tab/>
+            </w:r>
+            <w:r>
+              <w:rPr>
+                <w:noProof/>
+                <w:webHidden/>
+              </w:rPr>
+              <w:fldChar w:fldCharType="begin"/>
+            </w:r>
+            <w:r>
+              <w:rPr>
+                <w:noProof/>
+                <w:webHidden/>
+              </w:rPr>
+              <w:instrText xml:space="preserve"> PAGEREF _Toc239406882 \h </w:instrText>
+            </w:r>
+            <w:r>
+              <w:rPr>
+                <w:noProof/>
+                <w:webHidden/>
+              </w:rPr>
+            </w:r>
+            <w:r>
+              <w:rPr>
+                <w:noProof/>
+                <w:webHidden/>
+              </w:rPr>
+              <w:fldChar w:fldCharType="separate"/>
+            </w:r>
+            <w:r>
+              <w:rPr>
+                <w:noProof/>
+                <w:webHidden/>
+              </w:rPr>
               <w:t>39</w:t>
+            </w:r>
+            <w:r>
+              <w:rPr>
+                <w:noProof/>
+                <w:webHidden/>
+              </w:rPr>
+              <w:fldChar w:fldCharType="end"/>
+            </w:r>
+          </w:hyperlink>
+        </w:p>
+        <w:p>
+          <w:pPr>
+            <w:pStyle w:val="Sumrio1"/>
+            <w:tabs>
+              <w:tab w:val="left" w:pos="720"/>
+              <w:tab w:val="right" w:leader="dot" w:pos="8560"/>
+            </w:tabs>
+            <w:rPr>
+              <w:rFonts w:asciiTheme="minorHAnsi" w:eastAsiaTheme="minorEastAsia" w:hAnsiTheme="minorHAnsi" w:cstheme="minorBidi"/>
+              <w:noProof/>
+              <w:color w:val="auto"/>
+            </w:rPr>
+          </w:pPr>
+          <w:hyperlink w:anchor="_Toc239406883" w:history="1">
+            <w:r>
+              <w:rPr>
+                <w:rStyle w:val="Hyperlink"/>
+                <w:noProof/>
+              </w:rPr>
+              <w:t>24.</w:t>
+            </w:r>
+            <w:r>
+              <w:rPr>
+                <w:rFonts w:asciiTheme="minorHAnsi" w:eastAsiaTheme="minorEastAsia" w:hAnsiTheme="minorHAnsi" w:cstheme="minorBidi"/>
+                <w:noProof/>
+                <w:color w:val="auto"/>
+              </w:rPr>
+              <w:tab/>
+            </w:r>
+            <w:r>
+              <w:rPr>
+                <w:rStyle w:val="Hyperlink"/>
+                <w:noProof/>
+              </w:rPr>
+              <w:t>Criação de Computadores</w:t>
+            </w:r>
+            <w:r>
+              <w:rPr>
+                <w:noProof/>
+                <w:webHidden/>
+              </w:rPr>
+              <w:tab/>
+            </w:r>
+            <w:r>
+              <w:rPr>
+                <w:noProof/>
+                <w:webHidden/>
+              </w:rPr>
+              <w:fldChar w:fldCharType="begin"/>
+            </w:r>
+            <w:r>
+              <w:rPr>
+                <w:noProof/>
+                <w:webHidden/>
+              </w:rPr>
+              <w:instrText xml:space="preserve"> PAGEREF _Toc239406883 \h </w:instrText>
+            </w:r>
+            <w:r>
+              <w:rPr>
+                <w:noProof/>
+                <w:webHidden/>
+              </w:rPr>
+            </w:r>
+            <w:r>
+              <w:rPr>
+                <w:noProof/>
+                <w:webHidden/>
+              </w:rPr>
+              <w:fldChar w:fldCharType="separate"/>
+            </w:r>
+            <w:r>
+              <w:rPr>
+                <w:noProof/>
+                <w:webHidden/>
+              </w:rPr>
+              <w:t>44</w:t>
             </w:r>
             <w:r>
               <w:rPr>
@@ -3378,110 +3550,102 @@
     </w:p>
     <w:p>
       <w:pPr>
-        <w:pStyle w:val="Heading1"/>
+        <w:pStyle w:val="Ttulo1"/>
         <w:rPr>
           <w:b w:val="0"/>
         </w:rPr>
       </w:pPr>
-      <w:bookmarkStart w:id="0" w:name="_Toc239362270"/>
+      <w:bookmarkStart w:id="0" w:name="_Toc239406854"/>
       <w:r>
         <w:rPr>
           <w:b w:val="0"/>
         </w:rPr>
+        <w:t>INTRODUÇÃO</w:t>
+      </w:r>
+      <w:bookmarkEnd w:id="0"/>
+    </w:p>
+    <w:p/>
+    <w:p>
+      <w:r>
+        <w:t>A utilização da Tecnologia da Informação tornou-se indispensável para o funcionamento das instituições de ensino. Recursos como computadores, servidores, redes, sistemas acadêmicos e administrativos dependem de uma infraestrutura organizada e de mecanismos eficientes para o gerenciamento de usuários e permissões. À medida que aumenta a quantidade de usuários, equipamentos e serviços disponíveis, torna-se necessário adotar soluções que permitam centralizar e padronizar a administração desses recursos.</w:t>
+      </w:r>
+    </w:p>
+    <w:p>
+      <w:r>
+        <w:t>Nesse contexto, o Active Directory é uma ferramenta utilizada para o gerenciamento centralizado de identidades, usuários, computadores e recursos de rede. Por meio de sua estrutura, é possível organizar os elementos de um ambiente computacional, controlar permissões de acesso e aplicar políticas de segurança de acordo com as necessidades de cada grupo de usuários.</w:t>
+      </w:r>
+    </w:p>
+    <w:p>
+      <w:r>
+        <w:t>Em uma instituição de ensino, existem diferentes setores e perfis que possuem necessidades distintas de acesso aos recursos tecnológicos. Entre eles estão os setores administrativos, a equipe de Tecnologia da Informação, docentes e discentes. Além disso, cada grupo pode apresentar diferentes níveis de responsabilidade e necessidade de acesso a sistemas, computadores e informações, tornando necessária uma estrutura organizada para o gerenciamento dessas contas e permissões.</w:t>
+      </w:r>
+    </w:p>
+    <w:p>
+      <w:r>
+        <w:t>A infraestrutura analisada neste projeto possui servidores responsáveis por diferentes serviços, incluindo ambientes de autenticação e gerenciamento, monitoramento, inventário, segurança e backup. A rede também apresenta segmentação por VLANs, separando ambientes administrativos, acadêmicos, de rede sem fio e de gerenciamento. Dessa forma, a organização adequada do Active Directory deve considerar não apenas os usuários da instituição, mas também sua estrutura organizacional e tecnológica.</w:t>
+      </w:r>
+    </w:p>
+    <w:p>
+      <w:r>
+        <w:t>Diante desse cenário, este trabalho tem como foco o levantamento e a organização dos processos relacionados ao gerenciamento do ambiente de Active Directory da instituição. Para isso, são realizadas atividades de mapeamento dos setores, identificação dos perfis de usuários, levantamento de requisitos funcionais e não funcionais, definição da estrutura de Unidades Organizacionais (OUs), grupos e permissões de acesso.</w:t>
+      </w:r>
+    </w:p>
+    <w:p>
+      <w:r>
+        <w:t>Além disso, o projeto aborda aspectos relacionados à segurança da informação, como políticas de senha, controle de privilégios, gerenciamento do ciclo de vida das contas e auditoria das atividades realizadas no ambiente. Também são utilizados diagramas UML para representar os processos e facilitar a compreensão das interações entre os diferentes atores envolvidos no gerenciamento das contas e recursos.</w:t>
+      </w:r>
+    </w:p>
+    <w:p>
+      <w:r>
+        <w:t xml:space="preserve">Portanto, o desenvolvimento deste trabalho busca contribuir para uma gestão mais estruturada do ambiente tecnológico da instituição, estabelecendo uma base para a padronização dos processos de administração de usuários, </w:t>
+      </w:r>
+      <w:r>
         <w:lastRenderedPageBreak/>
-        <w:t>INTRODUÇÃO</w:t>
-      </w:r>
-      <w:bookmarkEnd w:id="0"/>
-    </w:p>
-    <w:p/>
-    <w:p>
-      <w:r>
-        <w:t>A utilização da Tecnologia da Informação tornou-se indispensável para o funcionamento das instituições de ensino. Recursos como computadores, servidores, redes, sistemas acadêmicos e administrativos dependem de uma infraestrutura organizada e de mecanismos eficientes para o gerenciamento de usuários e permissões. À medida que aumenta a quantidade de usuários, equipamentos e serviços disponíveis, torna-se necessário adotar soluções que permitam centralizar e padronizar a administração desses recursos.</w:t>
-      </w:r>
-    </w:p>
-    <w:p>
-      <w:r>
-        <w:t>Nesse contexto, o Active Directory é uma ferramenta utilizada para o gerenciamento centralizado de identidades, usuários, computadores e recursos de rede. Por meio de sua estrutura, é possível organizar os elementos de um ambiente computacional, controlar permissões de acesso e aplicar políticas de segurança de acordo com as necessidades de cada grupo de usuários.</w:t>
-      </w:r>
-    </w:p>
-    <w:p>
-      <w:r>
-        <w:t>Em uma instituição de ensino, existem diferentes setores e perfis que possuem necessidades distintas de acesso aos recursos tecnológicos. Entre eles estão os setores administrativos, a equipe de Tecnologia da Informação, docentes e discentes. Além disso, cada grupo pode apresentar diferentes níveis de responsabilidade e necessidade de acesso a sistemas, computadores e informações, tornando necessária uma estrutura organizada para o gerenciamento dessas contas e permissões.</w:t>
-      </w:r>
-    </w:p>
-    <w:p>
-      <w:r>
-        <w:t>A infraestrutura analisada neste projeto possui servidores responsáveis por diferentes serviços, incluindo ambientes de autenticação e gerenciamento, monitoramento, inventário, segurança e backup. A rede também apresenta segmentação por VLANs, separando ambientes administrativos, acadêmicos, de rede sem fio e de gerenciamento. Dessa forma, a organização adequada do Active Directory deve considerar não apenas os usuários da instituição, mas também sua estrutura organizacional e tecnológica.</w:t>
-      </w:r>
-    </w:p>
-    <w:p>
-      <w:r>
-        <w:t>Diante desse cenário, este trabalho tem como foco o levantamento e a organização dos processos relacionados ao gerenciamento do ambiente de Active Directory da instituição. Para isso, são realizadas atividades de mapeamento dos setores, identificação dos perfis de usuários, levantamento de requisitos funcionais e não funcionais, definição da estrutura de Unidades Organizacionais (OUs), grupos e permissões de acesso.</w:t>
-      </w:r>
-    </w:p>
-    <w:p>
-      <w:r>
-        <w:t>Além disso, o projeto aborda aspectos relacionados à segurança da informação, como políticas de senha, controle de privilégios, gerenciamento do ciclo de vida das contas e auditoria das atividades realizadas no ambiente. Também são utilizados diagramas UML para representar os processos e facilitar a compreensão das interações entre os diferentes atores envolvidos no gerenciamento das contas e recursos.</w:t>
-      </w:r>
-    </w:p>
-    <w:p>
-      <w:r>
-        <w:t xml:space="preserve">Portanto, o desenvolvimento deste trabalho busca contribuir para uma gestão mais estruturada do ambiente tecnológico da instituição, estabelecendo uma base para a padronização dos processos de administração de usuários, computadores e permissões. A proposta visa melhorar a organização do ambiente, facilitar as atividades da equipe responsável pela Tecnologia da </w:t>
-      </w:r>
-      <w:r>
-        <w:lastRenderedPageBreak/>
-        <w:t>Informação e fortalecer o controle e a segurança no acesso aos recursos institucionais.</w:t>
-      </w:r>
-    </w:p>
-    <w:p/>
-    <w:p/>
-    <w:p/>
-    <w:p/>
-    <w:p/>
-    <w:p/>
-    <w:p/>
-    <w:p/>
-    <w:p/>
-    <w:p/>
-    <w:p/>
-    <w:p/>
-    <w:p/>
-    <w:p/>
-    <w:p/>
-    <w:p/>
-    <w:p/>
-    <w:p/>
-    <w:p/>
-    <w:p/>
-    <w:p/>
-    <w:p/>
-    <w:p/>
-    <w:p/>
-    <w:p/>
-    <w:p/>
-    <w:p/>
-    <w:p/>
-    <w:p/>
-    <w:p/>
-    <w:p/>
-    <w:p/>
-    <w:p>
-      <w:pPr>
-        <w:pStyle w:val="Heading1"/>
+        <w:t>computadores e permissões. A proposta visa melhorar a organização do ambiente, facilitar as atividades da equipe responsável pela Tecnologia da Informação e fortalecer o controle e a segurança no acesso aos recursos institucionais.</w:t>
+      </w:r>
+    </w:p>
+    <w:p/>
+    <w:p/>
+    <w:p/>
+    <w:p/>
+    <w:p/>
+    <w:p/>
+    <w:p/>
+    <w:p/>
+    <w:p/>
+    <w:p/>
+    <w:p/>
+    <w:p/>
+    <w:p/>
+    <w:p/>
+    <w:p/>
+    <w:p/>
+    <w:p/>
+    <w:p/>
+    <w:p/>
+    <w:p/>
+    <w:p/>
+    <w:p/>
+    <w:p/>
+    <w:p/>
+    <w:p/>
+    <w:p/>
+    <w:p/>
+    <w:p/>
+    <w:p/>
+    <w:p/>
+    <w:p/>
+    <w:p/>
+    <w:p>
+      <w:pPr>
+        <w:pStyle w:val="Ttulo1"/>
         <w:numPr>
           <w:ilvl w:val="0"/>
-          <w:numId w:val="12"/>
+          <w:numId w:val="38"/>
         </w:numPr>
-        <w:rPr>
-          <w:b w:val="0"/>
-        </w:rPr>
-      </w:pPr>
-      <w:bookmarkStart w:id="1" w:name="_Toc239362271"/>
-      <w:r>
-        <w:rPr>
-          <w:b w:val="0"/>
-        </w:rPr>
-        <w:lastRenderedPageBreak/>
+      </w:pPr>
+      <w:bookmarkStart w:id="1" w:name="_Toc239406855"/>
+      <w:r>
         <w:t>Levantamento dos computadores</w:t>
       </w:r>
       <w:bookmarkEnd w:id="1"/>
@@ -3554,20 +3718,14 @@
     <w:p/>
     <w:p>
       <w:pPr>
-        <w:pStyle w:val="Heading1"/>
+        <w:pStyle w:val="Ttulo1"/>
         <w:numPr>
           <w:ilvl w:val="0"/>
-          <w:numId w:val="12"/>
+          <w:numId w:val="38"/>
         </w:numPr>
-        <w:rPr>
-          <w:b w:val="0"/>
-        </w:rPr>
-      </w:pPr>
-      <w:bookmarkStart w:id="2" w:name="_Toc239362272"/>
-      <w:r>
-        <w:rPr>
-          <w:b w:val="0"/>
-        </w:rPr>
+      </w:pPr>
+      <w:bookmarkStart w:id="2" w:name="_Toc239406856"/>
+      <w:r>
         <w:lastRenderedPageBreak/>
         <w:t>Mapeamento dos setores da faculdade</w:t>
       </w:r>
@@ -4025,20 +4183,33 @@
     <w:p/>
     <w:p>
       <w:pPr>
-        <w:pStyle w:val="Caption"/>
+        <w:pStyle w:val="Legenda"/>
         <w:ind w:left="0" w:firstLine="0"/>
       </w:pPr>
       <w:r>
         <w:t xml:space="preserve">Tabela </w:t>
       </w:r>
-      <w:fldSimple w:instr=" SEQ Tabela \* ARABIC ">
-        <w:r>
-          <w:rPr>
-            <w:noProof/>
-          </w:rPr>
-          <w:t>1</w:t>
-        </w:r>
-      </w:fldSimple>
+      <w:r>
+        <w:fldChar w:fldCharType="begin"/>
+      </w:r>
+      <w:r>
+        <w:instrText xml:space="preserve"> SEQ Tabela \* ARABIC </w:instrText>
+      </w:r>
+      <w:r>
+        <w:fldChar w:fldCharType="separate"/>
+      </w:r>
+      <w:r>
+        <w:rPr>
+          <w:noProof/>
+        </w:rPr>
+        <w:t>1</w:t>
+      </w:r>
+      <w:r>
+        <w:rPr>
+          <w:noProof/>
+        </w:rPr>
+        <w:fldChar w:fldCharType="end"/>
+      </w:r>
       <w:r>
         <w:t xml:space="preserve"> - Tabela dos setores</w:t>
       </w:r>
@@ -4062,57 +4233,33 @@
     </w:p>
     <w:p>
       <w:pPr>
-        <w:pStyle w:val="Heading1"/>
+        <w:pStyle w:val="Ttulo1"/>
         <w:numPr>
           <w:ilvl w:val="0"/>
-          <w:numId w:val="12"/>
+          <w:numId w:val="38"/>
         </w:numPr>
-        <w:rPr>
-          <w:b w:val="0"/>
-        </w:rPr>
-      </w:pPr>
-      <w:bookmarkStart w:id="3" w:name="_Toc239362273"/>
-      <w:r>
-        <w:rPr>
-          <w:b w:val="0"/>
-        </w:rPr>
+      </w:pPr>
+      <w:bookmarkStart w:id="3" w:name="_Toc239406857"/>
+      <w:r>
         <w:lastRenderedPageBreak/>
         <w:t xml:space="preserve">Mapeamento da </w:t>
       </w:r>
       <w:r>
-        <w:rPr>
-          <w:b w:val="0"/>
-        </w:rPr>
         <w:t>e</w:t>
       </w:r>
       <w:r>
-        <w:rPr>
-          <w:b w:val="0"/>
-        </w:rPr>
         <w:t xml:space="preserve">strutura de </w:t>
       </w:r>
       <w:r>
-        <w:rPr>
-          <w:b w:val="0"/>
-        </w:rPr>
         <w:t>u</w:t>
       </w:r>
       <w:r>
-        <w:rPr>
-          <w:b w:val="0"/>
-        </w:rPr>
         <w:t xml:space="preserve">nidades </w:t>
       </w:r>
       <w:r>
-        <w:rPr>
-          <w:b w:val="0"/>
-        </w:rPr>
         <w:t>o</w:t>
       </w:r>
       <w:r>
-        <w:rPr>
-          <w:b w:val="0"/>
-        </w:rPr>
         <w:t>rganizacionais</w:t>
       </w:r>
       <w:bookmarkEnd w:id="3"/>
@@ -4237,19 +4384,32 @@
     </w:tbl>
     <w:p>
       <w:pPr>
-        <w:pStyle w:val="Caption"/>
+        <w:pStyle w:val="Legenda"/>
       </w:pPr>
       <w:r>
         <w:t xml:space="preserve">Tabela </w:t>
       </w:r>
-      <w:fldSimple w:instr=" SEQ Tabela \* ARABIC ">
-        <w:r>
-          <w:rPr>
-            <w:noProof/>
-          </w:rPr>
-          <w:t>2</w:t>
-        </w:r>
-      </w:fldSimple>
+      <w:r>
+        <w:fldChar w:fldCharType="begin"/>
+      </w:r>
+      <w:r>
+        <w:instrText xml:space="preserve"> SEQ Tabela \* ARABIC </w:instrText>
+      </w:r>
+      <w:r>
+        <w:fldChar w:fldCharType="separate"/>
+      </w:r>
+      <w:r>
+        <w:rPr>
+          <w:noProof/>
+        </w:rPr>
+        <w:t>2</w:t>
+      </w:r>
+      <w:r>
+        <w:rPr>
+          <w:noProof/>
+        </w:rPr>
+        <w:fldChar w:fldCharType="end"/>
+      </w:r>
       <w:r>
         <w:t xml:space="preserve"> - OUs e Escopo</w:t>
       </w:r>
@@ -4277,27 +4437,18 @@
     <w:p/>
     <w:p>
       <w:pPr>
-        <w:pStyle w:val="Heading1"/>
+        <w:pStyle w:val="Ttulo1"/>
         <w:numPr>
           <w:ilvl w:val="0"/>
-          <w:numId w:val="12"/>
+          <w:numId w:val="38"/>
         </w:numPr>
-        <w:rPr>
-          <w:b w:val="0"/>
-        </w:rPr>
-      </w:pPr>
-      <w:bookmarkStart w:id="4" w:name="_Toc239362274"/>
-      <w:r>
-        <w:rPr>
-          <w:b w:val="0"/>
-        </w:rPr>
+      </w:pPr>
+      <w:bookmarkStart w:id="4" w:name="_Toc239406858"/>
+      <w:r>
         <w:lastRenderedPageBreak/>
         <w:t>I</w:t>
       </w:r>
       <w:r>
-        <w:rPr>
-          <w:b w:val="0"/>
-        </w:rPr>
         <w:t>nfraestrutura de servidores e rede</w:t>
       </w:r>
       <w:bookmarkEnd w:id="4"/>
@@ -4673,19 +4824,32 @@
     </w:tbl>
     <w:p>
       <w:pPr>
-        <w:pStyle w:val="Caption"/>
+        <w:pStyle w:val="Legenda"/>
       </w:pPr>
       <w:r>
         <w:t xml:space="preserve">Tabela </w:t>
       </w:r>
-      <w:fldSimple w:instr=" SEQ Tabela \* ARABIC ">
-        <w:r>
-          <w:rPr>
-            <w:noProof/>
-          </w:rPr>
-          <w:t>3</w:t>
-        </w:r>
-      </w:fldSimple>
+      <w:r>
+        <w:fldChar w:fldCharType="begin"/>
+      </w:r>
+      <w:r>
+        <w:instrText xml:space="preserve"> SEQ Tabela \* ARABIC </w:instrText>
+      </w:r>
+      <w:r>
+        <w:fldChar w:fldCharType="separate"/>
+      </w:r>
+      <w:r>
+        <w:rPr>
+          <w:noProof/>
+        </w:rPr>
+        <w:t>3</w:t>
+      </w:r>
+      <w:r>
+        <w:rPr>
+          <w:noProof/>
+        </w:rPr>
+        <w:fldChar w:fldCharType="end"/>
+      </w:r>
       <w:r>
         <w:t xml:space="preserve"> - Infraestrutura do Servidor</w:t>
       </w:r>
@@ -4696,45 +4860,36 @@
     <w:p/>
     <w:p>
       <w:pPr>
-        <w:pStyle w:val="Heading1"/>
+        <w:pStyle w:val="Ttulo1"/>
         <w:numPr>
           <w:ilvl w:val="0"/>
-          <w:numId w:val="12"/>
+          <w:numId w:val="38"/>
         </w:numPr>
+      </w:pPr>
+      <w:bookmarkStart w:id="5" w:name="_Toc239406859"/>
+      <w:r>
+        <w:lastRenderedPageBreak/>
+        <w:t>Identificando perfis de usuário</w:t>
+      </w:r>
+      <w:r>
+        <w:t>s</w:t>
+      </w:r>
+      <w:bookmarkEnd w:id="5"/>
+    </w:p>
+    <w:p/>
+    <w:p>
+      <w:r>
+        <w:t>O mapeamento dos perfis de usuários e computadores da Fatec Barueri constitui uma etapa estratégica para a correta organização das Unidades Organizacionais (OUs) no Active Directory. Essa estruturação permite aplicar Group Policies (GPOs) específicas, garantir o princípio do menor privilégio e assegurar conformidade com as boas práticas de governança de TI estabelecidas por ITIL e COBIT.</w:t>
+      </w:r>
+    </w:p>
+    <w:p>
+      <w:pPr>
+        <w:pStyle w:val="Ttulo2"/>
         <w:rPr>
           <w:b w:val="0"/>
         </w:rPr>
       </w:pPr>
-      <w:bookmarkStart w:id="5" w:name="_Toc239362275"/>
-      <w:r>
-        <w:rPr>
-          <w:b w:val="0"/>
-        </w:rPr>
-        <w:lastRenderedPageBreak/>
-        <w:t>Identificando perfis de usuário</w:t>
-      </w:r>
-      <w:r>
-        <w:rPr>
-          <w:b w:val="0"/>
-        </w:rPr>
-        <w:t>s</w:t>
-      </w:r>
-      <w:bookmarkEnd w:id="5"/>
-    </w:p>
-    <w:p/>
-    <w:p>
-      <w:r>
-        <w:t>O mapeamento dos perfis de usuários e computadores da Fatec Barueri constitui uma etapa estratégica para a correta organização das Unidades Organizacionais (OUs) no Active Directory. Essa estruturação permite aplicar Group Policies (GPOs) específicas, garantir o princípio do menor privilégio e assegurar conformidade com as boas práticas de governança de TI estabelecidas por ITIL e COBIT.</w:t>
-      </w:r>
-    </w:p>
-    <w:p>
-      <w:pPr>
-        <w:pStyle w:val="Heading2"/>
-        <w:rPr>
-          <w:b w:val="0"/>
-        </w:rPr>
-      </w:pPr>
-      <w:bookmarkStart w:id="6" w:name="_Toc239362276"/>
+      <w:bookmarkStart w:id="6" w:name="_Toc239406860"/>
       <w:r>
         <w:rPr>
           <w:b w:val="0"/>
@@ -4750,12 +4905,12 @@
     </w:p>
     <w:p>
       <w:pPr>
-        <w:pStyle w:val="Heading2"/>
+        <w:pStyle w:val="Ttulo2"/>
         <w:rPr>
           <w:b w:val="0"/>
         </w:rPr>
       </w:pPr>
-      <w:bookmarkStart w:id="7" w:name="_Toc239362277"/>
+      <w:bookmarkStart w:id="7" w:name="_Toc239406861"/>
       <w:r>
         <w:rPr>
           <w:b w:val="0"/>
@@ -4815,12 +4970,12 @@
     </w:p>
     <w:p>
       <w:pPr>
-        <w:pStyle w:val="Heading2"/>
+        <w:pStyle w:val="Ttulo2"/>
         <w:rPr>
           <w:b w:val="0"/>
         </w:rPr>
       </w:pPr>
-      <w:bookmarkStart w:id="8" w:name="_Toc239362278"/>
+      <w:bookmarkStart w:id="8" w:name="_Toc239406862"/>
       <w:r>
         <w:rPr>
           <w:b w:val="0"/>
@@ -4880,12 +5035,12 @@
     </w:p>
     <w:p>
       <w:pPr>
-        <w:pStyle w:val="Heading2"/>
+        <w:pStyle w:val="Ttulo2"/>
         <w:rPr>
           <w:b w:val="0"/>
         </w:rPr>
       </w:pPr>
-      <w:bookmarkStart w:id="9" w:name="_Toc239362279"/>
+      <w:bookmarkStart w:id="9" w:name="_Toc239406863"/>
       <w:r>
         <w:rPr>
           <w:b w:val="0"/>
@@ -4980,27 +5135,18 @@
     </w:p>
     <w:p>
       <w:pPr>
-        <w:pStyle w:val="Heading1"/>
+        <w:pStyle w:val="Ttulo1"/>
         <w:numPr>
           <w:ilvl w:val="0"/>
-          <w:numId w:val="12"/>
+          <w:numId w:val="38"/>
         </w:numPr>
-        <w:rPr>
-          <w:b w:val="0"/>
-        </w:rPr>
-      </w:pPr>
-      <w:bookmarkStart w:id="10" w:name="_Toc239362280"/>
-      <w:r>
-        <w:rPr>
-          <w:b w:val="0"/>
-        </w:rPr>
+      </w:pPr>
+      <w:bookmarkStart w:id="10" w:name="_Toc239406864"/>
+      <w:r>
         <w:lastRenderedPageBreak/>
         <w:t xml:space="preserve">Políticas </w:t>
       </w:r>
       <w:r>
-        <w:rPr>
-          <w:b w:val="0"/>
-        </w:rPr>
         <w:t>de Segurança</w:t>
       </w:r>
       <w:bookmarkEnd w:id="10"/>
@@ -5574,20 +5720,14 @@
     <w:p/>
     <w:p>
       <w:pPr>
-        <w:pStyle w:val="Heading1"/>
+        <w:pStyle w:val="Ttulo1"/>
         <w:numPr>
           <w:ilvl w:val="0"/>
-          <w:numId w:val="12"/>
+          <w:numId w:val="38"/>
         </w:numPr>
-        <w:rPr>
-          <w:b w:val="0"/>
-        </w:rPr>
-      </w:pPr>
-      <w:bookmarkStart w:id="11" w:name="_Toc239362281"/>
-      <w:r>
-        <w:rPr>
-          <w:b w:val="0"/>
-        </w:rPr>
+      </w:pPr>
+      <w:bookmarkStart w:id="11" w:name="_Toc239406865"/>
+      <w:r>
         <w:lastRenderedPageBreak/>
         <w:t>Grupo de Usuários</w:t>
       </w:r>
@@ -5815,13 +5955,13 @@
     </w:p>
     <w:p>
       <w:pPr>
-        <w:pStyle w:val="Heading1"/>
+        <w:pStyle w:val="Ttulo1"/>
         <w:numPr>
           <w:ilvl w:val="0"/>
-          <w:numId w:val="12"/>
+          <w:numId w:val="38"/>
         </w:numPr>
       </w:pPr>
-      <w:bookmarkStart w:id="12" w:name="_Toc239362282"/>
+      <w:bookmarkStart w:id="12" w:name="_Toc239406866"/>
       <w:r>
         <w:lastRenderedPageBreak/>
         <w:t>Unidade Organizacional</w:t>
@@ -5968,13 +6108,13 @@
     </w:p>
     <w:p>
       <w:pPr>
-        <w:pStyle w:val="Heading1"/>
+        <w:pStyle w:val="Ttulo1"/>
         <w:numPr>
           <w:ilvl w:val="0"/>
-          <w:numId w:val="12"/>
+          <w:numId w:val="38"/>
         </w:numPr>
       </w:pPr>
-      <w:bookmarkStart w:id="13" w:name="_Toc239362283"/>
+      <w:bookmarkStart w:id="13" w:name="_Toc239406867"/>
       <w:r>
         <w:lastRenderedPageBreak/>
         <w:t>Requisitos de Segurança</w:t>
@@ -6192,9 +6332,9 @@
     </w:p>
     <w:p>
       <w:pPr>
-        <w:pStyle w:val="Heading2"/>
-      </w:pPr>
-      <w:bookmarkStart w:id="14" w:name="_Toc239362284"/>
+        <w:pStyle w:val="Ttulo2"/>
+      </w:pPr>
+      <w:bookmarkStart w:id="14" w:name="_Toc239406868"/>
       <w:r>
         <w:t>9.1 Plano de Validação Futura do Ambiente AD</w:t>
       </w:r>
@@ -6416,28 +6556,24 @@
     </w:p>
     <w:p>
       <w:pPr>
-        <w:pStyle w:val="Heading1"/>
+        <w:pStyle w:val="Ttulo1"/>
         <w:numPr>
           <w:ilvl w:val="0"/>
-          <w:numId w:val="12"/>
+          <w:numId w:val="38"/>
         </w:numPr>
-        <w:rPr>
-          <w:b w:val="0"/>
-        </w:rPr>
-      </w:pPr>
-      <w:r>
-        <w:rPr>
-          <w:b w:val="0"/>
-        </w:rPr>
+      </w:pPr>
+      <w:bookmarkStart w:id="15" w:name="_Toc239406869"/>
+      <w:r>
         <w:lastRenderedPageBreak/>
-        <w:t xml:space="preserve"> </w:t>
-      </w:r>
-      <w:bookmarkStart w:id="15" w:name="_Toc239362285"/>
-      <w:r>
-        <w:rPr>
-          <w:b w:val="0"/>
-        </w:rPr>
-        <w:t>Políticas de segurança (GPOs)</w:t>
+        <w:t>Políticas de segurança (</w:t>
+      </w:r>
+      <w:proofErr w:type="spellStart"/>
+      <w:r>
+        <w:t>GPOs</w:t>
+      </w:r>
+      <w:proofErr w:type="spellEnd"/>
+      <w:r>
+        <w:t>)</w:t>
       </w:r>
       <w:bookmarkEnd w:id="15"/>
     </w:p>
@@ -6902,18 +7038,15 @@
     <w:p/>
     <w:p>
       <w:pPr>
-        <w:pStyle w:val="Heading1"/>
+        <w:pStyle w:val="Ttulo1"/>
         <w:numPr>
           <w:ilvl w:val="0"/>
-          <w:numId w:val="12"/>
+          <w:numId w:val="38"/>
         </w:numPr>
       </w:pPr>
+      <w:bookmarkStart w:id="16" w:name="_Toc239406870"/>
       <w:r>
         <w:lastRenderedPageBreak/>
-        <w:t xml:space="preserve"> </w:t>
-      </w:r>
-      <w:bookmarkStart w:id="16" w:name="_Toc239362286"/>
-      <w:r>
         <w:t>Matriz de Permissões RACI</w:t>
       </w:r>
       <w:bookmarkEnd w:id="16"/>
@@ -9352,19 +9485,24 @@
     <w:p/>
     <w:p>
       <w:pPr>
-        <w:pStyle w:val="Heading1"/>
+        <w:pStyle w:val="Ttulo1"/>
         <w:numPr>
           <w:ilvl w:val="0"/>
-          <w:numId w:val="12"/>
+          <w:numId w:val="38"/>
         </w:numPr>
       </w:pPr>
+      <w:bookmarkStart w:id="17" w:name="_Toc239406871"/>
       <w:r>
         <w:lastRenderedPageBreak/>
-        <w:t xml:space="preserve"> </w:t>
-      </w:r>
-      <w:bookmarkStart w:id="17" w:name="_Toc239362287"/>
-      <w:r>
-        <w:t>Requisitos Não Funcionais (RNFs)</w:t>
+        <w:t>Requisitos Não Funcionais (</w:t>
+      </w:r>
+      <w:proofErr w:type="spellStart"/>
+      <w:r>
+        <w:t>RNFs</w:t>
+      </w:r>
+      <w:proofErr w:type="spellEnd"/>
+      <w:r>
+        <w:t>)</w:t>
       </w:r>
       <w:bookmarkEnd w:id="17"/>
     </w:p>
@@ -10096,19 +10234,24 @@
     <w:p/>
     <w:p>
       <w:pPr>
-        <w:pStyle w:val="Heading1"/>
+        <w:pStyle w:val="Ttulo1"/>
         <w:numPr>
           <w:ilvl w:val="0"/>
-          <w:numId w:val="12"/>
+          <w:numId w:val="38"/>
         </w:numPr>
       </w:pPr>
+      <w:bookmarkStart w:id="18" w:name="_Toc239406872"/>
       <w:r>
         <w:lastRenderedPageBreak/>
-        <w:t xml:space="preserve"> </w:t>
-      </w:r>
-      <w:bookmarkStart w:id="18" w:name="_Toc239362288"/>
-      <w:r>
-        <w:t>Requisitos Funcionais (RFs)</w:t>
+        <w:t>Requisitos Funcionais (</w:t>
+      </w:r>
+      <w:proofErr w:type="spellStart"/>
+      <w:r>
+        <w:t>RFs</w:t>
+      </w:r>
+      <w:proofErr w:type="spellEnd"/>
+      <w:r>
+        <w:t>)</w:t>
       </w:r>
       <w:bookmarkEnd w:id="18"/>
     </w:p>
@@ -10576,18 +10719,15 @@
     <w:p/>
     <w:p>
       <w:pPr>
-        <w:pStyle w:val="Heading1"/>
+        <w:pStyle w:val="Ttulo1"/>
         <w:numPr>
           <w:ilvl w:val="0"/>
-          <w:numId w:val="12"/>
+          <w:numId w:val="38"/>
         </w:numPr>
       </w:pPr>
+      <w:bookmarkStart w:id="19" w:name="_Toc239406873"/>
       <w:r>
         <w:lastRenderedPageBreak/>
-        <w:t xml:space="preserve"> </w:t>
-      </w:r>
-      <w:bookmarkStart w:id="19" w:name="_Toc239362289"/>
-      <w:r>
         <w:t>Ambiente atual</w:t>
       </w:r>
       <w:bookmarkEnd w:id="19"/>
@@ -10663,18 +10803,15 @@
     <w:p/>
     <w:p>
       <w:pPr>
-        <w:pStyle w:val="Heading1"/>
+        <w:pStyle w:val="Ttulo1"/>
         <w:numPr>
           <w:ilvl w:val="0"/>
-          <w:numId w:val="12"/>
+          <w:numId w:val="38"/>
         </w:numPr>
       </w:pPr>
+      <w:bookmarkStart w:id="20" w:name="_Toc239406874"/>
       <w:r>
         <w:lastRenderedPageBreak/>
-        <w:t xml:space="preserve"> </w:t>
-      </w:r>
-      <w:bookmarkStart w:id="20" w:name="_Toc239362290"/>
-      <w:r>
         <w:t>Integração de Sistemas e Serviços</w:t>
       </w:r>
       <w:bookmarkEnd w:id="20"/>
@@ -10775,18 +10912,15 @@
     <w:p/>
     <w:p>
       <w:pPr>
-        <w:pStyle w:val="Heading1"/>
+        <w:pStyle w:val="Ttulo1"/>
         <w:numPr>
           <w:ilvl w:val="0"/>
-          <w:numId w:val="12"/>
+          <w:numId w:val="38"/>
         </w:numPr>
       </w:pPr>
+      <w:bookmarkStart w:id="21" w:name="_Toc239406875"/>
       <w:r>
         <w:lastRenderedPageBreak/>
-        <w:t xml:space="preserve"> </w:t>
-      </w:r>
-      <w:bookmarkStart w:id="21" w:name="_Toc239362291"/>
-      <w:r>
         <w:t>Perfis e Permissões de Acesso</w:t>
       </w:r>
       <w:bookmarkEnd w:id="21"/>
@@ -10919,18 +11053,15 @@
     <w:p/>
     <w:p>
       <w:pPr>
-        <w:pStyle w:val="Heading1"/>
+        <w:pStyle w:val="Ttulo1"/>
         <w:numPr>
           <w:ilvl w:val="0"/>
-          <w:numId w:val="12"/>
+          <w:numId w:val="38"/>
         </w:numPr>
       </w:pPr>
+      <w:bookmarkStart w:id="22" w:name="_Toc239406876"/>
       <w:r>
         <w:lastRenderedPageBreak/>
-        <w:t xml:space="preserve"> </w:t>
-      </w:r>
-      <w:bookmarkStart w:id="22" w:name="_Toc239362292"/>
-      <w:r>
         <w:t>Diagrama casos de uso</w:t>
       </w:r>
       <w:bookmarkEnd w:id="22"/>
@@ -11000,18 +11131,15 @@
     <w:p/>
     <w:p>
       <w:pPr>
-        <w:pStyle w:val="Heading1"/>
+        <w:pStyle w:val="Ttulo1"/>
         <w:numPr>
           <w:ilvl w:val="0"/>
-          <w:numId w:val="12"/>
+          <w:numId w:val="38"/>
         </w:numPr>
       </w:pPr>
+      <w:bookmarkStart w:id="23" w:name="_Toc239406877"/>
       <w:r>
         <w:lastRenderedPageBreak/>
-        <w:t xml:space="preserve"> </w:t>
-      </w:r>
-      <w:bookmarkStart w:id="23" w:name="_Toc239362293"/>
-      <w:r>
         <w:t>Diagrama de Atividade</w:t>
       </w:r>
       <w:bookmarkEnd w:id="23"/>
@@ -11272,18 +11400,15 @@
     </w:p>
     <w:p>
       <w:pPr>
-        <w:pStyle w:val="Heading1"/>
+        <w:pStyle w:val="Ttulo1"/>
         <w:numPr>
           <w:ilvl w:val="0"/>
-          <w:numId w:val="12"/>
+          <w:numId w:val="38"/>
         </w:numPr>
       </w:pPr>
+      <w:bookmarkStart w:id="24" w:name="_Toc239406878"/>
       <w:r>
         <w:lastRenderedPageBreak/>
-        <w:t xml:space="preserve"> </w:t>
-      </w:r>
-      <w:bookmarkStart w:id="24" w:name="_Toc239362294"/>
-      <w:r>
         <w:t>Diagrama de Classes</w:t>
       </w:r>
       <w:bookmarkEnd w:id="24"/>
@@ -11389,18 +11514,15 @@
     <w:p/>
     <w:p>
       <w:pPr>
-        <w:pStyle w:val="Heading1"/>
+        <w:pStyle w:val="Ttulo1"/>
         <w:numPr>
           <w:ilvl w:val="0"/>
-          <w:numId w:val="12"/>
+          <w:numId w:val="38"/>
         </w:numPr>
       </w:pPr>
+      <w:bookmarkStart w:id="25" w:name="_Toc239406879"/>
       <w:r>
         <w:lastRenderedPageBreak/>
-        <w:t xml:space="preserve"> </w:t>
-      </w:r>
-      <w:bookmarkStart w:id="25" w:name="_Toc239362295"/>
-      <w:r>
         <w:t>Diagrama de Sequência</w:t>
       </w:r>
       <w:bookmarkEnd w:id="25"/>
@@ -11723,18 +11845,15 @@
     </w:p>
     <w:p>
       <w:pPr>
-        <w:pStyle w:val="Heading1"/>
+        <w:pStyle w:val="Ttulo1"/>
         <w:numPr>
           <w:ilvl w:val="0"/>
-          <w:numId w:val="12"/>
+          <w:numId w:val="38"/>
         </w:numPr>
       </w:pPr>
+      <w:bookmarkStart w:id="26" w:name="_Toc239406880"/>
       <w:r>
         <w:lastRenderedPageBreak/>
-        <w:t xml:space="preserve"> </w:t>
-      </w:r>
-      <w:bookmarkStart w:id="26" w:name="_Toc239362296"/>
-      <w:r>
         <w:t>Diagrama de Estado</w:t>
       </w:r>
       <w:bookmarkEnd w:id="26"/>
@@ -11796,19 +11915,16 @@
     <w:p/>
     <w:p>
       <w:pPr>
-        <w:pStyle w:val="Heading1"/>
+        <w:pStyle w:val="Ttulo1"/>
         <w:numPr>
           <w:ilvl w:val="0"/>
-          <w:numId w:val="12"/>
+          <w:numId w:val="38"/>
         </w:numPr>
       </w:pPr>
-      <w:bookmarkStart w:id="27" w:name="_Toc239362297"/>
+      <w:bookmarkStart w:id="27" w:name="_Toc239406881"/>
       <w:r>
         <w:lastRenderedPageBreak/>
-        <w:t>I</w:t>
-      </w:r>
-      <w:r>
-        <w:t>nventário de Computadores e Equipamentos</w:t>
+        <w:t>Inventário de Computadores e Equipamentos</w:t>
       </w:r>
       <w:bookmarkEnd w:id="27"/>
     </w:p>
@@ -12367,11 +12483,400 @@
     <w:p/>
     <w:p/>
     <w:p/>
-    <w:p/>
+    <w:p>
+      <w:pPr>
+        <w:pStyle w:val="Ttulo1"/>
+        <w:numPr>
+          <w:ilvl w:val="0"/>
+          <w:numId w:val="38"/>
+        </w:numPr>
+      </w:pPr>
+      <w:bookmarkStart w:id="28" w:name="_Toc239406882"/>
+      <w:r>
+        <w:lastRenderedPageBreak/>
+        <w:t>Criação de Usuário</w:t>
+      </w:r>
+      <w:bookmarkEnd w:id="28"/>
+    </w:p>
+    <w:p/>
+    <w:p>
+      <w:pPr>
+        <w:ind w:left="719"/>
+      </w:pPr>
+      <w:r>
+        <w:drawing>
+          <wp:inline distT="0" distB="0" distL="0" distR="0" wp14:anchorId="13EECD17" wp14:editId="4B3E98C3">
+            <wp:extent cx="2181529" cy="5039428"/>
+            <wp:effectExtent l="0" t="0" r="9525" b="8890"/>
+            <wp:docPr id="1" name="Imagem 1"/>
+            <wp:cNvGraphicFramePr>
+              <a:graphicFrameLocks xmlns:a="http://schemas.openxmlformats.org/drawingml/2006/main" noChangeAspect="1"/>
+            </wp:cNvGraphicFramePr>
+            <a:graphic xmlns:a="http://schemas.openxmlformats.org/drawingml/2006/main">
+              <a:graphicData uri="http://schemas.openxmlformats.org/drawingml/2006/picture">
+                <pic:pic xmlns:pic="http://schemas.openxmlformats.org/drawingml/2006/picture">
+                  <pic:nvPicPr>
+                    <pic:cNvPr id="1" name=""/>
+                    <pic:cNvPicPr/>
+                  </pic:nvPicPr>
+                  <pic:blipFill>
+                    <a:blip r:embed="rId18"/>
+                    <a:stretch>
+                      <a:fillRect/>
+                    </a:stretch>
+                  </pic:blipFill>
+                  <pic:spPr>
+                    <a:xfrm>
+                      <a:off x="0" y="0"/>
+                      <a:ext cx="2181529" cy="5039428"/>
+                    </a:xfrm>
+                    <a:prstGeom prst="rect">
+                      <a:avLst/>
+                    </a:prstGeom>
+                  </pic:spPr>
+                </pic:pic>
+              </a:graphicData>
+            </a:graphic>
+          </wp:inline>
+        </w:drawing>
+      </w:r>
+    </w:p>
+    <w:p>
+      <w:pPr>
+        <w:ind w:left="719"/>
+      </w:pPr>
+      <w:r>
+        <w:lastRenderedPageBreak/>
+        <w:drawing>
+          <wp:inline distT="0" distB="0" distL="0" distR="0" wp14:anchorId="15BFBCAC" wp14:editId="77B5E2CE">
+            <wp:extent cx="2972215" cy="4982270"/>
+            <wp:effectExtent l="0" t="0" r="0" b="0"/>
+            <wp:docPr id="4" name="Imagem 4"/>
+            <wp:cNvGraphicFramePr>
+              <a:graphicFrameLocks xmlns:a="http://schemas.openxmlformats.org/drawingml/2006/main" noChangeAspect="1"/>
+            </wp:cNvGraphicFramePr>
+            <a:graphic xmlns:a="http://schemas.openxmlformats.org/drawingml/2006/main">
+              <a:graphicData uri="http://schemas.openxmlformats.org/drawingml/2006/picture">
+                <pic:pic xmlns:pic="http://schemas.openxmlformats.org/drawingml/2006/picture">
+                  <pic:nvPicPr>
+                    <pic:cNvPr id="1" name=""/>
+                    <pic:cNvPicPr/>
+                  </pic:nvPicPr>
+                  <pic:blipFill>
+                    <a:blip r:embed="rId19"/>
+                    <a:stretch>
+                      <a:fillRect/>
+                    </a:stretch>
+                  </pic:blipFill>
+                  <pic:spPr>
+                    <a:xfrm>
+                      <a:off x="0" y="0"/>
+                      <a:ext cx="2972215" cy="4982270"/>
+                    </a:xfrm>
+                    <a:prstGeom prst="rect">
+                      <a:avLst/>
+                    </a:prstGeom>
+                  </pic:spPr>
+                </pic:pic>
+              </a:graphicData>
+            </a:graphic>
+          </wp:inline>
+        </w:drawing>
+      </w:r>
+      <w:r>
+        <w:lastRenderedPageBreak/>
+        <w:drawing>
+          <wp:inline distT="0" distB="0" distL="0" distR="0" wp14:anchorId="51B42C74" wp14:editId="081A3DC1">
+            <wp:extent cx="2953162" cy="4991797"/>
+            <wp:effectExtent l="0" t="0" r="0" b="0"/>
+            <wp:docPr id="5" name="Imagem 5"/>
+            <wp:cNvGraphicFramePr>
+              <a:graphicFrameLocks xmlns:a="http://schemas.openxmlformats.org/drawingml/2006/main" noChangeAspect="1"/>
+            </wp:cNvGraphicFramePr>
+            <a:graphic xmlns:a="http://schemas.openxmlformats.org/drawingml/2006/main">
+              <a:graphicData uri="http://schemas.openxmlformats.org/drawingml/2006/picture">
+                <pic:pic xmlns:pic="http://schemas.openxmlformats.org/drawingml/2006/picture">
+                  <pic:nvPicPr>
+                    <pic:cNvPr id="1" name=""/>
+                    <pic:cNvPicPr/>
+                  </pic:nvPicPr>
+                  <pic:blipFill>
+                    <a:blip r:embed="rId20"/>
+                    <a:stretch>
+                      <a:fillRect/>
+                    </a:stretch>
+                  </pic:blipFill>
+                  <pic:spPr>
+                    <a:xfrm>
+                      <a:off x="0" y="0"/>
+                      <a:ext cx="2953162" cy="4991797"/>
+                    </a:xfrm>
+                    <a:prstGeom prst="rect">
+                      <a:avLst/>
+                    </a:prstGeom>
+                  </pic:spPr>
+                </pic:pic>
+              </a:graphicData>
+            </a:graphic>
+          </wp:inline>
+        </w:drawing>
+      </w:r>
+    </w:p>
+    <w:p>
+      <w:pPr>
+        <w:ind w:left="719"/>
+      </w:pPr>
+      <w:r>
+        <w:lastRenderedPageBreak/>
+        <w:drawing>
+          <wp:inline distT="0" distB="0" distL="0" distR="0" wp14:anchorId="731C48C0" wp14:editId="1F1FD634">
+            <wp:extent cx="1695687" cy="4972744"/>
+            <wp:effectExtent l="0" t="0" r="0" b="0"/>
+            <wp:docPr id="7" name="Imagem 7"/>
+            <wp:cNvGraphicFramePr>
+              <a:graphicFrameLocks xmlns:a="http://schemas.openxmlformats.org/drawingml/2006/main" noChangeAspect="1"/>
+            </wp:cNvGraphicFramePr>
+            <a:graphic xmlns:a="http://schemas.openxmlformats.org/drawingml/2006/main">
+              <a:graphicData uri="http://schemas.openxmlformats.org/drawingml/2006/picture">
+                <pic:pic xmlns:pic="http://schemas.openxmlformats.org/drawingml/2006/picture">
+                  <pic:nvPicPr>
+                    <pic:cNvPr id="1" name=""/>
+                    <pic:cNvPicPr/>
+                  </pic:nvPicPr>
+                  <pic:blipFill>
+                    <a:blip r:embed="rId21"/>
+                    <a:stretch>
+                      <a:fillRect/>
+                    </a:stretch>
+                  </pic:blipFill>
+                  <pic:spPr>
+                    <a:xfrm>
+                      <a:off x="0" y="0"/>
+                      <a:ext cx="1695687" cy="4972744"/>
+                    </a:xfrm>
+                    <a:prstGeom prst="rect">
+                      <a:avLst/>
+                    </a:prstGeom>
+                  </pic:spPr>
+                </pic:pic>
+              </a:graphicData>
+            </a:graphic>
+          </wp:inline>
+        </w:drawing>
+      </w:r>
+    </w:p>
+    <w:p>
+      <w:pPr>
+        <w:ind w:left="719"/>
+      </w:pPr>
+      <w:r>
+        <w:lastRenderedPageBreak/>
+        <w:drawing>
+          <wp:inline distT="0" distB="0" distL="0" distR="0" wp14:anchorId="5A93D40E" wp14:editId="743AF533">
+            <wp:extent cx="1657581" cy="5001323"/>
+            <wp:effectExtent l="0" t="0" r="0" b="8890"/>
+            <wp:docPr id="8" name="Imagem 8"/>
+            <wp:cNvGraphicFramePr>
+              <a:graphicFrameLocks xmlns:a="http://schemas.openxmlformats.org/drawingml/2006/main" noChangeAspect="1"/>
+            </wp:cNvGraphicFramePr>
+            <a:graphic xmlns:a="http://schemas.openxmlformats.org/drawingml/2006/main">
+              <a:graphicData uri="http://schemas.openxmlformats.org/drawingml/2006/picture">
+                <pic:pic xmlns:pic="http://schemas.openxmlformats.org/drawingml/2006/picture">
+                  <pic:nvPicPr>
+                    <pic:cNvPr id="1" name=""/>
+                    <pic:cNvPicPr/>
+                  </pic:nvPicPr>
+                  <pic:blipFill>
+                    <a:blip r:embed="rId22"/>
+                    <a:stretch>
+                      <a:fillRect/>
+                    </a:stretch>
+                  </pic:blipFill>
+                  <pic:spPr>
+                    <a:xfrm>
+                      <a:off x="0" y="0"/>
+                      <a:ext cx="1657581" cy="5001323"/>
+                    </a:xfrm>
+                    <a:prstGeom prst="rect">
+                      <a:avLst/>
+                    </a:prstGeom>
+                  </pic:spPr>
+                </pic:pic>
+              </a:graphicData>
+            </a:graphic>
+          </wp:inline>
+        </w:drawing>
+      </w:r>
+    </w:p>
+    <w:p>
+      <w:pPr>
+        <w:ind w:left="719"/>
+      </w:pPr>
+    </w:p>
+    <w:p>
+      <w:pPr>
+        <w:ind w:left="719"/>
+      </w:pPr>
+    </w:p>
+    <w:p>
+      <w:pPr>
+        <w:ind w:left="719"/>
+      </w:pPr>
+    </w:p>
+    <w:p>
+      <w:pPr>
+        <w:ind w:left="719"/>
+      </w:pPr>
+    </w:p>
+    <w:p>
+      <w:pPr>
+        <w:ind w:left="719"/>
+      </w:pPr>
+    </w:p>
+    <w:p>
+      <w:pPr>
+        <w:ind w:left="719"/>
+      </w:pPr>
+    </w:p>
+    <w:p>
+      <w:pPr>
+        <w:ind w:left="719"/>
+      </w:pPr>
+    </w:p>
+    <w:p>
+      <w:pPr>
+        <w:ind w:left="719"/>
+      </w:pPr>
+    </w:p>
+    <w:p>
+      <w:pPr>
+        <w:ind w:left="719"/>
+      </w:pPr>
+    </w:p>
+    <w:p>
+      <w:pPr>
+        <w:ind w:left="719"/>
+      </w:pPr>
+    </w:p>
+    <w:p>
+      <w:pPr>
+        <w:ind w:left="719"/>
+      </w:pPr>
+    </w:p>
+    <w:p>
+      <w:pPr>
+        <w:ind w:left="719"/>
+      </w:pPr>
+    </w:p>
+    <w:p>
+      <w:pPr>
+        <w:ind w:left="719"/>
+      </w:pPr>
+    </w:p>
+    <w:p>
+      <w:pPr>
+        <w:ind w:left="719"/>
+      </w:pPr>
+    </w:p>
+    <w:p>
+      <w:pPr>
+        <w:pStyle w:val="Ttulo1"/>
+        <w:numPr>
+          <w:ilvl w:val="0"/>
+          <w:numId w:val="38"/>
+        </w:numPr>
+      </w:pPr>
+      <w:bookmarkStart w:id="29" w:name="_Toc239406883"/>
+      <w:r>
+        <w:lastRenderedPageBreak/>
+        <w:t>Criação de Computadores</w:t>
+      </w:r>
+      <w:bookmarkEnd w:id="29"/>
+    </w:p>
+    <w:p/>
+    <w:p>
+      <w:r>
+        <w:drawing>
+          <wp:inline distT="0" distB="0" distL="0" distR="0" wp14:anchorId="4874C348" wp14:editId="42748CD4">
+            <wp:extent cx="5325218" cy="5306165"/>
+            <wp:effectExtent l="0" t="0" r="8890" b="8890"/>
+            <wp:docPr id="11" name="Imagem 11"/>
+            <wp:cNvGraphicFramePr>
+              <a:graphicFrameLocks xmlns:a="http://schemas.openxmlformats.org/drawingml/2006/main" noChangeAspect="1"/>
+            </wp:cNvGraphicFramePr>
+            <a:graphic xmlns:a="http://schemas.openxmlformats.org/drawingml/2006/main">
+              <a:graphicData uri="http://schemas.openxmlformats.org/drawingml/2006/picture">
+                <pic:pic xmlns:pic="http://schemas.openxmlformats.org/drawingml/2006/picture">
+                  <pic:nvPicPr>
+                    <pic:cNvPr id="1" name=""/>
+                    <pic:cNvPicPr/>
+                  </pic:nvPicPr>
+                  <pic:blipFill>
+                    <a:blip r:embed="rId23"/>
+                    <a:stretch>
+                      <a:fillRect/>
+                    </a:stretch>
+                  </pic:blipFill>
+                  <pic:spPr>
+                    <a:xfrm>
+                      <a:off x="0" y="0"/>
+                      <a:ext cx="5325218" cy="5306165"/>
+                    </a:xfrm>
+                    <a:prstGeom prst="rect">
+                      <a:avLst/>
+                    </a:prstGeom>
+                  </pic:spPr>
+                </pic:pic>
+              </a:graphicData>
+            </a:graphic>
+          </wp:inline>
+        </w:drawing>
+      </w:r>
+    </w:p>
+    <w:p>
+      <w:r>
+        <w:lastRenderedPageBreak/>
+        <w:drawing>
+          <wp:inline distT="0" distB="0" distL="0" distR="0" wp14:anchorId="38C42BE4" wp14:editId="58D49EF2">
+            <wp:extent cx="4620270" cy="5163271"/>
+            <wp:effectExtent l="0" t="0" r="8890" b="0"/>
+            <wp:docPr id="12" name="Imagem 12"/>
+            <wp:cNvGraphicFramePr>
+              <a:graphicFrameLocks xmlns:a="http://schemas.openxmlformats.org/drawingml/2006/main" noChangeAspect="1"/>
+            </wp:cNvGraphicFramePr>
+            <a:graphic xmlns:a="http://schemas.openxmlformats.org/drawingml/2006/main">
+              <a:graphicData uri="http://schemas.openxmlformats.org/drawingml/2006/picture">
+                <pic:pic xmlns:pic="http://schemas.openxmlformats.org/drawingml/2006/picture">
+                  <pic:nvPicPr>
+                    <pic:cNvPr id="1" name=""/>
+                    <pic:cNvPicPr/>
+                  </pic:nvPicPr>
+                  <pic:blipFill>
+                    <a:blip r:embed="rId24"/>
+                    <a:stretch>
+                      <a:fillRect/>
+                    </a:stretch>
+                  </pic:blipFill>
+                  <pic:spPr>
+                    <a:xfrm>
+                      <a:off x="0" y="0"/>
+                      <a:ext cx="4620270" cy="5163271"/>
+                    </a:xfrm>
+                    <a:prstGeom prst="rect">
+                      <a:avLst/>
+                    </a:prstGeom>
+                  </pic:spPr>
+                </pic:pic>
+              </a:graphicData>
+            </a:graphic>
+          </wp:inline>
+        </w:drawing>
+      </w:r>
+    </w:p>
     <w:sectPr>
-      <w:headerReference w:type="even" r:id="rId18"/>
-      <w:headerReference w:type="default" r:id="rId19"/>
-      <w:headerReference w:type="first" r:id="rId20"/>
+      <w:headerReference w:type="even" r:id="rId25"/>
+      <w:headerReference w:type="default" r:id="rId26"/>
+      <w:headerReference w:type="first" r:id="rId27"/>
       <w:pgSz w:w="11906" w:h="16838"/>
       <w:pgMar w:top="1426" w:right="1634" w:bottom="1483" w:left="1702" w:header="716" w:footer="720" w:gutter="0"/>
       <w:cols w:space="720"/>
@@ -12383,7 +12888,7 @@
 </file>
 
 <file path=word/endnotes.xml><?xml version="1.0" encoding="utf-8"?>
-<w:endnotes xmlns:wpc="http://schemas.microsoft.com/office/word/2010/wordprocessingCanvas" xmlns:cx="http://schemas.microsoft.com/office/drawing/2014/chartex" xmlns:cx1="http://schemas.microsoft.com/office/drawing/2015/9/8/chartex" xmlns:cx2="http://schemas.microsoft.com/office/drawing/2015/10/21/chartex" xmlns:cx3="http://schemas.microsoft.com/office/drawing/2016/5/9/chartex" xmlns:cx4="http://schemas.microsoft.com/office/drawing/2016/5/10/chartex" xmlns:cx5="http://schemas.microsoft.com/office/drawing/2016/5/11/chartex" xmlns:cx6="http://schemas.microsoft.com/office/drawing/2016/5/12/chartex" xmlns:cx7="http://schemas.microsoft.com/office/drawing/2016/5/13/chartex" xmlns:cx8="http://schemas.microsoft.com/office/drawing/2016/5/14/chartex" xmlns:mc="http://schemas.openxmlformats.org/markup-compatibility/2006" xmlns:aink="http://schemas.microsoft.com/office/drawing/2016/ink" xmlns:am3d="http://schemas.microsoft.com/office/drawing/2017/model3d" xmlns:o="urn:schemas-microsoft-com:office:office" xmlns:oel="http://schemas.microsoft.com/office/2019/extlst" xmlns:r="http://schemas.openxmlformats.org/officeDocument/2006/relationships" xmlns:m="http://schemas.openxmlformats.org/officeDocument/2006/math" xmlns:v="urn:schemas-microsoft-com:vml" xmlns:wp14="http://schemas.microsoft.com/office/word/2010/wordprocessingDrawing" xmlns:wp="http://schemas.openxmlformats.org/drawingml/2006/wordprocessingDrawing" xmlns:w10="urn:schemas-microsoft-com:office:word" xmlns:w="http://schemas.openxmlformats.org/wordprocessingml/2006/main" xmlns:w14="http://schemas.microsoft.com/office/word/2010/wordml" xmlns:w15="http://schemas.microsoft.com/office/word/2012/wordml" xmlns:w16cex="http://schemas.microsoft.com/office/word/2018/wordml/cex" xmlns:w16cid="http://schemas.microsoft.com/office/word/2016/wordml/cid" xmlns:w16="http://schemas.microsoft.com/office/word/2018/wordml" xmlns:w16du="http://schemas.microsoft.com/office/word/2023/wordml/word16du" xmlns:w16sdtdh="http://schemas.microsoft.com/office/word/2020/wordml/sdtdatahash" xmlns:w16sdtfl="http://schemas.microsoft.com/office/word/2024/wordml/sdtformatlock" xmlns:w16se="http://schemas.microsoft.com/office/word/2015/wordml/symex" xmlns:wpg="http://schemas.microsoft.com/office/word/2010/wordprocessingGroup" xmlns:wpi="http://schemas.microsoft.com/office/word/2010/wordprocessingInk" xmlns:wne="http://schemas.microsoft.com/office/word/2006/wordml" xmlns:wps="http://schemas.microsoft.com/office/word/2010/wordprocessingShape" mc:Ignorable="w14 w15 w16se w16cid w16 w16cex w16sdtdh w16sdtfl w16du wp14">
+<w:endnotes xmlns:wpc="http://schemas.microsoft.com/office/word/2010/wordprocessingCanvas" xmlns:cx="http://schemas.microsoft.com/office/drawing/2014/chartex" xmlns:cx1="http://schemas.microsoft.com/office/drawing/2015/9/8/chartex" xmlns:cx2="http://schemas.microsoft.com/office/drawing/2015/10/21/chartex" xmlns:cx3="http://schemas.microsoft.com/office/drawing/2016/5/9/chartex" xmlns:cx4="http://schemas.microsoft.com/office/drawing/2016/5/10/chartex" xmlns:cx5="http://schemas.microsoft.com/office/drawing/2016/5/11/chartex" xmlns:cx6="http://schemas.microsoft.com/office/drawing/2016/5/12/chartex" xmlns:cx7="http://schemas.microsoft.com/office/drawing/2016/5/13/chartex" xmlns:cx8="http://schemas.microsoft.com/office/drawing/2016/5/14/chartex" xmlns:mc="http://schemas.openxmlformats.org/markup-compatibility/2006" xmlns:aink="http://schemas.microsoft.com/office/drawing/2016/ink" xmlns:am3d="http://schemas.microsoft.com/office/drawing/2017/model3d" xmlns:o="urn:schemas-microsoft-com:office:office" xmlns:oel="http://schemas.microsoft.com/office/2019/extlst" xmlns:r="http://schemas.openxmlformats.org/officeDocument/2006/relationships" xmlns:m="http://schemas.openxmlformats.org/officeDocument/2006/math" xmlns:v="urn:schemas-microsoft-com:vml" xmlns:wp14="http://schemas.microsoft.com/office/word/2010/wordprocessingDrawing" xmlns:wp="http://schemas.openxmlformats.org/drawingml/2006/wordprocessingDrawing" xmlns:w10="urn:schemas-microsoft-com:office:word" xmlns:w="http://schemas.openxmlformats.org/wordprocessingml/2006/main" xmlns:w14="http://schemas.microsoft.com/office/word/2010/wordml" xmlns:w15="http://schemas.microsoft.com/office/word/2012/wordml" xmlns:w16cex="http://schemas.microsoft.com/office/word/2018/wordml/cex" xmlns:w16cid="http://schemas.microsoft.com/office/word/2016/wordml/cid" xmlns:w16="http://schemas.microsoft.com/office/word/2018/wordml" xmlns:w16sdtdh="http://schemas.microsoft.com/office/word/2020/wordml/sdtdatahash" xmlns:w16se="http://schemas.microsoft.com/office/word/2015/wordml/symex" xmlns:wpg="http://schemas.microsoft.com/office/word/2010/wordprocessingGroup" xmlns:wpi="http://schemas.microsoft.com/office/word/2010/wordprocessingInk" xmlns:wne="http://schemas.microsoft.com/office/word/2006/wordml" xmlns:wps="http://schemas.microsoft.com/office/word/2010/wordprocessingShape" mc:Ignorable="w14 w15 w16se w16cid w16 w16cex w16sdtdh wp14">
   <w:endnote w:type="separator" w:id="-1">
     <w:p>
       <w:pPr>
@@ -12408,7 +12913,7 @@
 </file>
 
 <file path=word/footnotes.xml><?xml version="1.0" encoding="utf-8"?>
-<w:footnotes xmlns:wpc="http://schemas.microsoft.com/office/word/2010/wordprocessingCanvas" xmlns:cx="http://schemas.microsoft.com/office/drawing/2014/chartex" xmlns:cx1="http://schemas.microsoft.com/office/drawing/2015/9/8/chartex" xmlns:cx2="http://schemas.microsoft.com/office/drawing/2015/10/21/chartex" xmlns:cx3="http://schemas.microsoft.com/office/drawing/2016/5/9/chartex" xmlns:cx4="http://schemas.microsoft.com/office/drawing/2016/5/10/chartex" xmlns:cx5="http://schemas.microsoft.com/office/drawing/2016/5/11/chartex" xmlns:cx6="http://schemas.microsoft.com/office/drawing/2016/5/12/chartex" xmlns:cx7="http://schemas.microsoft.com/office/drawing/2016/5/13/chartex" xmlns:cx8="http://schemas.microsoft.com/office/drawing/2016/5/14/chartex" xmlns:mc="http://schemas.openxmlformats.org/markup-compatibility/2006" xmlns:aink="http://schemas.microsoft.com/office/drawing/2016/ink" xmlns:am3d="http://schemas.microsoft.com/office/drawing/2017/model3d" xmlns:o="urn:schemas-microsoft-com:office:office" xmlns:oel="http://schemas.microsoft.com/office/2019/extlst" xmlns:r="http://schemas.openxmlformats.org/officeDocument/2006/relationships" xmlns:m="http://schemas.openxmlformats.org/officeDocument/2006/math" xmlns:v="urn:schemas-microsoft-com:vml" xmlns:wp14="http://schemas.microsoft.com/office/word/2010/wordprocessingDrawing" xmlns:wp="http://schemas.openxmlformats.org/drawingml/2006/wordprocessingDrawing" xmlns:w10="urn:schemas-microsoft-com:office:word" xmlns:w="http://schemas.openxmlformats.org/wordprocessingml/2006/main" xmlns:w14="http://schemas.microsoft.com/office/word/2010/wordml" xmlns:w15="http://schemas.microsoft.com/office/word/2012/wordml" xmlns:w16cex="http://schemas.microsoft.com/office/word/2018/wordml/cex" xmlns:w16cid="http://schemas.microsoft.com/office/word/2016/wordml/cid" xmlns:w16="http://schemas.microsoft.com/office/word/2018/wordml" xmlns:w16du="http://schemas.microsoft.com/office/word/2023/wordml/word16du" xmlns:w16sdtdh="http://schemas.microsoft.com/office/word/2020/wordml/sdtdatahash" xmlns:w16sdtfl="http://schemas.microsoft.com/office/word/2024/wordml/sdtformatlock" xmlns:w16se="http://schemas.microsoft.com/office/word/2015/wordml/symex" xmlns:wpg="http://schemas.microsoft.com/office/word/2010/wordprocessingGroup" xmlns:wpi="http://schemas.microsoft.com/office/word/2010/wordprocessingInk" xmlns:wne="http://schemas.microsoft.com/office/word/2006/wordml" xmlns:wps="http://schemas.microsoft.com/office/word/2010/wordprocessingShape" mc:Ignorable="w14 w15 w16se w16cid w16 w16cex w16sdtdh w16sdtfl w16du wp14">
+<w:footnotes xmlns:wpc="http://schemas.microsoft.com/office/word/2010/wordprocessingCanvas" xmlns:cx="http://schemas.microsoft.com/office/drawing/2014/chartex" xmlns:cx1="http://schemas.microsoft.com/office/drawing/2015/9/8/chartex" xmlns:cx2="http://schemas.microsoft.com/office/drawing/2015/10/21/chartex" xmlns:cx3="http://schemas.microsoft.com/office/drawing/2016/5/9/chartex" xmlns:cx4="http://schemas.microsoft.com/office/drawing/2016/5/10/chartex" xmlns:cx5="http://schemas.microsoft.com/office/drawing/2016/5/11/chartex" xmlns:cx6="http://schemas.microsoft.com/office/drawing/2016/5/12/chartex" xmlns:cx7="http://schemas.microsoft.com/office/drawing/2016/5/13/chartex" xmlns:cx8="http://schemas.microsoft.com/office/drawing/2016/5/14/chartex" xmlns:mc="http://schemas.openxmlformats.org/markup-compatibility/2006" xmlns:aink="http://schemas.microsoft.com/office/drawing/2016/ink" xmlns:am3d="http://schemas.microsoft.com/office/drawing/2017/model3d" xmlns:o="urn:schemas-microsoft-com:office:office" xmlns:oel="http://schemas.microsoft.com/office/2019/extlst" xmlns:r="http://schemas.openxmlformats.org/officeDocument/2006/relationships" xmlns:m="http://schemas.openxmlformats.org/officeDocument/2006/math" xmlns:v="urn:schemas-microsoft-com:vml" xmlns:wp14="http://schemas.microsoft.com/office/word/2010/wordprocessingDrawing" xmlns:wp="http://schemas.openxmlformats.org/drawingml/2006/wordprocessingDrawing" xmlns:w10="urn:schemas-microsoft-com:office:word" xmlns:w="http://schemas.openxmlformats.org/wordprocessingml/2006/main" xmlns:w14="http://schemas.microsoft.com/office/word/2010/wordml" xmlns:w15="http://schemas.microsoft.com/office/word/2012/wordml" xmlns:w16cex="http://schemas.microsoft.com/office/word/2018/wordml/cex" xmlns:w16cid="http://schemas.microsoft.com/office/word/2016/wordml/cid" xmlns:w16="http://schemas.microsoft.com/office/word/2018/wordml" xmlns:w16sdtdh="http://schemas.microsoft.com/office/word/2020/wordml/sdtdatahash" xmlns:w16se="http://schemas.microsoft.com/office/word/2015/wordml/symex" xmlns:wpg="http://schemas.microsoft.com/office/word/2010/wordprocessingGroup" xmlns:wpi="http://schemas.microsoft.com/office/word/2010/wordprocessingInk" xmlns:wne="http://schemas.microsoft.com/office/word/2006/wordml" xmlns:wps="http://schemas.microsoft.com/office/word/2010/wordprocessingShape" mc:Ignorable="w14 w15 w16se w16cid w16 w16cex w16sdtdh wp14">
   <w:footnote w:type="separator" w:id="-1">
     <w:p>
       <w:pPr>
@@ -12433,7 +12938,7 @@
 </file>
 
 <file path=word/header1.xml><?xml version="1.0" encoding="utf-8"?>
-<w:hdr xmlns:wpc="http://schemas.microsoft.com/office/word/2010/wordprocessingCanvas" xmlns:cx="http://schemas.microsoft.com/office/drawing/2014/chartex" xmlns:cx1="http://schemas.microsoft.com/office/drawing/2015/9/8/chartex" xmlns:cx2="http://schemas.microsoft.com/office/drawing/2015/10/21/chartex" xmlns:cx3="http://schemas.microsoft.com/office/drawing/2016/5/9/chartex" xmlns:cx4="http://schemas.microsoft.com/office/drawing/2016/5/10/chartex" xmlns:cx5="http://schemas.microsoft.com/office/drawing/2016/5/11/chartex" xmlns:cx6="http://schemas.microsoft.com/office/drawing/2016/5/12/chartex" xmlns:cx7="http://schemas.microsoft.com/office/drawing/2016/5/13/chartex" xmlns:cx8="http://schemas.microsoft.com/office/drawing/2016/5/14/chartex" xmlns:mc="http://schemas.openxmlformats.org/markup-compatibility/2006" xmlns:aink="http://schemas.microsoft.com/office/drawing/2016/ink" xmlns:am3d="http://schemas.microsoft.com/office/drawing/2017/model3d" xmlns:o="urn:schemas-microsoft-com:office:office" xmlns:oel="http://schemas.microsoft.com/office/2019/extlst" xmlns:r="http://schemas.openxmlformats.org/officeDocument/2006/relationships" xmlns:m="http://schemas.openxmlformats.org/officeDocument/2006/math" xmlns:v="urn:schemas-microsoft-com:vml" xmlns:wp14="http://schemas.microsoft.com/office/word/2010/wordprocessingDrawing" xmlns:wp="http://schemas.openxmlformats.org/drawingml/2006/wordprocessingDrawing" xmlns:w10="urn:schemas-microsoft-com:office:word" xmlns:w="http://schemas.openxmlformats.org/wordprocessingml/2006/main" xmlns:w14="http://schemas.microsoft.com/office/word/2010/wordml" xmlns:w15="http://schemas.microsoft.com/office/word/2012/wordml" xmlns:w16cex="http://schemas.microsoft.com/office/word/2018/wordml/cex" xmlns:w16cid="http://schemas.microsoft.com/office/word/2016/wordml/cid" xmlns:w16="http://schemas.microsoft.com/office/word/2018/wordml" xmlns:w16du="http://schemas.microsoft.com/office/word/2023/wordml/word16du" xmlns:w16sdtdh="http://schemas.microsoft.com/office/word/2020/wordml/sdtdatahash" xmlns:w16sdtfl="http://schemas.microsoft.com/office/word/2024/wordml/sdtformatlock" xmlns:w16se="http://schemas.microsoft.com/office/word/2015/wordml/symex" xmlns:wpg="http://schemas.microsoft.com/office/word/2010/wordprocessingGroup" xmlns:wpi="http://schemas.microsoft.com/office/word/2010/wordprocessingInk" xmlns:wne="http://schemas.microsoft.com/office/word/2006/wordml" xmlns:wps="http://schemas.microsoft.com/office/word/2010/wordprocessingShape" mc:Ignorable="w14 w15 w16se w16cid w16 w16cex w16sdtdh w16sdtfl w16du wp14">
+<w:hdr xmlns:wpc="http://schemas.microsoft.com/office/word/2010/wordprocessingCanvas" xmlns:cx="http://schemas.microsoft.com/office/drawing/2014/chartex" xmlns:cx1="http://schemas.microsoft.com/office/drawing/2015/9/8/chartex" xmlns:cx2="http://schemas.microsoft.com/office/drawing/2015/10/21/chartex" xmlns:cx3="http://schemas.microsoft.com/office/drawing/2016/5/9/chartex" xmlns:cx4="http://schemas.microsoft.com/office/drawing/2016/5/10/chartex" xmlns:cx5="http://schemas.microsoft.com/office/drawing/2016/5/11/chartex" xmlns:cx6="http://schemas.microsoft.com/office/drawing/2016/5/12/chartex" xmlns:cx7="http://schemas.microsoft.com/office/drawing/2016/5/13/chartex" xmlns:cx8="http://schemas.microsoft.com/office/drawing/2016/5/14/chartex" xmlns:mc="http://schemas.openxmlformats.org/markup-compatibility/2006" xmlns:aink="http://schemas.microsoft.com/office/drawing/2016/ink" xmlns:am3d="http://schemas.microsoft.com/office/drawing/2017/model3d" xmlns:o="urn:schemas-microsoft-com:office:office" xmlns:oel="http://schemas.microsoft.com/office/2019/extlst" xmlns:r="http://schemas.openxmlformats.org/officeDocument/2006/relationships" xmlns:m="http://schemas.openxmlformats.org/officeDocument/2006/math" xmlns:v="urn:schemas-microsoft-com:vml" xmlns:wp14="http://schemas.microsoft.com/office/word/2010/wordprocessingDrawing" xmlns:wp="http://schemas.openxmlformats.org/drawingml/2006/wordprocessingDrawing" xmlns:w10="urn:schemas-microsoft-com:office:word" xmlns:w="http://schemas.openxmlformats.org/wordprocessingml/2006/main" xmlns:w14="http://schemas.microsoft.com/office/word/2010/wordml" xmlns:w15="http://schemas.microsoft.com/office/word/2012/wordml" xmlns:w16cex="http://schemas.microsoft.com/office/word/2018/wordml/cex" xmlns:w16cid="http://schemas.microsoft.com/office/word/2016/wordml/cid" xmlns:w16="http://schemas.microsoft.com/office/word/2018/wordml" xmlns:w16sdtdh="http://schemas.microsoft.com/office/word/2020/wordml/sdtdatahash" xmlns:w16se="http://schemas.microsoft.com/office/word/2015/wordml/symex" xmlns:wpg="http://schemas.microsoft.com/office/word/2010/wordprocessingGroup" xmlns:wpi="http://schemas.microsoft.com/office/word/2010/wordprocessingInk" xmlns:wne="http://schemas.microsoft.com/office/word/2006/wordml" xmlns:wps="http://schemas.microsoft.com/office/word/2010/wordprocessingShape" mc:Ignorable="w14 w15 w16se w16cid w16 w16cex w16sdtdh wp14">
   <w:p>
     <w:pPr>
       <w:spacing w:after="0" w:line="259" w:lineRule="auto"/>
@@ -12483,7 +12988,7 @@
 </file>
 
 <file path=word/header2.xml><?xml version="1.0" encoding="utf-8"?>
-<w:hdr xmlns:wpc="http://schemas.microsoft.com/office/word/2010/wordprocessingCanvas" xmlns:cx="http://schemas.microsoft.com/office/drawing/2014/chartex" xmlns:cx1="http://schemas.microsoft.com/office/drawing/2015/9/8/chartex" xmlns:cx2="http://schemas.microsoft.com/office/drawing/2015/10/21/chartex" xmlns:cx3="http://schemas.microsoft.com/office/drawing/2016/5/9/chartex" xmlns:cx4="http://schemas.microsoft.com/office/drawing/2016/5/10/chartex" xmlns:cx5="http://schemas.microsoft.com/office/drawing/2016/5/11/chartex" xmlns:cx6="http://schemas.microsoft.com/office/drawing/2016/5/12/chartex" xmlns:cx7="http://schemas.microsoft.com/office/drawing/2016/5/13/chartex" xmlns:cx8="http://schemas.microsoft.com/office/drawing/2016/5/14/chartex" xmlns:mc="http://schemas.openxmlformats.org/markup-compatibility/2006" xmlns:aink="http://schemas.microsoft.com/office/drawing/2016/ink" xmlns:am3d="http://schemas.microsoft.com/office/drawing/2017/model3d" xmlns:o="urn:schemas-microsoft-com:office:office" xmlns:oel="http://schemas.microsoft.com/office/2019/extlst" xmlns:r="http://schemas.openxmlformats.org/officeDocument/2006/relationships" xmlns:m="http://schemas.openxmlformats.org/officeDocument/2006/math" xmlns:v="urn:schemas-microsoft-com:vml" xmlns:wp14="http://schemas.microsoft.com/office/word/2010/wordprocessingDrawing" xmlns:wp="http://schemas.openxmlformats.org/drawingml/2006/wordprocessingDrawing" xmlns:w10="urn:schemas-microsoft-com:office:word" xmlns:w="http://schemas.openxmlformats.org/wordprocessingml/2006/main" xmlns:w14="http://schemas.microsoft.com/office/word/2010/wordml" xmlns:w15="http://schemas.microsoft.com/office/word/2012/wordml" xmlns:w16cex="http://schemas.microsoft.com/office/word/2018/wordml/cex" xmlns:w16cid="http://schemas.microsoft.com/office/word/2016/wordml/cid" xmlns:w16="http://schemas.microsoft.com/office/word/2018/wordml" xmlns:w16du="http://schemas.microsoft.com/office/word/2023/wordml/word16du" xmlns:w16sdtdh="http://schemas.microsoft.com/office/word/2020/wordml/sdtdatahash" xmlns:w16sdtfl="http://schemas.microsoft.com/office/word/2024/wordml/sdtformatlock" xmlns:w16se="http://schemas.microsoft.com/office/word/2015/wordml/symex" xmlns:wpg="http://schemas.microsoft.com/office/word/2010/wordprocessingGroup" xmlns:wpi="http://schemas.microsoft.com/office/word/2010/wordprocessingInk" xmlns:wne="http://schemas.microsoft.com/office/word/2006/wordml" xmlns:wps="http://schemas.microsoft.com/office/word/2010/wordprocessingShape" mc:Ignorable="w14 w15 w16se w16cid w16 w16cex w16sdtdh w16sdtfl w16du wp14">
+<w:hdr xmlns:wpc="http://schemas.microsoft.com/office/word/2010/wordprocessingCanvas" xmlns:cx="http://schemas.microsoft.com/office/drawing/2014/chartex" xmlns:cx1="http://schemas.microsoft.com/office/drawing/2015/9/8/chartex" xmlns:cx2="http://schemas.microsoft.com/office/drawing/2015/10/21/chartex" xmlns:cx3="http://schemas.microsoft.com/office/drawing/2016/5/9/chartex" xmlns:cx4="http://schemas.microsoft.com/office/drawing/2016/5/10/chartex" xmlns:cx5="http://schemas.microsoft.com/office/drawing/2016/5/11/chartex" xmlns:cx6="http://schemas.microsoft.com/office/drawing/2016/5/12/chartex" xmlns:cx7="http://schemas.microsoft.com/office/drawing/2016/5/13/chartex" xmlns:cx8="http://schemas.microsoft.com/office/drawing/2016/5/14/chartex" xmlns:mc="http://schemas.openxmlformats.org/markup-compatibility/2006" xmlns:aink="http://schemas.microsoft.com/office/drawing/2016/ink" xmlns:am3d="http://schemas.microsoft.com/office/drawing/2017/model3d" xmlns:o="urn:schemas-microsoft-com:office:office" xmlns:oel="http://schemas.microsoft.com/office/2019/extlst" xmlns:r="http://schemas.openxmlformats.org/officeDocument/2006/relationships" xmlns:m="http://schemas.openxmlformats.org/officeDocument/2006/math" xmlns:v="urn:schemas-microsoft-com:vml" xmlns:wp14="http://schemas.microsoft.com/office/word/2010/wordprocessingDrawing" xmlns:wp="http://schemas.openxmlformats.org/drawingml/2006/wordprocessingDrawing" xmlns:w10="urn:schemas-microsoft-com:office:word" xmlns:w="http://schemas.openxmlformats.org/wordprocessingml/2006/main" xmlns:w14="http://schemas.microsoft.com/office/word/2010/wordml" xmlns:w15="http://schemas.microsoft.com/office/word/2012/wordml" xmlns:w16cex="http://schemas.microsoft.com/office/word/2018/wordml/cex" xmlns:w16cid="http://schemas.microsoft.com/office/word/2016/wordml/cid" xmlns:w16="http://schemas.microsoft.com/office/word/2018/wordml" xmlns:w16sdtdh="http://schemas.microsoft.com/office/word/2020/wordml/sdtdatahash" xmlns:w16se="http://schemas.microsoft.com/office/word/2015/wordml/symex" xmlns:wpg="http://schemas.microsoft.com/office/word/2010/wordprocessingGroup" xmlns:wpi="http://schemas.microsoft.com/office/word/2010/wordprocessingInk" xmlns:wne="http://schemas.microsoft.com/office/word/2006/wordml" xmlns:wps="http://schemas.microsoft.com/office/word/2010/wordprocessingShape" mc:Ignorable="w14 w15 w16se w16cid w16 w16cex w16sdtdh wp14">
   <w:p>
     <w:pPr>
       <w:spacing w:after="0" w:line="259" w:lineRule="auto"/>
@@ -12523,7 +13028,7 @@
 </file>
 
 <file path=word/header3.xml><?xml version="1.0" encoding="utf-8"?>
-<w:hdr xmlns:wpc="http://schemas.microsoft.com/office/word/2010/wordprocessingCanvas" xmlns:cx="http://schemas.microsoft.com/office/drawing/2014/chartex" xmlns:cx1="http://schemas.microsoft.com/office/drawing/2015/9/8/chartex" xmlns:cx2="http://schemas.microsoft.com/office/drawing/2015/10/21/chartex" xmlns:cx3="http://schemas.microsoft.com/office/drawing/2016/5/9/chartex" xmlns:cx4="http://schemas.microsoft.com/office/drawing/2016/5/10/chartex" xmlns:cx5="http://schemas.microsoft.com/office/drawing/2016/5/11/chartex" xmlns:cx6="http://schemas.microsoft.com/office/drawing/2016/5/12/chartex" xmlns:cx7="http://schemas.microsoft.com/office/drawing/2016/5/13/chartex" xmlns:cx8="http://schemas.microsoft.com/office/drawing/2016/5/14/chartex" xmlns:mc="http://schemas.openxmlformats.org/markup-compatibility/2006" xmlns:aink="http://schemas.microsoft.com/office/drawing/2016/ink" xmlns:am3d="http://schemas.microsoft.com/office/drawing/2017/model3d" xmlns:o="urn:schemas-microsoft-com:office:office" xmlns:oel="http://schemas.microsoft.com/office/2019/extlst" xmlns:r="http://schemas.openxmlformats.org/officeDocument/2006/relationships" xmlns:m="http://schemas.openxmlformats.org/officeDocument/2006/math" xmlns:v="urn:schemas-microsoft-com:vml" xmlns:wp14="http://schemas.microsoft.com/office/word/2010/wordprocessingDrawing" xmlns:wp="http://schemas.openxmlformats.org/drawingml/2006/wordprocessingDrawing" xmlns:w10="urn:schemas-microsoft-com:office:word" xmlns:w="http://schemas.openxmlformats.org/wordprocessingml/2006/main" xmlns:w14="http://schemas.microsoft.com/office/word/2010/wordml" xmlns:w15="http://schemas.microsoft.com/office/word/2012/wordml" xmlns:w16cex="http://schemas.microsoft.com/office/word/2018/wordml/cex" xmlns:w16cid="http://schemas.microsoft.com/office/word/2016/wordml/cid" xmlns:w16="http://schemas.microsoft.com/office/word/2018/wordml" xmlns:w16du="http://schemas.microsoft.com/office/word/2023/wordml/word16du" xmlns:w16sdtdh="http://schemas.microsoft.com/office/word/2020/wordml/sdtdatahash" xmlns:w16sdtfl="http://schemas.microsoft.com/office/word/2024/wordml/sdtformatlock" xmlns:w16se="http://schemas.microsoft.com/office/word/2015/wordml/symex" xmlns:wpg="http://schemas.microsoft.com/office/word/2010/wordprocessingGroup" xmlns:wpi="http://schemas.microsoft.com/office/word/2010/wordprocessingInk" xmlns:wne="http://schemas.microsoft.com/office/word/2006/wordml" xmlns:wps="http://schemas.microsoft.com/office/word/2010/wordprocessingShape" mc:Ignorable="w14 w15 w16se w16cid w16 w16cex w16sdtdh w16sdtfl w16du wp14">
+<w:hdr xmlns:wpc="http://schemas.microsoft.com/office/word/2010/wordprocessingCanvas" xmlns:cx="http://schemas.microsoft.com/office/drawing/2014/chartex" xmlns:cx1="http://schemas.microsoft.com/office/drawing/2015/9/8/chartex" xmlns:cx2="http://schemas.microsoft.com/office/drawing/2015/10/21/chartex" xmlns:cx3="http://schemas.microsoft.com/office/drawing/2016/5/9/chartex" xmlns:cx4="http://schemas.microsoft.com/office/drawing/2016/5/10/chartex" xmlns:cx5="http://schemas.microsoft.com/office/drawing/2016/5/11/chartex" xmlns:cx6="http://schemas.microsoft.com/office/drawing/2016/5/12/chartex" xmlns:cx7="http://schemas.microsoft.com/office/drawing/2016/5/13/chartex" xmlns:cx8="http://schemas.microsoft.com/office/drawing/2016/5/14/chartex" xmlns:mc="http://schemas.openxmlformats.org/markup-compatibility/2006" xmlns:aink="http://schemas.microsoft.com/office/drawing/2016/ink" xmlns:am3d="http://schemas.microsoft.com/office/drawing/2017/model3d" xmlns:o="urn:schemas-microsoft-com:office:office" xmlns:oel="http://schemas.microsoft.com/office/2019/extlst" xmlns:r="http://schemas.openxmlformats.org/officeDocument/2006/relationships" xmlns:m="http://schemas.openxmlformats.org/officeDocument/2006/math" xmlns:v="urn:schemas-microsoft-com:vml" xmlns:wp14="http://schemas.microsoft.com/office/word/2010/wordprocessingDrawing" xmlns:wp="http://schemas.openxmlformats.org/drawingml/2006/wordprocessingDrawing" xmlns:w10="urn:schemas-microsoft-com:office:word" xmlns:w="http://schemas.openxmlformats.org/wordprocessingml/2006/main" xmlns:w14="http://schemas.microsoft.com/office/word/2010/wordml" xmlns:w15="http://schemas.microsoft.com/office/word/2012/wordml" xmlns:w16cex="http://schemas.microsoft.com/office/word/2018/wordml/cex" xmlns:w16cid="http://schemas.microsoft.com/office/word/2016/wordml/cid" xmlns:w16="http://schemas.microsoft.com/office/word/2018/wordml" xmlns:w16sdtdh="http://schemas.microsoft.com/office/word/2020/wordml/sdtdatahash" xmlns:w16se="http://schemas.microsoft.com/office/word/2015/wordml/symex" xmlns:wpg="http://schemas.microsoft.com/office/word/2010/wordprocessingGroup" xmlns:wpi="http://schemas.microsoft.com/office/word/2010/wordprocessingInk" xmlns:wne="http://schemas.microsoft.com/office/word/2006/wordml" xmlns:wps="http://schemas.microsoft.com/office/word/2010/wordprocessingShape" mc:Ignorable="w14 w15 w16se w16cid w16 w16cex w16sdtdh wp14">
   <w:p>
     <w:pPr>
       <w:spacing w:after="0" w:line="259" w:lineRule="auto"/>
@@ -12563,7 +13068,7 @@
 </file>
 
 <file path=word/numbering.xml><?xml version="1.0" encoding="utf-8"?>
-<w:numbering xmlns:wpc="http://schemas.microsoft.com/office/word/2010/wordprocessingCanvas" xmlns:cx="http://schemas.microsoft.com/office/drawing/2014/chartex" xmlns:cx1="http://schemas.microsoft.com/office/drawing/2015/9/8/chartex" xmlns:cx2="http://schemas.microsoft.com/office/drawing/2015/10/21/chartex" xmlns:cx3="http://schemas.microsoft.com/office/drawing/2016/5/9/chartex" xmlns:cx4="http://schemas.microsoft.com/office/drawing/2016/5/10/chartex" xmlns:cx5="http://schemas.microsoft.com/office/drawing/2016/5/11/chartex" xmlns:cx6="http://schemas.microsoft.com/office/drawing/2016/5/12/chartex" xmlns:cx7="http://schemas.microsoft.com/office/drawing/2016/5/13/chartex" xmlns:cx8="http://schemas.microsoft.com/office/drawing/2016/5/14/chartex" xmlns:mc="http://schemas.openxmlformats.org/markup-compatibility/2006" xmlns:aink="http://schemas.microsoft.com/office/drawing/2016/ink" xmlns:am3d="http://schemas.microsoft.com/office/drawing/2017/model3d" xmlns:o="urn:schemas-microsoft-com:office:office" xmlns:oel="http://schemas.microsoft.com/office/2019/extlst" xmlns:r="http://schemas.openxmlformats.org/officeDocument/2006/relationships" xmlns:m="http://schemas.openxmlformats.org/officeDocument/2006/math" xmlns:v="urn:schemas-microsoft-com:vml" xmlns:wp14="http://schemas.microsoft.com/office/word/2010/wordprocessingDrawing" xmlns:wp="http://schemas.openxmlformats.org/drawingml/2006/wordprocessingDrawing" xmlns:w10="urn:schemas-microsoft-com:office:word" xmlns:w="http://schemas.openxmlformats.org/wordprocessingml/2006/main" xmlns:w14="http://schemas.microsoft.com/office/word/2010/wordml" xmlns:w15="http://schemas.microsoft.com/office/word/2012/wordml" xmlns:w16cex="http://schemas.microsoft.com/office/word/2018/wordml/cex" xmlns:w16cid="http://schemas.microsoft.com/office/word/2016/wordml/cid" xmlns:w16="http://schemas.microsoft.com/office/word/2018/wordml" xmlns:w16du="http://schemas.microsoft.com/office/word/2023/wordml/word16du" xmlns:w16sdtdh="http://schemas.microsoft.com/office/word/2020/wordml/sdtdatahash" xmlns:w16sdtfl="http://schemas.microsoft.com/office/word/2024/wordml/sdtformatlock" xmlns:w16se="http://schemas.microsoft.com/office/word/2015/wordml/symex" xmlns:wpg="http://schemas.microsoft.com/office/word/2010/wordprocessingGroup" xmlns:wpi="http://schemas.microsoft.com/office/word/2010/wordprocessingInk" xmlns:wne="http://schemas.microsoft.com/office/word/2006/wordml" xmlns:wps="http://schemas.microsoft.com/office/word/2010/wordprocessingShape" mc:Ignorable="w14 w15 w16se w16cid w16 w16cex w16sdtdh w16sdtfl w16du wp14">
+<w:numbering xmlns:wpc="http://schemas.microsoft.com/office/word/2010/wordprocessingCanvas" xmlns:cx="http://schemas.microsoft.com/office/drawing/2014/chartex" xmlns:cx1="http://schemas.microsoft.com/office/drawing/2015/9/8/chartex" xmlns:cx2="http://schemas.microsoft.com/office/drawing/2015/10/21/chartex" xmlns:cx3="http://schemas.microsoft.com/office/drawing/2016/5/9/chartex" xmlns:cx4="http://schemas.microsoft.com/office/drawing/2016/5/10/chartex" xmlns:cx5="http://schemas.microsoft.com/office/drawing/2016/5/11/chartex" xmlns:cx6="http://schemas.microsoft.com/office/drawing/2016/5/12/chartex" xmlns:cx7="http://schemas.microsoft.com/office/drawing/2016/5/13/chartex" xmlns:cx8="http://schemas.microsoft.com/office/drawing/2016/5/14/chartex" xmlns:mc="http://schemas.openxmlformats.org/markup-compatibility/2006" xmlns:aink="http://schemas.microsoft.com/office/drawing/2016/ink" xmlns:am3d="http://schemas.microsoft.com/office/drawing/2017/model3d" xmlns:o="urn:schemas-microsoft-com:office:office" xmlns:oel="http://schemas.microsoft.com/office/2019/extlst" xmlns:r="http://schemas.openxmlformats.org/officeDocument/2006/relationships" xmlns:m="http://schemas.openxmlformats.org/officeDocument/2006/math" xmlns:v="urn:schemas-microsoft-com:vml" xmlns:wp14="http://schemas.microsoft.com/office/word/2010/wordprocessingDrawing" xmlns:wp="http://schemas.openxmlformats.org/drawingml/2006/wordprocessingDrawing" xmlns:w10="urn:schemas-microsoft-com:office:word" xmlns:w="http://schemas.openxmlformats.org/wordprocessingml/2006/main" xmlns:w14="http://schemas.microsoft.com/office/word/2010/wordml" xmlns:w15="http://schemas.microsoft.com/office/word/2012/wordml" xmlns:w16cex="http://schemas.microsoft.com/office/word/2018/wordml/cex" xmlns:w16cid="http://schemas.microsoft.com/office/word/2016/wordml/cid" xmlns:w16="http://schemas.microsoft.com/office/word/2018/wordml" xmlns:w16sdtdh="http://schemas.microsoft.com/office/word/2020/wordml/sdtdatahash" xmlns:w16se="http://schemas.microsoft.com/office/word/2015/wordml/symex" xmlns:wpg="http://schemas.microsoft.com/office/word/2010/wordprocessingGroup" xmlns:wpi="http://schemas.microsoft.com/office/word/2010/wordprocessingInk" xmlns:wne="http://schemas.microsoft.com/office/word/2006/wordml" xmlns:wps="http://schemas.microsoft.com/office/word/2010/wordprocessingShape" mc:Ignorable="w14 w15 w16se w16cid w16 w16cex w16sdtdh wp14">
   <w:abstractNum w:abstractNumId="0" w15:restartNumberingAfterBreak="0">
     <w:nsid w:val="098274EE"/>
     <w:multiLevelType w:val="multilevel"/>
@@ -13375,7 +13880,7 @@
   <w:abstractNum w:abstractNumId="5" w15:restartNumberingAfterBreak="0">
     <w:nsid w:val="13E43B28"/>
     <w:multiLevelType w:val="hybridMultilevel"/>
-    <w:tmpl w:val="E6FCECFA"/>
+    <w:tmpl w:val="986AC866"/>
     <w:lvl w:ilvl="0" w:tplc="0416000F">
       <w:start w:val="1"/>
       <w:numFmt w:val="decimal"/>
@@ -17776,6 +18281,92 @@
     </w:lvl>
   </w:abstractNum>
   <w:abstractNum w:abstractNumId="36" w15:restartNumberingAfterBreak="0">
+    <w:nsid w:val="78B34E15"/>
+    <w:multiLevelType w:val="hybridMultilevel"/>
+    <w:tmpl w:val="B5A29380"/>
+    <w:lvl w:ilvl="0" w:tplc="0416000F">
+      <w:start w:val="1"/>
+      <w:numFmt w:val="decimal"/>
+      <w:lvlText w:val="%1."/>
+      <w:lvlJc w:val="left"/>
+      <w:pPr>
+        <w:ind w:left="720" w:hanging="360"/>
+      </w:pPr>
+    </w:lvl>
+    <w:lvl w:ilvl="1" w:tplc="04160019" w:tentative="1">
+      <w:start w:val="1"/>
+      <w:numFmt w:val="lowerLetter"/>
+      <w:lvlText w:val="%2."/>
+      <w:lvlJc w:val="left"/>
+      <w:pPr>
+        <w:ind w:left="1440" w:hanging="360"/>
+      </w:pPr>
+    </w:lvl>
+    <w:lvl w:ilvl="2" w:tplc="0416001B" w:tentative="1">
+      <w:start w:val="1"/>
+      <w:numFmt w:val="lowerRoman"/>
+      <w:lvlText w:val="%3."/>
+      <w:lvlJc w:val="right"/>
+      <w:pPr>
+        <w:ind w:left="2160" w:hanging="180"/>
+      </w:pPr>
+    </w:lvl>
+    <w:lvl w:ilvl="3" w:tplc="0416000F" w:tentative="1">
+      <w:start w:val="1"/>
+      <w:numFmt w:val="decimal"/>
+      <w:lvlText w:val="%4."/>
+      <w:lvlJc w:val="left"/>
+      <w:pPr>
+        <w:ind w:left="2880" w:hanging="360"/>
+      </w:pPr>
+    </w:lvl>
+    <w:lvl w:ilvl="4" w:tplc="04160019" w:tentative="1">
+      <w:start w:val="1"/>
+      <w:numFmt w:val="lowerLetter"/>
+      <w:lvlText w:val="%5."/>
+      <w:lvlJc w:val="left"/>
+      <w:pPr>
+        <w:ind w:left="3600" w:hanging="360"/>
+      </w:pPr>
+    </w:lvl>
+    <w:lvl w:ilvl="5" w:tplc="0416001B" w:tentative="1">
+      <w:start w:val="1"/>
+      <w:numFmt w:val="lowerRoman"/>
+      <w:lvlText w:val="%6."/>
+      <w:lvlJc w:val="right"/>
+      <w:pPr>
+        <w:ind w:left="4320" w:hanging="180"/>
+      </w:pPr>
+    </w:lvl>
+    <w:lvl w:ilvl="6" w:tplc="0416000F" w:tentative="1">
+      <w:start w:val="1"/>
+      <w:numFmt w:val="decimal"/>
+      <w:lvlText w:val="%7."/>
+      <w:lvlJc w:val="left"/>
+      <w:pPr>
+        <w:ind w:left="5040" w:hanging="360"/>
+      </w:pPr>
+    </w:lvl>
+    <w:lvl w:ilvl="7" w:tplc="04160019" w:tentative="1">
+      <w:start w:val="1"/>
+      <w:numFmt w:val="lowerLetter"/>
+      <w:lvlText w:val="%8."/>
+      <w:lvlJc w:val="left"/>
+      <w:pPr>
+        <w:ind w:left="5760" w:hanging="360"/>
+      </w:pPr>
+    </w:lvl>
+    <w:lvl w:ilvl="8" w:tplc="0416001B" w:tentative="1">
+      <w:start w:val="1"/>
+      <w:numFmt w:val="lowerRoman"/>
+      <w:lvlText w:val="%9."/>
+      <w:lvlJc w:val="right"/>
+      <w:pPr>
+        <w:ind w:left="6480" w:hanging="180"/>
+      </w:pPr>
+    </w:lvl>
+  </w:abstractNum>
+  <w:abstractNum w:abstractNumId="37" w15:restartNumberingAfterBreak="0">
     <w:nsid w:val="7FE970DE"/>
     <w:multiLevelType w:val="multilevel"/>
     <w:tmpl w:val="7FB488BE"/>
@@ -17967,7 +18558,7 @@
     <w:abstractNumId w:val="31"/>
   </w:num>
   <w:num w:numId="15" w16cid:durableId="1029601610">
-    <w:abstractNumId w:val="36"/>
+    <w:abstractNumId w:val="37"/>
   </w:num>
   <w:num w:numId="16" w16cid:durableId="148786897">
     <w:abstractNumId w:val="30"/>
@@ -18035,11 +18626,14 @@
   <w:num w:numId="37" w16cid:durableId="1413429655">
     <w:abstractNumId w:val="25"/>
   </w:num>
+  <w:num w:numId="38" w16cid:durableId="992757240">
+    <w:abstractNumId w:val="36"/>
+  </w:num>
 </w:numbering>
 </file>
 
 <file path=word/styles.xml><?xml version="1.0" encoding="utf-8"?>
-<w:styles xmlns:mc="http://schemas.openxmlformats.org/markup-compatibility/2006" xmlns:r="http://schemas.openxmlformats.org/officeDocument/2006/relationships" xmlns:w="http://schemas.openxmlformats.org/wordprocessingml/2006/main" xmlns:w14="http://schemas.microsoft.com/office/word/2010/wordml" xmlns:w15="http://schemas.microsoft.com/office/word/2012/wordml" xmlns:w16cex="http://schemas.microsoft.com/office/word/2018/wordml/cex" xmlns:w16cid="http://schemas.microsoft.com/office/word/2016/wordml/cid" xmlns:w16="http://schemas.microsoft.com/office/word/2018/wordml" xmlns:w16du="http://schemas.microsoft.com/office/word/2023/wordml/word16du" xmlns:w16sdtdh="http://schemas.microsoft.com/office/word/2020/wordml/sdtdatahash" xmlns:w16sdtfl="http://schemas.microsoft.com/office/word/2024/wordml/sdtformatlock" xmlns:w16se="http://schemas.microsoft.com/office/word/2015/wordml/symex" mc:Ignorable="w14 w15 w16se w16cid w16 w16cex w16sdtdh w16sdtfl w16du">
+<w:styles xmlns:mc="http://schemas.openxmlformats.org/markup-compatibility/2006" xmlns:r="http://schemas.openxmlformats.org/officeDocument/2006/relationships" xmlns:w="http://schemas.openxmlformats.org/wordprocessingml/2006/main" xmlns:w14="http://schemas.microsoft.com/office/word/2010/wordml" xmlns:w15="http://schemas.microsoft.com/office/word/2012/wordml" xmlns:w16cex="http://schemas.microsoft.com/office/word/2018/wordml/cex" xmlns:w16cid="http://schemas.microsoft.com/office/word/2016/wordml/cid" xmlns:w16="http://schemas.microsoft.com/office/word/2018/wordml" xmlns:w16sdtdh="http://schemas.microsoft.com/office/word/2020/wordml/sdtdatahash" xmlns:w16se="http://schemas.microsoft.com/office/word/2015/wordml/symex" mc:Ignorable="w14 w15 w16se w16cid w16 w16cex w16sdtdh">
   <w:docDefaults>
     <w:rPrDefault>
       <w:rPr>
@@ -18449,10 +19043,10 @@
       <w:color w:val="000000"/>
     </w:rPr>
   </w:style>
-  <w:style w:type="paragraph" w:styleId="Heading1">
+  <w:style w:type="paragraph" w:styleId="Ttulo1">
     <w:name w:val="heading 1"/>
     <w:next w:val="Normal"/>
-    <w:link w:val="Heading1Char"/>
+    <w:link w:val="Ttulo1Char"/>
     <w:uiPriority w:val="9"/>
     <w:qFormat/>
     <w:rsid w:val="00434563"/>
@@ -18470,10 +19064,10 @@
       <w:color w:val="000000"/>
     </w:rPr>
   </w:style>
-  <w:style w:type="paragraph" w:styleId="Heading2">
+  <w:style w:type="paragraph" w:styleId="Ttulo2">
     <w:name w:val="heading 2"/>
     <w:next w:val="Normal"/>
-    <w:link w:val="Heading2Char"/>
+    <w:link w:val="Ttulo2Char"/>
     <w:uiPriority w:val="9"/>
     <w:unhideWhenUsed/>
     <w:qFormat/>
@@ -18491,11 +19085,11 @@
       <w:color w:val="000000"/>
     </w:rPr>
   </w:style>
-  <w:style w:type="paragraph" w:styleId="Heading3">
+  <w:style w:type="paragraph" w:styleId="Ttulo3">
     <w:name w:val="heading 3"/>
     <w:basedOn w:val="Normal"/>
     <w:next w:val="Normal"/>
-    <w:link w:val="Heading3Char"/>
+    <w:link w:val="Ttulo3Char"/>
     <w:uiPriority w:val="9"/>
     <w:semiHidden/>
     <w:unhideWhenUsed/>
@@ -18512,13 +19106,12 @@
       <w:color w:val="0A2F40" w:themeColor="accent1" w:themeShade="7F"/>
     </w:rPr>
   </w:style>
-  <w:style w:type="character" w:default="1" w:styleId="DefaultParagraphFont">
+  <w:style w:type="character" w:default="1" w:styleId="Fontepargpadro">
     <w:name w:val="Default Paragraph Font"/>
     <w:uiPriority w:val="1"/>
-    <w:semiHidden/>
     <w:unhideWhenUsed/>
   </w:style>
-  <w:style w:type="table" w:default="1" w:styleId="TableNormal">
+  <w:style w:type="table" w:default="1" w:styleId="Tabelanormal">
     <w:name w:val="Normal Table"/>
     <w:uiPriority w:val="99"/>
     <w:semiHidden/>
@@ -18533,15 +19126,15 @@
       </w:tblCellMar>
     </w:tblPr>
   </w:style>
-  <w:style w:type="numbering" w:default="1" w:styleId="NoList">
+  <w:style w:type="numbering" w:default="1" w:styleId="Semlista">
     <w:name w:val="No List"/>
     <w:uiPriority w:val="99"/>
     <w:semiHidden/>
     <w:unhideWhenUsed/>
   </w:style>
-  <w:style w:type="character" w:customStyle="1" w:styleId="Heading2Char">
-    <w:name w:val="Heading 2 Char"/>
-    <w:link w:val="Heading2"/>
+  <w:style w:type="character" w:customStyle="1" w:styleId="Ttulo2Char">
+    <w:name w:val="Título 2 Char"/>
+    <w:link w:val="Ttulo2"/>
     <w:rPr>
       <w:rFonts w:ascii="Arial" w:eastAsia="Arial" w:hAnsi="Arial" w:cs="Arial"/>
       <w:b/>
@@ -18549,9 +19142,9 @@
       <w:sz w:val="24"/>
     </w:rPr>
   </w:style>
-  <w:style w:type="character" w:customStyle="1" w:styleId="Heading1Char">
-    <w:name w:val="Heading 1 Char"/>
-    <w:link w:val="Heading1"/>
+  <w:style w:type="character" w:customStyle="1" w:styleId="Ttulo1Char">
+    <w:name w:val="Título 1 Char"/>
+    <w:link w:val="Ttulo1"/>
     <w:uiPriority w:val="9"/>
     <w:rsid w:val="00434563"/>
     <w:rPr>
@@ -18560,7 +19153,7 @@
       <w:color w:val="000000"/>
     </w:rPr>
   </w:style>
-  <w:style w:type="paragraph" w:styleId="TOC1">
+  <w:style w:type="paragraph" w:styleId="Sumrio1">
     <w:name w:val="toc 1"/>
     <w:hidden/>
     <w:uiPriority w:val="39"/>
@@ -18574,10 +19167,10 @@
       <w:color w:val="000000"/>
     </w:rPr>
   </w:style>
-  <w:style w:type="paragraph" w:styleId="Footer">
+  <w:style w:type="paragraph" w:styleId="Rodap">
     <w:name w:val="footer"/>
     <w:basedOn w:val="Normal"/>
-    <w:link w:val="FooterChar"/>
+    <w:link w:val="RodapChar"/>
     <w:uiPriority w:val="99"/>
     <w:unhideWhenUsed/>
     <w:rsid w:val="00541C2A"/>
@@ -18589,10 +19182,10 @@
       <w:spacing w:after="0" w:line="240" w:lineRule="auto"/>
     </w:pPr>
   </w:style>
-  <w:style w:type="character" w:customStyle="1" w:styleId="FooterChar">
-    <w:name w:val="Footer Char"/>
-    <w:basedOn w:val="DefaultParagraphFont"/>
-    <w:link w:val="Footer"/>
+  <w:style w:type="character" w:customStyle="1" w:styleId="RodapChar">
+    <w:name w:val="Rodapé Char"/>
+    <w:basedOn w:val="Fontepargpadro"/>
+    <w:link w:val="Rodap"/>
     <w:uiPriority w:val="99"/>
     <w:rsid w:val="00541C2A"/>
     <w:rPr>
@@ -18600,9 +19193,9 @@
       <w:color w:val="000000"/>
     </w:rPr>
   </w:style>
-  <w:style w:type="paragraph" w:styleId="TOCHeading">
+  <w:style w:type="paragraph" w:styleId="CabealhodoSumrio">
     <w:name w:val="TOC Heading"/>
-    <w:basedOn w:val="Heading1"/>
+    <w:basedOn w:val="Ttulo1"/>
     <w:next w:val="Normal"/>
     <w:uiPriority w:val="39"/>
     <w:unhideWhenUsed/>
@@ -18627,7 +19220,7 @@
   </w:style>
   <w:style w:type="character" w:styleId="Hyperlink">
     <w:name w:val="Hyperlink"/>
-    <w:basedOn w:val="DefaultParagraphFont"/>
+    <w:basedOn w:val="Fontepargpadro"/>
     <w:uiPriority w:val="99"/>
     <w:unhideWhenUsed/>
     <w:rsid w:val="00164FE5"/>
@@ -18636,9 +19229,9 @@
       <w:u w:val="single"/>
     </w:rPr>
   </w:style>
-  <w:style w:type="table" w:styleId="TableGrid">
+  <w:style w:type="table" w:styleId="Tabelacomgrade">
     <w:name w:val="Table Grid"/>
-    <w:basedOn w:val="TableNormal"/>
+    <w:basedOn w:val="Tabelanormal"/>
     <w:uiPriority w:val="39"/>
     <w:rsid w:val="002C27AB"/>
     <w:pPr>
@@ -18655,10 +19248,10 @@
       </w:tblBorders>
     </w:tblPr>
   </w:style>
-  <w:style w:type="character" w:customStyle="1" w:styleId="Heading3Char">
-    <w:name w:val="Heading 3 Char"/>
-    <w:basedOn w:val="DefaultParagraphFont"/>
-    <w:link w:val="Heading3"/>
+  <w:style w:type="character" w:customStyle="1" w:styleId="Ttulo3Char">
+    <w:name w:val="Título 3 Char"/>
+    <w:basedOn w:val="Fontepargpadro"/>
+    <w:link w:val="Ttulo3"/>
     <w:uiPriority w:val="9"/>
     <w:semiHidden/>
     <w:rsid w:val="002C27AB"/>
@@ -18667,7 +19260,7 @@
       <w:color w:val="0A2F40" w:themeColor="accent1" w:themeShade="7F"/>
     </w:rPr>
   </w:style>
-  <w:style w:type="paragraph" w:styleId="Caption">
+  <w:style w:type="paragraph" w:styleId="Legenda">
     <w:name w:val="caption"/>
     <w:basedOn w:val="Normal"/>
     <w:next w:val="Normal"/>
@@ -18686,7 +19279,7 @@
       <w:szCs w:val="18"/>
     </w:rPr>
   </w:style>
-  <w:style w:type="paragraph" w:styleId="ListParagraph">
+  <w:style w:type="paragraph" w:styleId="PargrafodaLista">
     <w:name w:val="List Paragraph"/>
     <w:basedOn w:val="Normal"/>
     <w:uiPriority w:val="34"/>
@@ -18697,7 +19290,7 @@
       <w:contextualSpacing/>
     </w:pPr>
   </w:style>
-  <w:style w:type="paragraph" w:styleId="NoSpacing">
+  <w:style w:type="paragraph" w:styleId="SemEspaamento">
     <w:name w:val="No Spacing"/>
     <w:uiPriority w:val="1"/>
     <w:qFormat/>
@@ -18712,9 +19305,9 @@
       <w:color w:val="000000"/>
     </w:rPr>
   </w:style>
-  <w:style w:type="character" w:styleId="UnresolvedMention">
+  <w:style w:type="character" w:styleId="MenoPendente">
     <w:name w:val="Unresolved Mention"/>
-    <w:basedOn w:val="DefaultParagraphFont"/>
+    <w:basedOn w:val="Fontepargpadro"/>
     <w:uiPriority w:val="99"/>
     <w:semiHidden/>
     <w:unhideWhenUsed/>
@@ -18724,7 +19317,7 @@
       <w:shd w:val="clear" w:color="auto" w:fill="E1DFDD"/>
     </w:rPr>
   </w:style>
-  <w:style w:type="paragraph" w:styleId="TOC2">
+  <w:style w:type="paragraph" w:styleId="Sumrio2">
     <w:name w:val="toc 2"/>
     <w:basedOn w:val="Normal"/>
     <w:next w:val="Normal"/>
@@ -18737,9 +19330,9 @@
       <w:ind w:left="240"/>
     </w:pPr>
   </w:style>
-  <w:style w:type="character" w:styleId="FollowedHyperlink">
+  <w:style w:type="character" w:styleId="HiperlinkVisitado">
     <w:name w:val="FollowedHyperlink"/>
-    <w:basedOn w:val="DefaultParagraphFont"/>
+    <w:basedOn w:val="Fontepargpadro"/>
     <w:uiPriority w:val="99"/>
     <w:semiHidden/>
     <w:unhideWhenUsed/>
@@ -18768,9 +19361,9 @@
       <w14:ligatures w14:val="none"/>
     </w:rPr>
   </w:style>
-  <w:style w:type="character" w:styleId="Strong">
+  <w:style w:type="character" w:styleId="Forte">
     <w:name w:val="Strong"/>
-    <w:basedOn w:val="DefaultParagraphFont"/>
+    <w:basedOn w:val="Fontepargpadro"/>
     <w:uiPriority w:val="22"/>
     <w:qFormat/>
     <w:rsid w:val="004F43A3"/>

--- a/docs/docs/Faculdade de Tecnologia Padre Danilo José de Oliveira Ohl.docx
+++ b/docs/docs/Faculdade de Tecnologia Padre Danilo José de Oliveira Ohl.docx
@@ -12504,6 +12504,9 @@
         <w:ind w:left="719"/>
       </w:pPr>
       <w:r>
+        <w:rPr>
+          <w:noProof/>
+        </w:rPr>
         <w:drawing>
           <wp:inline distT="0" distB="0" distL="0" distR="0" wp14:anchorId="13EECD17" wp14:editId="4B3E98C3">
             <wp:extent cx="2181529" cy="5039428"/>
@@ -12546,6 +12549,9 @@
         <w:ind w:left="719"/>
       </w:pPr>
       <w:r>
+        <w:rPr>
+          <w:noProof/>
+        </w:rPr>
         <w:lastRenderedPageBreak/>
         <w:drawing>
           <wp:inline distT="0" distB="0" distL="0" distR="0" wp14:anchorId="15BFBCAC" wp14:editId="77B5E2CE">
@@ -12584,6 +12590,9 @@
         </w:drawing>
       </w:r>
       <w:r>
+        <w:rPr>
+          <w:noProof/>
+        </w:rPr>
         <w:lastRenderedPageBreak/>
         <w:drawing>
           <wp:inline distT="0" distB="0" distL="0" distR="0" wp14:anchorId="51B42C74" wp14:editId="081A3DC1">
@@ -12627,6 +12636,9 @@
         <w:ind w:left="719"/>
       </w:pPr>
       <w:r>
+        <w:rPr>
+          <w:noProof/>
+        </w:rPr>
         <w:lastRenderedPageBreak/>
         <w:drawing>
           <wp:inline distT="0" distB="0" distL="0" distR="0" wp14:anchorId="731C48C0" wp14:editId="1F1FD634">
@@ -12670,6 +12682,9 @@
         <w:ind w:left="719"/>
       </w:pPr>
       <w:r>
+        <w:rPr>
+          <w:noProof/>
+        </w:rPr>
         <w:lastRenderedPageBreak/>
         <w:drawing>
           <wp:inline distT="0" distB="0" distL="0" distR="0" wp14:anchorId="5A93D40E" wp14:editId="743AF533">
@@ -12796,6 +12811,9 @@
     <w:p/>
     <w:p>
       <w:r>
+        <w:rPr>
+          <w:noProof/>
+        </w:rPr>
         <w:drawing>
           <wp:inline distT="0" distB="0" distL="0" distR="0" wp14:anchorId="4874C348" wp14:editId="42748CD4">
             <wp:extent cx="5325218" cy="5306165"/>
@@ -12835,6 +12853,9 @@
     </w:p>
     <w:p>
       <w:r>
+        <w:rPr>
+          <w:noProof/>
+        </w:rPr>
         <w:lastRenderedPageBreak/>
         <w:drawing>
           <wp:inline distT="0" distB="0" distL="0" distR="0" wp14:anchorId="38C42BE4" wp14:editId="58D49EF2">
@@ -19109,6 +19130,7 @@
   <w:style w:type="character" w:default="1" w:styleId="Fontepargpadro">
     <w:name w:val="Default Paragraph Font"/>
     <w:uiPriority w:val="1"/>
+    <w:semiHidden/>
     <w:unhideWhenUsed/>
   </w:style>
   <w:style w:type="table" w:default="1" w:styleId="Tabelanormal">
